--- a/Definition_Files/文件操作.docx
+++ b/Definition_Files/文件操作.docx
@@ -38,7 +38,7 @@
       </w:r>
       <w:r>
         <w:rPr>
-          <w:rFonts w:ascii="AR PL UKai CN" w:hAnsi="AR PL UKai CN" w:eastAsia="AR PL UKai CN" w:cs="AR PL UKai CN"/>
+          <w:rFonts w:ascii="AR PL UKai CN" w:hAnsi="AR PL UKai CN" w:cs="AR PL UKai CN"/>
           <w:b/>
           <w:bCs/>
           <w:sz w:val="24"/>
@@ -72,7 +72,7 @@
       </w:r>
       <w:r>
         <w:rPr>
-          <w:rFonts w:ascii="AR PL UKai CN" w:hAnsi="AR PL UKai CN" w:eastAsia="AR PL UKai CN" w:cs="AR PL UKai CN"/>
+          <w:rFonts w:ascii="AR PL UKai CN" w:hAnsi="AR PL UKai CN" w:cs="AR PL UKai CN"/>
         </w:rPr>
       </w:r>
       <w:r>
@@ -99,7 +99,7 @@
       </w:r>
       <w:r>
         <w:rPr>
-          <w:rFonts w:ascii="AR PL UKai CN" w:hAnsi="AR PL UKai CN" w:eastAsia="AR PL UKai CN" w:cs="AR PL UKai CN"/>
+          <w:rFonts w:ascii="AR PL UKai CN" w:hAnsi="AR PL UKai CN" w:cs="AR PL UKai CN"/>
           <w:highlight w:val="none"/>
         </w:rPr>
       </w:r>
@@ -127,7 +127,7 @@
       </w:r>
       <w:r>
         <w:rPr>
-          <w:rFonts w:ascii="AR PL UKai CN" w:hAnsi="AR PL UKai CN" w:eastAsia="AR PL UKai CN" w:cs="AR PL UKai CN"/>
+          <w:rFonts w:ascii="AR PL UKai CN" w:hAnsi="AR PL UKai CN" w:cs="AR PL UKai CN"/>
         </w:rPr>
       </w:r>
       <w:r>
@@ -153,7 +153,7 @@
       </w:r>
       <w:r>
         <w:rPr>
-          <w:rFonts w:ascii="AR PL UKai CN" w:hAnsi="AR PL UKai CN" w:eastAsia="AR PL UKai CN" w:cs="AR PL UKai CN"/>
+          <w:rFonts w:ascii="AR PL UKai CN" w:hAnsi="AR PL UKai CN" w:cs="AR PL UKai CN"/>
         </w:rPr>
       </w:r>
       <w:r>
@@ -179,7 +179,7 @@
       </w:r>
       <w:r>
         <w:rPr>
-          <w:rFonts w:ascii="AR PL UKai CN" w:hAnsi="AR PL UKai CN" w:eastAsia="AR PL UKai CN" w:cs="AR PL UKai CN"/>
+          <w:rFonts w:ascii="AR PL UKai CN" w:hAnsi="AR PL UKai CN" w:cs="AR PL UKai CN"/>
         </w:rPr>
       </w:r>
       <w:r>
@@ -205,7 +205,7 @@
       </w:r>
       <w:r>
         <w:rPr>
-          <w:rFonts w:ascii="AR PL UKai CN" w:hAnsi="AR PL UKai CN" w:eastAsia="AR PL UKai CN" w:cs="AR PL UKai CN"/>
+          <w:rFonts w:ascii="AR PL UKai CN" w:hAnsi="AR PL UKai CN" w:cs="AR PL UKai CN"/>
         </w:rPr>
       </w:r>
       <w:r>
@@ -234,7 +234,7 @@
       </w:r>
       <w:r>
         <w:rPr>
-          <w:rFonts w:ascii="AR PL UKai CN" w:hAnsi="AR PL UKai CN" w:eastAsia="AR PL UKai CN" w:cs="AR PL UKai CN"/>
+          <w:rFonts w:ascii="AR PL UKai CN" w:hAnsi="AR PL UKai CN" w:cs="AR PL UKai CN"/>
           <w:b/>
           <w:bCs/>
         </w:rPr>
@@ -272,7 +272,7 @@
       </w:r>
       <w:r>
         <w:rPr>
-          <w:rFonts w:ascii="AR PL UKai CN" w:hAnsi="AR PL UKai CN" w:eastAsia="AR PL UKai CN" w:cs="AR PL UKai CN"/>
+          <w:rFonts w:ascii="AR PL UKai CN" w:hAnsi="AR PL UKai CN" w:cs="AR PL UKai CN"/>
           <w:b/>
           <w:bCs/>
           <w:sz w:val="28"/>
@@ -310,7 +310,7 @@
       </w:r>
       <w:r>
         <w:rPr>
-          <w:rFonts w:ascii="AR PL UKai CN" w:hAnsi="AR PL UKai CN" w:eastAsia="AR PL UKai CN" w:cs="AR PL UKai CN"/>
+          <w:rFonts w:ascii="AR PL UKai CN" w:hAnsi="AR PL UKai CN" w:cs="AR PL UKai CN"/>
           <w:b/>
           <w:bCs/>
         </w:rPr>
@@ -340,7 +340,7 @@
       </w:r>
       <w:r>
         <w:rPr>
-          <w:rFonts w:ascii="AR PL UKai CN" w:hAnsi="AR PL UKai CN" w:eastAsia="AR PL UKai CN" w:cs="AR PL UKai CN"/>
+          <w:rFonts w:ascii="AR PL UKai CN" w:hAnsi="AR PL UKai CN" w:cs="AR PL UKai CN"/>
         </w:rPr>
       </w:r>
       <w:r>
@@ -490,7 +490,7 @@
             </w:r>
             <w:r>
               <w:rPr>
-                <w:rFonts w:ascii="AR PL UKai CN" w:hAnsi="AR PL UKai CN" w:eastAsia="AR PL UKai CN" w:cs="AR PL UKai CN"/>
+                <w:rFonts w:ascii="AR PL UKai CN" w:hAnsi="AR PL UKai CN" w:cs="AR PL UKai CN"/>
                 <w:b/>
                 <w:bCs/>
                 <w:sz w:val="18"/>
@@ -542,7 +542,7 @@
             </w:r>
             <w:r>
               <w:rPr>
-                <w:rFonts w:ascii="AR PL UKai CN" w:hAnsi="AR PL UKai CN" w:eastAsia="AR PL UKai CN" w:cs="AR PL UKai CN"/>
+                <w:rFonts w:ascii="AR PL UKai CN" w:hAnsi="AR PL UKai CN" w:cs="AR PL UKai CN"/>
                 <w:b/>
                 <w:bCs/>
                 <w:sz w:val="18"/>
@@ -594,7 +594,7 @@
             </w:r>
             <w:r>
               <w:rPr>
-                <w:rFonts w:ascii="AR PL UKai CN" w:hAnsi="AR PL UKai CN" w:eastAsia="AR PL UKai CN" w:cs="AR PL UKai CN"/>
+                <w:rFonts w:ascii="AR PL UKai CN" w:hAnsi="AR PL UKai CN" w:cs="AR PL UKai CN"/>
                 <w:b/>
                 <w:bCs/>
                 <w:sz w:val="18"/>
@@ -646,7 +646,7 @@
             </w:r>
             <w:r>
               <w:rPr>
-                <w:rFonts w:ascii="AR PL UKai CN" w:hAnsi="AR PL UKai CN" w:eastAsia="AR PL UKai CN" w:cs="AR PL UKai CN"/>
+                <w:rFonts w:ascii="AR PL UKai CN" w:hAnsi="AR PL UKai CN" w:cs="AR PL UKai CN"/>
                 <w:b/>
                 <w:bCs/>
                 <w:sz w:val="18"/>
@@ -698,7 +698,7 @@
             </w:r>
             <w:r>
               <w:rPr>
-                <w:rFonts w:ascii="AR PL UKai CN" w:hAnsi="AR PL UKai CN" w:eastAsia="AR PL UKai CN" w:cs="AR PL UKai CN"/>
+                <w:rFonts w:ascii="AR PL UKai CN" w:hAnsi="AR PL UKai CN" w:cs="AR PL UKai CN"/>
                 <w:b/>
                 <w:bCs/>
                 <w:sz w:val="18"/>
@@ -750,7 +750,7 @@
             </w:r>
             <w:r>
               <w:rPr>
-                <w:rFonts w:ascii="AR PL UKai CN" w:hAnsi="AR PL UKai CN" w:eastAsia="AR PL UKai CN" w:cs="AR PL UKai CN"/>
+                <w:rFonts w:ascii="AR PL UKai CN" w:hAnsi="AR PL UKai CN" w:cs="AR PL UKai CN"/>
                 <w:sz w:val="18"/>
                 <w:szCs w:val="18"/>
               </w:rPr>
@@ -795,7 +795,7 @@
             </w:r>
             <w:r>
               <w:rPr>
-                <w:rFonts w:ascii="AR PL UKai CN" w:hAnsi="AR PL UKai CN" w:eastAsia="AR PL UKai CN" w:cs="AR PL UKai CN"/>
+                <w:rFonts w:ascii="AR PL UKai CN" w:hAnsi="AR PL UKai CN" w:cs="AR PL UKai CN"/>
                 <w:sz w:val="18"/>
                 <w:szCs w:val="18"/>
               </w:rPr>
@@ -840,7 +840,7 @@
             </w:r>
             <w:r>
               <w:rPr>
-                <w:rFonts w:ascii="AR PL UKai CN" w:hAnsi="AR PL UKai CN" w:eastAsia="AR PL UKai CN" w:cs="AR PL UKai CN"/>
+                <w:rFonts w:ascii="AR PL UKai CN" w:hAnsi="AR PL UKai CN" w:cs="AR PL UKai CN"/>
                 <w:sz w:val="18"/>
                 <w:szCs w:val="18"/>
               </w:rPr>
@@ -885,7 +885,7 @@
             </w:r>
             <w:r>
               <w:rPr>
-                <w:rFonts w:ascii="AR PL UKai CN" w:hAnsi="AR PL UKai CN" w:eastAsia="AR PL UKai CN" w:cs="AR PL UKai CN"/>
+                <w:rFonts w:ascii="AR PL UKai CN" w:hAnsi="AR PL UKai CN" w:cs="AR PL UKai CN"/>
                 <w:sz w:val="18"/>
                 <w:szCs w:val="18"/>
               </w:rPr>
@@ -930,7 +930,7 @@
             </w:r>
             <w:r>
               <w:rPr>
-                <w:rFonts w:ascii="AR PL UKai CN" w:hAnsi="AR PL UKai CN" w:eastAsia="AR PL UKai CN" w:cs="AR PL UKai CN"/>
+                <w:rFonts w:ascii="AR PL UKai CN" w:hAnsi="AR PL UKai CN" w:cs="AR PL UKai CN"/>
                 <w:sz w:val="18"/>
                 <w:szCs w:val="18"/>
               </w:rPr>
@@ -978,7 +978,7 @@
             </w:r>
             <w:r>
               <w:rPr>
-                <w:rFonts w:ascii="AR PL UKai CN" w:hAnsi="AR PL UKai CN" w:eastAsia="AR PL UKai CN" w:cs="AR PL UKai CN"/>
+                <w:rFonts w:ascii="AR PL UKai CN" w:hAnsi="AR PL UKai CN" w:cs="AR PL UKai CN"/>
                 <w:sz w:val="18"/>
                 <w:szCs w:val="18"/>
               </w:rPr>
@@ -1023,7 +1023,7 @@
             </w:r>
             <w:r>
               <w:rPr>
-                <w:rFonts w:ascii="AR PL UKai CN" w:hAnsi="AR PL UKai CN" w:eastAsia="AR PL UKai CN" w:cs="AR PL UKai CN"/>
+                <w:rFonts w:ascii="AR PL UKai CN" w:hAnsi="AR PL UKai CN" w:cs="AR PL UKai CN"/>
                 <w:sz w:val="18"/>
                 <w:szCs w:val="18"/>
               </w:rPr>
@@ -1068,7 +1068,7 @@
             </w:r>
             <w:r>
               <w:rPr>
-                <w:rFonts w:ascii="AR PL UKai CN" w:hAnsi="AR PL UKai CN" w:eastAsia="AR PL UKai CN" w:cs="AR PL UKai CN"/>
+                <w:rFonts w:ascii="AR PL UKai CN" w:hAnsi="AR PL UKai CN" w:cs="AR PL UKai CN"/>
                 <w:sz w:val="18"/>
                 <w:szCs w:val="18"/>
               </w:rPr>
@@ -1113,7 +1113,7 @@
             </w:r>
             <w:r>
               <w:rPr>
-                <w:rFonts w:ascii="AR PL UKai CN" w:hAnsi="AR PL UKai CN" w:eastAsia="AR PL UKai CN" w:cs="AR PL UKai CN"/>
+                <w:rFonts w:ascii="AR PL UKai CN" w:hAnsi="AR PL UKai CN" w:cs="AR PL UKai CN"/>
                 <w:sz w:val="18"/>
                 <w:szCs w:val="18"/>
               </w:rPr>
@@ -1158,7 +1158,7 @@
             </w:r>
             <w:r>
               <w:rPr>
-                <w:rFonts w:ascii="AR PL UKai CN" w:hAnsi="AR PL UKai CN" w:eastAsia="AR PL UKai CN" w:cs="AR PL UKai CN"/>
+                <w:rFonts w:ascii="AR PL UKai CN" w:hAnsi="AR PL UKai CN" w:cs="AR PL UKai CN"/>
                 <w:sz w:val="18"/>
                 <w:szCs w:val="18"/>
               </w:rPr>
@@ -1206,7 +1206,7 @@
             </w:r>
             <w:r>
               <w:rPr>
-                <w:rFonts w:ascii="AR PL UKai CN" w:hAnsi="AR PL UKai CN" w:eastAsia="AR PL UKai CN" w:cs="AR PL UKai CN"/>
+                <w:rFonts w:ascii="AR PL UKai CN" w:hAnsi="AR PL UKai CN" w:cs="AR PL UKai CN"/>
                 <w:sz w:val="18"/>
                 <w:szCs w:val="18"/>
               </w:rPr>
@@ -1251,7 +1251,7 @@
             </w:r>
             <w:r>
               <w:rPr>
-                <w:rFonts w:ascii="AR PL UKai CN" w:hAnsi="AR PL UKai CN" w:eastAsia="AR PL UKai CN" w:cs="AR PL UKai CN"/>
+                <w:rFonts w:ascii="AR PL UKai CN" w:hAnsi="AR PL UKai CN" w:cs="AR PL UKai CN"/>
                 <w:sz w:val="18"/>
                 <w:szCs w:val="18"/>
               </w:rPr>
@@ -1296,7 +1296,7 @@
             </w:r>
             <w:r>
               <w:rPr>
-                <w:rFonts w:ascii="AR PL UKai CN" w:hAnsi="AR PL UKai CN" w:eastAsia="AR PL UKai CN" w:cs="AR PL UKai CN"/>
+                <w:rFonts w:ascii="AR PL UKai CN" w:hAnsi="AR PL UKai CN" w:cs="AR PL UKai CN"/>
                 <w:sz w:val="18"/>
                 <w:szCs w:val="18"/>
               </w:rPr>
@@ -1341,7 +1341,7 @@
             </w:r>
             <w:r>
               <w:rPr>
-                <w:rFonts w:ascii="AR PL UKai CN" w:hAnsi="AR PL UKai CN" w:eastAsia="AR PL UKai CN" w:cs="AR PL UKai CN"/>
+                <w:rFonts w:ascii="AR PL UKai CN" w:hAnsi="AR PL UKai CN" w:cs="AR PL UKai CN"/>
                 <w:sz w:val="18"/>
                 <w:szCs w:val="18"/>
               </w:rPr>
@@ -1386,7 +1386,7 @@
             </w:r>
             <w:r>
               <w:rPr>
-                <w:rFonts w:ascii="AR PL UKai CN" w:hAnsi="AR PL UKai CN" w:eastAsia="AR PL UKai CN" w:cs="AR PL UKai CN"/>
+                <w:rFonts w:ascii="AR PL UKai CN" w:hAnsi="AR PL UKai CN" w:cs="AR PL UKai CN"/>
                 <w:sz w:val="18"/>
                 <w:szCs w:val="18"/>
               </w:rPr>
@@ -1434,7 +1434,7 @@
             </w:r>
             <w:r>
               <w:rPr>
-                <w:rFonts w:ascii="AR PL UKai CN" w:hAnsi="AR PL UKai CN" w:eastAsia="AR PL UKai CN" w:cs="AR PL UKai CN"/>
+                <w:rFonts w:ascii="AR PL UKai CN" w:hAnsi="AR PL UKai CN" w:cs="AR PL UKai CN"/>
                 <w:sz w:val="18"/>
                 <w:szCs w:val="18"/>
               </w:rPr>
@@ -1479,7 +1479,7 @@
             </w:r>
             <w:r>
               <w:rPr>
-                <w:rFonts w:ascii="AR PL UKai CN" w:hAnsi="AR PL UKai CN" w:eastAsia="AR PL UKai CN" w:cs="AR PL UKai CN"/>
+                <w:rFonts w:ascii="AR PL UKai CN" w:hAnsi="AR PL UKai CN" w:cs="AR PL UKai CN"/>
                 <w:sz w:val="18"/>
                 <w:szCs w:val="18"/>
               </w:rPr>
@@ -1524,7 +1524,7 @@
             </w:r>
             <w:r>
               <w:rPr>
-                <w:rFonts w:ascii="AR PL UKai CN" w:hAnsi="AR PL UKai CN" w:eastAsia="AR PL UKai CN" w:cs="AR PL UKai CN"/>
+                <w:rFonts w:ascii="AR PL UKai CN" w:hAnsi="AR PL UKai CN" w:cs="AR PL UKai CN"/>
                 <w:sz w:val="18"/>
                 <w:szCs w:val="18"/>
               </w:rPr>
@@ -1569,7 +1569,7 @@
             </w:r>
             <w:r>
               <w:rPr>
-                <w:rFonts w:ascii="AR PL UKai CN" w:hAnsi="AR PL UKai CN" w:eastAsia="AR PL UKai CN" w:cs="AR PL UKai CN"/>
+                <w:rFonts w:ascii="AR PL UKai CN" w:hAnsi="AR PL UKai CN" w:cs="AR PL UKai CN"/>
                 <w:sz w:val="18"/>
                 <w:szCs w:val="18"/>
               </w:rPr>
@@ -1614,7 +1614,7 @@
             </w:r>
             <w:r>
               <w:rPr>
-                <w:rFonts w:ascii="AR PL UKai CN" w:hAnsi="AR PL UKai CN" w:eastAsia="AR PL UKai CN" w:cs="AR PL UKai CN"/>
+                <w:rFonts w:ascii="AR PL UKai CN" w:hAnsi="AR PL UKai CN" w:cs="AR PL UKai CN"/>
                 <w:sz w:val="18"/>
                 <w:szCs w:val="18"/>
               </w:rPr>
@@ -1662,7 +1662,7 @@
             </w:r>
             <w:r>
               <w:rPr>
-                <w:rFonts w:ascii="AR PL UKai CN" w:hAnsi="AR PL UKai CN" w:eastAsia="AR PL UKai CN" w:cs="AR PL UKai CN"/>
+                <w:rFonts w:ascii="AR PL UKai CN" w:hAnsi="AR PL UKai CN" w:cs="AR PL UKai CN"/>
                 <w:sz w:val="18"/>
                 <w:szCs w:val="18"/>
               </w:rPr>
@@ -1707,7 +1707,7 @@
             </w:r>
             <w:r>
               <w:rPr>
-                <w:rFonts w:ascii="AR PL UKai CN" w:hAnsi="AR PL UKai CN" w:eastAsia="AR PL UKai CN" w:cs="AR PL UKai CN"/>
+                <w:rFonts w:ascii="AR PL UKai CN" w:hAnsi="AR PL UKai CN" w:cs="AR PL UKai CN"/>
                 <w:sz w:val="18"/>
                 <w:szCs w:val="18"/>
               </w:rPr>
@@ -1752,7 +1752,7 @@
             </w:r>
             <w:r>
               <w:rPr>
-                <w:rFonts w:ascii="AR PL UKai CN" w:hAnsi="AR PL UKai CN" w:eastAsia="AR PL UKai CN" w:cs="AR PL UKai CN"/>
+                <w:rFonts w:ascii="AR PL UKai CN" w:hAnsi="AR PL UKai CN" w:cs="AR PL UKai CN"/>
                 <w:sz w:val="18"/>
                 <w:szCs w:val="18"/>
               </w:rPr>
@@ -1797,7 +1797,7 @@
             </w:r>
             <w:r>
               <w:rPr>
-                <w:rFonts w:ascii="AR PL UKai CN" w:hAnsi="AR PL UKai CN" w:eastAsia="AR PL UKai CN" w:cs="AR PL UKai CN"/>
+                <w:rFonts w:ascii="AR PL UKai CN" w:hAnsi="AR PL UKai CN" w:cs="AR PL UKai CN"/>
                 <w:sz w:val="18"/>
                 <w:szCs w:val="18"/>
               </w:rPr>
@@ -1842,7 +1842,7 @@
             </w:r>
             <w:r>
               <w:rPr>
-                <w:rFonts w:ascii="AR PL UKai CN" w:hAnsi="AR PL UKai CN" w:eastAsia="AR PL UKai CN" w:cs="AR PL UKai CN"/>
+                <w:rFonts w:ascii="AR PL UKai CN" w:hAnsi="AR PL UKai CN" w:cs="AR PL UKai CN"/>
                 <w:sz w:val="18"/>
                 <w:szCs w:val="18"/>
               </w:rPr>
@@ -1890,7 +1890,7 @@
             </w:r>
             <w:r>
               <w:rPr>
-                <w:rFonts w:ascii="AR PL UKai CN" w:hAnsi="AR PL UKai CN" w:eastAsia="AR PL UKai CN" w:cs="AR PL UKai CN"/>
+                <w:rFonts w:ascii="AR PL UKai CN" w:hAnsi="AR PL UKai CN" w:cs="AR PL UKai CN"/>
                 <w:sz w:val="18"/>
                 <w:szCs w:val="18"/>
               </w:rPr>
@@ -1935,7 +1935,7 @@
             </w:r>
             <w:r>
               <w:rPr>
-                <w:rFonts w:ascii="AR PL UKai CN" w:hAnsi="AR PL UKai CN" w:eastAsia="AR PL UKai CN" w:cs="AR PL UKai CN"/>
+                <w:rFonts w:ascii="AR PL UKai CN" w:hAnsi="AR PL UKai CN" w:cs="AR PL UKai CN"/>
                 <w:sz w:val="18"/>
                 <w:szCs w:val="18"/>
               </w:rPr>
@@ -1980,7 +1980,7 @@
             </w:r>
             <w:r>
               <w:rPr>
-                <w:rFonts w:ascii="AR PL UKai CN" w:hAnsi="AR PL UKai CN" w:eastAsia="AR PL UKai CN" w:cs="AR PL UKai CN"/>
+                <w:rFonts w:ascii="AR PL UKai CN" w:hAnsi="AR PL UKai CN" w:cs="AR PL UKai CN"/>
                 <w:sz w:val="18"/>
                 <w:szCs w:val="18"/>
               </w:rPr>
@@ -2025,7 +2025,7 @@
             </w:r>
             <w:r>
               <w:rPr>
-                <w:rFonts w:ascii="AR PL UKai CN" w:hAnsi="AR PL UKai CN" w:eastAsia="AR PL UKai CN" w:cs="AR PL UKai CN"/>
+                <w:rFonts w:ascii="AR PL UKai CN" w:hAnsi="AR PL UKai CN" w:cs="AR PL UKai CN"/>
                 <w:sz w:val="18"/>
                 <w:szCs w:val="18"/>
               </w:rPr>
@@ -2070,7 +2070,7 @@
             </w:r>
             <w:r>
               <w:rPr>
-                <w:rFonts w:ascii="AR PL UKai CN" w:hAnsi="AR PL UKai CN" w:eastAsia="AR PL UKai CN" w:cs="AR PL UKai CN"/>
+                <w:rFonts w:ascii="AR PL UKai CN" w:hAnsi="AR PL UKai CN" w:cs="AR PL UKai CN"/>
                 <w:sz w:val="18"/>
                 <w:szCs w:val="18"/>
               </w:rPr>
@@ -2118,7 +2118,7 @@
             </w:r>
             <w:r>
               <w:rPr>
-                <w:rFonts w:ascii="AR PL UKai CN" w:hAnsi="AR PL UKai CN" w:eastAsia="AR PL UKai CN" w:cs="AR PL UKai CN"/>
+                <w:rFonts w:ascii="AR PL UKai CN" w:hAnsi="AR PL UKai CN" w:cs="AR PL UKai CN"/>
                 <w:sz w:val="18"/>
                 <w:szCs w:val="18"/>
               </w:rPr>
@@ -2163,7 +2163,7 @@
             </w:r>
             <w:r>
               <w:rPr>
-                <w:rFonts w:ascii="AR PL UKai CN" w:hAnsi="AR PL UKai CN" w:eastAsia="AR PL UKai CN" w:cs="AR PL UKai CN"/>
+                <w:rFonts w:ascii="AR PL UKai CN" w:hAnsi="AR PL UKai CN" w:cs="AR PL UKai CN"/>
                 <w:sz w:val="18"/>
                 <w:szCs w:val="18"/>
               </w:rPr>
@@ -2208,7 +2208,7 @@
             </w:r>
             <w:r>
               <w:rPr>
-                <w:rFonts w:ascii="AR PL UKai CN" w:hAnsi="AR PL UKai CN" w:eastAsia="AR PL UKai CN" w:cs="AR PL UKai CN"/>
+                <w:rFonts w:ascii="AR PL UKai CN" w:hAnsi="AR PL UKai CN" w:cs="AR PL UKai CN"/>
                 <w:sz w:val="18"/>
                 <w:szCs w:val="18"/>
               </w:rPr>
@@ -2253,7 +2253,7 @@
             </w:r>
             <w:r>
               <w:rPr>
-                <w:rFonts w:ascii="AR PL UKai CN" w:hAnsi="AR PL UKai CN" w:eastAsia="AR PL UKai CN" w:cs="AR PL UKai CN"/>
+                <w:rFonts w:ascii="AR PL UKai CN" w:hAnsi="AR PL UKai CN" w:cs="AR PL UKai CN"/>
                 <w:sz w:val="18"/>
                 <w:szCs w:val="18"/>
               </w:rPr>
@@ -2298,7 +2298,7 @@
             </w:r>
             <w:r>
               <w:rPr>
-                <w:rFonts w:ascii="AR PL UKai CN" w:hAnsi="AR PL UKai CN" w:eastAsia="AR PL UKai CN" w:cs="AR PL UKai CN"/>
+                <w:rFonts w:ascii="AR PL UKai CN" w:hAnsi="AR PL UKai CN" w:cs="AR PL UKai CN"/>
                 <w:sz w:val="18"/>
                 <w:szCs w:val="18"/>
               </w:rPr>
@@ -2346,7 +2346,7 @@
             </w:r>
             <w:r>
               <w:rPr>
-                <w:rFonts w:ascii="AR PL UKai CN" w:hAnsi="AR PL UKai CN" w:eastAsia="AR PL UKai CN" w:cs="AR PL UKai CN"/>
+                <w:rFonts w:ascii="AR PL UKai CN" w:hAnsi="AR PL UKai CN" w:cs="AR PL UKai CN"/>
                 <w:sz w:val="18"/>
                 <w:szCs w:val="18"/>
               </w:rPr>
@@ -2391,7 +2391,7 @@
             </w:r>
             <w:r>
               <w:rPr>
-                <w:rFonts w:ascii="AR PL UKai CN" w:hAnsi="AR PL UKai CN" w:eastAsia="AR PL UKai CN" w:cs="AR PL UKai CN"/>
+                <w:rFonts w:ascii="AR PL UKai CN" w:hAnsi="AR PL UKai CN" w:cs="AR PL UKai CN"/>
                 <w:sz w:val="18"/>
                 <w:szCs w:val="18"/>
               </w:rPr>
@@ -2436,7 +2436,7 @@
             </w:r>
             <w:r>
               <w:rPr>
-                <w:rFonts w:ascii="AR PL UKai CN" w:hAnsi="AR PL UKai CN" w:eastAsia="AR PL UKai CN" w:cs="AR PL UKai CN"/>
+                <w:rFonts w:ascii="AR PL UKai CN" w:hAnsi="AR PL UKai CN" w:cs="AR PL UKai CN"/>
                 <w:sz w:val="18"/>
                 <w:szCs w:val="18"/>
               </w:rPr>
@@ -2481,7 +2481,7 @@
             </w:r>
             <w:r>
               <w:rPr>
-                <w:rFonts w:ascii="AR PL UKai CN" w:hAnsi="AR PL UKai CN" w:eastAsia="AR PL UKai CN" w:cs="AR PL UKai CN"/>
+                <w:rFonts w:ascii="AR PL UKai CN" w:hAnsi="AR PL UKai CN" w:cs="AR PL UKai CN"/>
                 <w:sz w:val="18"/>
                 <w:szCs w:val="18"/>
               </w:rPr>
@@ -2526,7 +2526,7 @@
             </w:r>
             <w:r>
               <w:rPr>
-                <w:rFonts w:ascii="AR PL UKai CN" w:hAnsi="AR PL UKai CN" w:eastAsia="AR PL UKai CN" w:cs="AR PL UKai CN"/>
+                <w:rFonts w:ascii="AR PL UKai CN" w:hAnsi="AR PL UKai CN" w:cs="AR PL UKai CN"/>
                 <w:sz w:val="18"/>
                 <w:szCs w:val="18"/>
               </w:rPr>
@@ -2574,7 +2574,7 @@
             </w:r>
             <w:r>
               <w:rPr>
-                <w:rFonts w:ascii="AR PL UKai CN" w:hAnsi="AR PL UKai CN" w:eastAsia="AR PL UKai CN" w:cs="AR PL UKai CN"/>
+                <w:rFonts w:ascii="AR PL UKai CN" w:hAnsi="AR PL UKai CN" w:cs="AR PL UKai CN"/>
                 <w:sz w:val="18"/>
                 <w:szCs w:val="18"/>
               </w:rPr>
@@ -2619,7 +2619,7 @@
             </w:r>
             <w:r>
               <w:rPr>
-                <w:rFonts w:ascii="AR PL UKai CN" w:hAnsi="AR PL UKai CN" w:eastAsia="AR PL UKai CN" w:cs="AR PL UKai CN"/>
+                <w:rFonts w:ascii="AR PL UKai CN" w:hAnsi="AR PL UKai CN" w:cs="AR PL UKai CN"/>
                 <w:sz w:val="18"/>
                 <w:szCs w:val="18"/>
               </w:rPr>
@@ -2664,7 +2664,7 @@
             </w:r>
             <w:r>
               <w:rPr>
-                <w:rFonts w:ascii="AR PL UKai CN" w:hAnsi="AR PL UKai CN" w:eastAsia="AR PL UKai CN" w:cs="AR PL UKai CN"/>
+                <w:rFonts w:ascii="AR PL UKai CN" w:hAnsi="AR PL UKai CN" w:cs="AR PL UKai CN"/>
                 <w:sz w:val="18"/>
                 <w:szCs w:val="18"/>
               </w:rPr>
@@ -2709,7 +2709,7 @@
             </w:r>
             <w:r>
               <w:rPr>
-                <w:rFonts w:ascii="AR PL UKai CN" w:hAnsi="AR PL UKai CN" w:eastAsia="AR PL UKai CN" w:cs="AR PL UKai CN"/>
+                <w:rFonts w:ascii="AR PL UKai CN" w:hAnsi="AR PL UKai CN" w:cs="AR PL UKai CN"/>
                 <w:sz w:val="18"/>
                 <w:szCs w:val="18"/>
               </w:rPr>
@@ -2754,7 +2754,7 @@
             </w:r>
             <w:r>
               <w:rPr>
-                <w:rFonts w:ascii="AR PL UKai CN" w:hAnsi="AR PL UKai CN" w:eastAsia="AR PL UKai CN" w:cs="AR PL UKai CN"/>
+                <w:rFonts w:ascii="AR PL UKai CN" w:hAnsi="AR PL UKai CN" w:cs="AR PL UKai CN"/>
                 <w:sz w:val="18"/>
                 <w:szCs w:val="18"/>
               </w:rPr>
@@ -2802,7 +2802,7 @@
             </w:r>
             <w:r>
               <w:rPr>
-                <w:rFonts w:ascii="AR PL UKai CN" w:hAnsi="AR PL UKai CN" w:eastAsia="AR PL UKai CN" w:cs="AR PL UKai CN"/>
+                <w:rFonts w:ascii="AR PL UKai CN" w:hAnsi="AR PL UKai CN" w:cs="AR PL UKai CN"/>
                 <w:sz w:val="18"/>
                 <w:szCs w:val="18"/>
               </w:rPr>
@@ -2847,7 +2847,7 @@
             </w:r>
             <w:r>
               <w:rPr>
-                <w:rFonts w:ascii="AR PL UKai CN" w:hAnsi="AR PL UKai CN" w:eastAsia="AR PL UKai CN" w:cs="AR PL UKai CN"/>
+                <w:rFonts w:ascii="AR PL UKai CN" w:hAnsi="AR PL UKai CN" w:cs="AR PL UKai CN"/>
                 <w:sz w:val="18"/>
                 <w:szCs w:val="18"/>
               </w:rPr>
@@ -2892,7 +2892,7 @@
             </w:r>
             <w:r>
               <w:rPr>
-                <w:rFonts w:ascii="AR PL UKai CN" w:hAnsi="AR PL UKai CN" w:eastAsia="AR PL UKai CN" w:cs="AR PL UKai CN"/>
+                <w:rFonts w:ascii="AR PL UKai CN" w:hAnsi="AR PL UKai CN" w:cs="AR PL UKai CN"/>
                 <w:sz w:val="18"/>
                 <w:szCs w:val="18"/>
               </w:rPr>
@@ -2937,7 +2937,7 @@
             </w:r>
             <w:r>
               <w:rPr>
-                <w:rFonts w:ascii="AR PL UKai CN" w:hAnsi="AR PL UKai CN" w:eastAsia="AR PL UKai CN" w:cs="AR PL UKai CN"/>
+                <w:rFonts w:ascii="AR PL UKai CN" w:hAnsi="AR PL UKai CN" w:cs="AR PL UKai CN"/>
                 <w:sz w:val="18"/>
                 <w:szCs w:val="18"/>
               </w:rPr>
@@ -2982,7 +2982,7 @@
             </w:r>
             <w:r>
               <w:rPr>
-                <w:rFonts w:ascii="AR PL UKai CN" w:hAnsi="AR PL UKai CN" w:eastAsia="AR PL UKai CN" w:cs="AR PL UKai CN"/>
+                <w:rFonts w:ascii="AR PL UKai CN" w:hAnsi="AR PL UKai CN" w:cs="AR PL UKai CN"/>
                 <w:sz w:val="18"/>
                 <w:szCs w:val="18"/>
               </w:rPr>
@@ -3030,7 +3030,7 @@
             </w:r>
             <w:r>
               <w:rPr>
-                <w:rFonts w:ascii="AR PL UKai CN" w:hAnsi="AR PL UKai CN" w:eastAsia="AR PL UKai CN" w:cs="AR PL UKai CN"/>
+                <w:rFonts w:ascii="AR PL UKai CN" w:hAnsi="AR PL UKai CN" w:cs="AR PL UKai CN"/>
                 <w:sz w:val="18"/>
                 <w:szCs w:val="18"/>
               </w:rPr>
@@ -3075,7 +3075,7 @@
             </w:r>
             <w:r>
               <w:rPr>
-                <w:rFonts w:ascii="AR PL UKai CN" w:hAnsi="AR PL UKai CN" w:eastAsia="AR PL UKai CN" w:cs="AR PL UKai CN"/>
+                <w:rFonts w:ascii="AR PL UKai CN" w:hAnsi="AR PL UKai CN" w:cs="AR PL UKai CN"/>
                 <w:sz w:val="18"/>
                 <w:szCs w:val="18"/>
               </w:rPr>
@@ -3120,7 +3120,7 @@
             </w:r>
             <w:r>
               <w:rPr>
-                <w:rFonts w:ascii="AR PL UKai CN" w:hAnsi="AR PL UKai CN" w:eastAsia="AR PL UKai CN" w:cs="AR PL UKai CN"/>
+                <w:rFonts w:ascii="AR PL UKai CN" w:hAnsi="AR PL UKai CN" w:cs="AR PL UKai CN"/>
                 <w:sz w:val="18"/>
                 <w:szCs w:val="18"/>
               </w:rPr>
@@ -3165,7 +3165,7 @@
             </w:r>
             <w:r>
               <w:rPr>
-                <w:rFonts w:ascii="AR PL UKai CN" w:hAnsi="AR PL UKai CN" w:eastAsia="AR PL UKai CN" w:cs="AR PL UKai CN"/>
+                <w:rFonts w:ascii="AR PL UKai CN" w:hAnsi="AR PL UKai CN" w:cs="AR PL UKai CN"/>
                 <w:sz w:val="18"/>
                 <w:szCs w:val="18"/>
               </w:rPr>
@@ -3210,7 +3210,7 @@
             </w:r>
             <w:r>
               <w:rPr>
-                <w:rFonts w:ascii="AR PL UKai CN" w:hAnsi="AR PL UKai CN" w:eastAsia="AR PL UKai CN" w:cs="AR PL UKai CN"/>
+                <w:rFonts w:ascii="AR PL UKai CN" w:hAnsi="AR PL UKai CN" w:cs="AR PL UKai CN"/>
                 <w:sz w:val="18"/>
                 <w:szCs w:val="18"/>
               </w:rPr>
@@ -3260,7 +3260,7 @@
             </w:r>
             <w:r>
               <w:rPr>
-                <w:rFonts w:ascii="AR PL UKai CN" w:hAnsi="AR PL UKai CN" w:eastAsia="AR PL UKai CN" w:cs="AR PL UKai CN"/>
+                <w:rFonts w:ascii="AR PL UKai CN" w:hAnsi="AR PL UKai CN" w:cs="AR PL UKai CN"/>
                 <w:sz w:val="18"/>
                 <w:szCs w:val="18"/>
               </w:rPr>
@@ -3305,7 +3305,7 @@
             </w:r>
             <w:r>
               <w:rPr>
-                <w:rFonts w:ascii="AR PL UKai CN" w:hAnsi="AR PL UKai CN" w:eastAsia="AR PL UKai CN" w:cs="AR PL UKai CN"/>
+                <w:rFonts w:ascii="AR PL UKai CN" w:hAnsi="AR PL UKai CN" w:cs="AR PL UKai CN"/>
                 <w:sz w:val="18"/>
                 <w:szCs w:val="18"/>
               </w:rPr>
@@ -3350,7 +3350,7 @@
             </w:r>
             <w:r>
               <w:rPr>
-                <w:rFonts w:ascii="AR PL UKai CN" w:hAnsi="AR PL UKai CN" w:eastAsia="AR PL UKai CN" w:cs="AR PL UKai CN"/>
+                <w:rFonts w:ascii="AR PL UKai CN" w:hAnsi="AR PL UKai CN" w:cs="AR PL UKai CN"/>
                 <w:sz w:val="18"/>
                 <w:szCs w:val="18"/>
               </w:rPr>
@@ -3395,7 +3395,7 @@
             </w:r>
             <w:r>
               <w:rPr>
-                <w:rFonts w:ascii="AR PL UKai CN" w:hAnsi="AR PL UKai CN" w:eastAsia="AR PL UKai CN" w:cs="AR PL UKai CN"/>
+                <w:rFonts w:ascii="AR PL UKai CN" w:hAnsi="AR PL UKai CN" w:cs="AR PL UKai CN"/>
                 <w:sz w:val="18"/>
                 <w:szCs w:val="18"/>
               </w:rPr>
@@ -3440,7 +3440,7 @@
             </w:r>
             <w:r>
               <w:rPr>
-                <w:rFonts w:ascii="AR PL UKai CN" w:hAnsi="AR PL UKai CN" w:eastAsia="AR PL UKai CN" w:cs="AR PL UKai CN"/>
+                <w:rFonts w:ascii="AR PL UKai CN" w:hAnsi="AR PL UKai CN" w:cs="AR PL UKai CN"/>
                 <w:sz w:val="18"/>
                 <w:szCs w:val="18"/>
               </w:rPr>
@@ -3472,7 +3472,7 @@
       </w:r>
       <w:r>
         <w:rPr>
-          <w:rFonts w:ascii="AR PL UKai CN" w:hAnsi="AR PL UKai CN" w:eastAsia="AR PL UKai CN" w:cs="AR PL UKai CN"/>
+          <w:rFonts w:ascii="AR PL UKai CN" w:hAnsi="AR PL UKai CN" w:cs="AR PL UKai CN"/>
         </w:rPr>
       </w:r>
       <w:r>
@@ -3497,7 +3497,7 @@
       </w:r>
       <w:r>
         <w:rPr>
-          <w:rFonts w:ascii="AR PL UKai CN" w:hAnsi="AR PL UKai CN" w:eastAsia="AR PL UKai CN" w:cs="AR PL UKai CN"/>
+          <w:rFonts w:ascii="AR PL UKai CN" w:hAnsi="AR PL UKai CN" w:cs="AR PL UKai CN"/>
         </w:rPr>
       </w:r>
       <w:r>
@@ -3523,7 +3523,7 @@
       </w:r>
       <w:r>
         <w:rPr>
-          <w:rFonts w:ascii="AR PL UKai CN" w:hAnsi="AR PL UKai CN" w:eastAsia="AR PL UKai CN" w:cs="AR PL UKai CN"/>
+          <w:rFonts w:ascii="AR PL UKai CN" w:hAnsi="AR PL UKai CN" w:cs="AR PL UKai CN"/>
         </w:rPr>
       </w:r>
       <w:r>
@@ -3548,7 +3548,7 @@
       </w:r>
       <w:r>
         <w:rPr>
-          <w:rFonts w:ascii="AR PL UKai CN" w:hAnsi="AR PL UKai CN" w:eastAsia="AR PL UKai CN" w:cs="AR PL UKai CN"/>
+          <w:rFonts w:ascii="AR PL UKai CN" w:hAnsi="AR PL UKai CN" w:cs="AR PL UKai CN"/>
         </w:rPr>
       </w:r>
       <w:r>
@@ -3574,7 +3574,7 @@
       </w:r>
       <w:r>
         <w:rPr>
-          <w:rFonts w:ascii="AR PL UKai CN" w:hAnsi="AR PL UKai CN" w:eastAsia="AR PL UKai CN" w:cs="AR PL UKai CN"/>
+          <w:rFonts w:ascii="AR PL UKai CN" w:hAnsi="AR PL UKai CN" w:cs="AR PL UKai CN"/>
         </w:rPr>
       </w:r>
       <w:r>
@@ -3600,7 +3600,7 @@
       </w:r>
       <w:r>
         <w:rPr>
-          <w:rFonts w:ascii="AR PL UKai CN" w:hAnsi="AR PL UKai CN" w:eastAsia="AR PL UKai CN" w:cs="AR PL UKai CN"/>
+          <w:rFonts w:ascii="AR PL UKai CN" w:hAnsi="AR PL UKai CN" w:cs="AR PL UKai CN"/>
         </w:rPr>
       </w:r>
       <w:r>
@@ -3625,7 +3625,7 @@
       </w:r>
       <w:r>
         <w:rPr>
-          <w:rFonts w:ascii="AR PL UKai CN" w:hAnsi="AR PL UKai CN" w:eastAsia="AR PL UKai CN" w:cs="AR PL UKai CN"/>
+          <w:rFonts w:ascii="AR PL UKai CN" w:hAnsi="AR PL UKai CN" w:cs="AR PL UKai CN"/>
         </w:rPr>
       </w:r>
       <w:r>
@@ -3651,7 +3651,7 @@
       </w:r>
       <w:r>
         <w:rPr>
-          <w:rFonts w:ascii="AR PL UKai CN" w:hAnsi="AR PL UKai CN" w:eastAsia="AR PL UKai CN" w:cs="AR PL UKai CN"/>
+          <w:rFonts w:ascii="AR PL UKai CN" w:hAnsi="AR PL UKai CN" w:cs="AR PL UKai CN"/>
         </w:rPr>
       </w:r>
       <w:r>
@@ -3677,7 +3677,7 @@
       </w:r>
       <w:r>
         <w:rPr>
-          <w:rFonts w:ascii="AR PL UKai CN" w:hAnsi="AR PL UKai CN" w:eastAsia="AR PL UKai CN" w:cs="AR PL UKai CN"/>
+          <w:rFonts w:ascii="AR PL UKai CN" w:hAnsi="AR PL UKai CN" w:cs="AR PL UKai CN"/>
         </w:rPr>
       </w:r>
       <w:r>
@@ -3702,7 +3702,7 @@
       </w:r>
       <w:r>
         <w:rPr>
-          <w:rFonts w:ascii="AR PL UKai CN" w:hAnsi="AR PL UKai CN" w:eastAsia="AR PL UKai CN" w:cs="AR PL UKai CN"/>
+          <w:rFonts w:ascii="AR PL UKai CN" w:hAnsi="AR PL UKai CN" w:cs="AR PL UKai CN"/>
         </w:rPr>
       </w:r>
       <w:r>
@@ -3728,7 +3728,7 @@
       </w:r>
       <w:r>
         <w:rPr>
-          <w:rFonts w:ascii="AR PL UKai CN" w:hAnsi="AR PL UKai CN" w:eastAsia="AR PL UKai CN" w:cs="AR PL UKai CN"/>
+          <w:rFonts w:ascii="AR PL UKai CN" w:hAnsi="AR PL UKai CN" w:cs="AR PL UKai CN"/>
         </w:rPr>
       </w:r>
       <w:r>
@@ -3754,7 +3754,7 @@
       </w:r>
       <w:r>
         <w:rPr>
-          <w:rFonts w:ascii="AR PL UKai CN" w:hAnsi="AR PL UKai CN" w:eastAsia="AR PL UKai CN" w:cs="AR PL UKai CN"/>
+          <w:rFonts w:ascii="AR PL UKai CN" w:hAnsi="AR PL UKai CN" w:cs="AR PL UKai CN"/>
         </w:rPr>
       </w:r>
       <w:r>
@@ -3779,7 +3779,7 @@
       </w:r>
       <w:r>
         <w:rPr>
-          <w:rFonts w:ascii="AR PL UKai CN" w:hAnsi="AR PL UKai CN" w:eastAsia="AR PL UKai CN" w:cs="AR PL UKai CN"/>
+          <w:rFonts w:ascii="AR PL UKai CN" w:hAnsi="AR PL UKai CN" w:cs="AR PL UKai CN"/>
         </w:rPr>
       </w:r>
       <w:r>
@@ -3809,10 +3809,706 @@
       </w:r>
       <w:r>
         <w:rPr>
+          <w:rFonts w:ascii="AR PL UKai CN" w:hAnsi="AR PL UKai CN" w:cs="AR PL UKai CN"/>
+          <w:b/>
+          <w:bCs/>
+        </w:rPr>
+      </w:r>
+      <w:r>
+        <w:rPr>
+          <w:rFonts w:ascii="AR PL UKai CN" w:hAnsi="AR PL UKai CN" w:cs="AR PL UKai CN"/>
+          <w:b/>
+          <w:bCs/>
+        </w:rPr>
+      </w:r>
+    </w:p>
+    <w:p>
+      <w:pPr>
+        <w:pBdr/>
+        <w:spacing/>
+        <w:ind/>
+        <w:rPr>
+          <w:rFonts w:ascii="AR PL UKai CN" w:hAnsi="AR PL UKai CN" w:cs="AR PL UKai CN"/>
+        </w:rPr>
+      </w:pPr>
+      <w:r>
+        <w:rPr>
+          <w:rFonts w:ascii="AR PL UKai CN" w:hAnsi="AR PL UKai CN" w:eastAsia="AR PL UKai CN" w:cs="AR PL UKai CN"/>
+        </w:rPr>
+        <w:t xml:space="preserve">getc()</w:t>
+      </w:r>
+      <w:r>
+        <w:rPr>
+          <w:rFonts w:ascii="AR PL UKai CN" w:hAnsi="AR PL UKai CN" w:cs="AR PL UKai CN"/>
+        </w:rPr>
+      </w:r>
+      <w:r>
+        <w:rPr>
+          <w:rFonts w:ascii="AR PL UKai CN" w:hAnsi="AR PL UKai CN" w:cs="AR PL UKai CN"/>
+        </w:rPr>
+      </w:r>
+    </w:p>
+    <w:p>
+      <w:pPr>
+        <w:pBdr/>
+        <w:spacing/>
+        <w:ind/>
+        <w:rPr>
+          <w:rFonts w:ascii="AR PL UKai CN" w:hAnsi="AR PL UKai CN" w:cs="AR PL UKai CN"/>
+        </w:rPr>
+      </w:pPr>
+      <w:r>
+        <w:rPr>
+          <w:rFonts w:ascii="AR PL UKai CN" w:hAnsi="AR PL UKai CN" w:eastAsia="AR PL UKai CN" w:cs="AR PL UKai CN"/>
+        </w:rPr>
+        <w:t xml:space="preserve">原型：int getc(FILE *stream);</w:t>
+      </w:r>
+      <w:r>
+        <w:rPr>
+          <w:rFonts w:ascii="AR PL UKai CN" w:hAnsi="AR PL UKai CN" w:cs="AR PL UKai CN"/>
+        </w:rPr>
+      </w:r>
+      <w:r>
+        <w:rPr>
+          <w:rFonts w:ascii="AR PL UKai CN" w:hAnsi="AR PL UKai CN" w:cs="AR PL UKai CN"/>
+        </w:rPr>
+      </w:r>
+    </w:p>
+    <w:p>
+      <w:pPr>
+        <w:pBdr/>
+        <w:spacing/>
+        <w:ind/>
+        <w:rPr>
+          <w:rFonts w:ascii="AR PL UKai CN" w:hAnsi="AR PL UKai CN" w:cs="AR PL UKai CN"/>
+        </w:rPr>
+      </w:pPr>
+      <w:r>
+        <w:rPr>
+          <w:rFonts w:ascii="AR PL UKai CN" w:hAnsi="AR PL UKai CN" w:eastAsia="AR PL UKai CN" w:cs="AR PL UKai CN"/>
+        </w:rPr>
+      </w:r>
+      <w:r>
+        <w:rPr>
+          <w:rFonts w:ascii="AR PL UKai CN" w:hAnsi="AR PL UKai CN" w:cs="AR PL UKai CN"/>
+        </w:rPr>
+      </w:r>
+      <w:r>
+        <w:rPr>
+          <w:rFonts w:ascii="AR PL UKai CN" w:hAnsi="AR PL UKai CN" w:cs="AR PL UKai CN"/>
+        </w:rPr>
+      </w:r>
+    </w:p>
+    <w:p>
+      <w:pPr>
+        <w:pBdr/>
+        <w:spacing/>
+        <w:ind/>
+        <w:rPr>
+          <w:rFonts w:ascii="AR PL UKai CN" w:hAnsi="AR PL UKai CN" w:cs="AR PL UKai CN"/>
+        </w:rPr>
+      </w:pPr>
+      <w:r>
+        <w:rPr>
+          <w:rFonts w:ascii="AR PL UKai CN" w:hAnsi="AR PL UKai CN" w:eastAsia="AR PL UKai CN" w:cs="AR PL UKai CN"/>
+        </w:rPr>
+        <w:t xml:space="preserve">    实现：宏函数，读取单个字符；</w:t>
+      </w:r>
+      <w:r>
+        <w:rPr>
+          <w:rFonts w:ascii="AR PL UKai CN" w:hAnsi="AR PL UKai CN" w:cs="AR PL UKai CN"/>
+        </w:rPr>
+      </w:r>
+      <w:r>
+        <w:rPr>
+          <w:rFonts w:ascii="AR PL UKai CN" w:hAnsi="AR PL UKai CN" w:cs="AR PL UKai CN"/>
+        </w:rPr>
+      </w:r>
+    </w:p>
+    <w:p>
+      <w:pPr>
+        <w:pBdr/>
+        <w:spacing/>
+        <w:ind/>
+        <w:rPr>
+          <w:rFonts w:ascii="AR PL UKai CN" w:hAnsi="AR PL UKai CN" w:cs="AR PL UKai CN"/>
+        </w:rPr>
+      </w:pPr>
+      <w:r>
+        <w:rPr>
+          <w:rFonts w:ascii="AR PL UKai CN" w:hAnsi="AR PL UKai CN" w:eastAsia="AR PL UKai CN" w:cs="AR PL UKai CN"/>
+        </w:rPr>
+        <w:t xml:space="preserve">    数据形式：字符（ASCII）；读到末尾返回 EOF (-1)；</w:t>
+      </w:r>
+      <w:r>
+        <w:rPr>
+          <w:rFonts w:ascii="AR PL UKai CN" w:hAnsi="AR PL UKai CN" w:cs="AR PL UKai CN"/>
+        </w:rPr>
+      </w:r>
+      <w:r>
+        <w:rPr>
+          <w:rFonts w:ascii="AR PL UKai CN" w:hAnsi="AR PL UKai CN" w:cs="AR PL UKai CN"/>
+        </w:rPr>
+      </w:r>
+    </w:p>
+    <w:p>
+      <w:pPr>
+        <w:pBdr/>
+        <w:spacing/>
+        <w:ind/>
+        <w:rPr>
+          <w:rFonts w:ascii="AR PL UKai CN" w:hAnsi="AR PL UKai CN" w:cs="AR PL UKai CN"/>
+        </w:rPr>
+      </w:pPr>
+      <w:r>
+        <w:rPr>
+          <w:rFonts w:ascii="AR PL UKai CN" w:hAnsi="AR PL UKai CN" w:eastAsia="AR PL UKai CN" w:cs="AR PL UKai CN"/>
+        </w:rPr>
+        <w:t xml:space="preserve">    缺陷：参数含自增会重复求值，</w:t>
+      </w:r>
+      <w:r>
+        <w:rPr>
+          <w:rFonts w:ascii="AR PL UKai CN" w:hAnsi="AR PL UKai CN" w:eastAsia="AR PL UKai CN" w:cs="AR PL UKai CN"/>
+          <w:color w:val="ff0000"/>
+        </w:rPr>
+        <w:t xml:space="preserve">复杂场景优先 fgetc</w:t>
+      </w:r>
+      <w:r>
+        <w:rPr>
+          <w:rFonts w:ascii="AR PL UKai CN" w:hAnsi="AR PL UKai CN" w:eastAsia="AR PL UKai CN" w:cs="AR PL UKai CN"/>
+        </w:rPr>
+        <w:t xml:space="preserve">。</w:t>
+      </w:r>
+      <w:r>
+        <w:rPr>
+          <w:rFonts w:ascii="AR PL UKai CN" w:hAnsi="AR PL UKai CN" w:cs="AR PL UKai CN"/>
+        </w:rPr>
+      </w:r>
+      <w:r>
+        <w:rPr>
+          <w:rFonts w:ascii="AR PL UKai CN" w:hAnsi="AR PL UKai CN" w:cs="AR PL UKai CN"/>
+        </w:rPr>
+      </w:r>
+    </w:p>
+    <w:p>
+      <w:pPr>
+        <w:pBdr/>
+        <w:spacing/>
+        <w:ind/>
+        <w:rPr>
+          <w:rFonts w:ascii="AR PL UKai CN" w:hAnsi="AR PL UKai CN" w:cs="AR PL UKai CN"/>
+        </w:rPr>
+      </w:pPr>
+      <w:r>
+        <w:rPr>
+          <w:rFonts w:ascii="AR PL UKai CN" w:hAnsi="AR PL UKai CN" w:eastAsia="AR PL UKai CN" w:cs="AR PL UKai CN"/>
+        </w:rPr>
+      </w:r>
+      <w:r>
+        <w:rPr>
+          <w:rFonts w:ascii="AR PL UKai CN" w:hAnsi="AR PL UKai CN" w:cs="AR PL UKai CN"/>
+        </w:rPr>
+      </w:r>
+      <w:r>
+        <w:rPr>
+          <w:rFonts w:ascii="AR PL UKai CN" w:hAnsi="AR PL UKai CN" w:cs="AR PL UKai CN"/>
+        </w:rPr>
+      </w:r>
+    </w:p>
+    <w:p>
+      <w:pPr>
+        <w:pBdr/>
+        <w:spacing/>
+        <w:ind/>
+        <w:rPr>
+          <w:rFonts w:ascii="AR PL UKai CN" w:hAnsi="AR PL UKai CN" w:cs="AR PL UKai CN"/>
+          <w:color w:val="00b050"/>
+        </w:rPr>
+      </w:pPr>
+      <w:r>
+        <w:rPr>
+          <w:rFonts w:ascii="AR PL UKai CN" w:hAnsi="AR PL UKai CN" w:eastAsia="AR PL UKai CN" w:cs="AR PL UKai CN"/>
+          <w:color w:val="00b050"/>
+        </w:rPr>
+        <w:t xml:space="preserve">fgetc()</w:t>
+      </w:r>
+      <w:r>
+        <w:rPr>
+          <w:rFonts w:ascii="AR PL UKai CN" w:hAnsi="AR PL UKai CN" w:cs="AR PL UKai CN"/>
+          <w:color w:val="00b050"/>
+        </w:rPr>
+      </w:r>
+      <w:r>
+        <w:rPr>
+          <w:rFonts w:ascii="AR PL UKai CN" w:hAnsi="AR PL UKai CN" w:cs="AR PL UKai CN"/>
+          <w:color w:val="00b050"/>
+        </w:rPr>
+      </w:r>
+    </w:p>
+    <w:p>
+      <w:pPr>
+        <w:pBdr/>
+        <w:spacing/>
+        <w:ind/>
+        <w:rPr>
+          <w:rFonts w:ascii="AR PL UKai CN" w:hAnsi="AR PL UKai CN" w:cs="AR PL UKai CN"/>
+          <w:color w:val="00b050"/>
+        </w:rPr>
+      </w:pPr>
+      <w:r>
+        <w:rPr>
+          <w:rFonts w:ascii="AR PL UKai CN" w:hAnsi="AR PL UKai CN" w:eastAsia="AR PL UKai CN" w:cs="AR PL UKai CN"/>
+          <w:color w:val="00b050"/>
+        </w:rPr>
+        <w:t xml:space="preserve">原型：int fgetc(FILE *stream);</w:t>
+      </w:r>
+      <w:r>
+        <w:rPr>
+          <w:rFonts w:ascii="AR PL UKai CN" w:hAnsi="AR PL UKai CN" w:cs="AR PL UKai CN"/>
+          <w:color w:val="00b050"/>
+        </w:rPr>
+      </w:r>
+      <w:r>
+        <w:rPr>
+          <w:rFonts w:ascii="AR PL UKai CN" w:hAnsi="AR PL UKai CN" w:cs="AR PL UKai CN"/>
+          <w:color w:val="00b050"/>
+        </w:rPr>
+      </w:r>
+    </w:p>
+    <w:p>
+      <w:pPr>
+        <w:pBdr/>
+        <w:spacing/>
+        <w:ind/>
+        <w:rPr>
+          <w:rFonts w:ascii="AR PL UKai CN" w:hAnsi="AR PL UKai CN" w:cs="AR PL UKai CN"/>
+          <w:color w:val="00b050"/>
+        </w:rPr>
+      </w:pPr>
+      <w:r>
+        <w:rPr>
+          <w:rFonts w:ascii="AR PL UKai CN" w:hAnsi="AR PL UKai CN" w:eastAsia="AR PL UKai CN" w:cs="AR PL UKai CN"/>
+          <w:color w:val="00b050"/>
+        </w:rPr>
+      </w:r>
+      <w:r>
+        <w:rPr>
+          <w:rFonts w:ascii="AR PL UKai CN" w:hAnsi="AR PL UKai CN" w:cs="AR PL UKai CN"/>
+          <w:color w:val="00b050"/>
+        </w:rPr>
+      </w:r>
+      <w:r>
+        <w:rPr>
+          <w:rFonts w:ascii="AR PL UKai CN" w:hAnsi="AR PL UKai CN" w:cs="AR PL UKai CN"/>
+          <w:color w:val="00b050"/>
+        </w:rPr>
+      </w:r>
+    </w:p>
+    <w:p>
+      <w:pPr>
+        <w:pBdr/>
+        <w:spacing/>
+        <w:ind/>
+        <w:rPr>
+          <w:rFonts w:ascii="AR PL UKai CN" w:hAnsi="AR PL UKai CN" w:cs="AR PL UKai CN"/>
+          <w:color w:val="00b050"/>
+        </w:rPr>
+      </w:pPr>
+      <w:r>
+        <w:rPr>
+          <w:rFonts w:ascii="AR PL UKai CN" w:hAnsi="AR PL UKai CN" w:eastAsia="AR PL UKai CN" w:cs="AR PL UKai CN"/>
+          <w:color w:val="00b050"/>
+        </w:rPr>
+        <w:t xml:space="preserve">    实现：标准库函数，读取单个 ASCII 字符；</w:t>
+      </w:r>
+      <w:r>
+        <w:rPr>
+          <w:rFonts w:ascii="AR PL UKai CN" w:hAnsi="AR PL UKai CN" w:cs="AR PL UKai CN"/>
+          <w:color w:val="00b050"/>
+        </w:rPr>
+      </w:r>
+      <w:r>
+        <w:rPr>
+          <w:rFonts w:ascii="AR PL UKai CN" w:hAnsi="AR PL UKai CN" w:cs="AR PL UKai CN"/>
+          <w:color w:val="00b050"/>
+        </w:rPr>
+      </w:r>
+    </w:p>
+    <w:p>
+      <w:pPr>
+        <w:pBdr/>
+        <w:spacing/>
+        <w:ind/>
+        <w:rPr>
+          <w:rFonts w:ascii="AR PL UKai CN" w:hAnsi="AR PL UKai CN" w:cs="AR PL UKai CN"/>
+          <w:color w:val="00b050"/>
+        </w:rPr>
+      </w:pPr>
+      <w:r>
+        <w:rPr>
+          <w:rFonts w:ascii="AR PL UKai CN" w:hAnsi="AR PL UKai CN" w:eastAsia="AR PL UKai CN" w:cs="AR PL UKai CN"/>
+          <w:color w:val="00b050"/>
+        </w:rPr>
+        <w:t xml:space="preserve">    数据形式：字符；</w:t>
+      </w:r>
+      <w:r>
+        <w:rPr>
+          <w:rFonts w:ascii="AR PL UKai CN" w:hAnsi="AR PL UKai CN" w:cs="AR PL UKai CN"/>
+          <w:color w:val="00b050"/>
+        </w:rPr>
+      </w:r>
+      <w:r>
+        <w:rPr>
+          <w:rFonts w:ascii="AR PL UKai CN" w:hAnsi="AR PL UKai CN" w:cs="AR PL UKai CN"/>
+          <w:color w:val="00b050"/>
+        </w:rPr>
+      </w:r>
+    </w:p>
+    <w:p>
+      <w:pPr>
+        <w:pBdr/>
+        <w:spacing/>
+        <w:ind/>
+        <w:rPr>
+          <w:rFonts w:ascii="AR PL UKai CN" w:hAnsi="AR PL UKai CN" w:cs="AR PL UKai CN"/>
+          <w:color w:val="00b050"/>
+        </w:rPr>
+      </w:pPr>
+      <w:r>
+        <w:rPr>
+          <w:rFonts w:ascii="AR PL UKai CN" w:hAnsi="AR PL UKai CN" w:eastAsia="AR PL UKai CN" w:cs="AR PL UKai CN"/>
+          <w:color w:val="00b050"/>
+        </w:rPr>
+        <w:t xml:space="preserve">    优势：参数仅计算一次，无宏重复求值 BUG，车载开发推荐。</w:t>
+      </w:r>
+      <w:r>
+        <w:rPr>
+          <w:rFonts w:ascii="AR PL UKai CN" w:hAnsi="AR PL UKai CN" w:cs="AR PL UKai CN"/>
+          <w:color w:val="00b050"/>
+        </w:rPr>
+      </w:r>
+      <w:r>
+        <w:rPr>
+          <w:rFonts w:ascii="AR PL UKai CN" w:hAnsi="AR PL UKai CN" w:cs="AR PL UKai CN"/>
+          <w:color w:val="00b050"/>
+        </w:rPr>
+      </w:r>
+    </w:p>
+    <w:p>
+      <w:pPr>
+        <w:pBdr/>
+        <w:spacing/>
+        <w:ind/>
+        <w:rPr>
+          <w:rFonts w:ascii="AR PL UKai CN" w:hAnsi="AR PL UKai CN" w:cs="AR PL UKai CN"/>
+        </w:rPr>
+      </w:pPr>
+      <w:r>
+        <w:rPr>
+          <w:rFonts w:ascii="AR PL UKai CN" w:hAnsi="AR PL UKai CN" w:eastAsia="AR PL UKai CN" w:cs="AR PL UKai CN"/>
+        </w:rPr>
+      </w:r>
+      <w:r>
+        <w:rPr>
+          <w:rFonts w:ascii="AR PL UKai CN" w:hAnsi="AR PL UKai CN" w:cs="AR PL UKai CN"/>
+        </w:rPr>
+      </w:r>
+      <w:r>
+        <w:rPr>
+          <w:rFonts w:ascii="AR PL UKai CN" w:hAnsi="AR PL UKai CN" w:cs="AR PL UKai CN"/>
+        </w:rPr>
+      </w:r>
+    </w:p>
+    <w:p>
+      <w:pPr>
+        <w:pBdr/>
+        <w:spacing/>
+        <w:ind/>
+        <w:rPr>
+          <w:rFonts w:ascii="AR PL UKai CN" w:hAnsi="AR PL UKai CN" w:cs="AR PL UKai CN"/>
+        </w:rPr>
+      </w:pPr>
+      <w:r>
+        <w:rPr>
+          <w:rFonts w:ascii="AR PL UKai CN" w:hAnsi="AR PL UKai CN" w:eastAsia="AR PL UKai CN" w:cs="AR PL UKai CN"/>
+        </w:rPr>
+        <w:t xml:space="preserve">putc()</w:t>
+      </w:r>
+      <w:r>
+        <w:rPr>
+          <w:rFonts w:ascii="AR PL UKai CN" w:hAnsi="AR PL UKai CN" w:cs="AR PL UKai CN"/>
+        </w:rPr>
+      </w:r>
+      <w:r>
+        <w:rPr>
+          <w:rFonts w:ascii="AR PL UKai CN" w:hAnsi="AR PL UKai CN" w:cs="AR PL UKai CN"/>
+        </w:rPr>
+      </w:r>
+    </w:p>
+    <w:p>
+      <w:pPr>
+        <w:pBdr/>
+        <w:spacing/>
+        <w:ind/>
+        <w:rPr>
+          <w:rFonts w:ascii="AR PL UKai CN" w:hAnsi="AR PL UKai CN" w:cs="AR PL UKai CN"/>
+        </w:rPr>
+      </w:pPr>
+      <w:r>
+        <w:rPr>
+          <w:rFonts w:ascii="AR PL UKai CN" w:hAnsi="AR PL UKai CN" w:eastAsia="AR PL UKai CN" w:cs="AR PL UKai CN"/>
+        </w:rPr>
+        <w:t xml:space="preserve">原型：int putc(int c, FILE *stream);</w:t>
+      </w:r>
+      <w:r>
+        <w:rPr>
+          <w:rFonts w:ascii="AR PL UKai CN" w:hAnsi="AR PL UKai CN" w:cs="AR PL UKai CN"/>
+        </w:rPr>
+      </w:r>
+      <w:r>
+        <w:rPr>
+          <w:rFonts w:ascii="AR PL UKai CN" w:hAnsi="AR PL UKai CN" w:cs="AR PL UKai CN"/>
+        </w:rPr>
+      </w:r>
+    </w:p>
+    <w:p>
+      <w:pPr>
+        <w:pBdr/>
+        <w:spacing/>
+        <w:ind/>
+        <w:rPr>
+          <w:rFonts w:ascii="AR PL UKai CN" w:hAnsi="AR PL UKai CN" w:cs="AR PL UKai CN"/>
+        </w:rPr>
+      </w:pPr>
+      <w:r>
+        <w:rPr>
+          <w:rFonts w:ascii="AR PL UKai CN" w:hAnsi="AR PL UKai CN" w:eastAsia="AR PL UKai CN" w:cs="AR PL UKai CN"/>
+        </w:rPr>
+      </w:r>
+      <w:r>
+        <w:rPr>
+          <w:rFonts w:ascii="AR PL UKai CN" w:hAnsi="AR PL UKai CN" w:cs="AR PL UKai CN"/>
+        </w:rPr>
+      </w:r>
+      <w:r>
+        <w:rPr>
+          <w:rFonts w:ascii="AR PL UKai CN" w:hAnsi="AR PL UKai CN" w:cs="AR PL UKai CN"/>
+        </w:rPr>
+      </w:r>
+    </w:p>
+    <w:p>
+      <w:pPr>
+        <w:pBdr/>
+        <w:spacing/>
+        <w:ind/>
+        <w:rPr>
+          <w:rFonts w:ascii="AR PL UKai CN" w:hAnsi="AR PL UKai CN" w:cs="AR PL UKai CN"/>
+        </w:rPr>
+      </w:pPr>
+      <w:r>
+        <w:rPr>
+          <w:rFonts w:ascii="AR PL UKai CN" w:hAnsi="AR PL UKai CN" w:eastAsia="AR PL UKai CN" w:cs="AR PL UKai CN"/>
+        </w:rPr>
+        <w:t xml:space="preserve">    宏函数，向文件写入单个字符；</w:t>
+      </w:r>
+      <w:r>
+        <w:rPr>
+          <w:rFonts w:ascii="AR PL UKai CN" w:hAnsi="AR PL UKai CN" w:cs="AR PL UKai CN"/>
+        </w:rPr>
+      </w:r>
+      <w:r>
+        <w:rPr>
+          <w:rFonts w:ascii="AR PL UKai CN" w:hAnsi="AR PL UKai CN" w:cs="AR PL UKai CN"/>
+        </w:rPr>
+      </w:r>
+    </w:p>
+    <w:p>
+      <w:pPr>
+        <w:pBdr/>
+        <w:spacing/>
+        <w:ind/>
+        <w:rPr>
+          <w:rFonts w:ascii="AR PL UKai CN" w:hAnsi="AR PL UKai CN" w:cs="AR PL UKai CN"/>
+        </w:rPr>
+      </w:pPr>
+      <w:r>
+        <w:rPr>
+          <w:rFonts w:ascii="AR PL UKai CN" w:hAnsi="AR PL UKai CN" w:eastAsia="AR PL UKai CN" w:cs="AR PL UKai CN"/>
+        </w:rPr>
+      </w:r>
+      <w:r>
+        <w:rPr>
+          <w:rFonts w:ascii="AR PL UKai CN" w:hAnsi="AR PL UKai CN" w:cs="AR PL UKai CN"/>
+        </w:rPr>
+      </w:r>
+      <w:r>
+        <w:rPr>
+          <w:rFonts w:ascii="AR PL UKai CN" w:hAnsi="AR PL UKai CN" w:cs="AR PL UKai CN"/>
+        </w:rPr>
+      </w:r>
+    </w:p>
+    <w:p>
+      <w:pPr>
+        <w:pBdr/>
+        <w:spacing/>
+        <w:ind/>
+        <w:rPr>
+          <w:rFonts w:ascii="AR PL UKai CN" w:hAnsi="AR PL UKai CN" w:cs="AR PL UKai CN"/>
+          <w:color w:val="00b050"/>
+        </w:rPr>
+      </w:pPr>
+      <w:r>
+        <w:rPr>
+          <w:rFonts w:ascii="AR PL UKai CN" w:hAnsi="AR PL UKai CN" w:eastAsia="AR PL UKai CN" w:cs="AR PL UKai CN"/>
+          <w:color w:val="00b050"/>
+        </w:rPr>
+        <w:t xml:space="preserve">fputc()</w:t>
+      </w:r>
+      <w:r>
+        <w:rPr>
+          <w:rFonts w:ascii="AR PL UKai CN" w:hAnsi="AR PL UKai CN" w:cs="AR PL UKai CN"/>
+          <w:color w:val="00b050"/>
+        </w:rPr>
+      </w:r>
+      <w:r>
+        <w:rPr>
+          <w:rFonts w:ascii="AR PL UKai CN" w:hAnsi="AR PL UKai CN" w:cs="AR PL UKai CN"/>
+          <w:color w:val="00b050"/>
+        </w:rPr>
+      </w:r>
+    </w:p>
+    <w:p>
+      <w:pPr>
+        <w:pBdr/>
+        <w:spacing/>
+        <w:ind/>
+        <w:rPr>
+          <w:rFonts w:ascii="AR PL UKai CN" w:hAnsi="AR PL UKai CN" w:cs="AR PL UKai CN"/>
+          <w:color w:val="00b050"/>
+        </w:rPr>
+      </w:pPr>
+      <w:r>
+        <w:rPr>
+          <w:rFonts w:ascii="AR PL UKai CN" w:hAnsi="AR PL UKai CN" w:eastAsia="AR PL UKai CN" w:cs="AR PL UKai CN"/>
+          <w:color w:val="00b050"/>
+        </w:rPr>
+        <w:t xml:space="preserve">原型：int fputc(int c, FILE *stream);</w:t>
+      </w:r>
+      <w:r>
+        <w:rPr>
+          <w:rFonts w:ascii="AR PL UKai CN" w:hAnsi="AR PL UKai CN" w:cs="AR PL UKai CN"/>
+          <w:color w:val="00b050"/>
+        </w:rPr>
+      </w:r>
+      <w:r>
+        <w:rPr>
+          <w:rFonts w:ascii="AR PL UKai CN" w:hAnsi="AR PL UKai CN" w:cs="AR PL UKai CN"/>
+          <w:color w:val="00b050"/>
+        </w:rPr>
+      </w:r>
+    </w:p>
+    <w:p>
+      <w:pPr>
+        <w:pBdr/>
+        <w:spacing/>
+        <w:ind/>
+        <w:rPr>
+          <w:rFonts w:ascii="AR PL UKai CN" w:hAnsi="AR PL UKai CN" w:cs="AR PL UKai CN"/>
+          <w:color w:val="00b050"/>
+        </w:rPr>
+      </w:pPr>
+      <w:r>
+        <w:rPr>
+          <w:rFonts w:ascii="AR PL UKai CN" w:hAnsi="AR PL UKai CN" w:eastAsia="AR PL UKai CN" w:cs="AR PL UKai CN"/>
+          <w:color w:val="00b050"/>
+        </w:rPr>
+      </w:r>
+      <w:r>
+        <w:rPr>
+          <w:rFonts w:ascii="AR PL UKai CN" w:hAnsi="AR PL UKai CN" w:cs="AR PL UKai CN"/>
+          <w:color w:val="00b050"/>
+        </w:rPr>
+      </w:r>
+      <w:r>
+        <w:rPr>
+          <w:rFonts w:ascii="AR PL UKai CN" w:hAnsi="AR PL UKai CN" w:cs="AR PL UKai CN"/>
+          <w:color w:val="00b050"/>
+        </w:rPr>
+      </w:r>
+    </w:p>
+    <w:p>
+      <w:pPr>
+        <w:pBdr/>
+        <w:spacing/>
+        <w:ind/>
+        <w:rPr>
+          <w:rFonts w:ascii="AR PL UKai CN" w:hAnsi="AR PL UKai CN" w:cs="AR PL UKai CN"/>
+          <w:color w:val="00b050"/>
+        </w:rPr>
+      </w:pPr>
+      <w:r>
+        <w:rPr>
+          <w:rFonts w:ascii="AR PL UKai CN" w:hAnsi="AR PL UKai CN" w:eastAsia="AR PL UKai CN" w:cs="AR PL UKai CN"/>
+          <w:color w:val="00b050"/>
+        </w:rPr>
+        <w:t xml:space="preserve">    标准函数，写入单个 ASCII 字符；稳定无宏缺陷。</w:t>
+      </w:r>
+      <w:r>
+        <w:rPr>
+          <w:rFonts w:ascii="AR PL UKai CN" w:hAnsi="AR PL UKai CN" w:cs="AR PL UKai CN"/>
+          <w:color w:val="00b050"/>
+        </w:rPr>
+      </w:r>
+      <w:r>
+        <w:rPr>
+          <w:rFonts w:ascii="AR PL UKai CN" w:hAnsi="AR PL UKai CN" w:cs="AR PL UKai CN"/>
+          <w:color w:val="00b050"/>
+        </w:rPr>
+      </w:r>
+    </w:p>
+    <w:p>
+      <w:pPr>
+        <w:pBdr/>
+        <w:spacing/>
+        <w:ind/>
+        <w:rPr>
+          <w:rFonts w:ascii="AR PL UKai CN" w:hAnsi="AR PL UKai CN" w:cs="AR PL UKai CN"/>
+        </w:rPr>
+      </w:pPr>
+      <w:r>
+        <w:rPr>
+          <w:rFonts w:ascii="AR PL UKai CN" w:hAnsi="AR PL UKai CN" w:eastAsia="AR PL UKai CN" w:cs="AR PL UKai CN"/>
+        </w:rPr>
+      </w:r>
+      <w:r>
+        <w:rPr>
+          <w:rFonts w:ascii="AR PL UKai CN" w:hAnsi="AR PL UKai CN" w:cs="AR PL UKai CN"/>
+        </w:rPr>
+      </w:r>
+      <w:r>
+        <w:rPr>
+          <w:rFonts w:ascii="AR PL UKai CN" w:hAnsi="AR PL UKai CN" w:cs="AR PL UKai CN"/>
+        </w:rPr>
+      </w:r>
+    </w:p>
+    <w:p>
+      <w:pPr>
+        <w:pBdr/>
+        <w:spacing/>
+        <w:ind/>
+        <w:rPr>
+          <w:rFonts w:ascii="AR PL UKai CN" w:hAnsi="AR PL UKai CN" w:cs="AR PL UKai CN"/>
+          <w:b/>
+          <w:bCs/>
+        </w:rPr>
+      </w:pPr>
+      <w:r>
+        <w:rPr>
           <w:rFonts w:ascii="AR PL UKai CN" w:hAnsi="AR PL UKai CN" w:eastAsia="AR PL UKai CN" w:cs="AR PL UKai CN"/>
           <w:b/>
           <w:bCs/>
         </w:rPr>
+        <w:t xml:space="preserve">3. 整行字符串读写：fgets /fputs</w:t>
       </w:r>
       <w:r>
         <w:rPr>
@@ -3821,6 +4517,13 @@
           <w:bCs/>
         </w:rPr>
       </w:r>
+      <w:r>
+        <w:rPr>
+          <w:rFonts w:ascii="AR PL UKai CN" w:hAnsi="AR PL UKai CN" w:cs="AR PL UKai CN"/>
+          <w:b/>
+          <w:bCs/>
+        </w:rPr>
+      </w:r>
     </w:p>
     <w:p>
       <w:pPr>
@@ -3835,11 +4538,11 @@
         <w:rPr>
           <w:rFonts w:ascii="AR PL UKai CN" w:hAnsi="AR PL UKai CN" w:eastAsia="AR PL UKai CN" w:cs="AR PL UKai CN"/>
         </w:rPr>
-        <w:t xml:space="preserve">getc()</w:t>
-      </w:r>
-      <w:r>
-        <w:rPr>
-          <w:rFonts w:ascii="AR PL UKai CN" w:hAnsi="AR PL UKai CN" w:eastAsia="AR PL UKai CN" w:cs="AR PL UKai CN"/>
+        <w:t xml:space="preserve">fgets()</w:t>
+      </w:r>
+      <w:r>
+        <w:rPr>
+          <w:rFonts w:ascii="AR PL UKai CN" w:hAnsi="AR PL UKai CN" w:cs="AR PL UKai CN"/>
         </w:rPr>
       </w:r>
       <w:r>
@@ -3861,11 +4564,11 @@
         <w:rPr>
           <w:rFonts w:ascii="AR PL UKai CN" w:hAnsi="AR PL UKai CN" w:eastAsia="AR PL UKai CN" w:cs="AR PL UKai CN"/>
         </w:rPr>
-        <w:t xml:space="preserve">原型：int getc(FILE *stream);</w:t>
-      </w:r>
-      <w:r>
-        <w:rPr>
-          <w:rFonts w:ascii="AR PL UKai CN" w:hAnsi="AR PL UKai CN" w:eastAsia="AR PL UKai CN" w:cs="AR PL UKai CN"/>
+        <w:t xml:space="preserve">原型：char *fgets(char *buf, int size, FILE *stream);</w:t>
+      </w:r>
+      <w:r>
+        <w:rPr>
+          <w:rFonts w:ascii="AR PL UKai CN" w:hAnsi="AR PL UKai CN" w:cs="AR PL UKai CN"/>
         </w:rPr>
       </w:r>
       <w:r>
@@ -3890,7 +4593,7 @@
       </w:r>
       <w:r>
         <w:rPr>
-          <w:rFonts w:ascii="AR PL UKai CN" w:hAnsi="AR PL UKai CN" w:eastAsia="AR PL UKai CN" w:cs="AR PL UKai CN"/>
+          <w:rFonts w:ascii="AR PL UKai CN" w:hAnsi="AR PL UKai CN" w:cs="AR PL UKai CN"/>
         </w:rPr>
       </w:r>
       <w:r>
@@ -3912,11 +4615,48 @@
         <w:rPr>
           <w:rFonts w:ascii="AR PL UKai CN" w:hAnsi="AR PL UKai CN" w:eastAsia="AR PL UKai CN" w:cs="AR PL UKai CN"/>
         </w:rPr>
-        <w:t xml:space="preserve">    实现：宏函数，读取单个字符；</w:t>
+        <w:t xml:space="preserve">    </w:t>
       </w:r>
       <w:r>
         <w:rPr>
           <w:rFonts w:ascii="AR PL UKai CN" w:hAnsi="AR PL UKai CN" w:eastAsia="AR PL UKai CN" w:cs="AR PL UKai CN"/>
+          <w:color w:val="ff0000"/>
+        </w:rPr>
+        <w:t xml:space="preserve">功能：</w:t>
+      </w:r>
+      <w:r>
+        <w:rPr>
+          <w:rFonts w:ascii="AR PL UKai CN" w:hAnsi="AR PL UKai CN" w:eastAsia="AR PL UKai CN" w:cs="AR PL UKai CN"/>
+          <w:color w:val="ff0000"/>
+          <w:highlight w:val="none"/>
+        </w:rPr>
+        <w:t xml:space="preserve">读取一整行文本，最多读取 </w:t>
+      </w:r>
+      <w:r>
+        <w:rPr>
+          <w:rFonts w:ascii="AR PL UKai CN" w:hAnsi="AR PL UKai CN" w:eastAsia="AR PL UKai CN" w:cs="AR PL UKai CN"/>
+          <w:color w:val="ff0000"/>
+          <w:highlight w:val="yellow"/>
+        </w:rPr>
+        <w:t xml:space="preserve">size-1 </w:t>
+      </w:r>
+      <w:r>
+        <w:rPr>
+          <w:rFonts w:ascii="AR PL UKai CN" w:hAnsi="AR PL UKai CN" w:eastAsia="AR PL UKai CN" w:cs="AR PL UKai CN"/>
+          <w:color w:val="ff0000"/>
+          <w:highlight w:val="none"/>
+        </w:rPr>
+        <w:t xml:space="preserve">个字符，遇到换行\n或文件尾停止</w:t>
+      </w:r>
+      <w:r>
+        <w:rPr>
+          <w:rFonts w:ascii="AR PL UKai CN" w:hAnsi="AR PL UKai CN" w:eastAsia="AR PL UKai CN" w:cs="AR PL UKai CN"/>
+        </w:rPr>
+        <w:t xml:space="preserve">；</w:t>
+      </w:r>
+      <w:r>
+        <w:rPr>
+          <w:rFonts w:ascii="AR PL UKai CN" w:hAnsi="AR PL UKai CN" w:cs="AR PL UKai CN"/>
         </w:rPr>
       </w:r>
       <w:r>
@@ -3938,11 +4678,11 @@
         <w:rPr>
           <w:rFonts w:ascii="AR PL UKai CN" w:hAnsi="AR PL UKai CN" w:eastAsia="AR PL UKai CN" w:cs="AR PL UKai CN"/>
         </w:rPr>
-        <w:t xml:space="preserve">    数据形式：字符（ASCII）；读到末尾返回 EOF (-1)；</w:t>
-      </w:r>
-      <w:r>
-        <w:rPr>
-          <w:rFonts w:ascii="AR PL UKai CN" w:hAnsi="AR PL UKai CN" w:eastAsia="AR PL UKai CN" w:cs="AR PL UKai CN"/>
+        <w:t xml:space="preserve">    数据形式：字符串（文本专用）；</w:t>
+      </w:r>
+      <w:r>
+        <w:rPr>
+          <w:rFonts w:ascii="AR PL UKai CN" w:hAnsi="AR PL UKai CN" w:cs="AR PL UKai CN"/>
         </w:rPr>
       </w:r>
       <w:r>
@@ -3964,24 +4704,146 @@
         <w:rPr>
           <w:rFonts w:ascii="AR PL UKai CN" w:hAnsi="AR PL UKai CN" w:eastAsia="AR PL UKai CN" w:cs="AR PL UKai CN"/>
         </w:rPr>
-        <w:t xml:space="preserve">    缺陷：参数含自增会重复求值，</w:t>
+        <w:t xml:space="preserve">    车载场景：读取 txt 配置文件、日志文本。</w:t>
+      </w:r>
+      <w:r>
+        <w:rPr>
+          <w:rFonts w:ascii="AR PL UKai CN" w:hAnsi="AR PL UKai CN" w:cs="AR PL UKai CN"/>
+        </w:rPr>
+      </w:r>
+      <w:r>
+        <w:rPr>
+          <w:rFonts w:ascii="AR PL UKai CN" w:hAnsi="AR PL UKai CN" w:cs="AR PL UKai CN"/>
+        </w:rPr>
+      </w:r>
+    </w:p>
+    <w:p>
+      <w:pPr>
+        <w:pBdr/>
+        <w:spacing/>
+        <w:ind/>
+        <w:rPr>
+          <w:rFonts w:ascii="AR PL UKai CN" w:hAnsi="AR PL UKai CN" w:cs="AR PL UKai CN"/>
+        </w:rPr>
+      </w:pPr>
+      <w:r>
+        <w:rPr>
+          <w:rFonts w:ascii="AR PL UKai CN" w:hAnsi="AR PL UKai CN" w:eastAsia="AR PL UKai CN" w:cs="AR PL UKai CN"/>
+        </w:rPr>
+      </w:r>
+      <w:r>
+        <w:rPr>
+          <w:rFonts w:ascii="AR PL UKai CN" w:hAnsi="AR PL UKai CN" w:cs="AR PL UKai CN"/>
+        </w:rPr>
+      </w:r>
+      <w:r>
+        <w:rPr>
+          <w:rFonts w:ascii="AR PL UKai CN" w:hAnsi="AR PL UKai CN" w:cs="AR PL UKai CN"/>
+        </w:rPr>
+      </w:r>
+    </w:p>
+    <w:p>
+      <w:pPr>
+        <w:pBdr/>
+        <w:spacing/>
+        <w:ind/>
+        <w:rPr>
+          <w:rFonts w:ascii="AR PL UKai CN" w:hAnsi="AR PL UKai CN" w:cs="AR PL UKai CN"/>
+        </w:rPr>
+      </w:pPr>
+      <w:r>
+        <w:rPr>
+          <w:rFonts w:ascii="AR PL UKai CN" w:hAnsi="AR PL UKai CN" w:eastAsia="AR PL UKai CN" w:cs="AR PL UKai CN"/>
+        </w:rPr>
+        <w:t xml:space="preserve">fputs()</w:t>
+      </w:r>
+      <w:r>
+        <w:rPr>
+          <w:rFonts w:ascii="AR PL UKai CN" w:hAnsi="AR PL UKai CN" w:cs="AR PL UKai CN"/>
+        </w:rPr>
+      </w:r>
+      <w:r>
+        <w:rPr>
+          <w:rFonts w:ascii="AR PL UKai CN" w:hAnsi="AR PL UKai CN" w:cs="AR PL UKai CN"/>
+        </w:rPr>
+      </w:r>
+    </w:p>
+    <w:p>
+      <w:pPr>
+        <w:pBdr/>
+        <w:spacing/>
+        <w:ind/>
+        <w:rPr>
+          <w:rFonts w:ascii="AR PL UKai CN" w:hAnsi="AR PL UKai CN" w:cs="AR PL UKai CN"/>
+        </w:rPr>
+      </w:pPr>
+      <w:r>
+        <w:rPr>
+          <w:rFonts w:ascii="AR PL UKai CN" w:hAnsi="AR PL UKai CN" w:eastAsia="AR PL UKai CN" w:cs="AR PL UKai CN"/>
+        </w:rPr>
+        <w:t xml:space="preserve">原型：int fputs(const char *str, FILE *stream);</w:t>
+      </w:r>
+      <w:r>
+        <w:rPr>
+          <w:rFonts w:ascii="AR PL UKai CN" w:hAnsi="AR PL UKai CN" w:cs="AR PL UKai CN"/>
+        </w:rPr>
+      </w:r>
+      <w:r>
+        <w:rPr>
+          <w:rFonts w:ascii="AR PL UKai CN" w:hAnsi="AR PL UKai CN" w:cs="AR PL UKai CN"/>
+        </w:rPr>
+      </w:r>
+    </w:p>
+    <w:p>
+      <w:pPr>
+        <w:pBdr/>
+        <w:spacing/>
+        <w:ind/>
+        <w:rPr>
+          <w:rFonts w:ascii="AR PL UKai CN" w:hAnsi="AR PL UKai CN" w:cs="AR PL UKai CN"/>
+        </w:rPr>
+      </w:pPr>
+      <w:r>
+        <w:rPr>
+          <w:rFonts w:ascii="AR PL UKai CN" w:hAnsi="AR PL UKai CN" w:eastAsia="AR PL UKai CN" w:cs="AR PL UKai CN"/>
+        </w:rPr>
+      </w:r>
+      <w:r>
+        <w:rPr>
+          <w:rFonts w:ascii="AR PL UKai CN" w:hAnsi="AR PL UKai CN" w:cs="AR PL UKai CN"/>
+        </w:rPr>
+      </w:r>
+      <w:r>
+        <w:rPr>
+          <w:rFonts w:ascii="AR PL UKai CN" w:hAnsi="AR PL UKai CN" w:cs="AR PL UKai CN"/>
+        </w:rPr>
+      </w:r>
+    </w:p>
+    <w:p>
+      <w:pPr>
+        <w:pBdr/>
+        <w:spacing/>
+        <w:ind/>
+        <w:rPr>
+          <w:rFonts w:ascii="AR PL UKai CN" w:hAnsi="AR PL UKai CN" w:cs="AR PL UKai CN"/>
+        </w:rPr>
+      </w:pPr>
+      <w:r>
+        <w:rPr>
+          <w:rFonts w:ascii="AR PL UKai CN" w:hAnsi="AR PL UKai CN" w:eastAsia="AR PL UKai CN" w:cs="AR PL UKai CN"/>
+        </w:rPr>
+        <w:t xml:space="preserve">    功能：</w:t>
       </w:r>
       <w:r>
         <w:rPr>
           <w:rFonts w:ascii="AR PL UKai CN" w:hAnsi="AR PL UKai CN" w:eastAsia="AR PL UKai CN" w:cs="AR PL UKai CN"/>
           <w:color w:val="ff0000"/>
         </w:rPr>
-        <w:t xml:space="preserve">复杂场景优先 fgetc</w:t>
-      </w:r>
-      <w:r>
-        <w:rPr>
-          <w:rFonts w:ascii="AR PL UKai CN" w:hAnsi="AR PL UKai CN" w:eastAsia="AR PL UKai CN" w:cs="AR PL UKai CN"/>
-        </w:rPr>
-        <w:t xml:space="preserve">。</w:t>
-      </w:r>
-      <w:r>
-        <w:rPr>
-          <w:rFonts w:ascii="AR PL UKai CN" w:hAnsi="AR PL UKai CN" w:eastAsia="AR PL UKai CN" w:cs="AR PL UKai CN"/>
+        <w:t xml:space="preserve">将字符串写入文件，不会自动添加换行符；</w:t>
+      </w:r>
+      <w:r>
+        <w:rPr>
+          <w:rFonts w:ascii="AR PL UKai CN" w:hAnsi="AR PL UKai CN" w:cs="AR PL UKai CN"/>
         </w:rPr>
       </w:r>
       <w:r>
@@ -4003,10 +4865,11 @@
         <w:rPr>
           <w:rFonts w:ascii="AR PL UKai CN" w:hAnsi="AR PL UKai CN" w:eastAsia="AR PL UKai CN" w:cs="AR PL UKai CN"/>
         </w:rPr>
-      </w:r>
-      <w:r>
-        <w:rPr>
-          <w:rFonts w:ascii="AR PL UKai CN" w:hAnsi="AR PL UKai CN" w:eastAsia="AR PL UKai CN" w:cs="AR PL UKai CN"/>
+        <w:t xml:space="preserve">    数据形式：字符串文本。</w:t>
+      </w:r>
+      <w:r>
+        <w:rPr>
+          <w:rFonts w:ascii="AR PL UKai CN" w:hAnsi="AR PL UKai CN" w:cs="AR PL UKai CN"/>
         </w:rPr>
       </w:r>
       <w:r>
@@ -4022,26 +4885,21 @@
         <w:ind/>
         <w:rPr>
           <w:rFonts w:ascii="AR PL UKai CN" w:hAnsi="AR PL UKai CN" w:cs="AR PL UKai CN"/>
-          <w:color w:val="00b050"/>
         </w:rPr>
       </w:pPr>
       <w:r>
         <w:rPr>
           <w:rFonts w:ascii="AR PL UKai CN" w:hAnsi="AR PL UKai CN" w:eastAsia="AR PL UKai CN" w:cs="AR PL UKai CN"/>
-          <w:color w:val="00b050"/>
-        </w:rPr>
-        <w:t xml:space="preserve">fgetc()</w:t>
-      </w:r>
-      <w:r>
-        <w:rPr>
-          <w:rFonts w:ascii="AR PL UKai CN" w:hAnsi="AR PL UKai CN" w:eastAsia="AR PL UKai CN" w:cs="AR PL UKai CN"/>
-          <w:color w:val="00b050"/>
-        </w:rPr>
-      </w:r>
-      <w:r>
-        <w:rPr>
-          <w:rFonts w:ascii="AR PL UKai CN" w:hAnsi="AR PL UKai CN" w:cs="AR PL UKai CN"/>
-          <w:color w:val="00b050"/>
+        </w:rPr>
+      </w:r>
+      <w:r>
+        <w:rPr>
+          <w:rFonts w:ascii="AR PL UKai CN" w:hAnsi="AR PL UKai CN" w:cs="AR PL UKai CN"/>
+        </w:rPr>
+      </w:r>
+      <w:r>
+        <w:rPr>
+          <w:rFonts w:ascii="AR PL UKai CN" w:hAnsi="AR PL UKai CN" w:cs="AR PL UKai CN"/>
         </w:rPr>
       </w:r>
     </w:p>
@@ -4052,454 +4910,9 @@
         <w:ind/>
         <w:rPr>
           <w:rFonts w:ascii="AR PL UKai CN" w:hAnsi="AR PL UKai CN" w:cs="AR PL UKai CN"/>
-          <w:color w:val="00b050"/>
-        </w:rPr>
-      </w:pPr>
-      <w:r>
-        <w:rPr>
-          <w:rFonts w:ascii="AR PL UKai CN" w:hAnsi="AR PL UKai CN" w:eastAsia="AR PL UKai CN" w:cs="AR PL UKai CN"/>
-          <w:color w:val="00b050"/>
-        </w:rPr>
-        <w:t xml:space="preserve">原型：int fgetc(FILE *stream);</w:t>
-      </w:r>
-      <w:r>
-        <w:rPr>
-          <w:rFonts w:ascii="AR PL UKai CN" w:hAnsi="AR PL UKai CN" w:eastAsia="AR PL UKai CN" w:cs="AR PL UKai CN"/>
-          <w:color w:val="00b050"/>
-        </w:rPr>
-      </w:r>
-      <w:r>
-        <w:rPr>
-          <w:rFonts w:ascii="AR PL UKai CN" w:hAnsi="AR PL UKai CN" w:cs="AR PL UKai CN"/>
-          <w:color w:val="00b050"/>
-        </w:rPr>
-      </w:r>
-    </w:p>
-    <w:p>
-      <w:pPr>
-        <w:pBdr/>
-        <w:spacing/>
-        <w:ind/>
-        <w:rPr>
-          <w:rFonts w:ascii="AR PL UKai CN" w:hAnsi="AR PL UKai CN" w:cs="AR PL UKai CN"/>
-          <w:color w:val="00b050"/>
-        </w:rPr>
-      </w:pPr>
-      <w:r>
-        <w:rPr>
-          <w:rFonts w:ascii="AR PL UKai CN" w:hAnsi="AR PL UKai CN" w:eastAsia="AR PL UKai CN" w:cs="AR PL UKai CN"/>
-          <w:color w:val="00b050"/>
-        </w:rPr>
-      </w:r>
-      <w:r>
-        <w:rPr>
-          <w:rFonts w:ascii="AR PL UKai CN" w:hAnsi="AR PL UKai CN" w:eastAsia="AR PL UKai CN" w:cs="AR PL UKai CN"/>
-          <w:color w:val="00b050"/>
-        </w:rPr>
-      </w:r>
-      <w:r>
-        <w:rPr>
-          <w:rFonts w:ascii="AR PL UKai CN" w:hAnsi="AR PL UKai CN" w:cs="AR PL UKai CN"/>
-          <w:color w:val="00b050"/>
-        </w:rPr>
-      </w:r>
-    </w:p>
-    <w:p>
-      <w:pPr>
-        <w:pBdr/>
-        <w:spacing/>
-        <w:ind/>
-        <w:rPr>
-          <w:rFonts w:ascii="AR PL UKai CN" w:hAnsi="AR PL UKai CN" w:cs="AR PL UKai CN"/>
-          <w:color w:val="00b050"/>
-        </w:rPr>
-      </w:pPr>
-      <w:r>
-        <w:rPr>
-          <w:rFonts w:ascii="AR PL UKai CN" w:hAnsi="AR PL UKai CN" w:eastAsia="AR PL UKai CN" w:cs="AR PL UKai CN"/>
-          <w:color w:val="00b050"/>
-        </w:rPr>
-        <w:t xml:space="preserve">    实现：标准库函数，读取单个 ASCII 字符；</w:t>
-      </w:r>
-      <w:r>
-        <w:rPr>
-          <w:rFonts w:ascii="AR PL UKai CN" w:hAnsi="AR PL UKai CN" w:eastAsia="AR PL UKai CN" w:cs="AR PL UKai CN"/>
-          <w:color w:val="00b050"/>
-        </w:rPr>
-      </w:r>
-      <w:r>
-        <w:rPr>
-          <w:rFonts w:ascii="AR PL UKai CN" w:hAnsi="AR PL UKai CN" w:cs="AR PL UKai CN"/>
-          <w:color w:val="00b050"/>
-        </w:rPr>
-      </w:r>
-    </w:p>
-    <w:p>
-      <w:pPr>
-        <w:pBdr/>
-        <w:spacing/>
-        <w:ind/>
-        <w:rPr>
-          <w:rFonts w:ascii="AR PL UKai CN" w:hAnsi="AR PL UKai CN" w:cs="AR PL UKai CN"/>
-          <w:color w:val="00b050"/>
-        </w:rPr>
-      </w:pPr>
-      <w:r>
-        <w:rPr>
-          <w:rFonts w:ascii="AR PL UKai CN" w:hAnsi="AR PL UKai CN" w:eastAsia="AR PL UKai CN" w:cs="AR PL UKai CN"/>
-          <w:color w:val="00b050"/>
-        </w:rPr>
-        <w:t xml:space="preserve">    数据形式：字符；</w:t>
-      </w:r>
-      <w:r>
-        <w:rPr>
-          <w:rFonts w:ascii="AR PL UKai CN" w:hAnsi="AR PL UKai CN" w:eastAsia="AR PL UKai CN" w:cs="AR PL UKai CN"/>
-          <w:color w:val="00b050"/>
-        </w:rPr>
-      </w:r>
-      <w:r>
-        <w:rPr>
-          <w:rFonts w:ascii="AR PL UKai CN" w:hAnsi="AR PL UKai CN" w:cs="AR PL UKai CN"/>
-          <w:color w:val="00b050"/>
-        </w:rPr>
-      </w:r>
-    </w:p>
-    <w:p>
-      <w:pPr>
-        <w:pBdr/>
-        <w:spacing/>
-        <w:ind/>
-        <w:rPr>
-          <w:rFonts w:ascii="AR PL UKai CN" w:hAnsi="AR PL UKai CN" w:cs="AR PL UKai CN"/>
-          <w:color w:val="00b050"/>
-        </w:rPr>
-      </w:pPr>
-      <w:r>
-        <w:rPr>
-          <w:rFonts w:ascii="AR PL UKai CN" w:hAnsi="AR PL UKai CN" w:eastAsia="AR PL UKai CN" w:cs="AR PL UKai CN"/>
-          <w:color w:val="00b050"/>
-        </w:rPr>
-        <w:t xml:space="preserve">    优势：参数仅计算一次，无宏重复求值 BUG，车载开发推荐。</w:t>
-      </w:r>
-      <w:r>
-        <w:rPr>
-          <w:rFonts w:ascii="AR PL UKai CN" w:hAnsi="AR PL UKai CN" w:eastAsia="AR PL UKai CN" w:cs="AR PL UKai CN"/>
-          <w:color w:val="00b050"/>
-        </w:rPr>
-      </w:r>
-      <w:r>
-        <w:rPr>
-          <w:rFonts w:ascii="AR PL UKai CN" w:hAnsi="AR PL UKai CN" w:cs="AR PL UKai CN"/>
-          <w:color w:val="00b050"/>
-        </w:rPr>
-      </w:r>
-    </w:p>
-    <w:p>
-      <w:pPr>
-        <w:pBdr/>
-        <w:spacing/>
-        <w:ind/>
-        <w:rPr>
-          <w:rFonts w:ascii="AR PL UKai CN" w:hAnsi="AR PL UKai CN" w:cs="AR PL UKai CN"/>
-        </w:rPr>
-      </w:pPr>
-      <w:r>
-        <w:rPr>
-          <w:rFonts w:ascii="AR PL UKai CN" w:hAnsi="AR PL UKai CN" w:eastAsia="AR PL UKai CN" w:cs="AR PL UKai CN"/>
-        </w:rPr>
-      </w:r>
-      <w:r>
-        <w:rPr>
-          <w:rFonts w:ascii="AR PL UKai CN" w:hAnsi="AR PL UKai CN" w:eastAsia="AR PL UKai CN" w:cs="AR PL UKai CN"/>
-        </w:rPr>
-      </w:r>
-      <w:r>
-        <w:rPr>
-          <w:rFonts w:ascii="AR PL UKai CN" w:hAnsi="AR PL UKai CN" w:cs="AR PL UKai CN"/>
-        </w:rPr>
-      </w:r>
-    </w:p>
-    <w:p>
-      <w:pPr>
-        <w:pBdr/>
-        <w:spacing/>
-        <w:ind/>
-        <w:rPr>
-          <w:rFonts w:ascii="AR PL UKai CN" w:hAnsi="AR PL UKai CN" w:cs="AR PL UKai CN"/>
-        </w:rPr>
-      </w:pPr>
-      <w:r>
-        <w:rPr>
-          <w:rFonts w:ascii="AR PL UKai CN" w:hAnsi="AR PL UKai CN" w:eastAsia="AR PL UKai CN" w:cs="AR PL UKai CN"/>
-        </w:rPr>
-        <w:t xml:space="preserve">putc()</w:t>
-      </w:r>
-      <w:r>
-        <w:rPr>
-          <w:rFonts w:ascii="AR PL UKai CN" w:hAnsi="AR PL UKai CN" w:eastAsia="AR PL UKai CN" w:cs="AR PL UKai CN"/>
-        </w:rPr>
-      </w:r>
-      <w:r>
-        <w:rPr>
-          <w:rFonts w:ascii="AR PL UKai CN" w:hAnsi="AR PL UKai CN" w:cs="AR PL UKai CN"/>
-        </w:rPr>
-      </w:r>
-    </w:p>
-    <w:p>
-      <w:pPr>
-        <w:pBdr/>
-        <w:spacing/>
-        <w:ind/>
-        <w:rPr>
-          <w:rFonts w:ascii="AR PL UKai CN" w:hAnsi="AR PL UKai CN" w:cs="AR PL UKai CN"/>
-        </w:rPr>
-      </w:pPr>
-      <w:r>
-        <w:rPr>
-          <w:rFonts w:ascii="AR PL UKai CN" w:hAnsi="AR PL UKai CN" w:eastAsia="AR PL UKai CN" w:cs="AR PL UKai CN"/>
-        </w:rPr>
-        <w:t xml:space="preserve">原型：int putc(int c, FILE *stream);</w:t>
-      </w:r>
-      <w:r>
-        <w:rPr>
-          <w:rFonts w:ascii="AR PL UKai CN" w:hAnsi="AR PL UKai CN" w:eastAsia="AR PL UKai CN" w:cs="AR PL UKai CN"/>
-        </w:rPr>
-      </w:r>
-      <w:r>
-        <w:rPr>
-          <w:rFonts w:ascii="AR PL UKai CN" w:hAnsi="AR PL UKai CN" w:cs="AR PL UKai CN"/>
-        </w:rPr>
-      </w:r>
-    </w:p>
-    <w:p>
-      <w:pPr>
-        <w:pBdr/>
-        <w:spacing/>
-        <w:ind/>
-        <w:rPr>
-          <w:rFonts w:ascii="AR PL UKai CN" w:hAnsi="AR PL UKai CN" w:cs="AR PL UKai CN"/>
-        </w:rPr>
-      </w:pPr>
-      <w:r>
-        <w:rPr>
-          <w:rFonts w:ascii="AR PL UKai CN" w:hAnsi="AR PL UKai CN" w:eastAsia="AR PL UKai CN" w:cs="AR PL UKai CN"/>
-        </w:rPr>
-      </w:r>
-      <w:r>
-        <w:rPr>
-          <w:rFonts w:ascii="AR PL UKai CN" w:hAnsi="AR PL UKai CN" w:eastAsia="AR PL UKai CN" w:cs="AR PL UKai CN"/>
-        </w:rPr>
-      </w:r>
-      <w:r>
-        <w:rPr>
-          <w:rFonts w:ascii="AR PL UKai CN" w:hAnsi="AR PL UKai CN" w:cs="AR PL UKai CN"/>
-        </w:rPr>
-      </w:r>
-    </w:p>
-    <w:p>
-      <w:pPr>
-        <w:pBdr/>
-        <w:spacing/>
-        <w:ind/>
-        <w:rPr>
-          <w:rFonts w:ascii="AR PL UKai CN" w:hAnsi="AR PL UKai CN" w:cs="AR PL UKai CN"/>
-        </w:rPr>
-      </w:pPr>
-      <w:r>
-        <w:rPr>
-          <w:rFonts w:ascii="AR PL UKai CN" w:hAnsi="AR PL UKai CN" w:eastAsia="AR PL UKai CN" w:cs="AR PL UKai CN"/>
-        </w:rPr>
-        <w:t xml:space="preserve">    宏函数，向文件写入单个字符；</w:t>
-      </w:r>
-      <w:r>
-        <w:rPr>
-          <w:rFonts w:ascii="AR PL UKai CN" w:hAnsi="AR PL UKai CN" w:eastAsia="AR PL UKai CN" w:cs="AR PL UKai CN"/>
-        </w:rPr>
-      </w:r>
-      <w:r>
-        <w:rPr>
-          <w:rFonts w:ascii="AR PL UKai CN" w:hAnsi="AR PL UKai CN" w:cs="AR PL UKai CN"/>
-        </w:rPr>
-      </w:r>
-    </w:p>
-    <w:p>
-      <w:pPr>
-        <w:pBdr/>
-        <w:spacing/>
-        <w:ind/>
-        <w:rPr>
-          <w:rFonts w:ascii="AR PL UKai CN" w:hAnsi="AR PL UKai CN" w:cs="AR PL UKai CN"/>
-        </w:rPr>
-      </w:pPr>
-      <w:r>
-        <w:rPr>
-          <w:rFonts w:ascii="AR PL UKai CN" w:hAnsi="AR PL UKai CN" w:eastAsia="AR PL UKai CN" w:cs="AR PL UKai CN"/>
-        </w:rPr>
-      </w:r>
-      <w:r>
-        <w:rPr>
-          <w:rFonts w:ascii="AR PL UKai CN" w:hAnsi="AR PL UKai CN" w:eastAsia="AR PL UKai CN" w:cs="AR PL UKai CN"/>
-        </w:rPr>
-      </w:r>
-      <w:r>
-        <w:rPr>
-          <w:rFonts w:ascii="AR PL UKai CN" w:hAnsi="AR PL UKai CN" w:cs="AR PL UKai CN"/>
-        </w:rPr>
-      </w:r>
-    </w:p>
-    <w:p>
-      <w:pPr>
-        <w:pBdr/>
-        <w:spacing/>
-        <w:ind/>
-        <w:rPr>
-          <w:rFonts w:ascii="AR PL UKai CN" w:hAnsi="AR PL UKai CN" w:cs="AR PL UKai CN"/>
-          <w:color w:val="00b050"/>
-        </w:rPr>
-      </w:pPr>
-      <w:r>
-        <w:rPr>
-          <w:rFonts w:ascii="AR PL UKai CN" w:hAnsi="AR PL UKai CN" w:eastAsia="AR PL UKai CN" w:cs="AR PL UKai CN"/>
-          <w:color w:val="00b050"/>
-        </w:rPr>
-        <w:t xml:space="preserve">fputc()</w:t>
-      </w:r>
-      <w:r>
-        <w:rPr>
-          <w:rFonts w:ascii="AR PL UKai CN" w:hAnsi="AR PL UKai CN" w:eastAsia="AR PL UKai CN" w:cs="AR PL UKai CN"/>
-          <w:color w:val="00b050"/>
-        </w:rPr>
-      </w:r>
-      <w:r>
-        <w:rPr>
-          <w:rFonts w:ascii="AR PL UKai CN" w:hAnsi="AR PL UKai CN" w:cs="AR PL UKai CN"/>
-          <w:color w:val="00b050"/>
-        </w:rPr>
-      </w:r>
-    </w:p>
-    <w:p>
-      <w:pPr>
-        <w:pBdr/>
-        <w:spacing/>
-        <w:ind/>
-        <w:rPr>
-          <w:rFonts w:ascii="AR PL UKai CN" w:hAnsi="AR PL UKai CN" w:cs="AR PL UKai CN"/>
-          <w:color w:val="00b050"/>
-        </w:rPr>
-      </w:pPr>
-      <w:r>
-        <w:rPr>
-          <w:rFonts w:ascii="AR PL UKai CN" w:hAnsi="AR PL UKai CN" w:eastAsia="AR PL UKai CN" w:cs="AR PL UKai CN"/>
-          <w:color w:val="00b050"/>
-        </w:rPr>
-        <w:t xml:space="preserve">原型：int fputc(int c, FILE *stream);</w:t>
-      </w:r>
-      <w:r>
-        <w:rPr>
-          <w:rFonts w:ascii="AR PL UKai CN" w:hAnsi="AR PL UKai CN" w:eastAsia="AR PL UKai CN" w:cs="AR PL UKai CN"/>
-          <w:color w:val="00b050"/>
-        </w:rPr>
-      </w:r>
-      <w:r>
-        <w:rPr>
-          <w:rFonts w:ascii="AR PL UKai CN" w:hAnsi="AR PL UKai CN" w:cs="AR PL UKai CN"/>
-          <w:color w:val="00b050"/>
-        </w:rPr>
-      </w:r>
-    </w:p>
-    <w:p>
-      <w:pPr>
-        <w:pBdr/>
-        <w:spacing/>
-        <w:ind/>
-        <w:rPr>
-          <w:rFonts w:ascii="AR PL UKai CN" w:hAnsi="AR PL UKai CN" w:cs="AR PL UKai CN"/>
-          <w:color w:val="00b050"/>
-        </w:rPr>
-      </w:pPr>
-      <w:r>
-        <w:rPr>
-          <w:rFonts w:ascii="AR PL UKai CN" w:hAnsi="AR PL UKai CN" w:eastAsia="AR PL UKai CN" w:cs="AR PL UKai CN"/>
-          <w:color w:val="00b050"/>
-        </w:rPr>
-      </w:r>
-      <w:r>
-        <w:rPr>
-          <w:rFonts w:ascii="AR PL UKai CN" w:hAnsi="AR PL UKai CN" w:eastAsia="AR PL UKai CN" w:cs="AR PL UKai CN"/>
-          <w:color w:val="00b050"/>
-        </w:rPr>
-      </w:r>
-      <w:r>
-        <w:rPr>
-          <w:rFonts w:ascii="AR PL UKai CN" w:hAnsi="AR PL UKai CN" w:cs="AR PL UKai CN"/>
-          <w:color w:val="00b050"/>
-        </w:rPr>
-      </w:r>
-    </w:p>
-    <w:p>
-      <w:pPr>
-        <w:pBdr/>
-        <w:spacing/>
-        <w:ind/>
-        <w:rPr>
-          <w:rFonts w:ascii="AR PL UKai CN" w:hAnsi="AR PL UKai CN" w:cs="AR PL UKai CN"/>
-          <w:color w:val="00b050"/>
-        </w:rPr>
-      </w:pPr>
-      <w:r>
-        <w:rPr>
-          <w:rFonts w:ascii="AR PL UKai CN" w:hAnsi="AR PL UKai CN" w:eastAsia="AR PL UKai CN" w:cs="AR PL UKai CN"/>
-          <w:color w:val="00b050"/>
-        </w:rPr>
-        <w:t xml:space="preserve">    标准函数，写入单个 ASCII 字符；稳定无宏缺陷。</w:t>
-      </w:r>
-      <w:r>
-        <w:rPr>
-          <w:rFonts w:ascii="AR PL UKai CN" w:hAnsi="AR PL UKai CN" w:eastAsia="AR PL UKai CN" w:cs="AR PL UKai CN"/>
-          <w:color w:val="00b050"/>
-        </w:rPr>
-      </w:r>
-      <w:r>
-        <w:rPr>
-          <w:rFonts w:ascii="AR PL UKai CN" w:hAnsi="AR PL UKai CN" w:cs="AR PL UKai CN"/>
-          <w:color w:val="00b050"/>
-        </w:rPr>
-      </w:r>
-    </w:p>
-    <w:p>
-      <w:pPr>
-        <w:pBdr/>
-        <w:spacing/>
-        <w:ind/>
-        <w:rPr>
-          <w:rFonts w:ascii="AR PL UKai CN" w:hAnsi="AR PL UKai CN" w:cs="AR PL UKai CN"/>
-        </w:rPr>
-      </w:pPr>
-      <w:r>
-        <w:rPr>
-          <w:rFonts w:ascii="AR PL UKai CN" w:hAnsi="AR PL UKai CN" w:eastAsia="AR PL UKai CN" w:cs="AR PL UKai CN"/>
-        </w:rPr>
-      </w:r>
-      <w:r>
-        <w:rPr>
-          <w:rFonts w:ascii="AR PL UKai CN" w:hAnsi="AR PL UKai CN" w:eastAsia="AR PL UKai CN" w:cs="AR PL UKai CN"/>
-        </w:rPr>
-      </w:r>
-      <w:r>
-        <w:rPr>
-          <w:rFonts w:ascii="AR PL UKai CN" w:hAnsi="AR PL UKai CN" w:cs="AR PL UKai CN"/>
-        </w:rPr>
-      </w:r>
-    </w:p>
-    <w:p>
-      <w:pPr>
-        <w:pBdr/>
-        <w:spacing/>
-        <w:ind/>
-        <w:rPr>
-          <w:rFonts w:ascii="AR PL UKai CN" w:hAnsi="AR PL UKai CN" w:cs="AR PL UKai CN"/>
           <w:b/>
           <w:bCs/>
+          <w:highlight w:val="none"/>
         </w:rPr>
       </w:pPr>
       <w:r>
@@ -4508,20 +4921,72 @@
           <w:b/>
           <w:bCs/>
         </w:rPr>
-        <w:t xml:space="preserve">3. 整行字符串读写：fgets /fputs</w:t>
-      </w:r>
+        <w:t xml:space="preserve">4. 整块二进制批量读写：fread /fwrite（车载最高频）</w:t>
+      </w:r>
+      <w:r>
+        <w:rPr>
+          <w:rFonts w:ascii="AR PL UKai CN" w:hAnsi="AR PL UKai CN" w:cs="AR PL UKai CN"/>
+          <w:b/>
+          <w:bCs/>
+        </w:rPr>
+        <w:t xml:space="preserve">、</w:t>
+      </w:r>
+      <w:r>
+        <w:rPr>
+          <w:rFonts w:ascii="AR PL UKai CN" w:hAnsi="AR PL UKai CN" w:cs="AR PL UKai CN"/>
+          <w:b/>
+          <w:bCs/>
+        </w:rPr>
+      </w:r>
+    </w:p>
+    <w:p>
+      <w:pPr>
+        <w:pBdr/>
+        <w:spacing/>
+        <w:ind/>
+        <w:rPr>
+          <w:rFonts w:ascii="AR PL UKai CN" w:hAnsi="AR PL UKai CN" w:cs="AR PL UKai CN"/>
+          <w:b/>
+          <w:bCs/>
+          <w:color w:val="ff0000"/>
+        </w:rPr>
+      </w:pPr>
       <w:r>
         <w:rPr>
           <w:rFonts w:ascii="AR PL UKai CN" w:hAnsi="AR PL UKai CN" w:eastAsia="AR PL UKai CN" w:cs="AR PL UKai CN"/>
           <w:b/>
           <w:bCs/>
-        </w:rPr>
-      </w:r>
-      <w:r>
-        <w:rPr>
-          <w:rFonts w:ascii="AR PL UKai CN" w:hAnsi="AR PL UKai CN" w:cs="AR PL UKai CN"/>
+          <w:color w:val="ff0000"/>
+          <w:highlight w:val="none"/>
+        </w:rPr>
+      </w:r>
+      <w:r>
+        <w:rPr>
+          <w:rFonts w:ascii="AR PL UKai CN" w:hAnsi="AR PL UKai CN" w:eastAsia="AR PL UKai CN" w:cs="AR PL UKai CN"/>
           <w:b/>
           <w:bCs/>
+          <w:color w:val="ff0000"/>
+          <w:highlight w:val="none"/>
+        </w:rPr>
+        <w:t xml:space="preserve">无需经过内核缓冲区和用户缓冲区，</w:t>
+      </w:r>
+      <w:r>
+        <w:rPr>
+          <w:rFonts w:ascii="AR PL UKai CN" w:hAnsi="AR PL UKai CN" w:eastAsia="AR PL UKai CN" w:cs="AR PL UKai CN"/>
+          <w:b/>
+          <w:bCs/>
+          <w:color w:val="ff0000"/>
+          <w:highlight w:val="none"/>
+        </w:rPr>
+        <w:t xml:space="preserve">直接读写磁盘SSD，读写速度慢；fgets(),fputs()等读写文件都需要经过RAM（包含内核缓冲区和用户缓冲区），批量读写文件内容，读写速度快。</w:t>
+      </w:r>
+      <w:r>
+        <w:rPr>
+          <w:rFonts w:ascii="AR PL UKai CN" w:hAnsi="AR PL UKai CN" w:eastAsia="AR PL UKai CN" w:cs="AR PL UKai CN"/>
+          <w:b/>
+          <w:bCs/>
+          <w:color w:val="ff0000"/>
+          <w:highlight w:val="none"/>
         </w:rPr>
       </w:r>
     </w:p>
@@ -4538,11 +5003,11 @@
         <w:rPr>
           <w:rFonts w:ascii="AR PL UKai CN" w:hAnsi="AR PL UKai CN" w:eastAsia="AR PL UKai CN" w:cs="AR PL UKai CN"/>
         </w:rPr>
-        <w:t xml:space="preserve">fgets()</w:t>
-      </w:r>
-      <w:r>
-        <w:rPr>
-          <w:rFonts w:ascii="AR PL UKai CN" w:hAnsi="AR PL UKai CN" w:eastAsia="AR PL UKai CN" w:cs="AR PL UKai CN"/>
+        <w:t xml:space="preserve">fwrite()</w:t>
+      </w:r>
+      <w:r>
+        <w:rPr>
+          <w:rFonts w:ascii="AR PL UKai CN" w:hAnsi="AR PL UKai CN" w:cs="AR PL UKai CN"/>
         </w:rPr>
       </w:r>
       <w:r>
@@ -4564,11 +5029,25 @@
         <w:rPr>
           <w:rFonts w:ascii="AR PL UKai CN" w:hAnsi="AR PL UKai CN" w:eastAsia="AR PL UKai CN" w:cs="AR PL UKai CN"/>
         </w:rPr>
-        <w:t xml:space="preserve">原型：char *fgets(char *buf, int size, FILE *stream);</w:t>
+        <w:t xml:space="preserve">原型：size_t fwrite(</w:t>
       </w:r>
       <w:r>
         <w:rPr>
           <w:rFonts w:ascii="AR PL UKai CN" w:hAnsi="AR PL UKai CN" w:eastAsia="AR PL UKai CN" w:cs="AR PL UKai CN"/>
+          <w:color w:val="ff0000"/>
+          <w:highlight w:val="yellow"/>
+        </w:rPr>
+        <w:t xml:space="preserve">const void *ptr,</w:t>
+      </w:r>
+      <w:r>
+        <w:rPr>
+          <w:rFonts w:ascii="AR PL UKai CN" w:hAnsi="AR PL UKai CN" w:eastAsia="AR PL UKai CN" w:cs="AR PL UKai CN"/>
+        </w:rPr>
+        <w:t xml:space="preserve"> size_t size, size_t count, FILE *stream);</w:t>
+      </w:r>
+      <w:r>
+        <w:rPr>
+          <w:rFonts w:ascii="AR PL UKai CN" w:hAnsi="AR PL UKai CN" w:cs="AR PL UKai CN"/>
         </w:rPr>
       </w:r>
       <w:r>
@@ -4584,21 +5063,33 @@
         <w:ind/>
         <w:rPr>
           <w:rFonts w:ascii="AR PL UKai CN" w:hAnsi="AR PL UKai CN" w:cs="AR PL UKai CN"/>
+          <w:highlight w:val="yellow"/>
         </w:rPr>
       </w:pPr>
       <w:r>
         <w:rPr>
           <w:rFonts w:ascii="AR PL UKai CN" w:hAnsi="AR PL UKai CN" w:eastAsia="AR PL UKai CN" w:cs="AR PL UKai CN"/>
         </w:rPr>
+        <w:tab/>
       </w:r>
       <w:r>
         <w:rPr>
           <w:rFonts w:ascii="AR PL UKai CN" w:hAnsi="AR PL UKai CN" w:eastAsia="AR PL UKai CN" w:cs="AR PL UKai CN"/>
-        </w:rPr>
-      </w:r>
-      <w:r>
-        <w:rPr>
-          <w:rFonts w:ascii="AR PL UKai CN" w:hAnsi="AR PL UKai CN" w:cs="AR PL UKai CN"/>
+          <w:color w:val="ff0000"/>
+          <w:highlight w:val="yellow"/>
+        </w:rPr>
+        <w:t xml:space="preserve">注意这里的待写入数据缓冲区prt是一个指针，所以实参应该传指针或是地址。</w:t>
+      </w:r>
+      <w:r>
+        <w:rPr>
+          <w:rFonts w:ascii="AR PL UKai CN" w:hAnsi="AR PL UKai CN" w:cs="AR PL UKai CN"/>
+          <w:highlight w:val="yellow"/>
+        </w:rPr>
+      </w:r>
+      <w:r>
+        <w:rPr>
+          <w:rFonts w:ascii="AR PL UKai CN" w:hAnsi="AR PL UKai CN" w:cs="AR PL UKai CN"/>
+          <w:highlight w:val="yellow"/>
         </w:rPr>
       </w:r>
     </w:p>
@@ -4615,1634 +5106,1204 @@
         <w:rPr>
           <w:rFonts w:ascii="AR PL UKai CN" w:hAnsi="AR PL UKai CN" w:eastAsia="AR PL UKai CN" w:cs="AR PL UKai CN"/>
         </w:rPr>
-        <w:t xml:space="preserve">    </w:t>
+        <w:t xml:space="preserve">    功能：批量向文件写入整块内存数据；</w:t>
+      </w:r>
+      <w:r>
+        <w:rPr>
+          <w:rFonts w:ascii="AR PL UKai CN" w:hAnsi="AR PL UKai CN" w:cs="AR PL UKai CN"/>
+        </w:rPr>
+      </w:r>
+      <w:r>
+        <w:rPr>
+          <w:rFonts w:ascii="AR PL UKai CN" w:hAnsi="AR PL UKai CN" w:cs="AR PL UKai CN"/>
+        </w:rPr>
+      </w:r>
+    </w:p>
+    <w:p>
+      <w:pPr>
+        <w:pBdr/>
+        <w:spacing/>
+        <w:ind/>
+        <w:rPr>
+          <w:rFonts w:ascii="AR PL UKai CN" w:hAnsi="AR PL UKai CN" w:cs="AR PL UKai CN"/>
+        </w:rPr>
+      </w:pPr>
+      <w:r>
+        <w:rPr>
+          <w:rFonts w:ascii="AR PL UKai CN" w:hAnsi="AR PL UKai CN" w:eastAsia="AR PL UKai CN" w:cs="AR PL UKai CN"/>
+        </w:rPr>
+        <w:t xml:space="preserve">    数据形式：原始二进制字节流，不做任何字符转义；</w:t>
+      </w:r>
+      <w:r>
+        <w:rPr>
+          <w:rFonts w:ascii="AR PL UKai CN" w:hAnsi="AR PL UKai CN" w:cs="AR PL UKai CN"/>
+        </w:rPr>
+      </w:r>
+      <w:r>
+        <w:rPr>
+          <w:rFonts w:ascii="AR PL UKai CN" w:hAnsi="AR PL UKai CN" w:cs="AR PL UKai CN"/>
+        </w:rPr>
+      </w:r>
+    </w:p>
+    <w:p>
+      <w:pPr>
+        <w:pBdr/>
+        <w:spacing/>
+        <w:ind/>
+        <w:rPr>
+          <w:rFonts w:ascii="AR PL UKai CN" w:hAnsi="AR PL UKai CN" w:cs="AR PL UKai CN"/>
+        </w:rPr>
+      </w:pPr>
+      <w:r>
+        <w:rPr>
+          <w:rFonts w:ascii="AR PL UKai CN" w:hAnsi="AR PL UKai CN" w:eastAsia="AR PL UKai CN" w:cs="AR PL UKai CN"/>
+        </w:rPr>
+        <w:t xml:space="preserve">    参数说明：</w:t>
+      </w:r>
+      <w:r>
+        <w:rPr>
+          <w:rFonts w:ascii="AR PL UKai CN" w:hAnsi="AR PL UKai CN" w:cs="AR PL UKai CN"/>
+        </w:rPr>
+      </w:r>
+      <w:r>
+        <w:rPr>
+          <w:rFonts w:ascii="AR PL UKai CN" w:hAnsi="AR PL UKai CN" w:cs="AR PL UKai CN"/>
+        </w:rPr>
+      </w:r>
+    </w:p>
+    <w:p>
+      <w:pPr>
+        <w:pBdr/>
+        <w:spacing/>
+        <w:ind/>
+        <w:rPr>
+          <w:rFonts w:ascii="AR PL UKai CN" w:hAnsi="AR PL UKai CN" w:eastAsia="AR PL UKai CN" w:cs="AR PL UKai CN"/>
+          <w:color w:val="00b050"/>
+          <w:highlight w:val="none"/>
+        </w:rPr>
+      </w:pPr>
+      <w:r>
+        <w:rPr>
+          <w:rFonts w:ascii="AR PL UKai CN" w:hAnsi="AR PL UKai CN" w:eastAsia="AR PL UKai CN" w:cs="AR PL UKai CN"/>
+        </w:rPr>
+        <w:t xml:space="preserve">  </w:t>
+      </w:r>
+      <w:r>
+        <w:rPr>
+          <w:rFonts w:ascii="AR PL UKai CN" w:hAnsi="AR PL UKai CN" w:eastAsia="AR PL UKai CN" w:cs="AR PL UKai CN"/>
+          <w:color w:val="00b050"/>
+        </w:rPr>
+        <w:t xml:space="preserve">  ptr：待写入数据缓冲区；size：单个元素字节大小；count：元素个数；</w:t>
+      </w:r>
+      <w:r>
+        <w:rPr>
+          <w:rFonts w:ascii="AR PL UKai CN" w:hAnsi="AR PL UKai CN" w:eastAsia="AR PL UKai CN" w:cs="AR PL UKai CN"/>
+          <w:color w:val="00b050"/>
+          <w:highlight w:val="none"/>
+        </w:rPr>
+      </w:r>
+      <w:r>
+        <w:rPr>
+          <w:rFonts w:ascii="AR PL UKai CN" w:hAnsi="AR PL UKai CN" w:eastAsia="AR PL UKai CN" w:cs="AR PL UKai CN"/>
+          <w:color w:val="00b050"/>
+          <w:highlight w:val="none"/>
+        </w:rPr>
+      </w:r>
+    </w:p>
+    <w:p>
+      <w:pPr>
+        <w:pBdr/>
+        <w:spacing/>
+        <w:ind/>
+        <w:rPr>
+          <w:rFonts w:ascii="AR PL UKai CN" w:hAnsi="AR PL UKai CN" w:cs="AR PL UKai CN"/>
+        </w:rPr>
+      </w:pPr>
+      <w:r>
+        <w:rPr>
+          <w:rFonts w:ascii="AR PL UKai CN" w:hAnsi="AR PL UKai CN" w:eastAsia="AR PL UKai CN" w:cs="AR PL UKai CN"/>
+        </w:rPr>
+        <w:t xml:space="preserve">    车载用途：存储车速数组、故障码结构体、CAN 报文缓存、标定参数。</w:t>
+      </w:r>
+      <w:r>
+        <w:rPr>
+          <w:rFonts w:ascii="AR PL UKai CN" w:hAnsi="AR PL UKai CN" w:cs="AR PL UKai CN"/>
+        </w:rPr>
+      </w:r>
+      <w:r>
+        <w:rPr>
+          <w:rFonts w:ascii="AR PL UKai CN" w:hAnsi="AR PL UKai CN" w:cs="AR PL UKai CN"/>
+        </w:rPr>
+      </w:r>
+    </w:p>
+    <w:p>
+      <w:pPr>
+        <w:pBdr/>
+        <w:spacing/>
+        <w:ind/>
+        <w:rPr>
+          <w:rFonts w:ascii="AR PL UKai CN" w:hAnsi="AR PL UKai CN" w:cs="AR PL UKai CN"/>
+        </w:rPr>
+      </w:pPr>
+      <w:r>
+        <w:rPr>
+          <w:rFonts w:ascii="AR PL UKai CN" w:hAnsi="AR PL UKai CN" w:eastAsia="AR PL UKai CN" w:cs="AR PL UKai CN"/>
+        </w:rPr>
+      </w:r>
+      <w:r>
+        <w:rPr>
+          <w:rFonts w:ascii="AR PL UKai CN" w:hAnsi="AR PL UKai CN" w:cs="AR PL UKai CN"/>
+        </w:rPr>
+      </w:r>
+      <w:r>
+        <w:rPr>
+          <w:rFonts w:ascii="AR PL UKai CN" w:hAnsi="AR PL UKai CN" w:cs="AR PL UKai CN"/>
+        </w:rPr>
+      </w:r>
+    </w:p>
+    <w:p>
+      <w:pPr>
+        <w:pBdr/>
+        <w:spacing/>
+        <w:ind/>
+        <w:rPr>
+          <w:rFonts w:ascii="AR PL UKai CN" w:hAnsi="AR PL UKai CN" w:cs="AR PL UKai CN"/>
+        </w:rPr>
+      </w:pPr>
+      <w:r>
+        <w:rPr>
+          <w:rFonts w:ascii="AR PL UKai CN" w:hAnsi="AR PL UKai CN" w:eastAsia="AR PL UKai CN" w:cs="AR PL UKai CN"/>
+        </w:rPr>
+        <w:t xml:space="preserve">fread()</w:t>
+      </w:r>
+      <w:r>
+        <w:rPr>
+          <w:rFonts w:ascii="AR PL UKai CN" w:hAnsi="AR PL UKai CN" w:cs="AR PL UKai CN"/>
+        </w:rPr>
+      </w:r>
+      <w:r>
+        <w:rPr>
+          <w:rFonts w:ascii="AR PL UKai CN" w:hAnsi="AR PL UKai CN" w:cs="AR PL UKai CN"/>
+        </w:rPr>
+      </w:r>
+    </w:p>
+    <w:p>
+      <w:pPr>
+        <w:pBdr/>
+        <w:spacing/>
+        <w:ind/>
+        <w:rPr>
+          <w:rFonts w:ascii="AR PL UKai CN" w:hAnsi="AR PL UKai CN" w:cs="AR PL UKai CN"/>
+        </w:rPr>
+      </w:pPr>
+      <w:r>
+        <w:rPr>
+          <w:rFonts w:ascii="AR PL UKai CN" w:hAnsi="AR PL UKai CN" w:eastAsia="AR PL UKai CN" w:cs="AR PL UKai CN"/>
+        </w:rPr>
+        <w:t xml:space="preserve">原型：size_t fread(</w:t>
       </w:r>
       <w:r>
         <w:rPr>
           <w:rFonts w:ascii="AR PL UKai CN" w:hAnsi="AR PL UKai CN" w:eastAsia="AR PL UKai CN" w:cs="AR PL UKai CN"/>
           <w:color w:val="ff0000"/>
-        </w:rPr>
-        <w:t xml:space="preserve">功能：</w:t>
-      </w:r>
-      <w:r>
+          <w:highlight w:val="yellow"/>
+        </w:rPr>
+        <w:t xml:space="preserve">void *ptr,</w:t>
+      </w:r>
+      <w:r>
+        <w:rPr>
+          <w:rFonts w:ascii="AR PL UKai CN" w:hAnsi="AR PL UKai CN" w:eastAsia="AR PL UKai CN" w:cs="AR PL UKai CN"/>
+          <w:highlight w:val="yellow"/>
+        </w:rPr>
+        <w:t xml:space="preserve"> </w:t>
+      </w:r>
+      <w:r>
+        <w:rPr>
+          <w:rFonts w:ascii="AR PL UKai CN" w:hAnsi="AR PL UKai CN" w:eastAsia="AR PL UKai CN" w:cs="AR PL UKai CN"/>
+        </w:rPr>
+        <w:t xml:space="preserve">size_t size, size_t count, FILE *stream);</w:t>
+      </w:r>
+      <w:r>
+        <w:rPr>
+          <w:rFonts w:ascii="AR PL UKai CN" w:hAnsi="AR PL UKai CN" w:cs="AR PL UKai CN"/>
+        </w:rPr>
+      </w:r>
+      <w:r>
+        <w:rPr>
+          <w:rFonts w:ascii="AR PL UKai CN" w:hAnsi="AR PL UKai CN" w:cs="AR PL UKai CN"/>
+        </w:rPr>
+      </w:r>
+    </w:p>
+    <w:p>
+      <w:pPr>
+        <w:pBdr/>
+        <w:spacing/>
+        <w:ind/>
+        <w:rPr>
+          <w:rFonts w:ascii="AR PL UKai CN" w:hAnsi="AR PL UKai CN" w:cs="AR PL UKai CN"/>
+        </w:rPr>
+      </w:pPr>
+      <w:r>
+        <w:rPr>
+          <w:rFonts w:ascii="AR PL UKai CN" w:hAnsi="AR PL UKai CN" w:eastAsia="AR PL UKai CN" w:cs="AR PL UKai CN"/>
+        </w:rPr>
+        <w:tab/>
+      </w:r>
+      <w:r>
+        <w:rPr>
+          <w:rFonts w:ascii="AR PL UKai CN" w:hAnsi="AR PL UKai CN" w:eastAsia="AR PL UKai CN" w:cs="AR PL UKai CN"/>
+          <w:color w:val="ff0000"/>
+          <w:highlight w:val="yellow"/>
+        </w:rPr>
+        <w:t xml:space="preserve">同fwrite(),</w:t>
+      </w:r>
+      <w:r>
+        <w:rPr>
+          <w:rFonts w:ascii="AR PL UKai CN" w:hAnsi="AR PL UKai CN" w:eastAsia="AR PL UKai CN" w:cs="AR PL UKai CN"/>
+          <w:color w:val="ff0000"/>
+          <w:highlight w:val="yellow"/>
+        </w:rPr>
+        <w:t xml:space="preserve">注</w:t>
+      </w:r>
+      <w:r>
+        <w:rPr>
+          <w:rFonts w:ascii="AR PL UKai CN" w:hAnsi="AR PL UKai CN" w:eastAsia="AR PL UKai CN" w:cs="AR PL UKai CN"/>
+          <w:color w:val="ff0000"/>
+          <w:highlight w:val="yellow"/>
+        </w:rPr>
+        <w:t xml:space="preserve">意这里的待写入数据缓冲区prt是一个指针，所以实参应该传指针或是地址。</w:t>
+      </w:r>
+      <w:r>
+        <w:rPr>
+          <w:rFonts w:ascii="AR PL UKai CN" w:hAnsi="AR PL UKai CN" w:cs="AR PL UKai CN"/>
+        </w:rPr>
+      </w:r>
+      <w:r>
+        <w:rPr>
+          <w:rFonts w:ascii="AR PL UKai CN" w:hAnsi="AR PL UKai CN" w:cs="AR PL UKai CN"/>
+        </w:rPr>
+      </w:r>
+    </w:p>
+    <w:p>
+      <w:pPr>
+        <w:pBdr/>
+        <w:spacing/>
+        <w:ind/>
+        <w:rPr>
+          <w:rFonts w:ascii="AR PL UKai CN" w:hAnsi="AR PL UKai CN" w:cs="AR PL UKai CN"/>
+        </w:rPr>
+      </w:pPr>
+      <w:r>
+        <w:rPr>
+          <w:rFonts w:ascii="AR PL UKai CN" w:hAnsi="AR PL UKai CN" w:eastAsia="AR PL UKai CN" w:cs="AR PL UKai CN"/>
+        </w:rPr>
+        <w:t xml:space="preserve">    功能：从文件批量读取二进制数据到内存缓冲区；</w:t>
+      </w:r>
+      <w:r>
+        <w:rPr>
+          <w:rFonts w:ascii="AR PL UKai CN" w:hAnsi="AR PL UKai CN" w:cs="AR PL UKai CN"/>
+        </w:rPr>
+      </w:r>
+      <w:r>
+        <w:rPr>
+          <w:rFonts w:ascii="AR PL UKai CN" w:hAnsi="AR PL UKai CN" w:cs="AR PL UKai CN"/>
+        </w:rPr>
+      </w:r>
+    </w:p>
+    <w:p>
+      <w:pPr>
+        <w:pBdr/>
+        <w:spacing/>
+        <w:ind/>
+        <w:rPr>
+          <w:rFonts w:ascii="AR PL UKai CN" w:hAnsi="AR PL UKai CN" w:cs="AR PL UKai CN"/>
+        </w:rPr>
+      </w:pPr>
+      <w:r>
+        <w:rPr>
+          <w:rFonts w:ascii="AR PL UKai CN" w:hAnsi="AR PL UKai CN" w:eastAsia="AR PL UKai CN" w:cs="AR PL UKai CN"/>
+        </w:rPr>
+        <w:t xml:space="preserve">    数据形式：原始二进制字节；</w:t>
+      </w:r>
+      <w:r>
+        <w:rPr>
+          <w:rFonts w:ascii="AR PL UKai CN" w:hAnsi="AR PL UKai CN" w:cs="AR PL UKai CN"/>
+        </w:rPr>
+      </w:r>
+      <w:r>
+        <w:rPr>
+          <w:rFonts w:ascii="AR PL UKai CN" w:hAnsi="AR PL UKai CN" w:cs="AR PL UKai CN"/>
+        </w:rPr>
+      </w:r>
+    </w:p>
+    <w:p>
+      <w:pPr>
+        <w:pBdr/>
+        <w:spacing/>
+        <w:ind/>
+        <w:rPr>
+          <w:rFonts w:ascii="AR PL UKai CN" w:hAnsi="AR PL UKai CN" w:cs="AR PL UKai CN"/>
+        </w:rPr>
+      </w:pPr>
+      <w:r>
+        <w:rPr>
+          <w:rFonts w:ascii="AR PL UKai CN" w:hAnsi="AR PL UKai CN" w:eastAsia="AR PL UKai CN" w:cs="AR PL UKai CN"/>
+        </w:rPr>
+        <w:t xml:space="preserve">    返回值：实际读到的元素数量，用于判断文件是否读完。</w:t>
+      </w:r>
+      <w:r>
+        <w:rPr>
+          <w:rFonts w:ascii="AR PL UKai CN" w:hAnsi="AR PL UKai CN" w:cs="AR PL UKai CN"/>
+        </w:rPr>
+      </w:r>
+      <w:r>
+        <w:rPr>
+          <w:rFonts w:ascii="AR PL UKai CN" w:hAnsi="AR PL UKai CN" w:cs="AR PL UKai CN"/>
+        </w:rPr>
+      </w:r>
+    </w:p>
+    <w:p>
+      <w:pPr>
+        <w:pBdr/>
+        <w:spacing/>
+        <w:ind/>
+        <w:rPr>
+          <w:rFonts w:ascii="AR PL UKai CN" w:hAnsi="AR PL UKai CN" w:cs="AR PL UKai CN"/>
+        </w:rPr>
+      </w:pPr>
+      <w:r>
+        <w:rPr>
+          <w:rFonts w:ascii="AR PL UKai CN" w:hAnsi="AR PL UKai CN" w:eastAsia="AR PL UKai CN" w:cs="AR PL UKai CN"/>
+        </w:rPr>
+      </w:r>
+      <w:r>
+        <w:rPr>
+          <w:rFonts w:ascii="AR PL UKai CN" w:hAnsi="AR PL UKai CN" w:cs="AR PL UKai CN"/>
+        </w:rPr>
+      </w:r>
+      <w:r>
+        <w:rPr>
+          <w:rFonts w:ascii="AR PL UKai CN" w:hAnsi="AR PL UKai CN" w:cs="AR PL UKai CN"/>
+        </w:rPr>
+      </w:r>
+    </w:p>
+    <w:p>
+      <w:pPr>
+        <w:pBdr/>
+        <w:spacing/>
+        <w:ind/>
+        <w:rPr>
+          <w:rFonts w:ascii="AR PL UKai CN" w:hAnsi="AR PL UKai CN" w:cs="AR PL UKai CN"/>
+          <w:b/>
+          <w:bCs/>
+        </w:rPr>
+      </w:pPr>
+      <w:r>
+        <w:rPr>
+          <w:rFonts w:ascii="AR PL UKai CN" w:hAnsi="AR PL UKai CN" w:eastAsia="AR PL UKai CN" w:cs="AR PL UKai CN"/>
+          <w:b/>
+          <w:bCs/>
+        </w:rPr>
+        <w:t xml:space="preserve">5. 文件随机定位函数：fseek () + ftell () + rewind ()</w:t>
+      </w:r>
+      <w:r>
+        <w:rPr>
+          <w:rFonts w:ascii="AR PL UKai CN" w:hAnsi="AR PL UKai CN" w:cs="AR PL UKai CN"/>
+          <w:b/>
+          <w:bCs/>
+        </w:rPr>
+      </w:r>
+      <w:r>
+        <w:rPr>
+          <w:rFonts w:ascii="AR PL UKai CN" w:hAnsi="AR PL UKai CN" w:cs="AR PL UKai CN"/>
+          <w:b/>
+          <w:bCs/>
+        </w:rPr>
+      </w:r>
+    </w:p>
+    <w:p>
+      <w:pPr>
+        <w:pBdr/>
+        <w:spacing/>
+        <w:ind/>
+        <w:rPr>
+          <w:rFonts w:ascii="AR PL UKai CN" w:hAnsi="AR PL UKai CN" w:cs="AR PL UKai CN"/>
+          <w:color w:val="00b050"/>
+        </w:rPr>
+      </w:pPr>
+      <w:r>
+        <w:rPr>
+          <w:rFonts w:ascii="AR PL UKai CN" w:hAnsi="AR PL UKai CN" w:eastAsia="AR PL UKai CN" w:cs="AR PL UKai CN"/>
+          <w:color w:val="00b050"/>
+        </w:rPr>
+        <w:t xml:space="preserve">fseek () 随机读写核心函数</w:t>
+      </w:r>
+      <w:r>
+        <w:rPr>
+          <w:rFonts w:ascii="AR PL UKai CN" w:hAnsi="AR PL UKai CN" w:cs="AR PL UKai CN"/>
+          <w:color w:val="00b050"/>
+        </w:rPr>
+      </w:r>
+      <w:r>
+        <w:rPr>
+          <w:rFonts w:ascii="AR PL UKai CN" w:hAnsi="AR PL UKai CN" w:cs="AR PL UKai CN"/>
+          <w:color w:val="00b050"/>
+        </w:rPr>
+      </w:r>
+    </w:p>
+    <w:p>
+      <w:pPr>
+        <w:pBdr/>
+        <w:spacing/>
+        <w:ind/>
+        <w:rPr>
+          <w:rFonts w:ascii="AR PL UKai CN" w:hAnsi="AR PL UKai CN" w:cs="AR PL UKai CN"/>
+        </w:rPr>
+      </w:pPr>
+      <w:r>
+        <w:rPr>
+          <w:rFonts w:ascii="AR PL UKai CN" w:hAnsi="AR PL UKai CN" w:eastAsia="AR PL UKai CN" w:cs="AR PL UKai CN"/>
+        </w:rPr>
+        <w:t xml:space="preserve">原型：int fseek(FILE *stream, long offset, int whence);</w:t>
+      </w:r>
+      <w:r>
+        <w:rPr>
+          <w:rFonts w:ascii="AR PL UKai CN" w:hAnsi="AR PL UKai CN" w:cs="AR PL UKai CN"/>
+        </w:rPr>
+      </w:r>
+      <w:r>
+        <w:rPr>
+          <w:rFonts w:ascii="AR PL UKai CN" w:hAnsi="AR PL UKai CN" w:cs="AR PL UKai CN"/>
+        </w:rPr>
+      </w:r>
+    </w:p>
+    <w:p>
+      <w:pPr>
+        <w:pBdr/>
+        <w:spacing/>
+        <w:ind/>
+        <w:rPr>
+          <w:rFonts w:ascii="AR PL UKai CN" w:hAnsi="AR PL UKai CN" w:cs="AR PL UKai CN"/>
+          <w:color w:val="ff0000"/>
+        </w:rPr>
+      </w:pPr>
+      <w:r>
+        <w:rPr>
+          <w:rFonts w:ascii="AR PL UKai CN" w:hAnsi="AR PL UKai CN" w:eastAsia="AR PL UKai CN" w:cs="AR PL UKai CN"/>
+          <w:color w:val="ff0000"/>
+        </w:rPr>
+        <w:t xml:space="preserve">功能：移动文件读写指针，跳过指定字节，实现任意位置读写（不从头顺序读）</w:t>
+      </w:r>
+      <w:r>
+        <w:rPr>
+          <w:rFonts w:ascii="AR PL UKai CN" w:hAnsi="AR PL UKai CN" w:cs="AR PL UKai CN"/>
+          <w:color w:val="ff0000"/>
+        </w:rPr>
+      </w:r>
+      <w:r>
+        <w:rPr>
+          <w:rFonts w:ascii="AR PL UKai CN" w:hAnsi="AR PL UKai CN" w:cs="AR PL UKai CN"/>
+          <w:color w:val="ff0000"/>
+        </w:rPr>
+      </w:r>
+    </w:p>
+    <w:p>
+      <w:pPr>
+        <w:pBdr/>
+        <w:spacing/>
+        <w:ind/>
+        <w:rPr>
+          <w:rFonts w:ascii="AR PL UKai CN" w:hAnsi="AR PL UKai CN" w:cs="AR PL UKai CN"/>
+        </w:rPr>
+      </w:pPr>
+      <w:r>
+        <w:rPr>
+          <w:rFonts w:ascii="AR PL UKai CN" w:hAnsi="AR PL UKai CN" w:eastAsia="AR PL UKai CN" w:cs="AR PL UKai CN"/>
+        </w:rPr>
+        <w:t xml:space="preserve">参数详解</w:t>
+      </w:r>
+      <w:r>
+        <w:rPr>
+          <w:rFonts w:ascii="AR PL UKai CN" w:hAnsi="AR PL UKai CN" w:cs="AR PL UKai CN"/>
+        </w:rPr>
+      </w:r>
+      <w:r>
+        <w:rPr>
+          <w:rFonts w:ascii="AR PL UKai CN" w:hAnsi="AR PL UKai CN" w:cs="AR PL UKai CN"/>
+        </w:rPr>
+      </w:r>
+    </w:p>
+    <w:p>
+      <w:pPr>
+        <w:pBdr/>
+        <w:spacing/>
+        <w:ind/>
+        <w:rPr>
+          <w:rFonts w:ascii="AR PL UKai CN" w:hAnsi="AR PL UKai CN" w:cs="AR PL UKai CN"/>
+        </w:rPr>
+      </w:pPr>
+      <w:r>
+        <w:rPr>
+          <w:rFonts w:ascii="AR PL UKai CN" w:hAnsi="AR PL UKai CN" w:eastAsia="AR PL UKai CN" w:cs="AR PL UKai CN"/>
+        </w:rPr>
+      </w:r>
+      <w:r>
+        <w:rPr>
+          <w:rFonts w:ascii="AR PL UKai CN" w:hAnsi="AR PL UKai CN" w:cs="AR PL UKai CN"/>
+        </w:rPr>
+      </w:r>
+      <w:r>
+        <w:rPr>
+          <w:rFonts w:ascii="AR PL UKai CN" w:hAnsi="AR PL UKai CN" w:cs="AR PL UKai CN"/>
+        </w:rPr>
+      </w:r>
+    </w:p>
+    <w:p>
+      <w:pPr>
+        <w:pBdr/>
+        <w:spacing/>
+        <w:ind/>
+        <w:rPr>
+          <w:rFonts w:ascii="AR PL UKai CN" w:hAnsi="AR PL UKai CN" w:cs="AR PL UKai CN"/>
+          <w:color w:val="00b050"/>
+        </w:rPr>
+      </w:pPr>
+      <w:r>
+        <w:rPr>
+          <w:rFonts w:ascii="AR PL UKai CN" w:hAnsi="AR PL UKai CN" w:eastAsia="AR PL UKai CN" w:cs="AR PL UKai CN"/>
+        </w:rPr>
+        <w:t xml:space="preserve">    </w:t>
+      </w:r>
+      <w:r>
+        <w:rPr>
+          <w:rFonts w:ascii="AR PL UKai CN" w:hAnsi="AR PL UKai CN" w:eastAsia="AR PL UKai CN" w:cs="AR PL UKai CN"/>
+          <w:color w:val="00b050"/>
+        </w:rPr>
+        <w:t xml:space="preserve">offset：偏移字节数，正数向后跳，负数向前跳；</w:t>
+      </w:r>
+      <w:r>
+        <w:rPr>
+          <w:rFonts w:ascii="AR PL UKai CN" w:hAnsi="AR PL UKai CN" w:cs="AR PL UKai CN"/>
+          <w:color w:val="00b050"/>
+        </w:rPr>
+      </w:r>
+      <w:r>
+        <w:rPr>
+          <w:rFonts w:ascii="AR PL UKai CN" w:hAnsi="AR PL UKai CN" w:cs="AR PL UKai CN"/>
+          <w:color w:val="00b050"/>
+        </w:rPr>
+      </w:r>
+    </w:p>
+    <w:p>
+      <w:pPr>
+        <w:pBdr/>
+        <w:spacing/>
+        <w:ind/>
+        <w:rPr>
+          <w:rFonts w:ascii="AR PL UKai CN" w:hAnsi="AR PL UKai CN" w:cs="AR PL UKai CN"/>
+          <w:color w:val="00b050"/>
+        </w:rPr>
+      </w:pPr>
+      <w:r>
+        <w:rPr>
+          <w:rFonts w:ascii="AR PL UKai CN" w:hAnsi="AR PL UKai CN" w:eastAsia="AR PL UKai CN" w:cs="AR PL UKai CN"/>
+          <w:color w:val="00b050"/>
+        </w:rPr>
+        <w:t xml:space="preserve">    whence 基准位置三选一：</w:t>
+      </w:r>
+      <w:r>
+        <w:rPr>
+          <w:rFonts w:ascii="AR PL UKai CN" w:hAnsi="AR PL UKai CN" w:cs="AR PL UKai CN"/>
+          <w:color w:val="00b050"/>
+        </w:rPr>
+      </w:r>
+      <w:r>
+        <w:rPr>
+          <w:rFonts w:ascii="AR PL UKai CN" w:hAnsi="AR PL UKai CN" w:cs="AR PL UKai CN"/>
+          <w:color w:val="00b050"/>
+        </w:rPr>
+      </w:r>
+    </w:p>
+    <w:p>
+      <w:pPr>
+        <w:pBdr/>
+        <w:spacing/>
+        <w:ind/>
+        <w:rPr>
+          <w:rFonts w:ascii="AR PL UKai CN" w:hAnsi="AR PL UKai CN" w:cs="AR PL UKai CN"/>
+          <w:color w:val="00b050"/>
+        </w:rPr>
+      </w:pPr>
+      <w:r>
+        <w:rPr>
+          <w:rFonts w:ascii="AR PL UKai CN" w:hAnsi="AR PL UKai CN" w:eastAsia="AR PL UKai CN" w:cs="AR PL UKai CN"/>
+          <w:color w:val="00b050"/>
+        </w:rPr>
+        <w:t xml:space="preserve">        SEEK_SET：文件起始位置；offset 只能≥0；</w:t>
+      </w:r>
+      <w:r>
+        <w:rPr>
+          <w:rFonts w:ascii="AR PL UKai CN" w:hAnsi="AR PL UKai CN" w:cs="AR PL UKai CN"/>
+          <w:color w:val="00b050"/>
+        </w:rPr>
+      </w:r>
+      <w:r>
+        <w:rPr>
+          <w:rFonts w:ascii="AR PL UKai CN" w:hAnsi="AR PL UKai CN" w:cs="AR PL UKai CN"/>
+          <w:color w:val="00b050"/>
+        </w:rPr>
+      </w:r>
+    </w:p>
+    <w:p>
+      <w:pPr>
+        <w:pBdr/>
+        <w:spacing/>
+        <w:ind/>
+        <w:rPr>
+          <w:rFonts w:ascii="AR PL UKai CN" w:hAnsi="AR PL UKai CN" w:cs="AR PL UKai CN"/>
+          <w:color w:val="00b050"/>
+        </w:rPr>
+      </w:pPr>
+      <w:r>
+        <w:rPr>
+          <w:rFonts w:ascii="AR PL UKai CN" w:hAnsi="AR PL UKai CN" w:eastAsia="AR PL UKai CN" w:cs="AR PL UKai CN"/>
+          <w:color w:val="00b050"/>
+        </w:rPr>
+        <w:t xml:space="preserve">        SEEK_CUR：当前读写指针位置；offset 可正负；</w:t>
+      </w:r>
+      <w:r>
+        <w:rPr>
+          <w:rFonts w:ascii="AR PL UKai CN" w:hAnsi="AR PL UKai CN" w:cs="AR PL UKai CN"/>
+          <w:color w:val="00b050"/>
+        </w:rPr>
+      </w:r>
+      <w:r>
+        <w:rPr>
+          <w:rFonts w:ascii="AR PL UKai CN" w:hAnsi="AR PL UKai CN" w:cs="AR PL UKai CN"/>
+          <w:color w:val="00b050"/>
+        </w:rPr>
+      </w:r>
+    </w:p>
+    <w:p>
+      <w:pPr>
+        <w:pBdr/>
+        <w:spacing/>
+        <w:ind/>
+        <w:rPr>
+          <w:rFonts w:ascii="AR PL UKai CN" w:hAnsi="AR PL UKai CN" w:cs="AR PL UKai CN"/>
+        </w:rPr>
+      </w:pPr>
+      <w:r>
+        <w:rPr>
+          <w:rFonts w:ascii="AR PL UKai CN" w:hAnsi="AR PL UKai CN" w:eastAsia="AR PL UKai CN" w:cs="AR PL UKai CN"/>
+          <w:color w:val="00b050"/>
+        </w:rPr>
+        <w:t xml:space="preserve">        SEEK_END：文件末尾；offset 负数向前偏移</w:t>
+      </w:r>
+      <w:r>
+        <w:rPr>
+          <w:rFonts w:ascii="AR PL UKai CN" w:hAnsi="AR PL UKai CN" w:eastAsia="AR PL UKai CN" w:cs="AR PL UKai CN"/>
+        </w:rPr>
+        <w:t xml:space="preserve">。</w:t>
+      </w:r>
+      <w:r>
+        <w:rPr>
+          <w:rFonts w:ascii="AR PL UKai CN" w:hAnsi="AR PL UKai CN" w:cs="AR PL UKai CN"/>
+        </w:rPr>
+      </w:r>
+      <w:r>
+        <w:rPr>
+          <w:rFonts w:ascii="AR PL UKai CN" w:hAnsi="AR PL UKai CN" w:cs="AR PL UKai CN"/>
+        </w:rPr>
+      </w:r>
+    </w:p>
+    <w:p>
+      <w:pPr>
+        <w:pBdr/>
+        <w:spacing/>
+        <w:ind/>
+        <w:rPr>
+          <w:rFonts w:ascii="AR PL UKai CN" w:hAnsi="AR PL UKai CN" w:cs="AR PL UKai CN"/>
+        </w:rPr>
+      </w:pPr>
+      <w:r>
+        <w:rPr>
+          <w:rFonts w:ascii="AR PL UKai CN" w:hAnsi="AR PL UKai CN" w:eastAsia="AR PL UKai CN" w:cs="AR PL UKai CN"/>
+        </w:rPr>
+      </w:r>
+      <w:r>
+        <w:rPr>
+          <w:rFonts w:ascii="AR PL UKai CN" w:hAnsi="AR PL UKai CN" w:cs="AR PL UKai CN"/>
+        </w:rPr>
+      </w:r>
+      <w:r>
+        <w:rPr>
+          <w:rFonts w:ascii="AR PL UKai CN" w:hAnsi="AR PL UKai CN" w:cs="AR PL UKai CN"/>
+        </w:rPr>
+      </w:r>
+    </w:p>
+    <w:p>
+      <w:pPr>
+        <w:pBdr/>
+        <w:spacing/>
+        <w:ind/>
+        <w:rPr>
+          <w:rFonts w:ascii="AR PL UKai CN" w:hAnsi="AR PL UKai CN" w:cs="AR PL UKai CN"/>
+        </w:rPr>
+      </w:pPr>
+      <w:r>
+        <w:rPr>
+          <w:rFonts w:ascii="AR PL UKai CN" w:hAnsi="AR PL UKai CN" w:eastAsia="AR PL UKai CN" w:cs="AR PL UKai CN"/>
+        </w:rPr>
+        <w:t xml:space="preserve">车载使用场景</w:t>
+      </w:r>
+      <w:r>
+        <w:rPr>
+          <w:rFonts w:ascii="AR PL UKai CN" w:hAnsi="AR PL UKai CN" w:cs="AR PL UKai CN"/>
+        </w:rPr>
+      </w:r>
+      <w:r>
+        <w:rPr>
+          <w:rFonts w:ascii="AR PL UKai CN" w:hAnsi="AR PL UKai CN" w:cs="AR PL UKai CN"/>
+        </w:rPr>
+      </w:r>
+    </w:p>
+    <w:p>
+      <w:pPr>
+        <w:pBdr/>
+        <w:spacing/>
+        <w:ind/>
+        <w:rPr>
+          <w:rFonts w:ascii="AR PL UKai CN" w:hAnsi="AR PL UKai CN" w:cs="AR PL UKai CN"/>
+        </w:rPr>
+      </w:pPr>
+      <w:r>
+        <w:rPr>
+          <w:rFonts w:ascii="AR PL UKai CN" w:hAnsi="AR PL UKai CN" w:eastAsia="AR PL UKai CN" w:cs="AR PL UKai CN"/>
+        </w:rPr>
+      </w:r>
+      <w:r>
+        <w:rPr>
+          <w:rFonts w:ascii="AR PL UKai CN" w:hAnsi="AR PL UKai CN" w:cs="AR PL UKai CN"/>
+        </w:rPr>
+      </w:r>
+      <w:r>
+        <w:rPr>
+          <w:rFonts w:ascii="AR PL UKai CN" w:hAnsi="AR PL UKai CN" w:cs="AR PL UKai CN"/>
+        </w:rPr>
+      </w:r>
+    </w:p>
+    <w:p>
+      <w:pPr>
+        <w:pBdr/>
+        <w:spacing/>
+        <w:ind/>
+        <w:rPr>
+          <w:rFonts w:ascii="AR PL UKai CN" w:hAnsi="AR PL UKai CN" w:cs="AR PL UKai CN"/>
+        </w:rPr>
+      </w:pPr>
+      <w:r>
+        <w:rPr>
+          <w:rFonts w:ascii="AR PL UKai CN" w:hAnsi="AR PL UKai CN" w:eastAsia="AR PL UKai CN" w:cs="AR PL UKai CN"/>
+        </w:rPr>
+        <w:t xml:space="preserve">    分段读取升级固件镜像，跳过文件头直接读取有效分区；</w:t>
+      </w:r>
+      <w:r>
+        <w:rPr>
+          <w:rFonts w:ascii="AR PL UKai CN" w:hAnsi="AR PL UKai CN" w:cs="AR PL UKai CN"/>
+        </w:rPr>
+      </w:r>
+      <w:r>
+        <w:rPr>
+          <w:rFonts w:ascii="AR PL UKai CN" w:hAnsi="AR PL UKai CN" w:cs="AR PL UKai CN"/>
+        </w:rPr>
+      </w:r>
+    </w:p>
+    <w:p>
+      <w:pPr>
+        <w:pBdr/>
+        <w:spacing/>
+        <w:ind/>
+        <w:rPr>
+          <w:rFonts w:ascii="AR PL UKai CN" w:hAnsi="AR PL UKai CN" w:cs="AR PL UKai CN"/>
+        </w:rPr>
+      </w:pPr>
+      <w:r>
+        <w:rPr>
+          <w:rFonts w:ascii="AR PL UKai CN" w:hAnsi="AR PL UKai CN" w:eastAsia="AR PL UKai CN" w:cs="AR PL UKai CN"/>
+        </w:rPr>
+        <w:t xml:space="preserve">    循环覆盖日志文件，跳转到指定索引覆盖单条故障记录；</w:t>
+      </w:r>
+      <w:r>
+        <w:rPr>
+          <w:rFonts w:ascii="AR PL UKai CN" w:hAnsi="AR PL UKai CN" w:cs="AR PL UKai CN"/>
+        </w:rPr>
+      </w:r>
+      <w:r>
+        <w:rPr>
+          <w:rFonts w:ascii="AR PL UKai CN" w:hAnsi="AR PL UKai CN" w:cs="AR PL UKai CN"/>
+        </w:rPr>
+      </w:r>
+    </w:p>
+    <w:p>
+      <w:pPr>
+        <w:pBdr/>
+        <w:spacing/>
+        <w:ind/>
+        <w:rPr>
+          <w:rFonts w:ascii="AR PL UKai CN" w:hAnsi="AR PL UKai CN" w:cs="AR PL UKai CN"/>
+        </w:rPr>
+      </w:pPr>
+      <w:r>
+        <w:rPr>
+          <w:rFonts w:ascii="AR PL UKai CN" w:hAnsi="AR PL UKai CN" w:eastAsia="AR PL UKai CN" w:cs="AR PL UKai CN"/>
+        </w:rPr>
+        <w:t xml:space="preserve">    二进制参数文件，按结构体索引跳转读取对应整车配置；</w:t>
+      </w:r>
+      <w:r>
+        <w:rPr>
+          <w:rFonts w:ascii="AR PL UKai CN" w:hAnsi="AR PL UKai CN" w:cs="AR PL UKai CN"/>
+        </w:rPr>
+      </w:r>
+      <w:r>
+        <w:rPr>
+          <w:rFonts w:ascii="AR PL UKai CN" w:hAnsi="AR PL UKai CN" w:cs="AR PL UKai CN"/>
+        </w:rPr>
+      </w:r>
+    </w:p>
+    <w:p>
+      <w:pPr>
+        <w:pBdr/>
+        <w:spacing/>
+        <w:ind/>
+        <w:rPr>
+          <w:rFonts w:ascii="AR PL UKai CN" w:hAnsi="AR PL UKai CN" w:cs="AR PL UKai CN"/>
+        </w:rPr>
+      </w:pPr>
+      <w:r>
+        <w:rPr>
+          <w:rFonts w:ascii="AR PL UKai CN" w:hAnsi="AR PL UKai CN" w:eastAsia="AR PL UKai CN" w:cs="AR PL UKai CN"/>
+        </w:rPr>
+        <w:t xml:space="preserve">    超大行车日志，直接跳转到末尾追加新记录，无需遍历全部内容。</w:t>
+      </w:r>
+      <w:r>
+        <w:rPr>
+          <w:rFonts w:ascii="AR PL UKai CN" w:hAnsi="AR PL UKai CN" w:cs="AR PL UKai CN"/>
+        </w:rPr>
+      </w:r>
+      <w:r>
+        <w:rPr>
+          <w:rFonts w:ascii="AR PL UKai CN" w:hAnsi="AR PL UKai CN" w:cs="AR PL UKai CN"/>
+        </w:rPr>
+      </w:r>
+    </w:p>
+    <w:p>
+      <w:pPr>
+        <w:pBdr/>
+        <w:spacing/>
+        <w:ind/>
+        <w:rPr>
+          <w:rFonts w:ascii="AR PL UKai CN" w:hAnsi="AR PL UKai CN" w:cs="AR PL UKai CN"/>
+        </w:rPr>
+      </w:pPr>
+      <w:r>
+        <w:rPr>
+          <w:rFonts w:ascii="AR PL UKai CN" w:hAnsi="AR PL UKai CN" w:eastAsia="AR PL UKai CN" w:cs="AR PL UKai CN"/>
+        </w:rPr>
+      </w:r>
+      <w:r>
+        <w:rPr>
+          <w:rFonts w:ascii="AR PL UKai CN" w:hAnsi="AR PL UKai CN" w:cs="AR PL UKai CN"/>
+        </w:rPr>
+      </w:r>
+      <w:r>
+        <w:rPr>
+          <w:rFonts w:ascii="AR PL UKai CN" w:hAnsi="AR PL UKai CN" w:cs="AR PL UKai CN"/>
+        </w:rPr>
+      </w:r>
+    </w:p>
+    <w:p>
+      <w:pPr>
+        <w:pBdr/>
+        <w:spacing/>
+        <w:ind/>
+        <w:rPr>
+          <w:rFonts w:ascii="AR PL UKai CN" w:hAnsi="AR PL UKai CN" w:cs="AR PL UKai CN"/>
+          <w:color w:val="00b050"/>
+        </w:rPr>
+      </w:pPr>
+      <w:r>
+        <w:rPr>
+          <w:rFonts w:ascii="AR PL UKai CN" w:hAnsi="AR PL UKai CN" w:eastAsia="AR PL UKai CN" w:cs="AR PL UKai CN"/>
+          <w:color w:val="00b050"/>
+        </w:rPr>
+        <w:t xml:space="preserve">ftell()</w:t>
+      </w:r>
+      <w:r>
+        <w:rPr>
+          <w:rFonts w:ascii="AR PL UKai CN" w:hAnsi="AR PL UKai CN" w:cs="AR PL UKai CN"/>
+          <w:color w:val="00b050"/>
+        </w:rPr>
+      </w:r>
+      <w:r>
+        <w:rPr>
+          <w:rFonts w:ascii="AR PL UKai CN" w:hAnsi="AR PL UKai CN" w:cs="AR PL UKai CN"/>
+          <w:color w:val="00b050"/>
+        </w:rPr>
+      </w:r>
+    </w:p>
+    <w:p>
+      <w:pPr>
+        <w:pBdr/>
+        <w:spacing/>
+        <w:ind/>
+        <w:rPr>
+          <w:rFonts w:ascii="AR PL UKai CN" w:hAnsi="AR PL UKai CN" w:cs="AR PL UKai CN"/>
+        </w:rPr>
+      </w:pPr>
+      <w:r>
+        <w:rPr>
+          <w:rFonts w:ascii="AR PL UKai CN" w:hAnsi="AR PL UKai CN" w:eastAsia="AR PL UKai CN" w:cs="AR PL UKai CN"/>
+        </w:rPr>
+        <w:t xml:space="preserve">原型：long ftell(FILE *stream);</w:t>
+      </w:r>
+      <w:r>
+        <w:rPr>
+          <w:rFonts w:ascii="AR PL UKai CN" w:hAnsi="AR PL UKai CN" w:cs="AR PL UKai CN"/>
+        </w:rPr>
+      </w:r>
+      <w:r>
+        <w:rPr>
+          <w:rFonts w:ascii="AR PL UKai CN" w:hAnsi="AR PL UKai CN" w:cs="AR PL UKai CN"/>
+        </w:rPr>
+      </w:r>
+    </w:p>
+    <w:p>
+      <w:pPr>
+        <w:pBdr/>
+        <w:spacing/>
+        <w:ind/>
+        <w:rPr>
+          <w:rFonts w:ascii="AR PL UKai CN" w:hAnsi="AR PL UKai CN" w:cs="AR PL UKai CN"/>
+          <w:color w:val="ff0000"/>
+        </w:rPr>
+      </w:pPr>
+      <w:r>
+        <w:rPr>
+          <w:rFonts w:ascii="AR PL UKai CN" w:hAnsi="AR PL UKai CN" w:eastAsia="AR PL UKai CN" w:cs="AR PL UKai CN"/>
+          <w:color w:val="ff0000"/>
+        </w:rPr>
+        <w:t xml:space="preserve">获取当前读写指针距离文件开头的字节偏移，常配合 fseek 使用。</w:t>
+      </w:r>
+      <w:r>
+        <w:rPr>
+          <w:rFonts w:ascii="AR PL UKai CN" w:hAnsi="AR PL UKai CN" w:cs="AR PL UKai CN"/>
+          <w:color w:val="ff0000"/>
+        </w:rPr>
+      </w:r>
+      <w:r>
+        <w:rPr>
+          <w:rFonts w:ascii="AR PL UKai CN" w:hAnsi="AR PL UKai CN" w:cs="AR PL UKai CN"/>
+          <w:color w:val="ff0000"/>
+        </w:rPr>
+      </w:r>
+    </w:p>
+    <w:p>
+      <w:pPr>
+        <w:pBdr/>
+        <w:spacing/>
+        <w:ind/>
+        <w:rPr>
+          <w:rFonts w:ascii="AR PL UKai CN" w:hAnsi="AR PL UKai CN" w:cs="AR PL UKai CN"/>
+          <w:color w:val="00b050"/>
+        </w:rPr>
+      </w:pPr>
+      <w:r>
+        <w:rPr>
+          <w:rFonts w:ascii="AR PL UKai CN" w:hAnsi="AR PL UKai CN" w:eastAsia="AR PL UKai CN" w:cs="AR PL UKai CN"/>
+          <w:color w:val="00b050"/>
+        </w:rPr>
+        <w:t xml:space="preserve">rewind()</w:t>
+      </w:r>
+      <w:r>
+        <w:rPr>
+          <w:rFonts w:ascii="AR PL UKai CN" w:hAnsi="AR PL UKai CN" w:cs="AR PL UKai CN"/>
+          <w:color w:val="00b050"/>
+        </w:rPr>
+      </w:r>
+      <w:r>
+        <w:rPr>
+          <w:rFonts w:ascii="AR PL UKai CN" w:hAnsi="AR PL UKai CN" w:cs="AR PL UKai CN"/>
+          <w:color w:val="00b050"/>
+        </w:rPr>
+      </w:r>
+    </w:p>
+    <w:p>
+      <w:pPr>
+        <w:pBdr/>
+        <w:spacing/>
+        <w:ind/>
+        <w:rPr>
+          <w:rFonts w:ascii="AR PL UKai CN" w:hAnsi="AR PL UKai CN" w:cs="AR PL UKai CN"/>
+        </w:rPr>
+      </w:pPr>
+      <w:r>
+        <w:rPr>
+          <w:rFonts w:ascii="AR PL UKai CN" w:hAnsi="AR PL UKai CN" w:eastAsia="AR PL UKai CN" w:cs="AR PL UKai CN"/>
+        </w:rPr>
+        <w:t xml:space="preserve">原型：void rewind(FILE *stream);</w:t>
+      </w:r>
+      <w:r>
+        <w:rPr>
+          <w:rFonts w:ascii="AR PL UKai CN" w:hAnsi="AR PL UKai CN" w:cs="AR PL UKai CN"/>
+        </w:rPr>
+      </w:r>
+      <w:r>
+        <w:rPr>
+          <w:rFonts w:ascii="AR PL UKai CN" w:hAnsi="AR PL UKai CN" w:cs="AR PL UKai CN"/>
+        </w:rPr>
+      </w:r>
+    </w:p>
+    <w:p>
+      <w:pPr>
+        <w:pBdr/>
+        <w:spacing/>
+        <w:ind/>
+        <w:rPr>
+          <w:rFonts w:ascii="AR PL UKai CN" w:hAnsi="AR PL UKai CN" w:eastAsia="AR PL UKai CN" w:cs="AR PL UKai CN"/>
+          <w:highlight w:val="none"/>
+        </w:rPr>
+      </w:pPr>
+      <w:r>
+        <w:rPr>
+          <w:rFonts w:ascii="AR PL UKai CN" w:hAnsi="AR PL UKai CN" w:eastAsia="AR PL UKai CN" w:cs="AR PL UKai CN"/>
+        </w:rPr>
+        <w:t xml:space="preserve">等价 fseek(stream, 0, SEEK_SET)，直接将指针重置到文件头部。</w:t>
+      </w:r>
+      <w:r>
+        <w:rPr>
+          <w:rFonts w:ascii="AR PL UKai CN" w:hAnsi="AR PL UKai CN" w:cs="AR PL UKai CN"/>
+        </w:rPr>
+      </w:r>
+      <w:r>
+        <w:rPr>
+          <w:rFonts w:ascii="AR PL UKai CN" w:hAnsi="AR PL UKai CN" w:eastAsia="AR PL UKai CN" w:cs="AR PL UKai CN"/>
+          <w:highlight w:val="none"/>
+        </w:rPr>
+      </w:r>
+    </w:p>
+    <w:p>
+      <w:pPr>
+        <w:pBdr/>
+        <w:spacing/>
+        <w:ind/>
+        <w:rPr>
+          <w:rFonts w:ascii="AR PL UKai CN" w:hAnsi="AR PL UKai CN" w:eastAsia="AR PL UKai CN" w:cs="AR PL UKai CN"/>
+          <w:highlight w:val="none"/>
+        </w:rPr>
+      </w:pPr>
+      <w:r>
+        <w:rPr>
+          <w:rFonts w:ascii="AR PL UKai CN" w:hAnsi="AR PL UKai CN" w:eastAsia="AR PL UKai CN" w:cs="AR PL UKai CN"/>
+          <w:highlight w:val="none"/>
+        </w:rPr>
+      </w:r>
+      <w:r>
+        <w:rPr>
+          <w:rFonts w:ascii="AR PL UKai CN" w:hAnsi="AR PL UKai CN" w:eastAsia="AR PL UKai CN" w:cs="AR PL UKai CN"/>
+          <w:highlight w:val="none"/>
+        </w:rPr>
+      </w:r>
+      <w:r>
+        <w:rPr>
+          <w:rFonts w:ascii="AR PL UKai CN" w:hAnsi="AR PL UKai CN" w:eastAsia="AR PL UKai CN" w:cs="AR PL UKai CN"/>
+          <w:highlight w:val="none"/>
+        </w:rPr>
+      </w:r>
+    </w:p>
+    <w:p>
+      <w:pPr>
+        <w:pBdr/>
+        <w:spacing/>
+        <w:ind/>
+        <w:rPr>
+          <w:rFonts w:ascii="AR PL UKai CN" w:hAnsi="AR PL UKai CN" w:eastAsia="AR PL UKai CN" w:cs="AR PL UKai CN"/>
+          <w:highlight w:val="none"/>
+        </w:rPr>
+      </w:pPr>
+      <w:r>
+        <w:rPr>
+          <w:rFonts w:ascii="AR PL UKai CN" w:hAnsi="AR PL UKai CN" w:eastAsia="AR PL UKai CN" w:cs="AR PL UKai CN"/>
+          <w:highlight w:val="none"/>
+        </w:rPr>
+      </w:r>
+      <w:r>
+        <w:rPr>
+          <w:rFonts w:ascii="AR PL UKai CN" w:hAnsi="AR PL UKai CN" w:eastAsia="AR PL UKai CN" w:cs="AR PL UKai CN"/>
+          <w:highlight w:val="none"/>
+        </w:rPr>
+      </w:r>
+      <w:r>
+        <w:rPr>
+          <w:rFonts w:ascii="AR PL UKai CN" w:hAnsi="AR PL UKai CN" w:eastAsia="AR PL UKai CN" w:cs="AR PL UKai CN"/>
+          <w:highlight w:val="none"/>
+        </w:rPr>
+      </w:r>
+    </w:p>
+    <w:p>
+      <w:pPr>
+        <w:pBdr/>
+        <w:spacing/>
+        <w:ind/>
+        <w:rPr>
+          <w:rFonts w:ascii="AR PL UKai CN" w:hAnsi="AR PL UKai CN" w:eastAsia="AR PL UKai CN" w:cs="AR PL UKai CN"/>
+          <w:highlight w:val="none"/>
+        </w:rPr>
+      </w:pPr>
+      <w:r>
+        <w:rPr>
+          <w:rFonts w:ascii="AR PL UKai CN" w:hAnsi="AR PL UKai CN" w:eastAsia="AR PL UKai CN" w:cs="AR PL UKai CN"/>
+          <w:highlight w:val="none"/>
+        </w:rPr>
+      </w:r>
+      <w:r>
+        <w:rPr>
+          <w:rFonts w:ascii="AR PL UKai CN" w:hAnsi="AR PL UKai CN" w:eastAsia="AR PL UKai CN" w:cs="AR PL UKai CN"/>
+          <w:highlight w:val="none"/>
+        </w:rPr>
+      </w:r>
+      <w:r>
+        <w:rPr>
+          <w:rFonts w:ascii="AR PL UKai CN" w:hAnsi="AR PL UKai CN" w:eastAsia="AR PL UKai CN" w:cs="AR PL UKai CN"/>
+          <w:highlight w:val="none"/>
+        </w:rPr>
+      </w:r>
+    </w:p>
+    <w:p>
+      <w:pPr>
+        <w:pBdr/>
+        <w:spacing/>
+        <w:ind/>
         <w:rPr>
           <w:rFonts w:ascii="AR PL UKai CN" w:hAnsi="AR PL UKai CN" w:eastAsia="AR PL UKai CN" w:cs="AR PL UKai CN"/>
           <w:color w:val="ff0000"/>
           <w:highlight w:val="none"/>
         </w:rPr>
-        <w:t xml:space="preserve">读取一整行文本，最多读取 </w:t>
-      </w:r>
-      <w:r>
-        <w:rPr>
-          <w:rFonts w:ascii="AR PL UKai CN" w:hAnsi="AR PL UKai CN" w:eastAsia="AR PL UKai CN" w:cs="AR PL UKai CN"/>
-          <w:color w:val="ff0000"/>
-          <w:highlight w:val="yellow"/>
-        </w:rPr>
-        <w:t xml:space="preserve">size-1 </w:t>
-      </w:r>
+      </w:pPr>
       <w:r>
         <w:rPr>
           <w:rFonts w:ascii="AR PL UKai CN" w:hAnsi="AR PL UKai CN" w:eastAsia="AR PL UKai CN" w:cs="AR PL UKai CN"/>
           <w:color w:val="ff0000"/>
           <w:highlight w:val="none"/>
         </w:rPr>
-        <w:t xml:space="preserve">个字符，遇到换行\n或文件尾停止</w:t>
-      </w:r>
-      <w:r>
-        <w:rPr>
-          <w:rFonts w:ascii="AR PL UKai CN" w:hAnsi="AR PL UKai CN" w:eastAsia="AR PL UKai CN" w:cs="AR PL UKai CN"/>
-        </w:rPr>
-        <w:t xml:space="preserve">；</w:t>
-      </w:r>
-      <w:r>
-        <w:rPr>
-          <w:rFonts w:ascii="AR PL UKai CN" w:hAnsi="AR PL UKai CN" w:eastAsia="AR PL UKai CN" w:cs="AR PL UKai CN"/>
-        </w:rPr>
-      </w:r>
-      <w:r>
-        <w:rPr>
-          <w:rFonts w:ascii="AR PL UKai CN" w:hAnsi="AR PL UKai CN" w:cs="AR PL UKai CN"/>
-        </w:rPr>
-      </w:r>
-    </w:p>
-    <w:p>
-      <w:pPr>
-        <w:pBdr/>
-        <w:spacing/>
-        <w:ind/>
-        <w:rPr>
-          <w:rFonts w:ascii="AR PL UKai CN" w:hAnsi="AR PL UKai CN" w:cs="AR PL UKai CN"/>
-        </w:rPr>
-      </w:pPr>
-      <w:r>
-        <w:rPr>
-          <w:rFonts w:ascii="AR PL UKai CN" w:hAnsi="AR PL UKai CN" w:eastAsia="AR PL UKai CN" w:cs="AR PL UKai CN"/>
-        </w:rPr>
-        <w:t xml:space="preserve">    数据形式：字符串（文本专用）；</w:t>
-      </w:r>
-      <w:r>
-        <w:rPr>
-          <w:rFonts w:ascii="AR PL UKai CN" w:hAnsi="AR PL UKai CN" w:eastAsia="AR PL UKai CN" w:cs="AR PL UKai CN"/>
-        </w:rPr>
-      </w:r>
-      <w:r>
-        <w:rPr>
-          <w:rFonts w:ascii="AR PL UKai CN" w:hAnsi="AR PL UKai CN" w:cs="AR PL UKai CN"/>
-        </w:rPr>
-      </w:r>
-    </w:p>
-    <w:p>
-      <w:pPr>
-        <w:pBdr/>
-        <w:spacing/>
-        <w:ind/>
-        <w:rPr>
-          <w:rFonts w:ascii="AR PL UKai CN" w:hAnsi="AR PL UKai CN" w:cs="AR PL UKai CN"/>
-        </w:rPr>
-      </w:pPr>
-      <w:r>
-        <w:rPr>
-          <w:rFonts w:ascii="AR PL UKai CN" w:hAnsi="AR PL UKai CN" w:eastAsia="AR PL UKai CN" w:cs="AR PL UKai CN"/>
-        </w:rPr>
-        <w:t xml:space="preserve">    车载场景：读取 txt 配置文件、日志文本。</w:t>
-      </w:r>
-      <w:r>
-        <w:rPr>
-          <w:rFonts w:ascii="AR PL UKai CN" w:hAnsi="AR PL UKai CN" w:eastAsia="AR PL UKai CN" w:cs="AR PL UKai CN"/>
-        </w:rPr>
-      </w:r>
-      <w:r>
-        <w:rPr>
-          <w:rFonts w:ascii="AR PL UKai CN" w:hAnsi="AR PL UKai CN" w:cs="AR PL UKai CN"/>
-        </w:rPr>
-      </w:r>
-    </w:p>
-    <w:p>
-      <w:pPr>
-        <w:pBdr/>
-        <w:spacing/>
-        <w:ind/>
-        <w:rPr>
-          <w:rFonts w:ascii="AR PL UKai CN" w:hAnsi="AR PL UKai CN" w:cs="AR PL UKai CN"/>
-        </w:rPr>
-      </w:pPr>
-      <w:r>
-        <w:rPr>
-          <w:rFonts w:ascii="AR PL UKai CN" w:hAnsi="AR PL UKai CN" w:eastAsia="AR PL UKai CN" w:cs="AR PL UKai CN"/>
-        </w:rPr>
-      </w:r>
-      <w:r>
-        <w:rPr>
-          <w:rFonts w:ascii="AR PL UKai CN" w:hAnsi="AR PL UKai CN" w:eastAsia="AR PL UKai CN" w:cs="AR PL UKai CN"/>
-        </w:rPr>
-      </w:r>
-      <w:r>
-        <w:rPr>
-          <w:rFonts w:ascii="AR PL UKai CN" w:hAnsi="AR PL UKai CN" w:cs="AR PL UKai CN"/>
-        </w:rPr>
-      </w:r>
-    </w:p>
-    <w:p>
-      <w:pPr>
-        <w:pBdr/>
-        <w:spacing/>
-        <w:ind/>
-        <w:rPr>
-          <w:rFonts w:ascii="AR PL UKai CN" w:hAnsi="AR PL UKai CN" w:cs="AR PL UKai CN"/>
-        </w:rPr>
-      </w:pPr>
-      <w:r>
-        <w:rPr>
-          <w:rFonts w:ascii="AR PL UKai CN" w:hAnsi="AR PL UKai CN" w:eastAsia="AR PL UKai CN" w:cs="AR PL UKai CN"/>
-        </w:rPr>
-        <w:t xml:space="preserve">fputs()</w:t>
-      </w:r>
-      <w:r>
-        <w:rPr>
-          <w:rFonts w:ascii="AR PL UKai CN" w:hAnsi="AR PL UKai CN" w:eastAsia="AR PL UKai CN" w:cs="AR PL UKai CN"/>
-        </w:rPr>
-      </w:r>
-      <w:r>
-        <w:rPr>
-          <w:rFonts w:ascii="AR PL UKai CN" w:hAnsi="AR PL UKai CN" w:cs="AR PL UKai CN"/>
-        </w:rPr>
-      </w:r>
-    </w:p>
-    <w:p>
-      <w:pPr>
-        <w:pBdr/>
-        <w:spacing/>
-        <w:ind/>
-        <w:rPr>
-          <w:rFonts w:ascii="AR PL UKai CN" w:hAnsi="AR PL UKai CN" w:cs="AR PL UKai CN"/>
-        </w:rPr>
-      </w:pPr>
-      <w:r>
-        <w:rPr>
-          <w:rFonts w:ascii="AR PL UKai CN" w:hAnsi="AR PL UKai CN" w:eastAsia="AR PL UKai CN" w:cs="AR PL UKai CN"/>
-        </w:rPr>
-        <w:t xml:space="preserve">原型：int fputs(const char *str, FILE *stream);</w:t>
-      </w:r>
-      <w:r>
-        <w:rPr>
-          <w:rFonts w:ascii="AR PL UKai CN" w:hAnsi="AR PL UKai CN" w:eastAsia="AR PL UKai CN" w:cs="AR PL UKai CN"/>
-        </w:rPr>
-      </w:r>
-      <w:r>
-        <w:rPr>
-          <w:rFonts w:ascii="AR PL UKai CN" w:hAnsi="AR PL UKai CN" w:cs="AR PL UKai CN"/>
-        </w:rPr>
-      </w:r>
-    </w:p>
-    <w:p>
-      <w:pPr>
-        <w:pBdr/>
-        <w:spacing/>
-        <w:ind/>
-        <w:rPr>
-          <w:rFonts w:ascii="AR PL UKai CN" w:hAnsi="AR PL UKai CN" w:cs="AR PL UKai CN"/>
-        </w:rPr>
-      </w:pPr>
-      <w:r>
-        <w:rPr>
-          <w:rFonts w:ascii="AR PL UKai CN" w:hAnsi="AR PL UKai CN" w:eastAsia="AR PL UKai CN" w:cs="AR PL UKai CN"/>
-        </w:rPr>
-      </w:r>
-      <w:r>
-        <w:rPr>
-          <w:rFonts w:ascii="AR PL UKai CN" w:hAnsi="AR PL UKai CN" w:eastAsia="AR PL UKai CN" w:cs="AR PL UKai CN"/>
-        </w:rPr>
-      </w:r>
-      <w:r>
-        <w:rPr>
-          <w:rFonts w:ascii="AR PL UKai CN" w:hAnsi="AR PL UKai CN" w:cs="AR PL UKai CN"/>
-        </w:rPr>
-      </w:r>
-    </w:p>
-    <w:p>
-      <w:pPr>
-        <w:pBdr/>
-        <w:spacing/>
-        <w:ind/>
-        <w:rPr>
-          <w:rFonts w:ascii="AR PL UKai CN" w:hAnsi="AR PL UKai CN" w:cs="AR PL UKai CN"/>
-        </w:rPr>
-      </w:pPr>
-      <w:r>
-        <w:rPr>
-          <w:rFonts w:ascii="AR PL UKai CN" w:hAnsi="AR PL UKai CN" w:eastAsia="AR PL UKai CN" w:cs="AR PL UKai CN"/>
-        </w:rPr>
-        <w:t xml:space="preserve">    功能：</w:t>
-      </w:r>
-      <w:r>
-        <w:rPr>
-          <w:rFonts w:ascii="AR PL UKai CN" w:hAnsi="AR PL UKai CN" w:eastAsia="AR PL UKai CN" w:cs="AR PL UKai CN"/>
-          <w:color w:val="ff0000"/>
-        </w:rPr>
-        <w:t xml:space="preserve">将字符串写入文件，不会自动添加换行符；</w:t>
-      </w:r>
-      <w:r>
-        <w:rPr>
-          <w:rFonts w:ascii="AR PL UKai CN" w:hAnsi="AR PL UKai CN" w:eastAsia="AR PL UKai CN" w:cs="AR PL UKai CN"/>
-        </w:rPr>
-      </w:r>
-      <w:r>
-        <w:rPr>
-          <w:rFonts w:ascii="AR PL UKai CN" w:hAnsi="AR PL UKai CN" w:cs="AR PL UKai CN"/>
-        </w:rPr>
-      </w:r>
-    </w:p>
-    <w:p>
-      <w:pPr>
-        <w:pBdr/>
-        <w:spacing/>
-        <w:ind/>
-        <w:rPr>
-          <w:rFonts w:ascii="AR PL UKai CN" w:hAnsi="AR PL UKai CN" w:cs="AR PL UKai CN"/>
-        </w:rPr>
-      </w:pPr>
-      <w:r>
-        <w:rPr>
-          <w:rFonts w:ascii="AR PL UKai CN" w:hAnsi="AR PL UKai CN" w:eastAsia="AR PL UKai CN" w:cs="AR PL UKai CN"/>
-        </w:rPr>
-        <w:t xml:space="preserve">    数据形式：字符串文本。</w:t>
-      </w:r>
-      <w:r>
-        <w:rPr>
-          <w:rFonts w:ascii="AR PL UKai CN" w:hAnsi="AR PL UKai CN" w:eastAsia="AR PL UKai CN" w:cs="AR PL UKai CN"/>
-        </w:rPr>
-      </w:r>
-      <w:r>
-        <w:rPr>
-          <w:rFonts w:ascii="AR PL UKai CN" w:hAnsi="AR PL UKai CN" w:cs="AR PL UKai CN"/>
-        </w:rPr>
-      </w:r>
-    </w:p>
-    <w:p>
-      <w:pPr>
-        <w:pBdr/>
-        <w:spacing/>
-        <w:ind/>
-        <w:rPr>
-          <w:rFonts w:ascii="AR PL UKai CN" w:hAnsi="AR PL UKai CN" w:cs="AR PL UKai CN"/>
-        </w:rPr>
-      </w:pPr>
-      <w:r>
-        <w:rPr>
-          <w:rFonts w:ascii="AR PL UKai CN" w:hAnsi="AR PL UKai CN" w:eastAsia="AR PL UKai CN" w:cs="AR PL UKai CN"/>
-        </w:rPr>
-      </w:r>
-      <w:r>
-        <w:rPr>
-          <w:rFonts w:ascii="AR PL UKai CN" w:hAnsi="AR PL UKai CN" w:eastAsia="AR PL UKai CN" w:cs="AR PL UKai CN"/>
-        </w:rPr>
-      </w:r>
-      <w:r>
-        <w:rPr>
-          <w:rFonts w:ascii="AR PL UKai CN" w:hAnsi="AR PL UKai CN" w:cs="AR PL UKai CN"/>
-        </w:rPr>
-      </w:r>
-    </w:p>
-    <w:p>
-      <w:pPr>
-        <w:pBdr/>
-        <w:spacing/>
-        <w:ind/>
-        <w:rPr>
-          <w:rFonts w:ascii="AR PL UKai CN" w:hAnsi="AR PL UKai CN" w:cs="AR PL UKai CN"/>
-          <w:b/>
-          <w:bCs/>
-        </w:rPr>
-      </w:pPr>
-      <w:r>
-        <w:rPr>
-          <w:rFonts w:ascii="AR PL UKai CN" w:hAnsi="AR PL UKai CN" w:eastAsia="AR PL UKai CN" w:cs="AR PL UKai CN"/>
-          <w:b/>
-          <w:bCs/>
-        </w:rPr>
-        <w:t xml:space="preserve">4. 整块二进制批量读写：fread /fwrite（车载最高频）</w:t>
-      </w:r>
-      <w:r>
-        <w:rPr>
-          <w:rFonts w:ascii="AR PL UKai CN" w:hAnsi="AR PL UKai CN" w:eastAsia="AR PL UKai CN" w:cs="AR PL UKai CN"/>
-          <w:b/>
-          <w:bCs/>
-        </w:rPr>
-      </w:r>
-      <w:r>
-        <w:rPr>
-          <w:rFonts w:ascii="AR PL UKai CN" w:hAnsi="AR PL UKai CN" w:cs="AR PL UKai CN"/>
-          <w:b/>
-          <w:bCs/>
-        </w:rPr>
-      </w:r>
-    </w:p>
-    <w:p>
-      <w:pPr>
-        <w:pBdr/>
-        <w:spacing/>
-        <w:ind/>
-        <w:rPr>
-          <w:rFonts w:ascii="AR PL UKai CN" w:hAnsi="AR PL UKai CN" w:cs="AR PL UKai CN"/>
-        </w:rPr>
-      </w:pPr>
-      <w:r>
-        <w:rPr>
-          <w:rFonts w:ascii="AR PL UKai CN" w:hAnsi="AR PL UKai CN" w:eastAsia="AR PL UKai CN" w:cs="AR PL UKai CN"/>
-        </w:rPr>
-        <w:t xml:space="preserve">fwrite()</w:t>
-      </w:r>
-      <w:r>
-        <w:rPr>
-          <w:rFonts w:ascii="AR PL UKai CN" w:hAnsi="AR PL UKai CN" w:eastAsia="AR PL UKai CN" w:cs="AR PL UKai CN"/>
-        </w:rPr>
-      </w:r>
-      <w:r>
-        <w:rPr>
-          <w:rFonts w:ascii="AR PL UKai CN" w:hAnsi="AR PL UKai CN" w:cs="AR PL UKai CN"/>
-        </w:rPr>
-      </w:r>
-    </w:p>
-    <w:p>
-      <w:pPr>
-        <w:pBdr/>
-        <w:spacing/>
-        <w:ind/>
-        <w:rPr>
-          <w:rFonts w:ascii="AR PL UKai CN" w:hAnsi="AR PL UKai CN" w:cs="AR PL UKai CN"/>
-        </w:rPr>
-      </w:pPr>
-      <w:r>
-        <w:rPr>
-          <w:rFonts w:ascii="AR PL UKai CN" w:hAnsi="AR PL UKai CN" w:eastAsia="AR PL UKai CN" w:cs="AR PL UKai CN"/>
-        </w:rPr>
-        <w:t xml:space="preserve">原型：size_t fwrite(</w:t>
-      </w:r>
-      <w:r>
-        <w:rPr>
-          <w:rFonts w:ascii="AR PL UKai CN" w:hAnsi="AR PL UKai CN" w:eastAsia="AR PL UKai CN" w:cs="AR PL UKai CN"/>
-          <w:color w:val="ff0000"/>
-          <w:highlight w:val="yellow"/>
-        </w:rPr>
-        <w:t xml:space="preserve">const void *ptr,</w:t>
-      </w:r>
-      <w:r>
-        <w:rPr>
-          <w:rFonts w:ascii="AR PL UKai CN" w:hAnsi="AR PL UKai CN" w:eastAsia="AR PL UKai CN" w:cs="AR PL UKai CN"/>
-        </w:rPr>
-        <w:t xml:space="preserve"> size_t size, size_t count, FILE *stream);</w:t>
-      </w:r>
-      <w:r>
-        <w:rPr>
-          <w:rFonts w:ascii="AR PL UKai CN" w:hAnsi="AR PL UKai CN" w:eastAsia="AR PL UKai CN" w:cs="AR PL UKai CN"/>
-        </w:rPr>
-      </w:r>
-      <w:r>
-        <w:rPr>
-          <w:rFonts w:ascii="AR PL UKai CN" w:hAnsi="AR PL UKai CN" w:cs="AR PL UKai CN"/>
-        </w:rPr>
-      </w:r>
-    </w:p>
-    <w:p>
-      <w:pPr>
-        <w:pBdr/>
-        <w:spacing/>
-        <w:ind/>
-        <w:rPr>
-          <w:rFonts w:ascii="AR PL UKai CN" w:hAnsi="AR PL UKai CN" w:cs="AR PL UKai CN"/>
-          <w:highlight w:val="yellow"/>
-        </w:rPr>
-      </w:pPr>
-      <w:r>
-        <w:rPr>
-          <w:rFonts w:ascii="AR PL UKai CN" w:hAnsi="AR PL UKai CN" w:eastAsia="AR PL UKai CN" w:cs="AR PL UKai CN"/>
-        </w:rPr>
-        <w:tab/>
-      </w:r>
-      <w:r>
-        <w:rPr>
-          <w:rFonts w:ascii="AR PL UKai CN" w:hAnsi="AR PL UKai CN" w:eastAsia="AR PL UKai CN" w:cs="AR PL UKai CN"/>
-          <w:color w:val="ff0000"/>
-          <w:highlight w:val="yellow"/>
-        </w:rPr>
-        <w:t xml:space="preserve">注意这里的待写入数据缓冲区prt是一个指针，所以实参应该传指针或是地址。</w:t>
-      </w:r>
-      <w:r>
-        <w:rPr>
-          <w:rFonts w:ascii="AR PL UKai CN" w:hAnsi="AR PL UKai CN" w:eastAsia="AR PL UKai CN" w:cs="AR PL UKai CN"/>
-          <w:highlight w:val="yellow"/>
-        </w:rPr>
-      </w:r>
-      <w:r>
-        <w:rPr>
-          <w:rFonts w:ascii="AR PL UKai CN" w:hAnsi="AR PL UKai CN" w:cs="AR PL UKai CN"/>
-          <w:highlight w:val="yellow"/>
-        </w:rPr>
-      </w:r>
-    </w:p>
-    <w:p>
-      <w:pPr>
-        <w:pBdr/>
-        <w:spacing/>
-        <w:ind/>
-        <w:rPr>
-          <w:rFonts w:ascii="AR PL UKai CN" w:hAnsi="AR PL UKai CN" w:cs="AR PL UKai CN"/>
-        </w:rPr>
-      </w:pPr>
-      <w:r>
-        <w:rPr>
-          <w:rFonts w:ascii="AR PL UKai CN" w:hAnsi="AR PL UKai CN" w:eastAsia="AR PL UKai CN" w:cs="AR PL UKai CN"/>
-        </w:rPr>
-        <w:t xml:space="preserve">    功能：批量向文件写入整块内存数据；</w:t>
-      </w:r>
-      <w:r>
-        <w:rPr>
-          <w:rFonts w:ascii="AR PL UKai CN" w:hAnsi="AR PL UKai CN" w:eastAsia="AR PL UKai CN" w:cs="AR PL UKai CN"/>
-        </w:rPr>
-      </w:r>
-      <w:r>
-        <w:rPr>
-          <w:rFonts w:ascii="AR PL UKai CN" w:hAnsi="AR PL UKai CN" w:cs="AR PL UKai CN"/>
-        </w:rPr>
-      </w:r>
-    </w:p>
-    <w:p>
-      <w:pPr>
-        <w:pBdr/>
-        <w:spacing/>
-        <w:ind/>
-        <w:rPr>
-          <w:rFonts w:ascii="AR PL UKai CN" w:hAnsi="AR PL UKai CN" w:cs="AR PL UKai CN"/>
-        </w:rPr>
-      </w:pPr>
-      <w:r>
-        <w:rPr>
-          <w:rFonts w:ascii="AR PL UKai CN" w:hAnsi="AR PL UKai CN" w:eastAsia="AR PL UKai CN" w:cs="AR PL UKai CN"/>
-        </w:rPr>
-        <w:t xml:space="preserve">    数据形式：原始二进制字节流，不做任何字符转义；</w:t>
-      </w:r>
-      <w:r>
-        <w:rPr>
-          <w:rFonts w:ascii="AR PL UKai CN" w:hAnsi="AR PL UKai CN" w:eastAsia="AR PL UKai CN" w:cs="AR PL UKai CN"/>
-        </w:rPr>
-      </w:r>
-      <w:r>
-        <w:rPr>
-          <w:rFonts w:ascii="AR PL UKai CN" w:hAnsi="AR PL UKai CN" w:cs="AR PL UKai CN"/>
-        </w:rPr>
-      </w:r>
-    </w:p>
-    <w:p>
-      <w:pPr>
-        <w:pBdr/>
-        <w:spacing/>
-        <w:ind/>
-        <w:rPr>
-          <w:rFonts w:ascii="AR PL UKai CN" w:hAnsi="AR PL UKai CN" w:cs="AR PL UKai CN"/>
-        </w:rPr>
-      </w:pPr>
-      <w:r>
-        <w:rPr>
-          <w:rFonts w:ascii="AR PL UKai CN" w:hAnsi="AR PL UKai CN" w:eastAsia="AR PL UKai CN" w:cs="AR PL UKai CN"/>
-        </w:rPr>
-        <w:t xml:space="preserve">    参数说明：</w:t>
-      </w:r>
-      <w:r>
-        <w:rPr>
-          <w:rFonts w:ascii="AR PL UKai CN" w:hAnsi="AR PL UKai CN" w:eastAsia="AR PL UKai CN" w:cs="AR PL UKai CN"/>
-        </w:rPr>
-      </w:r>
-      <w:r>
-        <w:rPr>
-          <w:rFonts w:ascii="AR PL UKai CN" w:hAnsi="AR PL UKai CN" w:cs="AR PL UKai CN"/>
-        </w:rPr>
-      </w:r>
-    </w:p>
-    <w:p>
-      <w:pPr>
-        <w:pBdr/>
-        <w:spacing/>
-        <w:ind/>
-        <w:rPr>
-          <w:rFonts w:ascii="AR PL UKai CN" w:hAnsi="AR PL UKai CN" w:eastAsia="AR PL UKai CN" w:cs="AR PL UKai CN"/>
-          <w:color w:val="00b050"/>
-          <w:highlight w:val="none"/>
-        </w:rPr>
-      </w:pPr>
-      <w:r>
-        <w:rPr>
-          <w:rFonts w:ascii="AR PL UKai CN" w:hAnsi="AR PL UKai CN" w:eastAsia="AR PL UKai CN" w:cs="AR PL UKai CN"/>
-        </w:rPr>
-        <w:t xml:space="preserve">  </w:t>
-      </w:r>
-      <w:r>
-        <w:rPr>
-          <w:rFonts w:ascii="AR PL UKai CN" w:hAnsi="AR PL UKai CN" w:eastAsia="AR PL UKai CN" w:cs="AR PL UKai CN"/>
-          <w:color w:val="00b050"/>
-        </w:rPr>
-        <w:t xml:space="preserve">  ptr：待写入数据缓冲区；size：单个元素字节大小；count：元素个数；</w:t>
-      </w:r>
-      <w:r>
-        <w:rPr>
-          <w:rFonts w:ascii="AR PL UKai CN" w:hAnsi="AR PL UKai CN" w:eastAsia="AR PL UKai CN" w:cs="AR PL UKai CN"/>
-          <w:color w:val="00b050"/>
-          <w:highlight w:val="none"/>
-        </w:rPr>
-      </w:r>
-      <w:r>
-        <w:rPr>
-          <w:rFonts w:ascii="AR PL UKai CN" w:hAnsi="AR PL UKai CN" w:eastAsia="AR PL UKai CN" w:cs="AR PL UKai CN"/>
-          <w:color w:val="00b050"/>
-          <w:highlight w:val="none"/>
-        </w:rPr>
-      </w:r>
-    </w:p>
-    <w:p>
-      <w:pPr>
-        <w:pBdr/>
-        <w:spacing/>
-        <w:ind/>
-        <w:rPr>
-          <w:rFonts w:ascii="AR PL UKai CN" w:hAnsi="AR PL UKai CN" w:cs="AR PL UKai CN"/>
-        </w:rPr>
-      </w:pPr>
-      <w:r>
-        <w:rPr>
-          <w:rFonts w:ascii="AR PL UKai CN" w:hAnsi="AR PL UKai CN" w:eastAsia="AR PL UKai CN" w:cs="AR PL UKai CN"/>
-        </w:rPr>
-        <w:t xml:space="preserve">    车载用途：存储车速数组、故障码结构体、CAN 报文缓存、标定参数。</w:t>
-      </w:r>
-      <w:r>
-        <w:rPr>
-          <w:rFonts w:ascii="AR PL UKai CN" w:hAnsi="AR PL UKai CN" w:eastAsia="AR PL UKai CN" w:cs="AR PL UKai CN"/>
-        </w:rPr>
-      </w:r>
-      <w:r>
-        <w:rPr>
-          <w:rFonts w:ascii="AR PL UKai CN" w:hAnsi="AR PL UKai CN" w:cs="AR PL UKai CN"/>
-        </w:rPr>
-      </w:r>
-    </w:p>
-    <w:p>
-      <w:pPr>
-        <w:pBdr/>
-        <w:spacing/>
-        <w:ind/>
-        <w:rPr>
-          <w:rFonts w:ascii="AR PL UKai CN" w:hAnsi="AR PL UKai CN" w:cs="AR PL UKai CN"/>
-        </w:rPr>
-      </w:pPr>
-      <w:r>
-        <w:rPr>
-          <w:rFonts w:ascii="AR PL UKai CN" w:hAnsi="AR PL UKai CN" w:eastAsia="AR PL UKai CN" w:cs="AR PL UKai CN"/>
-        </w:rPr>
-      </w:r>
-      <w:r>
-        <w:rPr>
-          <w:rFonts w:ascii="AR PL UKai CN" w:hAnsi="AR PL UKai CN" w:eastAsia="AR PL UKai CN" w:cs="AR PL UKai CN"/>
-        </w:rPr>
-      </w:r>
-      <w:r>
-        <w:rPr>
-          <w:rFonts w:ascii="AR PL UKai CN" w:hAnsi="AR PL UKai CN" w:cs="AR PL UKai CN"/>
-        </w:rPr>
-      </w:r>
-    </w:p>
-    <w:p>
-      <w:pPr>
-        <w:pBdr/>
-        <w:spacing/>
-        <w:ind/>
-        <w:rPr>
-          <w:rFonts w:ascii="AR PL UKai CN" w:hAnsi="AR PL UKai CN" w:cs="AR PL UKai CN"/>
-        </w:rPr>
-      </w:pPr>
-      <w:r>
-        <w:rPr>
-          <w:rFonts w:ascii="AR PL UKai CN" w:hAnsi="AR PL UKai CN" w:eastAsia="AR PL UKai CN" w:cs="AR PL UKai CN"/>
-        </w:rPr>
-        <w:t xml:space="preserve">fread()</w:t>
-      </w:r>
-      <w:r>
-        <w:rPr>
-          <w:rFonts w:ascii="AR PL UKai CN" w:hAnsi="AR PL UKai CN" w:eastAsia="AR PL UKai CN" w:cs="AR PL UKai CN"/>
-        </w:rPr>
-      </w:r>
-      <w:r>
-        <w:rPr>
-          <w:rFonts w:ascii="AR PL UKai CN" w:hAnsi="AR PL UKai CN" w:cs="AR PL UKai CN"/>
-        </w:rPr>
-      </w:r>
-    </w:p>
-    <w:p>
-      <w:pPr>
-        <w:pBdr/>
-        <w:spacing/>
-        <w:ind/>
-        <w:rPr>
-          <w:rFonts w:ascii="AR PL UKai CN" w:hAnsi="AR PL UKai CN" w:cs="AR PL UKai CN"/>
-        </w:rPr>
-      </w:pPr>
-      <w:r>
-        <w:rPr>
-          <w:rFonts w:ascii="AR PL UKai CN" w:hAnsi="AR PL UKai CN" w:eastAsia="AR PL UKai CN" w:cs="AR PL UKai CN"/>
-        </w:rPr>
-        <w:t xml:space="preserve">原型：size_t fread(</w:t>
-      </w:r>
-      <w:r>
-        <w:rPr>
-          <w:rFonts w:ascii="AR PL UKai CN" w:hAnsi="AR PL UKai CN" w:eastAsia="AR PL UKai CN" w:cs="AR PL UKai CN"/>
-          <w:color w:val="ff0000"/>
-          <w:highlight w:val="yellow"/>
-        </w:rPr>
-        <w:t xml:space="preserve">void *ptr,</w:t>
-      </w:r>
-      <w:r>
-        <w:rPr>
-          <w:rFonts w:ascii="AR PL UKai CN" w:hAnsi="AR PL UKai CN" w:eastAsia="AR PL UKai CN" w:cs="AR PL UKai CN"/>
-          <w:highlight w:val="yellow"/>
-        </w:rPr>
-        <w:t xml:space="preserve"> </w:t>
-      </w:r>
-      <w:r>
-        <w:rPr>
-          <w:rFonts w:ascii="AR PL UKai CN" w:hAnsi="AR PL UKai CN" w:eastAsia="AR PL UKai CN" w:cs="AR PL UKai CN"/>
-        </w:rPr>
-        <w:t xml:space="preserve">size_t size, size_t count, FILE *stream);</w:t>
-      </w:r>
-      <w:r>
-        <w:rPr>
-          <w:rFonts w:ascii="AR PL UKai CN" w:hAnsi="AR PL UKai CN" w:eastAsia="AR PL UKai CN" w:cs="AR PL UKai CN"/>
-        </w:rPr>
-      </w:r>
-      <w:r>
-        <w:rPr>
-          <w:rFonts w:ascii="AR PL UKai CN" w:hAnsi="AR PL UKai CN" w:cs="AR PL UKai CN"/>
-        </w:rPr>
-      </w:r>
-    </w:p>
-    <w:p>
-      <w:pPr>
-        <w:pBdr/>
-        <w:spacing/>
-        <w:ind/>
-        <w:rPr>
-          <w:rFonts w:ascii="AR PL UKai CN" w:hAnsi="AR PL UKai CN" w:cs="AR PL UKai CN"/>
-        </w:rPr>
-      </w:pPr>
-      <w:r>
-        <w:rPr>
-          <w:rFonts w:ascii="AR PL UKai CN" w:hAnsi="AR PL UKai CN" w:eastAsia="AR PL UKai CN" w:cs="AR PL UKai CN"/>
-        </w:rPr>
-        <w:tab/>
-      </w:r>
-      <w:r>
-        <w:rPr>
-          <w:rFonts w:ascii="AR PL UKai CN" w:hAnsi="AR PL UKai CN" w:eastAsia="AR PL UKai CN" w:cs="AR PL UKai CN"/>
-          <w:color w:val="ff0000"/>
-          <w:highlight w:val="yellow"/>
-        </w:rPr>
-        <w:t xml:space="preserve">同fwrite(),</w:t>
-      </w:r>
-      <w:r>
-        <w:rPr>
-          <w:rFonts w:ascii="AR PL UKai CN" w:hAnsi="AR PL UKai CN" w:eastAsia="AR PL UKai CN" w:cs="AR PL UKai CN"/>
-          <w:color w:val="ff0000"/>
-          <w:highlight w:val="yellow"/>
-        </w:rPr>
-        <w:t xml:space="preserve">注</w:t>
-      </w:r>
-      <w:r>
-        <w:rPr>
-          <w:rFonts w:ascii="AR PL UKai CN" w:hAnsi="AR PL UKai CN" w:eastAsia="AR PL UKai CN" w:cs="AR PL UKai CN"/>
-          <w:color w:val="ff0000"/>
-          <w:highlight w:val="yellow"/>
-        </w:rPr>
-        <w:t xml:space="preserve">意这里的待写入数据缓冲区prt是一个指针，所以实参应该传指针或是地址。</w:t>
-      </w:r>
-      <w:r>
-        <w:rPr>
-          <w:rFonts w:ascii="AR PL UKai CN" w:hAnsi="AR PL UKai CN" w:eastAsia="AR PL UKai CN" w:cs="AR PL UKai CN"/>
-        </w:rPr>
-      </w:r>
-      <w:r>
-        <w:rPr>
-          <w:rFonts w:ascii="AR PL UKai CN" w:hAnsi="AR PL UKai CN" w:cs="AR PL UKai CN"/>
-        </w:rPr>
-      </w:r>
-    </w:p>
-    <w:p>
-      <w:pPr>
-        <w:pBdr/>
-        <w:spacing/>
-        <w:ind/>
-        <w:rPr>
-          <w:rFonts w:ascii="AR PL UKai CN" w:hAnsi="AR PL UKai CN" w:cs="AR PL UKai CN"/>
-        </w:rPr>
-      </w:pPr>
-      <w:r>
-        <w:rPr>
-          <w:rFonts w:ascii="AR PL UKai CN" w:hAnsi="AR PL UKai CN" w:eastAsia="AR PL UKai CN" w:cs="AR PL UKai CN"/>
-        </w:rPr>
-        <w:t xml:space="preserve">    功能：从文件批量读取二进制数据到内存缓冲区；</w:t>
-      </w:r>
-      <w:r>
-        <w:rPr>
-          <w:rFonts w:ascii="AR PL UKai CN" w:hAnsi="AR PL UKai CN" w:eastAsia="AR PL UKai CN" w:cs="AR PL UKai CN"/>
-        </w:rPr>
-      </w:r>
-      <w:r>
-        <w:rPr>
-          <w:rFonts w:ascii="AR PL UKai CN" w:hAnsi="AR PL UKai CN" w:cs="AR PL UKai CN"/>
-        </w:rPr>
-      </w:r>
-    </w:p>
-    <w:p>
-      <w:pPr>
-        <w:pBdr/>
-        <w:spacing/>
-        <w:ind/>
-        <w:rPr>
-          <w:rFonts w:ascii="AR PL UKai CN" w:hAnsi="AR PL UKai CN" w:cs="AR PL UKai CN"/>
-        </w:rPr>
-      </w:pPr>
-      <w:r>
-        <w:rPr>
-          <w:rFonts w:ascii="AR PL UKai CN" w:hAnsi="AR PL UKai CN" w:eastAsia="AR PL UKai CN" w:cs="AR PL UKai CN"/>
-        </w:rPr>
-        <w:t xml:space="preserve">    数据形式：原始二进制字节；</w:t>
-      </w:r>
-      <w:r>
-        <w:rPr>
-          <w:rFonts w:ascii="AR PL UKai CN" w:hAnsi="AR PL UKai CN" w:eastAsia="AR PL UKai CN" w:cs="AR PL UKai CN"/>
-        </w:rPr>
-      </w:r>
-      <w:r>
-        <w:rPr>
-          <w:rFonts w:ascii="AR PL UKai CN" w:hAnsi="AR PL UKai CN" w:cs="AR PL UKai CN"/>
-        </w:rPr>
-      </w:r>
-    </w:p>
-    <w:p>
-      <w:pPr>
-        <w:pBdr/>
-        <w:spacing/>
-        <w:ind/>
-        <w:rPr>
-          <w:rFonts w:ascii="AR PL UKai CN" w:hAnsi="AR PL UKai CN" w:cs="AR PL UKai CN"/>
-        </w:rPr>
-      </w:pPr>
-      <w:r>
-        <w:rPr>
-          <w:rFonts w:ascii="AR PL UKai CN" w:hAnsi="AR PL UKai CN" w:eastAsia="AR PL UKai CN" w:cs="AR PL UKai CN"/>
-        </w:rPr>
-        <w:t xml:space="preserve">    返回值：实际读到的元素数量，用于判断文件是否读完。</w:t>
-      </w:r>
-      <w:r>
-        <w:rPr>
-          <w:rFonts w:ascii="AR PL UKai CN" w:hAnsi="AR PL UKai CN" w:eastAsia="AR PL UKai CN" w:cs="AR PL UKai CN"/>
-        </w:rPr>
-      </w:r>
-      <w:r>
-        <w:rPr>
-          <w:rFonts w:ascii="AR PL UKai CN" w:hAnsi="AR PL UKai CN" w:cs="AR PL UKai CN"/>
-        </w:rPr>
-      </w:r>
-    </w:p>
-    <w:p>
-      <w:pPr>
-        <w:pBdr/>
-        <w:spacing/>
-        <w:ind/>
-        <w:rPr>
-          <w:rFonts w:ascii="AR PL UKai CN" w:hAnsi="AR PL UKai CN" w:cs="AR PL UKai CN"/>
-        </w:rPr>
-      </w:pPr>
-      <w:r>
-        <w:rPr>
-          <w:rFonts w:ascii="AR PL UKai CN" w:hAnsi="AR PL UKai CN" w:eastAsia="AR PL UKai CN" w:cs="AR PL UKai CN"/>
-        </w:rPr>
-      </w:r>
-      <w:r>
-        <w:rPr>
-          <w:rFonts w:ascii="AR PL UKai CN" w:hAnsi="AR PL UKai CN" w:eastAsia="AR PL UKai CN" w:cs="AR PL UKai CN"/>
-        </w:rPr>
-      </w:r>
-      <w:r>
-        <w:rPr>
-          <w:rFonts w:ascii="AR PL UKai CN" w:hAnsi="AR PL UKai CN" w:cs="AR PL UKai CN"/>
-        </w:rPr>
-      </w:r>
-    </w:p>
-    <w:p>
-      <w:pPr>
-        <w:pBdr/>
-        <w:spacing/>
-        <w:ind/>
-        <w:rPr>
-          <w:rFonts w:ascii="AR PL UKai CN" w:hAnsi="AR PL UKai CN" w:cs="AR PL UKai CN"/>
-          <w:b/>
-          <w:bCs/>
-        </w:rPr>
-      </w:pPr>
-      <w:r>
-        <w:rPr>
-          <w:rFonts w:ascii="AR PL UKai CN" w:hAnsi="AR PL UKai CN" w:eastAsia="AR PL UKai CN" w:cs="AR PL UKai CN"/>
-          <w:b/>
-          <w:bCs/>
-        </w:rPr>
-        <w:t xml:space="preserve">5. 文件随机定位函数：fseek () + ftell () + rewind ()</w:t>
-      </w:r>
-      <w:r>
-        <w:rPr>
-          <w:rFonts w:ascii="AR PL UKai CN" w:hAnsi="AR PL UKai CN" w:eastAsia="AR PL UKai CN" w:cs="AR PL UKai CN"/>
-          <w:b/>
-          <w:bCs/>
-        </w:rPr>
-      </w:r>
-      <w:r>
-        <w:rPr>
-          <w:rFonts w:ascii="AR PL UKai CN" w:hAnsi="AR PL UKai CN" w:cs="AR PL UKai CN"/>
-          <w:b/>
-          <w:bCs/>
-        </w:rPr>
-      </w:r>
-    </w:p>
-    <w:p>
-      <w:pPr>
-        <w:pBdr/>
-        <w:spacing/>
-        <w:ind/>
-        <w:rPr>
-          <w:rFonts w:ascii="AR PL UKai CN" w:hAnsi="AR PL UKai CN" w:cs="AR PL UKai CN"/>
-          <w:color w:val="00b050"/>
-        </w:rPr>
-      </w:pPr>
-      <w:r>
-        <w:rPr>
-          <w:rFonts w:ascii="AR PL UKai CN" w:hAnsi="AR PL UKai CN" w:eastAsia="AR PL UKai CN" w:cs="AR PL UKai CN"/>
-          <w:color w:val="00b050"/>
-        </w:rPr>
-        <w:t xml:space="preserve">fseek () 随机读写核心函数</w:t>
-      </w:r>
-      <w:r>
-        <w:rPr>
-          <w:rFonts w:ascii="AR PL UKai CN" w:hAnsi="AR PL UKai CN" w:eastAsia="AR PL UKai CN" w:cs="AR PL UKai CN"/>
-          <w:color w:val="00b050"/>
-        </w:rPr>
-      </w:r>
-      <w:r>
-        <w:rPr>
-          <w:rFonts w:ascii="AR PL UKai CN" w:hAnsi="AR PL UKai CN" w:cs="AR PL UKai CN"/>
-          <w:color w:val="00b050"/>
-        </w:rPr>
-      </w:r>
-    </w:p>
-    <w:p>
-      <w:pPr>
-        <w:pBdr/>
-        <w:spacing/>
-        <w:ind/>
-        <w:rPr>
-          <w:rFonts w:ascii="AR PL UKai CN" w:hAnsi="AR PL UKai CN" w:cs="AR PL UKai CN"/>
-        </w:rPr>
-      </w:pPr>
-      <w:r>
-        <w:rPr>
-          <w:rFonts w:ascii="AR PL UKai CN" w:hAnsi="AR PL UKai CN" w:eastAsia="AR PL UKai CN" w:cs="AR PL UKai CN"/>
-        </w:rPr>
-        <w:t xml:space="preserve">原型：int fseek(FILE *stream, long offset, int whence);</w:t>
-      </w:r>
-      <w:r>
-        <w:rPr>
-          <w:rFonts w:ascii="AR PL UKai CN" w:hAnsi="AR PL UKai CN" w:eastAsia="AR PL UKai CN" w:cs="AR PL UKai CN"/>
-        </w:rPr>
-      </w:r>
-      <w:r>
-        <w:rPr>
-          <w:rFonts w:ascii="AR PL UKai CN" w:hAnsi="AR PL UKai CN" w:cs="AR PL UKai CN"/>
-        </w:rPr>
-      </w:r>
-    </w:p>
-    <w:p>
-      <w:pPr>
-        <w:pBdr/>
-        <w:spacing/>
-        <w:ind/>
-        <w:rPr>
-          <w:rFonts w:ascii="AR PL UKai CN" w:hAnsi="AR PL UKai CN" w:cs="AR PL UKai CN"/>
-          <w:color w:val="ff0000"/>
-        </w:rPr>
-      </w:pPr>
-      <w:r>
-        <w:rPr>
-          <w:rFonts w:ascii="AR PL UKai CN" w:hAnsi="AR PL UKai CN" w:eastAsia="AR PL UKai CN" w:cs="AR PL UKai CN"/>
-          <w:color w:val="ff0000"/>
-        </w:rPr>
-        <w:t xml:space="preserve">功能：移动文件读写指针，跳过指定字节，实现任意位置读写（不从头顺序读）</w:t>
-      </w:r>
-      <w:r>
-        <w:rPr>
-          <w:rFonts w:ascii="AR PL UKai CN" w:hAnsi="AR PL UKai CN" w:eastAsia="AR PL UKai CN" w:cs="AR PL UKai CN"/>
-          <w:color w:val="ff0000"/>
-        </w:rPr>
-      </w:r>
-      <w:r>
-        <w:rPr>
-          <w:rFonts w:ascii="AR PL UKai CN" w:hAnsi="AR PL UKai CN" w:cs="AR PL UKai CN"/>
-          <w:color w:val="ff0000"/>
-        </w:rPr>
-      </w:r>
-    </w:p>
-    <w:p>
-      <w:pPr>
-        <w:pBdr/>
-        <w:spacing/>
-        <w:ind/>
-        <w:rPr>
-          <w:rFonts w:ascii="AR PL UKai CN" w:hAnsi="AR PL UKai CN" w:cs="AR PL UKai CN"/>
-        </w:rPr>
-      </w:pPr>
-      <w:r>
-        <w:rPr>
-          <w:rFonts w:ascii="AR PL UKai CN" w:hAnsi="AR PL UKai CN" w:eastAsia="AR PL UKai CN" w:cs="AR PL UKai CN"/>
-        </w:rPr>
-        <w:t xml:space="preserve">参数详解</w:t>
-      </w:r>
-      <w:r>
-        <w:rPr>
-          <w:rFonts w:ascii="AR PL UKai CN" w:hAnsi="AR PL UKai CN" w:eastAsia="AR PL UKai CN" w:cs="AR PL UKai CN"/>
-        </w:rPr>
-      </w:r>
-      <w:r>
-        <w:rPr>
-          <w:rFonts w:ascii="AR PL UKai CN" w:hAnsi="AR PL UKai CN" w:cs="AR PL UKai CN"/>
-        </w:rPr>
-      </w:r>
-    </w:p>
-    <w:p>
-      <w:pPr>
-        <w:pBdr/>
-        <w:spacing/>
-        <w:ind/>
-        <w:rPr>
-          <w:rFonts w:ascii="AR PL UKai CN" w:hAnsi="AR PL UKai CN" w:cs="AR PL UKai CN"/>
-        </w:rPr>
-      </w:pPr>
-      <w:r>
-        <w:rPr>
-          <w:rFonts w:ascii="AR PL UKai CN" w:hAnsi="AR PL UKai CN" w:eastAsia="AR PL UKai CN" w:cs="AR PL UKai CN"/>
-        </w:rPr>
-      </w:r>
-      <w:r>
-        <w:rPr>
-          <w:rFonts w:ascii="AR PL UKai CN" w:hAnsi="AR PL UKai CN" w:eastAsia="AR PL UKai CN" w:cs="AR PL UKai CN"/>
-        </w:rPr>
-      </w:r>
-      <w:r>
-        <w:rPr>
-          <w:rFonts w:ascii="AR PL UKai CN" w:hAnsi="AR PL UKai CN" w:cs="AR PL UKai CN"/>
-        </w:rPr>
-      </w:r>
-    </w:p>
-    <w:p>
-      <w:pPr>
-        <w:pBdr/>
-        <w:spacing/>
-        <w:ind/>
-        <w:rPr>
-          <w:rFonts w:ascii="AR PL UKai CN" w:hAnsi="AR PL UKai CN" w:cs="AR PL UKai CN"/>
-          <w:color w:val="00b050"/>
-        </w:rPr>
-      </w:pPr>
-      <w:r>
-        <w:rPr>
-          <w:rFonts w:ascii="AR PL UKai CN" w:hAnsi="AR PL UKai CN" w:eastAsia="AR PL UKai CN" w:cs="AR PL UKai CN"/>
-        </w:rPr>
-        <w:t xml:space="preserve">    </w:t>
-      </w:r>
-      <w:r>
-        <w:rPr>
-          <w:rFonts w:ascii="AR PL UKai CN" w:hAnsi="AR PL UKai CN" w:eastAsia="AR PL UKai CN" w:cs="AR PL UKai CN"/>
-          <w:color w:val="00b050"/>
-        </w:rPr>
-        <w:t xml:space="preserve">offset：偏移字节数，正数向后跳，负数向前跳；</w:t>
-      </w:r>
-      <w:r>
-        <w:rPr>
-          <w:rFonts w:ascii="AR PL UKai CN" w:hAnsi="AR PL UKai CN" w:eastAsia="AR PL UKai CN" w:cs="AR PL UKai CN"/>
-          <w:color w:val="00b050"/>
-        </w:rPr>
-      </w:r>
-      <w:r>
-        <w:rPr>
-          <w:rFonts w:ascii="AR PL UKai CN" w:hAnsi="AR PL UKai CN" w:cs="AR PL UKai CN"/>
-          <w:color w:val="00b050"/>
-        </w:rPr>
-      </w:r>
-    </w:p>
-    <w:p>
-      <w:pPr>
-        <w:pBdr/>
-        <w:spacing/>
-        <w:ind/>
-        <w:rPr>
-          <w:rFonts w:ascii="AR PL UKai CN" w:hAnsi="AR PL UKai CN" w:cs="AR PL UKai CN"/>
-          <w:color w:val="00b050"/>
-        </w:rPr>
-      </w:pPr>
-      <w:r>
-        <w:rPr>
-          <w:rFonts w:ascii="AR PL UKai CN" w:hAnsi="AR PL UKai CN" w:eastAsia="AR PL UKai CN" w:cs="AR PL UKai CN"/>
-          <w:color w:val="00b050"/>
-        </w:rPr>
-        <w:t xml:space="preserve">    whence 基准位置三选一：</w:t>
-      </w:r>
-      <w:r>
-        <w:rPr>
-          <w:rFonts w:ascii="AR PL UKai CN" w:hAnsi="AR PL UKai CN" w:eastAsia="AR PL UKai CN" w:cs="AR PL UKai CN"/>
-          <w:color w:val="00b050"/>
-        </w:rPr>
-      </w:r>
-      <w:r>
-        <w:rPr>
-          <w:rFonts w:ascii="AR PL UKai CN" w:hAnsi="AR PL UKai CN" w:cs="AR PL UKai CN"/>
-          <w:color w:val="00b050"/>
-        </w:rPr>
-      </w:r>
-    </w:p>
-    <w:p>
-      <w:pPr>
-        <w:pBdr/>
-        <w:spacing/>
-        <w:ind/>
-        <w:rPr>
-          <w:rFonts w:ascii="AR PL UKai CN" w:hAnsi="AR PL UKai CN" w:cs="AR PL UKai CN"/>
-          <w:color w:val="00b050"/>
-        </w:rPr>
-      </w:pPr>
-      <w:r>
-        <w:rPr>
-          <w:rFonts w:ascii="AR PL UKai CN" w:hAnsi="AR PL UKai CN" w:eastAsia="AR PL UKai CN" w:cs="AR PL UKai CN"/>
-          <w:color w:val="00b050"/>
-        </w:rPr>
-        <w:t xml:space="preserve">        SEEK_SET：文件起始位置；offset 只能≥0；</w:t>
-      </w:r>
-      <w:r>
-        <w:rPr>
-          <w:rFonts w:ascii="AR PL UKai CN" w:hAnsi="AR PL UKai CN" w:eastAsia="AR PL UKai CN" w:cs="AR PL UKai CN"/>
-          <w:color w:val="00b050"/>
-        </w:rPr>
-      </w:r>
-      <w:r>
-        <w:rPr>
-          <w:rFonts w:ascii="AR PL UKai CN" w:hAnsi="AR PL UKai CN" w:cs="AR PL UKai CN"/>
-          <w:color w:val="00b050"/>
-        </w:rPr>
-      </w:r>
-    </w:p>
-    <w:p>
-      <w:pPr>
-        <w:pBdr/>
-        <w:spacing/>
-        <w:ind/>
-        <w:rPr>
-          <w:rFonts w:ascii="AR PL UKai CN" w:hAnsi="AR PL UKai CN" w:cs="AR PL UKai CN"/>
-          <w:color w:val="00b050"/>
-        </w:rPr>
-      </w:pPr>
-      <w:r>
-        <w:rPr>
-          <w:rFonts w:ascii="AR PL UKai CN" w:hAnsi="AR PL UKai CN" w:eastAsia="AR PL UKai CN" w:cs="AR PL UKai CN"/>
-          <w:color w:val="00b050"/>
-        </w:rPr>
-        <w:t xml:space="preserve">        SEEK_CUR：当前读写指针位置；offset 可正负；</w:t>
-      </w:r>
-      <w:r>
-        <w:rPr>
-          <w:rFonts w:ascii="AR PL UKai CN" w:hAnsi="AR PL UKai CN" w:eastAsia="AR PL UKai CN" w:cs="AR PL UKai CN"/>
-          <w:color w:val="00b050"/>
-        </w:rPr>
-      </w:r>
-      <w:r>
-        <w:rPr>
-          <w:rFonts w:ascii="AR PL UKai CN" w:hAnsi="AR PL UKai CN" w:cs="AR PL UKai CN"/>
-          <w:color w:val="00b050"/>
-        </w:rPr>
-      </w:r>
-    </w:p>
-    <w:p>
-      <w:pPr>
-        <w:pBdr/>
-        <w:spacing/>
-        <w:ind/>
-        <w:rPr>
-          <w:rFonts w:ascii="AR PL UKai CN" w:hAnsi="AR PL UKai CN" w:cs="AR PL UKai CN"/>
-        </w:rPr>
-      </w:pPr>
-      <w:r>
-        <w:rPr>
-          <w:rFonts w:ascii="AR PL UKai CN" w:hAnsi="AR PL UKai CN" w:eastAsia="AR PL UKai CN" w:cs="AR PL UKai CN"/>
-          <w:color w:val="00b050"/>
-        </w:rPr>
-        <w:t xml:space="preserve">        SEEK_END：文件末尾；offset 负数向前偏移</w:t>
-      </w:r>
-      <w:r>
-        <w:rPr>
-          <w:rFonts w:ascii="AR PL UKai CN" w:hAnsi="AR PL UKai CN" w:eastAsia="AR PL UKai CN" w:cs="AR PL UKai CN"/>
-        </w:rPr>
-        <w:t xml:space="preserve">。</w:t>
-      </w:r>
-      <w:r>
-        <w:rPr>
-          <w:rFonts w:ascii="AR PL UKai CN" w:hAnsi="AR PL UKai CN" w:eastAsia="AR PL UKai CN" w:cs="AR PL UKai CN"/>
-        </w:rPr>
-      </w:r>
-      <w:r>
-        <w:rPr>
-          <w:rFonts w:ascii="AR PL UKai CN" w:hAnsi="AR PL UKai CN" w:cs="AR PL UKai CN"/>
-        </w:rPr>
-      </w:r>
-    </w:p>
-    <w:p>
-      <w:pPr>
-        <w:pBdr/>
-        <w:spacing/>
-        <w:ind/>
-        <w:rPr>
-          <w:rFonts w:ascii="AR PL UKai CN" w:hAnsi="AR PL UKai CN" w:cs="AR PL UKai CN"/>
-        </w:rPr>
-      </w:pPr>
-      <w:r>
-        <w:rPr>
-          <w:rFonts w:ascii="AR PL UKai CN" w:hAnsi="AR PL UKai CN" w:eastAsia="AR PL UKai CN" w:cs="AR PL UKai CN"/>
-        </w:rPr>
-      </w:r>
-      <w:r>
-        <w:rPr>
-          <w:rFonts w:ascii="AR PL UKai CN" w:hAnsi="AR PL UKai CN" w:eastAsia="AR PL UKai CN" w:cs="AR PL UKai CN"/>
-        </w:rPr>
-      </w:r>
-      <w:r>
-        <w:rPr>
-          <w:rFonts w:ascii="AR PL UKai CN" w:hAnsi="AR PL UKai CN" w:cs="AR PL UKai CN"/>
-        </w:rPr>
-      </w:r>
-    </w:p>
-    <w:p>
-      <w:pPr>
-        <w:pBdr/>
-        <w:spacing/>
-        <w:ind/>
-        <w:rPr>
-          <w:rFonts w:ascii="AR PL UKai CN" w:hAnsi="AR PL UKai CN" w:cs="AR PL UKai CN"/>
-        </w:rPr>
-      </w:pPr>
-      <w:r>
-        <w:rPr>
-          <w:rFonts w:ascii="AR PL UKai CN" w:hAnsi="AR PL UKai CN" w:eastAsia="AR PL UKai CN" w:cs="AR PL UKai CN"/>
-        </w:rPr>
-        <w:t xml:space="preserve">车载使用场景</w:t>
-      </w:r>
-      <w:r>
-        <w:rPr>
-          <w:rFonts w:ascii="AR PL UKai CN" w:hAnsi="AR PL UKai CN" w:eastAsia="AR PL UKai CN" w:cs="AR PL UKai CN"/>
-        </w:rPr>
-      </w:r>
-      <w:r>
-        <w:rPr>
-          <w:rFonts w:ascii="AR PL UKai CN" w:hAnsi="AR PL UKai CN" w:cs="AR PL UKai CN"/>
-        </w:rPr>
-      </w:r>
-    </w:p>
-    <w:p>
-      <w:pPr>
-        <w:pBdr/>
-        <w:spacing/>
-        <w:ind/>
-        <w:rPr>
-          <w:rFonts w:ascii="AR PL UKai CN" w:hAnsi="AR PL UKai CN" w:cs="AR PL UKai CN"/>
-        </w:rPr>
-      </w:pPr>
-      <w:r>
-        <w:rPr>
-          <w:rFonts w:ascii="AR PL UKai CN" w:hAnsi="AR PL UKai CN" w:eastAsia="AR PL UKai CN" w:cs="AR PL UKai CN"/>
-        </w:rPr>
-      </w:r>
-      <w:r>
-        <w:rPr>
-          <w:rFonts w:ascii="AR PL UKai CN" w:hAnsi="AR PL UKai CN" w:eastAsia="AR PL UKai CN" w:cs="AR PL UKai CN"/>
-        </w:rPr>
-      </w:r>
-      <w:r>
-        <w:rPr>
-          <w:rFonts w:ascii="AR PL UKai CN" w:hAnsi="AR PL UKai CN" w:cs="AR PL UKai CN"/>
-        </w:rPr>
-      </w:r>
-    </w:p>
-    <w:p>
-      <w:pPr>
-        <w:pBdr/>
-        <w:spacing/>
-        <w:ind/>
-        <w:rPr>
-          <w:rFonts w:ascii="AR PL UKai CN" w:hAnsi="AR PL UKai CN" w:cs="AR PL UKai CN"/>
-        </w:rPr>
-      </w:pPr>
-      <w:r>
-        <w:rPr>
-          <w:rFonts w:ascii="AR PL UKai CN" w:hAnsi="AR PL UKai CN" w:eastAsia="AR PL UKai CN" w:cs="AR PL UKai CN"/>
-        </w:rPr>
-        <w:t xml:space="preserve">    分段读取升级固件镜像，跳过文件头直接读取有效分区；</w:t>
-      </w:r>
-      <w:r>
-        <w:rPr>
-          <w:rFonts w:ascii="AR PL UKai CN" w:hAnsi="AR PL UKai CN" w:eastAsia="AR PL UKai CN" w:cs="AR PL UKai CN"/>
-        </w:rPr>
-      </w:r>
-      <w:r>
-        <w:rPr>
-          <w:rFonts w:ascii="AR PL UKai CN" w:hAnsi="AR PL UKai CN" w:cs="AR PL UKai CN"/>
-        </w:rPr>
-      </w:r>
-    </w:p>
-    <w:p>
-      <w:pPr>
-        <w:pBdr/>
-        <w:spacing/>
-        <w:ind/>
-        <w:rPr>
-          <w:rFonts w:ascii="AR PL UKai CN" w:hAnsi="AR PL UKai CN" w:cs="AR PL UKai CN"/>
-        </w:rPr>
-      </w:pPr>
-      <w:r>
-        <w:rPr>
-          <w:rFonts w:ascii="AR PL UKai CN" w:hAnsi="AR PL UKai CN" w:eastAsia="AR PL UKai CN" w:cs="AR PL UKai CN"/>
-        </w:rPr>
-        <w:t xml:space="preserve">    循环覆盖日志文件，跳转到指定索引覆盖单条故障记录；</w:t>
-      </w:r>
-      <w:r>
-        <w:rPr>
-          <w:rFonts w:ascii="AR PL UKai CN" w:hAnsi="AR PL UKai CN" w:eastAsia="AR PL UKai CN" w:cs="AR PL UKai CN"/>
-        </w:rPr>
-      </w:r>
-      <w:r>
-        <w:rPr>
-          <w:rFonts w:ascii="AR PL UKai CN" w:hAnsi="AR PL UKai CN" w:cs="AR PL UKai CN"/>
-        </w:rPr>
-      </w:r>
-    </w:p>
-    <w:p>
-      <w:pPr>
-        <w:pBdr/>
-        <w:spacing/>
-        <w:ind/>
-        <w:rPr>
-          <w:rFonts w:ascii="AR PL UKai CN" w:hAnsi="AR PL UKai CN" w:cs="AR PL UKai CN"/>
-        </w:rPr>
-      </w:pPr>
-      <w:r>
-        <w:rPr>
-          <w:rFonts w:ascii="AR PL UKai CN" w:hAnsi="AR PL UKai CN" w:eastAsia="AR PL UKai CN" w:cs="AR PL UKai CN"/>
-        </w:rPr>
-        <w:t xml:space="preserve">    二进制参数文件，按结构体索引跳转读取对应整车配置；</w:t>
-      </w:r>
-      <w:r>
-        <w:rPr>
-          <w:rFonts w:ascii="AR PL UKai CN" w:hAnsi="AR PL UKai CN" w:eastAsia="AR PL UKai CN" w:cs="AR PL UKai CN"/>
-        </w:rPr>
-      </w:r>
-      <w:r>
-        <w:rPr>
-          <w:rFonts w:ascii="AR PL UKai CN" w:hAnsi="AR PL UKai CN" w:cs="AR PL UKai CN"/>
-        </w:rPr>
-      </w:r>
-    </w:p>
-    <w:p>
-      <w:pPr>
-        <w:pBdr/>
-        <w:spacing/>
-        <w:ind/>
-        <w:rPr>
-          <w:rFonts w:ascii="AR PL UKai CN" w:hAnsi="AR PL UKai CN" w:cs="AR PL UKai CN"/>
-        </w:rPr>
-      </w:pPr>
-      <w:r>
-        <w:rPr>
-          <w:rFonts w:ascii="AR PL UKai CN" w:hAnsi="AR PL UKai CN" w:eastAsia="AR PL UKai CN" w:cs="AR PL UKai CN"/>
-        </w:rPr>
-        <w:t xml:space="preserve">    超大行车日志，直接跳转到末尾追加新记录，无需遍历全部内容。</w:t>
-      </w:r>
-      <w:r>
-        <w:rPr>
-          <w:rFonts w:ascii="AR PL UKai CN" w:hAnsi="AR PL UKai CN" w:eastAsia="AR PL UKai CN" w:cs="AR PL UKai CN"/>
-        </w:rPr>
-      </w:r>
-      <w:r>
-        <w:rPr>
-          <w:rFonts w:ascii="AR PL UKai CN" w:hAnsi="AR PL UKai CN" w:cs="AR PL UKai CN"/>
-        </w:rPr>
-      </w:r>
-    </w:p>
-    <w:p>
-      <w:pPr>
-        <w:pBdr/>
-        <w:spacing/>
-        <w:ind/>
-        <w:rPr>
-          <w:rFonts w:ascii="AR PL UKai CN" w:hAnsi="AR PL UKai CN" w:cs="AR PL UKai CN"/>
-        </w:rPr>
-      </w:pPr>
-      <w:r>
-        <w:rPr>
-          <w:rFonts w:ascii="AR PL UKai CN" w:hAnsi="AR PL UKai CN" w:eastAsia="AR PL UKai CN" w:cs="AR PL UKai CN"/>
-        </w:rPr>
-      </w:r>
-      <w:r>
-        <w:rPr>
-          <w:rFonts w:ascii="AR PL UKai CN" w:hAnsi="AR PL UKai CN" w:eastAsia="AR PL UKai CN" w:cs="AR PL UKai CN"/>
-        </w:rPr>
-      </w:r>
-      <w:r>
-        <w:rPr>
-          <w:rFonts w:ascii="AR PL UKai CN" w:hAnsi="AR PL UKai CN" w:cs="AR PL UKai CN"/>
-        </w:rPr>
-      </w:r>
-    </w:p>
-    <w:p>
-      <w:pPr>
-        <w:pBdr/>
-        <w:spacing/>
-        <w:ind/>
-        <w:rPr>
-          <w:rFonts w:ascii="AR PL UKai CN" w:hAnsi="AR PL UKai CN" w:cs="AR PL UKai CN"/>
-          <w:color w:val="00b050"/>
-        </w:rPr>
-      </w:pPr>
-      <w:r>
-        <w:rPr>
-          <w:rFonts w:ascii="AR PL UKai CN" w:hAnsi="AR PL UKai CN" w:eastAsia="AR PL UKai CN" w:cs="AR PL UKai CN"/>
-          <w:color w:val="00b050"/>
-        </w:rPr>
-        <w:t xml:space="preserve">ftell()</w:t>
-      </w:r>
-      <w:r>
-        <w:rPr>
-          <w:rFonts w:ascii="AR PL UKai CN" w:hAnsi="AR PL UKai CN" w:eastAsia="AR PL UKai CN" w:cs="AR PL UKai CN"/>
-          <w:color w:val="00b050"/>
-        </w:rPr>
-      </w:r>
-      <w:r>
-        <w:rPr>
-          <w:rFonts w:ascii="AR PL UKai CN" w:hAnsi="AR PL UKai CN" w:cs="AR PL UKai CN"/>
-          <w:color w:val="00b050"/>
-        </w:rPr>
-      </w:r>
-    </w:p>
-    <w:p>
-      <w:pPr>
-        <w:pBdr/>
-        <w:spacing/>
-        <w:ind/>
-        <w:rPr>
-          <w:rFonts w:ascii="AR PL UKai CN" w:hAnsi="AR PL UKai CN" w:cs="AR PL UKai CN"/>
-        </w:rPr>
-      </w:pPr>
-      <w:r>
-        <w:rPr>
-          <w:rFonts w:ascii="AR PL UKai CN" w:hAnsi="AR PL UKai CN" w:eastAsia="AR PL UKai CN" w:cs="AR PL UKai CN"/>
-        </w:rPr>
-        <w:t xml:space="preserve">原型：long ftell(FILE *stream);</w:t>
-      </w:r>
-      <w:r>
-        <w:rPr>
-          <w:rFonts w:ascii="AR PL UKai CN" w:hAnsi="AR PL UKai CN" w:eastAsia="AR PL UKai CN" w:cs="AR PL UKai CN"/>
-        </w:rPr>
-      </w:r>
-      <w:r>
-        <w:rPr>
-          <w:rFonts w:ascii="AR PL UKai CN" w:hAnsi="AR PL UKai CN" w:cs="AR PL UKai CN"/>
-        </w:rPr>
-      </w:r>
-    </w:p>
-    <w:p>
-      <w:pPr>
-        <w:pBdr/>
-        <w:spacing/>
-        <w:ind/>
-        <w:rPr>
-          <w:rFonts w:ascii="AR PL UKai CN" w:hAnsi="AR PL UKai CN" w:cs="AR PL UKai CN"/>
-          <w:color w:val="ff0000"/>
-        </w:rPr>
-      </w:pPr>
-      <w:r>
-        <w:rPr>
-          <w:rFonts w:ascii="AR PL UKai CN" w:hAnsi="AR PL UKai CN" w:eastAsia="AR PL UKai CN" w:cs="AR PL UKai CN"/>
-          <w:color w:val="ff0000"/>
-        </w:rPr>
-        <w:t xml:space="preserve">获取当前读写指针距离文件开头的字节偏移，常配合 fseek 使用。</w:t>
-      </w:r>
-      <w:r>
-        <w:rPr>
-          <w:rFonts w:ascii="AR PL UKai CN" w:hAnsi="AR PL UKai CN" w:eastAsia="AR PL UKai CN" w:cs="AR PL UKai CN"/>
-          <w:color w:val="ff0000"/>
-        </w:rPr>
-      </w:r>
-      <w:r>
-        <w:rPr>
-          <w:rFonts w:ascii="AR PL UKai CN" w:hAnsi="AR PL UKai CN" w:cs="AR PL UKai CN"/>
-          <w:color w:val="ff0000"/>
-        </w:rPr>
-      </w:r>
-    </w:p>
-    <w:p>
-      <w:pPr>
-        <w:pBdr/>
-        <w:spacing/>
-        <w:ind/>
-        <w:rPr>
-          <w:rFonts w:ascii="AR PL UKai CN" w:hAnsi="AR PL UKai CN" w:cs="AR PL UKai CN"/>
-          <w:color w:val="00b050"/>
-        </w:rPr>
-      </w:pPr>
-      <w:r>
-        <w:rPr>
-          <w:rFonts w:ascii="AR PL UKai CN" w:hAnsi="AR PL UKai CN" w:eastAsia="AR PL UKai CN" w:cs="AR PL UKai CN"/>
-          <w:color w:val="00b050"/>
-        </w:rPr>
-        <w:t xml:space="preserve">rewind()</w:t>
-      </w:r>
-      <w:r>
-        <w:rPr>
-          <w:rFonts w:ascii="AR PL UKai CN" w:hAnsi="AR PL UKai CN" w:eastAsia="AR PL UKai CN" w:cs="AR PL UKai CN"/>
-          <w:color w:val="00b050"/>
-        </w:rPr>
-      </w:r>
-      <w:r>
-        <w:rPr>
-          <w:rFonts w:ascii="AR PL UKai CN" w:hAnsi="AR PL UKai CN" w:cs="AR PL UKai CN"/>
-          <w:color w:val="00b050"/>
-        </w:rPr>
-      </w:r>
-    </w:p>
-    <w:p>
-      <w:pPr>
-        <w:pBdr/>
-        <w:spacing/>
-        <w:ind/>
-        <w:rPr>
-          <w:rFonts w:ascii="AR PL UKai CN" w:hAnsi="AR PL UKai CN" w:cs="AR PL UKai CN"/>
-        </w:rPr>
-      </w:pPr>
-      <w:r>
-        <w:rPr>
-          <w:rFonts w:ascii="AR PL UKai CN" w:hAnsi="AR PL UKai CN" w:eastAsia="AR PL UKai CN" w:cs="AR PL UKai CN"/>
-        </w:rPr>
-        <w:t xml:space="preserve">原型：void rewind(FILE *stream);</w:t>
-      </w:r>
-      <w:r>
-        <w:rPr>
-          <w:rFonts w:ascii="AR PL UKai CN" w:hAnsi="AR PL UKai CN" w:eastAsia="AR PL UKai CN" w:cs="AR PL UKai CN"/>
-        </w:rPr>
-      </w:r>
-      <w:r>
-        <w:rPr>
-          <w:rFonts w:ascii="AR PL UKai CN" w:hAnsi="AR PL UKai CN" w:cs="AR PL UKai CN"/>
-        </w:rPr>
-      </w:r>
-    </w:p>
-    <w:p>
-      <w:pPr>
-        <w:pBdr/>
-        <w:spacing/>
-        <w:ind/>
-        <w:rPr>
-          <w:rFonts w:ascii="AR PL UKai CN" w:hAnsi="AR PL UKai CN" w:eastAsia="AR PL UKai CN" w:cs="AR PL UKai CN"/>
-          <w:highlight w:val="none"/>
-        </w:rPr>
-      </w:pPr>
-      <w:r>
-        <w:rPr>
-          <w:rFonts w:ascii="AR PL UKai CN" w:hAnsi="AR PL UKai CN" w:eastAsia="AR PL UKai CN" w:cs="AR PL UKai CN"/>
-        </w:rPr>
-        <w:t xml:space="preserve">等价 fseek(stream, 0, SEEK_SET)，直接将指针重置到文件头部。</w:t>
-      </w:r>
-      <w:r>
-        <w:rPr>
-          <w:rFonts w:ascii="AR PL UKai CN" w:hAnsi="AR PL UKai CN" w:eastAsia="AR PL UKai CN" w:cs="AR PL UKai CN"/>
-        </w:rPr>
-      </w:r>
-      <w:r>
-        <w:rPr>
-          <w:rFonts w:ascii="AR PL UKai CN" w:hAnsi="AR PL UKai CN" w:cs="AR PL UKai CN"/>
-        </w:rPr>
-      </w:r>
-    </w:p>
-    <w:p>
-      <w:pPr>
-        <w:pBdr/>
-        <w:spacing/>
-        <w:ind/>
-        <w:rPr>
-          <w:rFonts w:ascii="AR PL UKai CN" w:hAnsi="AR PL UKai CN" w:eastAsia="AR PL UKai CN" w:cs="AR PL UKai CN"/>
-          <w:highlight w:val="none"/>
-        </w:rPr>
-      </w:pPr>
-      <w:r>
-        <w:rPr>
-          <w:rFonts w:ascii="AR PL UKai CN" w:hAnsi="AR PL UKai CN" w:eastAsia="AR PL UKai CN" w:cs="AR PL UKai CN"/>
-          <w:highlight w:val="none"/>
-        </w:rPr>
-      </w:r>
-      <w:r>
-        <w:rPr>
-          <w:rFonts w:ascii="AR PL UKai CN" w:hAnsi="AR PL UKai CN" w:eastAsia="AR PL UKai CN" w:cs="AR PL UKai CN"/>
-          <w:highlight w:val="none"/>
-        </w:rPr>
-      </w:r>
-      <w:r>
-        <w:rPr>
-          <w:rFonts w:ascii="AR PL UKai CN" w:hAnsi="AR PL UKai CN" w:eastAsia="AR PL UKai CN" w:cs="AR PL UKai CN"/>
-          <w:highlight w:val="none"/>
-        </w:rPr>
-      </w:r>
-    </w:p>
-    <w:p>
-      <w:pPr>
-        <w:pBdr/>
-        <w:spacing/>
-        <w:ind/>
-        <w:rPr>
-          <w:rFonts w:ascii="AR PL UKai CN" w:hAnsi="AR PL UKai CN" w:eastAsia="AR PL UKai CN" w:cs="AR PL UKai CN"/>
-          <w:highlight w:val="none"/>
-        </w:rPr>
-      </w:pPr>
-      <w:r>
-        <w:rPr>
-          <w:rFonts w:ascii="AR PL UKai CN" w:hAnsi="AR PL UKai CN" w:eastAsia="AR PL UKai CN" w:cs="AR PL UKai CN"/>
-          <w:highlight w:val="none"/>
-        </w:rPr>
-      </w:r>
-      <w:r>
-        <w:rPr>
-          <w:rFonts w:ascii="AR PL UKai CN" w:hAnsi="AR PL UKai CN" w:eastAsia="AR PL UKai CN" w:cs="AR PL UKai CN"/>
-          <w:highlight w:val="none"/>
-        </w:rPr>
-      </w:r>
-      <w:r>
-        <w:rPr>
-          <w:rFonts w:ascii="AR PL UKai CN" w:hAnsi="AR PL UKai CN" w:eastAsia="AR PL UKai CN" w:cs="AR PL UKai CN"/>
-          <w:highlight w:val="none"/>
-        </w:rPr>
-      </w:r>
-    </w:p>
-    <w:p>
-      <w:pPr>
-        <w:pBdr/>
-        <w:spacing/>
-        <w:ind/>
-        <w:rPr>
-          <w:rFonts w:ascii="AR PL UKai CN" w:hAnsi="AR PL UKai CN" w:eastAsia="AR PL UKai CN" w:cs="AR PL UKai CN"/>
-          <w:highlight w:val="none"/>
-        </w:rPr>
-      </w:pPr>
-      <w:r>
-        <w:rPr>
-          <w:rFonts w:ascii="AR PL UKai CN" w:hAnsi="AR PL UKai CN" w:eastAsia="AR PL UKai CN" w:cs="AR PL UKai CN"/>
-          <w:highlight w:val="none"/>
-        </w:rPr>
-      </w:r>
-      <w:r>
-        <w:rPr>
-          <w:rFonts w:ascii="AR PL UKai CN" w:hAnsi="AR PL UKai CN" w:eastAsia="AR PL UKai CN" w:cs="AR PL UKai CN"/>
-          <w:highlight w:val="none"/>
-        </w:rPr>
-      </w:r>
-      <w:r>
-        <w:rPr>
-          <w:rFonts w:ascii="AR PL UKai CN" w:hAnsi="AR PL UKai CN" w:eastAsia="AR PL UKai CN" w:cs="AR PL UKai CN"/>
-          <w:highlight w:val="none"/>
-        </w:rPr>
-      </w:r>
-    </w:p>
-    <w:p>
-      <w:pPr>
-        <w:pBdr/>
-        <w:spacing/>
-        <w:ind/>
+        <w:t xml:space="preserve">getchar(),getc(),fgetc()比较：</w:t>
+      </w:r>
+      <w:r>
         <w:rPr>
           <w:rFonts w:ascii="AR PL UKai CN" w:hAnsi="AR PL UKai CN" w:eastAsia="AR PL UKai CN" w:cs="AR PL UKai CN"/>
           <w:color w:val="ff0000"/>
           <w:highlight w:val="none"/>
         </w:rPr>
-      </w:pPr>
-      <w:r>
-        <w:rPr>
-          <w:rFonts w:ascii="AR PL UKai CN" w:hAnsi="AR PL UKai CN" w:eastAsia="AR PL UKai CN" w:cs="AR PL UKai CN"/>
-          <w:color w:val="ff0000"/>
-          <w:highlight w:val="none"/>
-        </w:rPr>
-        <w:t xml:space="preserve">getchar(),getc(),fgetc()比较：</w:t>
       </w:r>
       <w:r>
         <w:rPr>
@@ -6334,26 +6395,8 @@
             </w:r>
             <w:r>
               <w:rPr>
-                <w:rFonts w:ascii="AR PL UKai CN" w:hAnsi="AR PL UKai CN" w:eastAsia="AR PL UKai CN" w:cs="AR PL UKai CN"/>
                 <w:b/>
                 <w:bCs/>
-                <w:highlight w:val="none"/>
-              </w:rPr>
-            </w:r>
-            <w:r>
-              <w:rPr>
-                <w:rFonts w:ascii="AR PL UKai CN" w:hAnsi="AR PL UKai CN" w:eastAsia="AR PL UKai CN" w:cs="AR PL UKai CN"/>
-                <w:b/>
-                <w:bCs/>
-                <w:highlight w:val="none"/>
-              </w:rPr>
-            </w:r>
-            <w:r>
-              <w:rPr>
-                <w:rFonts w:ascii="AR PL UKai CN" w:hAnsi="AR PL UKai CN" w:eastAsia="AR PL UKai CN" w:cs="AR PL UKai CN"/>
-                <w:b/>
-                <w:bCs/>
-                <w:highlight w:val="none"/>
               </w:rPr>
             </w:r>
             <w:r>
@@ -6560,25 +6603,12 @@
               <w:jc w:val="center"/>
               <w:rPr/>
             </w:pPr>
-            <w:r/>
             <w:r>
               <w:rPr>
                 <w:rFonts w:ascii="AR PL UKai CN" w:hAnsi="AR PL UKai CN" w:eastAsia="AR PL UKai CN" w:cs="AR PL UKai CN"/>
                 <w:highlight w:val="none"/>
               </w:rPr>
               <w:t xml:space="preserve">getchar()</w:t>
-            </w:r>
-            <w:r>
-              <w:rPr>
-                <w:rFonts w:ascii="AR PL UKai CN" w:hAnsi="AR PL UKai CN" w:eastAsia="AR PL UKai CN" w:cs="AR PL UKai CN"/>
-                <w:highlight w:val="none"/>
-              </w:rPr>
-            </w:r>
-            <w:r>
-              <w:rPr>
-                <w:rFonts w:ascii="AR PL UKai CN" w:hAnsi="AR PL UKai CN" w:eastAsia="AR PL UKai CN" w:cs="AR PL UKai CN"/>
-                <w:highlight w:val="none"/>
-              </w:rPr>
             </w:r>
             <w:r>
               <w:rPr>
@@ -6602,7 +6632,6 @@
               <w:jc w:val="center"/>
               <w:rPr/>
             </w:pPr>
-            <w:r/>
             <w:r>
               <w:rPr>
                 <w:rFonts w:ascii="AR PL UKai CN" w:hAnsi="AR PL UKai CN" w:eastAsia="AR PL UKai CN" w:cs="AR PL UKai CN"/>
@@ -6610,7 +6639,6 @@
               </w:rPr>
               <w:t xml:space="preserve">只能stdin</w:t>
             </w:r>
-            <w:r/>
             <w:r/>
           </w:p>
         </w:tc>
@@ -6627,7 +6655,6 @@
               <w:jc w:val="center"/>
               <w:rPr/>
             </w:pPr>
-            <w:r/>
             <w:r>
               <w:rPr>
                 <w:rFonts w:ascii="AR PL UKai CN" w:hAnsi="AR PL UKai CN" w:eastAsia="AR PL UKai CN" w:cs="AR PL UKai CN"/>
@@ -6635,7 +6662,6 @@
               </w:rPr>
               <w:t xml:space="preserve">无</w:t>
             </w:r>
-            <w:r/>
             <w:r/>
           </w:p>
         </w:tc>
@@ -6652,7 +6678,6 @@
               <w:jc w:val="center"/>
               <w:rPr/>
             </w:pPr>
-            <w:r/>
             <w:r>
               <w:rPr>
                 <w:rFonts w:ascii="AR PL UKai CN" w:hAnsi="AR PL UKai CN" w:eastAsia="AR PL UKai CN" w:cs="AR PL UKai CN"/>
@@ -6660,7 +6685,6 @@
               </w:rPr>
               <w:t xml:space="preserve">函数</w:t>
             </w:r>
-            <w:r/>
             <w:r/>
           </w:p>
         </w:tc>
@@ -6677,7 +6701,6 @@
               <w:jc w:val="center"/>
               <w:rPr/>
             </w:pPr>
-            <w:r/>
             <w:r>
               <w:rPr>
                 <w:rFonts w:ascii="AR PL UKai CN" w:hAnsi="AR PL UKai CN" w:eastAsia="AR PL UKai CN" w:cs="AR PL UKai CN"/>
@@ -6685,7 +6708,6 @@
               </w:rPr>
               <w:t xml:space="preserve">键盘 / 重定向读取</w:t>
             </w:r>
-            <w:r/>
             <w:r/>
           </w:p>
         </w:tc>
@@ -6705,25 +6727,12 @@
               <w:jc w:val="center"/>
               <w:rPr/>
             </w:pPr>
-            <w:r/>
             <w:r>
               <w:rPr>
                 <w:rFonts w:ascii="AR PL UKai CN" w:hAnsi="AR PL UKai CN" w:eastAsia="AR PL UKai CN" w:cs="AR PL UKai CN"/>
                 <w:highlight w:val="none"/>
               </w:rPr>
               <w:t xml:space="preserve">getc(fp)</w:t>
-            </w:r>
-            <w:r>
-              <w:rPr>
-                <w:rFonts w:ascii="AR PL UKai CN" w:hAnsi="AR PL UKai CN" w:eastAsia="AR PL UKai CN" w:cs="AR PL UKai CN"/>
-                <w:highlight w:val="none"/>
-              </w:rPr>
-            </w:r>
-            <w:r>
-              <w:rPr>
-                <w:rFonts w:ascii="AR PL UKai CN" w:hAnsi="AR PL UKai CN" w:eastAsia="AR PL UKai CN" w:cs="AR PL UKai CN"/>
-                <w:highlight w:val="none"/>
-              </w:rPr>
             </w:r>
             <w:r>
               <w:rPr>
@@ -6747,7 +6756,6 @@
               <w:jc w:val="center"/>
               <w:rPr/>
             </w:pPr>
-            <w:r/>
             <w:r>
               <w:rPr>
                 <w:rFonts w:ascii="AR PL UKai CN" w:hAnsi="AR PL UKai CN" w:eastAsia="AR PL UKai CN" w:cs="AR PL UKai CN"/>
@@ -6755,7 +6763,6 @@
               </w:rPr>
               <w:t xml:space="preserve">任意流</w:t>
             </w:r>
-            <w:r/>
             <w:r/>
           </w:p>
         </w:tc>
@@ -6772,7 +6779,6 @@
               <w:jc w:val="center"/>
               <w:rPr/>
             </w:pPr>
-            <w:r/>
             <w:r>
               <w:rPr>
                 <w:rFonts w:ascii="AR PL UKai CN" w:hAnsi="AR PL UKai CN" w:eastAsia="AR PL UKai CN" w:cs="AR PL UKai CN"/>
@@ -6780,7 +6786,6 @@
               </w:rPr>
               <w:t xml:space="preserve">FILE*</w:t>
             </w:r>
-            <w:r/>
             <w:r/>
           </w:p>
         </w:tc>
@@ -6797,7 +6802,6 @@
               <w:jc w:val="center"/>
               <w:rPr/>
             </w:pPr>
-            <w:r/>
             <w:r>
               <w:rPr>
                 <w:rFonts w:ascii="AR PL UKai CN" w:hAnsi="AR PL UKai CN" w:eastAsia="AR PL UKai CN" w:cs="AR PL UKai CN"/>
@@ -6805,7 +6809,6 @@
               </w:rPr>
               <w:t xml:space="preserve">宏</w:t>
             </w:r>
-            <w:r/>
             <w:r/>
           </w:p>
         </w:tc>
@@ -6822,7 +6825,6 @@
               <w:jc w:val="center"/>
               <w:rPr/>
             </w:pPr>
-            <w:r/>
             <w:r>
               <w:rPr>
                 <w:rFonts w:ascii="AR PL UKai CN" w:hAnsi="AR PL UKai CN" w:eastAsia="AR PL UKai CN" w:cs="AR PL UKai CN"/>
@@ -6830,7 +6832,6 @@
               </w:rPr>
               <w:t xml:space="preserve">    读取文件 / 键盘</w:t>
             </w:r>
-            <w:r/>
             <w:r/>
           </w:p>
         </w:tc>
@@ -6850,23 +6851,12 @@
               <w:jc w:val="center"/>
               <w:rPr/>
             </w:pPr>
-            <w:r/>
             <w:r>
               <w:rPr>
                 <w:rFonts w:ascii="AR PL UKai CN" w:hAnsi="AR PL UKai CN" w:eastAsia="AR PL UKai CN" w:cs="AR PL UKai CN"/>
                 <w:highlight w:val="none"/>
               </w:rPr>
               <w:t xml:space="preserve">fgetc(fp)</w:t>
-            </w:r>
-            <w:r>
-              <w:rPr>
-                <w:rFonts w:ascii="AR PL UKai CN" w:hAnsi="AR PL UKai CN" w:cs="AR PL UKai CN"/>
-              </w:rPr>
-            </w:r>
-            <w:r>
-              <w:rPr>
-                <w:rFonts w:ascii="AR PL UKai CN" w:hAnsi="AR PL UKai CN" w:cs="AR PL UKai CN"/>
-              </w:rPr>
             </w:r>
             <w:r>
               <w:rPr>
@@ -6889,7 +6879,6 @@
               <w:jc w:val="center"/>
               <w:rPr/>
             </w:pPr>
-            <w:r/>
             <w:r>
               <w:rPr>
                 <w:rFonts w:ascii="AR PL UKai CN" w:hAnsi="AR PL UKai CN" w:eastAsia="AR PL UKai CN" w:cs="AR PL UKai CN"/>
@@ -6897,7 +6886,6 @@
               </w:rPr>
               <w:t xml:space="preserve">任意流</w:t>
             </w:r>
-            <w:r/>
             <w:r/>
           </w:p>
         </w:tc>
@@ -6914,7 +6902,6 @@
               <w:jc w:val="center"/>
               <w:rPr/>
             </w:pPr>
-            <w:r/>
             <w:r>
               <w:rPr>
                 <w:rFonts w:ascii="AR PL UKai CN" w:hAnsi="AR PL UKai CN" w:eastAsia="AR PL UKai CN" w:cs="AR PL UKai CN"/>
@@ -6922,7 +6909,6 @@
               </w:rPr>
               <w:t xml:space="preserve">FILE*</w:t>
             </w:r>
-            <w:r/>
             <w:r/>
           </w:p>
         </w:tc>
@@ -6939,7 +6925,6 @@
               <w:jc w:val="center"/>
               <w:rPr/>
             </w:pPr>
-            <w:r/>
             <w:r>
               <w:rPr>
                 <w:rFonts w:ascii="AR PL UKai CN" w:hAnsi="AR PL UKai CN" w:eastAsia="AR PL UKai CN" w:cs="AR PL UKai CN"/>
@@ -6947,7 +6932,6 @@
               </w:rPr>
               <w:t xml:space="preserve">函数</w:t>
             </w:r>
-            <w:r/>
             <w:r/>
           </w:p>
         </w:tc>
@@ -6964,7 +6948,6 @@
               <w:jc w:val="center"/>
               <w:rPr/>
             </w:pPr>
-            <w:r/>
             <w:r>
               <w:rPr>
                 <w:rFonts w:ascii="AR PL UKai CN" w:hAnsi="AR PL UKai CN" w:eastAsia="AR PL UKai CN" w:cs="AR PL UKai CN"/>
@@ -6972,7 +6955,6 @@
               </w:rPr>
               <w:t xml:space="preserve">最安全、推荐读取文件</w:t>
             </w:r>
-            <w:r/>
             <w:r/>
           </w:p>
         </w:tc>
@@ -7019,7 +7001,7 @@
       </w:r>
       <w:r>
         <w:rPr>
-          <w:rFonts w:ascii="AR PL UKai CN" w:hAnsi="AR PL UKai CN" w:eastAsia="AR PL UKai CN" w:cs="AR PL UKai CN"/>
+          <w:rFonts w:ascii="AR PL UKai CN" w:hAnsi="AR PL UKai CN" w:cs="AR PL UKai CN"/>
           <w:b/>
           <w:bCs/>
           <w:sz w:val="28"/>
@@ -7096,7 +7078,7 @@
             </w:r>
             <w:r>
               <w:rPr>
-                <w:rFonts w:ascii="AR PL UKai CN" w:hAnsi="AR PL UKai CN" w:eastAsia="AR PL UKai CN" w:cs="AR PL UKai CN"/>
+                <w:rFonts w:ascii="AR PL UKai CN" w:hAnsi="AR PL UKai CN" w:cs="AR PL UKai CN"/>
                 <w:b/>
                 <w:bCs/>
                 <w:sz w:val="20"/>
@@ -7154,7 +7136,7 @@
             </w:r>
             <w:r>
               <w:rPr>
-                <w:rFonts w:ascii="AR PL UKai CN" w:hAnsi="AR PL UKai CN" w:eastAsia="AR PL UKai CN" w:cs="AR PL UKai CN"/>
+                <w:rFonts w:ascii="AR PL UKai CN" w:hAnsi="AR PL UKai CN" w:cs="AR PL UKai CN"/>
                 <w:b/>
                 <w:bCs/>
                 <w:sz w:val="20"/>
@@ -7212,7 +7194,7 @@
             </w:r>
             <w:r>
               <w:rPr>
-                <w:rFonts w:ascii="AR PL UKai CN" w:hAnsi="AR PL UKai CN" w:eastAsia="AR PL UKai CN" w:cs="AR PL UKai CN"/>
+                <w:rFonts w:ascii="AR PL UKai CN" w:hAnsi="AR PL UKai CN" w:cs="AR PL UKai CN"/>
                 <w:b/>
                 <w:bCs/>
                 <w:sz w:val="20"/>
@@ -7270,7 +7252,7 @@
             </w:r>
             <w:r>
               <w:rPr>
-                <w:rFonts w:ascii="AR PL UKai CN" w:hAnsi="AR PL UKai CN" w:eastAsia="AR PL UKai CN" w:cs="AR PL UKai CN"/>
+                <w:rFonts w:ascii="AR PL UKai CN" w:hAnsi="AR PL UKai CN" w:cs="AR PL UKai CN"/>
                 <w:b/>
                 <w:bCs/>
                 <w:sz w:val="20"/>
@@ -7341,7 +7323,7 @@
             </w:r>
             <w:r>
               <w:rPr>
-                <w:rFonts w:ascii="AR PL UKai CN" w:hAnsi="AR PL UKai CN" w:eastAsia="AR PL UKai CN" w:cs="AR PL UKai CN"/>
+                <w:rFonts w:ascii="AR PL UKai CN" w:hAnsi="AR PL UKai CN" w:cs="AR PL UKai CN"/>
                 <w:b/>
                 <w:bCs/>
                 <w:sz w:val="20"/>
@@ -7398,7 +7380,7 @@
             </w:r>
             <w:r>
               <w:rPr>
-                <w:rFonts w:ascii="AR PL UKai CN" w:hAnsi="AR PL UKai CN" w:eastAsia="AR PL UKai CN" w:cs="AR PL UKai CN"/>
+                <w:rFonts w:ascii="AR PL UKai CN" w:hAnsi="AR PL UKai CN" w:cs="AR PL UKai CN"/>
                 <w:sz w:val="20"/>
                 <w:szCs w:val="20"/>
               </w:rPr>
@@ -7446,7 +7428,7 @@
             </w:r>
             <w:r>
               <w:rPr>
-                <w:rFonts w:ascii="AR PL UKai CN" w:hAnsi="AR PL UKai CN" w:eastAsia="AR PL UKai CN" w:cs="AR PL UKai CN"/>
+                <w:rFonts w:ascii="AR PL UKai CN" w:hAnsi="AR PL UKai CN" w:cs="AR PL UKai CN"/>
                 <w:sz w:val="20"/>
                 <w:szCs w:val="20"/>
               </w:rPr>
@@ -7494,7 +7476,7 @@
             </w:r>
             <w:r>
               <w:rPr>
-                <w:rFonts w:ascii="AR PL UKai CN" w:hAnsi="AR PL UKai CN" w:eastAsia="AR PL UKai CN" w:cs="AR PL UKai CN"/>
+                <w:rFonts w:ascii="AR PL UKai CN" w:hAnsi="AR PL UKai CN" w:cs="AR PL UKai CN"/>
                 <w:sz w:val="20"/>
                 <w:szCs w:val="20"/>
               </w:rPr>
@@ -7542,7 +7524,7 @@
             </w:r>
             <w:r>
               <w:rPr>
-                <w:rFonts w:ascii="AR PL UKai CN" w:hAnsi="AR PL UKai CN" w:eastAsia="AR PL UKai CN" w:cs="AR PL UKai CN"/>
+                <w:rFonts w:ascii="AR PL UKai CN" w:hAnsi="AR PL UKai CN" w:cs="AR PL UKai CN"/>
                 <w:sz w:val="20"/>
                 <w:szCs w:val="20"/>
               </w:rPr>
@@ -7590,7 +7572,7 @@
             </w:r>
             <w:r>
               <w:rPr>
-                <w:rFonts w:ascii="AR PL UKai CN" w:hAnsi="AR PL UKai CN" w:eastAsia="AR PL UKai CN" w:cs="AR PL UKai CN"/>
+                <w:rFonts w:ascii="AR PL UKai CN" w:hAnsi="AR PL UKai CN" w:cs="AR PL UKai CN"/>
                 <w:sz w:val="20"/>
                 <w:szCs w:val="20"/>
               </w:rPr>
@@ -7643,7 +7625,7 @@
             </w:r>
             <w:r>
               <w:rPr>
-                <w:rFonts w:ascii="AR PL UKai CN" w:hAnsi="AR PL UKai CN" w:eastAsia="AR PL UKai CN" w:cs="AR PL UKai CN"/>
+                <w:rFonts w:ascii="AR PL UKai CN" w:hAnsi="AR PL UKai CN" w:cs="AR PL UKai CN"/>
                 <w:sz w:val="20"/>
                 <w:szCs w:val="20"/>
               </w:rPr>
@@ -7691,7 +7673,7 @@
             </w:r>
             <w:r>
               <w:rPr>
-                <w:rFonts w:ascii="AR PL UKai CN" w:hAnsi="AR PL UKai CN" w:eastAsia="AR PL UKai CN" w:cs="AR PL UKai CN"/>
+                <w:rFonts w:ascii="AR PL UKai CN" w:hAnsi="AR PL UKai CN" w:cs="AR PL UKai CN"/>
                 <w:sz w:val="20"/>
                 <w:szCs w:val="20"/>
               </w:rPr>
@@ -7739,7 +7721,7 @@
             </w:r>
             <w:r>
               <w:rPr>
-                <w:rFonts w:ascii="AR PL UKai CN" w:hAnsi="AR PL UKai CN" w:eastAsia="AR PL UKai CN" w:cs="AR PL UKai CN"/>
+                <w:rFonts w:ascii="AR PL UKai CN" w:hAnsi="AR PL UKai CN" w:cs="AR PL UKai CN"/>
                 <w:sz w:val="20"/>
                 <w:szCs w:val="20"/>
               </w:rPr>
@@ -7798,7 +7780,7 @@
             </w:r>
             <w:r>
               <w:rPr>
-                <w:rFonts w:ascii="AR PL UKai CN" w:hAnsi="AR PL UKai CN" w:eastAsia="AR PL UKai CN" w:cs="AR PL UKai CN"/>
+                <w:rFonts w:ascii="AR PL UKai CN" w:hAnsi="AR PL UKai CN" w:cs="AR PL UKai CN"/>
                 <w:sz w:val="20"/>
                 <w:szCs w:val="20"/>
               </w:rPr>
@@ -7846,7 +7828,7 @@
             </w:r>
             <w:r>
               <w:rPr>
-                <w:rFonts w:ascii="AR PL UKai CN" w:hAnsi="AR PL UKai CN" w:eastAsia="AR PL UKai CN" w:cs="AR PL UKai CN"/>
+                <w:rFonts w:ascii="AR PL UKai CN" w:hAnsi="AR PL UKai CN" w:cs="AR PL UKai CN"/>
                 <w:sz w:val="20"/>
                 <w:szCs w:val="20"/>
               </w:rPr>
@@ -7899,7 +7881,7 @@
             </w:r>
             <w:r>
               <w:rPr>
-                <w:rFonts w:ascii="AR PL UKai CN" w:hAnsi="AR PL UKai CN" w:eastAsia="AR PL UKai CN" w:cs="AR PL UKai CN"/>
+                <w:rFonts w:ascii="AR PL UKai CN" w:hAnsi="AR PL UKai CN" w:cs="AR PL UKai CN"/>
                 <w:sz w:val="20"/>
                 <w:szCs w:val="20"/>
               </w:rPr>
@@ -7947,7 +7929,7 @@
             </w:r>
             <w:r>
               <w:rPr>
-                <w:rFonts w:ascii="AR PL UKai CN" w:hAnsi="AR PL UKai CN" w:eastAsia="AR PL UKai CN" w:cs="AR PL UKai CN"/>
+                <w:rFonts w:ascii="AR PL UKai CN" w:hAnsi="AR PL UKai CN" w:cs="AR PL UKai CN"/>
                 <w:sz w:val="20"/>
                 <w:szCs w:val="20"/>
               </w:rPr>
@@ -7995,7 +7977,7 @@
             </w:r>
             <w:r>
               <w:rPr>
-                <w:rFonts w:ascii="AR PL UKai CN" w:hAnsi="AR PL UKai CN" w:eastAsia="AR PL UKai CN" w:cs="AR PL UKai CN"/>
+                <w:rFonts w:ascii="AR PL UKai CN" w:hAnsi="AR PL UKai CN" w:cs="AR PL UKai CN"/>
                 <w:sz w:val="20"/>
                 <w:szCs w:val="20"/>
               </w:rPr>
@@ -8043,7 +8025,7 @@
             </w:r>
             <w:r>
               <w:rPr>
-                <w:rFonts w:ascii="AR PL UKai CN" w:hAnsi="AR PL UKai CN" w:eastAsia="AR PL UKai CN" w:cs="AR PL UKai CN"/>
+                <w:rFonts w:ascii="AR PL UKai CN" w:hAnsi="AR PL UKai CN" w:cs="AR PL UKai CN"/>
                 <w:sz w:val="20"/>
                 <w:szCs w:val="20"/>
               </w:rPr>
@@ -8091,7 +8073,7 @@
             </w:r>
             <w:r>
               <w:rPr>
-                <w:rFonts w:ascii="AR PL UKai CN" w:hAnsi="AR PL UKai CN" w:eastAsia="AR PL UKai CN" w:cs="AR PL UKai CN"/>
+                <w:rFonts w:ascii="AR PL UKai CN" w:hAnsi="AR PL UKai CN" w:cs="AR PL UKai CN"/>
                 <w:sz w:val="20"/>
                 <w:szCs w:val="20"/>
               </w:rPr>
@@ -8144,7 +8126,7 @@
             </w:r>
             <w:r>
               <w:rPr>
-                <w:rFonts w:ascii="AR PL UKai CN" w:hAnsi="AR PL UKai CN" w:eastAsia="AR PL UKai CN" w:cs="AR PL UKai CN"/>
+                <w:rFonts w:ascii="AR PL UKai CN" w:hAnsi="AR PL UKai CN" w:cs="AR PL UKai CN"/>
                 <w:sz w:val="20"/>
                 <w:szCs w:val="20"/>
               </w:rPr>
@@ -8192,7 +8174,7 @@
             </w:r>
             <w:r>
               <w:rPr>
-                <w:rFonts w:ascii="AR PL UKai CN" w:hAnsi="AR PL UKai CN" w:eastAsia="AR PL UKai CN" w:cs="AR PL UKai CN"/>
+                <w:rFonts w:ascii="AR PL UKai CN" w:hAnsi="AR PL UKai CN" w:cs="AR PL UKai CN"/>
                 <w:sz w:val="20"/>
                 <w:szCs w:val="20"/>
               </w:rPr>
@@ -8240,7 +8222,7 @@
             </w:r>
             <w:r>
               <w:rPr>
-                <w:rFonts w:ascii="AR PL UKai CN" w:hAnsi="AR PL UKai CN" w:eastAsia="AR PL UKai CN" w:cs="AR PL UKai CN"/>
+                <w:rFonts w:ascii="AR PL UKai CN" w:hAnsi="AR PL UKai CN" w:cs="AR PL UKai CN"/>
                 <w:sz w:val="20"/>
                 <w:szCs w:val="20"/>
               </w:rPr>
@@ -8288,7 +8270,7 @@
             </w:r>
             <w:r>
               <w:rPr>
-                <w:rFonts w:ascii="AR PL UKai CN" w:hAnsi="AR PL UKai CN" w:eastAsia="AR PL UKai CN" w:cs="AR PL UKai CN"/>
+                <w:rFonts w:ascii="AR PL UKai CN" w:hAnsi="AR PL UKai CN" w:cs="AR PL UKai CN"/>
                 <w:sz w:val="20"/>
                 <w:szCs w:val="20"/>
               </w:rPr>
@@ -8336,7 +8318,7 @@
             </w:r>
             <w:r>
               <w:rPr>
-                <w:rFonts w:ascii="AR PL UKai CN" w:hAnsi="AR PL UKai CN" w:eastAsia="AR PL UKai CN" w:cs="AR PL UKai CN"/>
+                <w:rFonts w:ascii="AR PL UKai CN" w:hAnsi="AR PL UKai CN" w:cs="AR PL UKai CN"/>
                 <w:sz w:val="20"/>
                 <w:szCs w:val="20"/>
               </w:rPr>
@@ -8389,7 +8371,7 @@
             </w:r>
             <w:r>
               <w:rPr>
-                <w:rFonts w:ascii="AR PL UKai CN" w:hAnsi="AR PL UKai CN" w:eastAsia="AR PL UKai CN" w:cs="AR PL UKai CN"/>
+                <w:rFonts w:ascii="AR PL UKai CN" w:hAnsi="AR PL UKai CN" w:cs="AR PL UKai CN"/>
                 <w:sz w:val="20"/>
                 <w:szCs w:val="20"/>
               </w:rPr>
@@ -8437,7 +8419,7 @@
             </w:r>
             <w:r>
               <w:rPr>
-                <w:rFonts w:ascii="AR PL UKai CN" w:hAnsi="AR PL UKai CN" w:eastAsia="AR PL UKai CN" w:cs="AR PL UKai CN"/>
+                <w:rFonts w:ascii="AR PL UKai CN" w:hAnsi="AR PL UKai CN" w:cs="AR PL UKai CN"/>
                 <w:sz w:val="20"/>
                 <w:szCs w:val="20"/>
               </w:rPr>
@@ -8485,7 +8467,7 @@
             </w:r>
             <w:r>
               <w:rPr>
-                <w:rFonts w:ascii="AR PL UKai CN" w:hAnsi="AR PL UKai CN" w:eastAsia="AR PL UKai CN" w:cs="AR PL UKai CN"/>
+                <w:rFonts w:ascii="AR PL UKai CN" w:hAnsi="AR PL UKai CN" w:cs="AR PL UKai CN"/>
                 <w:sz w:val="20"/>
                 <w:szCs w:val="20"/>
               </w:rPr>
@@ -8533,7 +8515,7 @@
             </w:r>
             <w:r>
               <w:rPr>
-                <w:rFonts w:ascii="AR PL UKai CN" w:hAnsi="AR PL UKai CN" w:eastAsia="AR PL UKai CN" w:cs="AR PL UKai CN"/>
+                <w:rFonts w:ascii="AR PL UKai CN" w:hAnsi="AR PL UKai CN" w:cs="AR PL UKai CN"/>
                 <w:sz w:val="20"/>
                 <w:szCs w:val="20"/>
               </w:rPr>
@@ -8581,7 +8563,7 @@
             </w:r>
             <w:r>
               <w:rPr>
-                <w:rFonts w:ascii="AR PL UKai CN" w:hAnsi="AR PL UKai CN" w:eastAsia="AR PL UKai CN" w:cs="AR PL UKai CN"/>
+                <w:rFonts w:ascii="AR PL UKai CN" w:hAnsi="AR PL UKai CN" w:cs="AR PL UKai CN"/>
                 <w:sz w:val="20"/>
                 <w:szCs w:val="20"/>
               </w:rPr>
@@ -8634,7 +8616,7 @@
             </w:r>
             <w:r>
               <w:rPr>
-                <w:rFonts w:ascii="AR PL UKai CN" w:hAnsi="AR PL UKai CN" w:eastAsia="AR PL UKai CN" w:cs="AR PL UKai CN"/>
+                <w:rFonts w:ascii="AR PL UKai CN" w:hAnsi="AR PL UKai CN" w:cs="AR PL UKai CN"/>
                 <w:sz w:val="20"/>
                 <w:szCs w:val="20"/>
               </w:rPr>
@@ -8682,7 +8664,7 @@
             </w:r>
             <w:r>
               <w:rPr>
-                <w:rFonts w:ascii="AR PL UKai CN" w:hAnsi="AR PL UKai CN" w:eastAsia="AR PL UKai CN" w:cs="AR PL UKai CN"/>
+                <w:rFonts w:ascii="AR PL UKai CN" w:hAnsi="AR PL UKai CN" w:cs="AR PL UKai CN"/>
                 <w:sz w:val="20"/>
                 <w:szCs w:val="20"/>
               </w:rPr>
@@ -8730,7 +8712,7 @@
             </w:r>
             <w:r>
               <w:rPr>
-                <w:rFonts w:ascii="AR PL UKai CN" w:hAnsi="AR PL UKai CN" w:eastAsia="AR PL UKai CN" w:cs="AR PL UKai CN"/>
+                <w:rFonts w:ascii="AR PL UKai CN" w:hAnsi="AR PL UKai CN" w:cs="AR PL UKai CN"/>
                 <w:sz w:val="20"/>
                 <w:szCs w:val="20"/>
               </w:rPr>
@@ -8778,7 +8760,7 @@
             </w:r>
             <w:r>
               <w:rPr>
-                <w:rFonts w:ascii="AR PL UKai CN" w:hAnsi="AR PL UKai CN" w:eastAsia="AR PL UKai CN" w:cs="AR PL UKai CN"/>
+                <w:rFonts w:ascii="AR PL UKai CN" w:hAnsi="AR PL UKai CN" w:cs="AR PL UKai CN"/>
                 <w:sz w:val="20"/>
                 <w:szCs w:val="20"/>
               </w:rPr>
@@ -8826,7 +8808,7 @@
             </w:r>
             <w:r>
               <w:rPr>
-                <w:rFonts w:ascii="AR PL UKai CN" w:hAnsi="AR PL UKai CN" w:eastAsia="AR PL UKai CN" w:cs="AR PL UKai CN"/>
+                <w:rFonts w:ascii="AR PL UKai CN" w:hAnsi="AR PL UKai CN" w:cs="AR PL UKai CN"/>
                 <w:sz w:val="20"/>
                 <w:szCs w:val="20"/>
               </w:rPr>
@@ -8879,7 +8861,7 @@
             </w:r>
             <w:r>
               <w:rPr>
-                <w:rFonts w:ascii="AR PL UKai CN" w:hAnsi="AR PL UKai CN" w:eastAsia="AR PL UKai CN" w:cs="AR PL UKai CN"/>
+                <w:rFonts w:ascii="AR PL UKai CN" w:hAnsi="AR PL UKai CN" w:cs="AR PL UKai CN"/>
                 <w:sz w:val="20"/>
                 <w:szCs w:val="20"/>
               </w:rPr>
@@ -8927,7 +8909,7 @@
             </w:r>
             <w:r>
               <w:rPr>
-                <w:rFonts w:ascii="AR PL UKai CN" w:hAnsi="AR PL UKai CN" w:eastAsia="AR PL UKai CN" w:cs="AR PL UKai CN"/>
+                <w:rFonts w:ascii="AR PL UKai CN" w:hAnsi="AR PL UKai CN" w:cs="AR PL UKai CN"/>
                 <w:sz w:val="20"/>
                 <w:szCs w:val="20"/>
               </w:rPr>
@@ -8975,7 +8957,7 @@
             </w:r>
             <w:r>
               <w:rPr>
-                <w:rFonts w:ascii="AR PL UKai CN" w:hAnsi="AR PL UKai CN" w:eastAsia="AR PL UKai CN" w:cs="AR PL UKai CN"/>
+                <w:rFonts w:ascii="AR PL UKai CN" w:hAnsi="AR PL UKai CN" w:cs="AR PL UKai CN"/>
                 <w:sz w:val="20"/>
                 <w:szCs w:val="20"/>
               </w:rPr>
@@ -9023,7 +9005,7 @@
             </w:r>
             <w:r>
               <w:rPr>
-                <w:rFonts w:ascii="AR PL UKai CN" w:hAnsi="AR PL UKai CN" w:eastAsia="AR PL UKai CN" w:cs="AR PL UKai CN"/>
+                <w:rFonts w:ascii="AR PL UKai CN" w:hAnsi="AR PL UKai CN" w:cs="AR PL UKai CN"/>
                 <w:sz w:val="20"/>
                 <w:szCs w:val="20"/>
               </w:rPr>
@@ -9071,7 +9053,7 @@
             </w:r>
             <w:r>
               <w:rPr>
-                <w:rFonts w:ascii="AR PL UKai CN" w:hAnsi="AR PL UKai CN" w:eastAsia="AR PL UKai CN" w:cs="AR PL UKai CN"/>
+                <w:rFonts w:ascii="AR PL UKai CN" w:hAnsi="AR PL UKai CN" w:cs="AR PL UKai CN"/>
                 <w:sz w:val="20"/>
                 <w:szCs w:val="20"/>
               </w:rPr>
@@ -9124,7 +9106,7 @@
             </w:r>
             <w:r>
               <w:rPr>
-                <w:rFonts w:ascii="AR PL UKai CN" w:hAnsi="AR PL UKai CN" w:eastAsia="AR PL UKai CN" w:cs="AR PL UKai CN"/>
+                <w:rFonts w:ascii="AR PL UKai CN" w:hAnsi="AR PL UKai CN" w:cs="AR PL UKai CN"/>
                 <w:sz w:val="20"/>
                 <w:szCs w:val="20"/>
               </w:rPr>
@@ -9172,7 +9154,7 @@
             </w:r>
             <w:r>
               <w:rPr>
-                <w:rFonts w:ascii="AR PL UKai CN" w:hAnsi="AR PL UKai CN" w:eastAsia="AR PL UKai CN" w:cs="AR PL UKai CN"/>
+                <w:rFonts w:ascii="AR PL UKai CN" w:hAnsi="AR PL UKai CN" w:cs="AR PL UKai CN"/>
                 <w:sz w:val="20"/>
                 <w:szCs w:val="20"/>
               </w:rPr>
@@ -9220,7 +9202,7 @@
             </w:r>
             <w:r>
               <w:rPr>
-                <w:rFonts w:ascii="AR PL UKai CN" w:hAnsi="AR PL UKai CN" w:eastAsia="AR PL UKai CN" w:cs="AR PL UKai CN"/>
+                <w:rFonts w:ascii="AR PL UKai CN" w:hAnsi="AR PL UKai CN" w:cs="AR PL UKai CN"/>
                 <w:sz w:val="20"/>
                 <w:szCs w:val="20"/>
               </w:rPr>
@@ -9268,7 +9250,7 @@
             </w:r>
             <w:r>
               <w:rPr>
-                <w:rFonts w:ascii="AR PL UKai CN" w:hAnsi="AR PL UKai CN" w:eastAsia="AR PL UKai CN" w:cs="AR PL UKai CN"/>
+                <w:rFonts w:ascii="AR PL UKai CN" w:hAnsi="AR PL UKai CN" w:cs="AR PL UKai CN"/>
                 <w:sz w:val="20"/>
                 <w:szCs w:val="20"/>
               </w:rPr>
@@ -9316,7 +9298,7 @@
             </w:r>
             <w:r>
               <w:rPr>
-                <w:rFonts w:ascii="AR PL UKai CN" w:hAnsi="AR PL UKai CN" w:eastAsia="AR PL UKai CN" w:cs="AR PL UKai CN"/>
+                <w:rFonts w:ascii="AR PL UKai CN" w:hAnsi="AR PL UKai CN" w:cs="AR PL UKai CN"/>
                 <w:sz w:val="20"/>
                 <w:szCs w:val="20"/>
               </w:rPr>
@@ -9369,7 +9351,7 @@
             </w:r>
             <w:r>
               <w:rPr>
-                <w:rFonts w:ascii="AR PL UKai CN" w:hAnsi="AR PL UKai CN" w:eastAsia="AR PL UKai CN" w:cs="AR PL UKai CN"/>
+                <w:rFonts w:ascii="AR PL UKai CN" w:hAnsi="AR PL UKai CN" w:cs="AR PL UKai CN"/>
                 <w:sz w:val="20"/>
                 <w:szCs w:val="20"/>
               </w:rPr>
@@ -9417,7 +9399,7 @@
             </w:r>
             <w:r>
               <w:rPr>
-                <w:rFonts w:ascii="AR PL UKai CN" w:hAnsi="AR PL UKai CN" w:eastAsia="AR PL UKai CN" w:cs="AR PL UKai CN"/>
+                <w:rFonts w:ascii="AR PL UKai CN" w:hAnsi="AR PL UKai CN" w:cs="AR PL UKai CN"/>
                 <w:sz w:val="20"/>
                 <w:szCs w:val="20"/>
               </w:rPr>
@@ -9465,7 +9447,7 @@
             </w:r>
             <w:r>
               <w:rPr>
-                <w:rFonts w:ascii="AR PL UKai CN" w:hAnsi="AR PL UKai CN" w:eastAsia="AR PL UKai CN" w:cs="AR PL UKai CN"/>
+                <w:rFonts w:ascii="AR PL UKai CN" w:hAnsi="AR PL UKai CN" w:cs="AR PL UKai CN"/>
                 <w:sz w:val="20"/>
                 <w:szCs w:val="20"/>
               </w:rPr>
@@ -9513,7 +9495,7 @@
             </w:r>
             <w:r>
               <w:rPr>
-                <w:rFonts w:ascii="AR PL UKai CN" w:hAnsi="AR PL UKai CN" w:eastAsia="AR PL UKai CN" w:cs="AR PL UKai CN"/>
+                <w:rFonts w:ascii="AR PL UKai CN" w:hAnsi="AR PL UKai CN" w:cs="AR PL UKai CN"/>
                 <w:sz w:val="20"/>
                 <w:szCs w:val="20"/>
               </w:rPr>
@@ -9561,7 +9543,7 @@
             </w:r>
             <w:r>
               <w:rPr>
-                <w:rFonts w:ascii="AR PL UKai CN" w:hAnsi="AR PL UKai CN" w:eastAsia="AR PL UKai CN" w:cs="AR PL UKai CN"/>
+                <w:rFonts w:ascii="AR PL UKai CN" w:hAnsi="AR PL UKai CN" w:cs="AR PL UKai CN"/>
                 <w:sz w:val="20"/>
                 <w:szCs w:val="20"/>
               </w:rPr>
@@ -9614,7 +9596,7 @@
             </w:r>
             <w:r>
               <w:rPr>
-                <w:rFonts w:ascii="AR PL UKai CN" w:hAnsi="AR PL UKai CN" w:eastAsia="AR PL UKai CN" w:cs="AR PL UKai CN"/>
+                <w:rFonts w:ascii="AR PL UKai CN" w:hAnsi="AR PL UKai CN" w:cs="AR PL UKai CN"/>
                 <w:sz w:val="20"/>
                 <w:szCs w:val="20"/>
               </w:rPr>
@@ -9662,7 +9644,7 @@
             </w:r>
             <w:r>
               <w:rPr>
-                <w:rFonts w:ascii="AR PL UKai CN" w:hAnsi="AR PL UKai CN" w:eastAsia="AR PL UKai CN" w:cs="AR PL UKai CN"/>
+                <w:rFonts w:ascii="AR PL UKai CN" w:hAnsi="AR PL UKai CN" w:cs="AR PL UKai CN"/>
                 <w:sz w:val="20"/>
                 <w:szCs w:val="20"/>
               </w:rPr>
@@ -9710,7 +9692,7 @@
             </w:r>
             <w:r>
               <w:rPr>
-                <w:rFonts w:ascii="AR PL UKai CN" w:hAnsi="AR PL UKai CN" w:eastAsia="AR PL UKai CN" w:cs="AR PL UKai CN"/>
+                <w:rFonts w:ascii="AR PL UKai CN" w:hAnsi="AR PL UKai CN" w:cs="AR PL UKai CN"/>
                 <w:sz w:val="20"/>
                 <w:szCs w:val="20"/>
               </w:rPr>
@@ -9758,7 +9740,7 @@
             </w:r>
             <w:r>
               <w:rPr>
-                <w:rFonts w:ascii="AR PL UKai CN" w:hAnsi="AR PL UKai CN" w:eastAsia="AR PL UKai CN" w:cs="AR PL UKai CN"/>
+                <w:rFonts w:ascii="AR PL UKai CN" w:hAnsi="AR PL UKai CN" w:cs="AR PL UKai CN"/>
                 <w:sz w:val="20"/>
                 <w:szCs w:val="20"/>
               </w:rPr>
@@ -9806,7 +9788,7 @@
             </w:r>
             <w:r>
               <w:rPr>
-                <w:rFonts w:ascii="AR PL UKai CN" w:hAnsi="AR PL UKai CN" w:eastAsia="AR PL UKai CN" w:cs="AR PL UKai CN"/>
+                <w:rFonts w:ascii="AR PL UKai CN" w:hAnsi="AR PL UKai CN" w:cs="AR PL UKai CN"/>
                 <w:sz w:val="20"/>
                 <w:szCs w:val="20"/>
               </w:rPr>
@@ -9859,7 +9841,7 @@
             </w:r>
             <w:r>
               <w:rPr>
-                <w:rFonts w:ascii="AR PL UKai CN" w:hAnsi="AR PL UKai CN" w:eastAsia="AR PL UKai CN" w:cs="AR PL UKai CN"/>
+                <w:rFonts w:ascii="AR PL UKai CN" w:hAnsi="AR PL UKai CN" w:cs="AR PL UKai CN"/>
                 <w:sz w:val="20"/>
                 <w:szCs w:val="20"/>
               </w:rPr>
@@ -9907,7 +9889,7 @@
             </w:r>
             <w:r>
               <w:rPr>
-                <w:rFonts w:ascii="AR PL UKai CN" w:hAnsi="AR PL UKai CN" w:eastAsia="AR PL UKai CN" w:cs="AR PL UKai CN"/>
+                <w:rFonts w:ascii="AR PL UKai CN" w:hAnsi="AR PL UKai CN" w:cs="AR PL UKai CN"/>
                 <w:sz w:val="20"/>
                 <w:szCs w:val="20"/>
               </w:rPr>
@@ -9955,7 +9937,7 @@
             </w:r>
             <w:r>
               <w:rPr>
-                <w:rFonts w:ascii="AR PL UKai CN" w:hAnsi="AR PL UKai CN" w:eastAsia="AR PL UKai CN" w:cs="AR PL UKai CN"/>
+                <w:rFonts w:ascii="AR PL UKai CN" w:hAnsi="AR PL UKai CN" w:cs="AR PL UKai CN"/>
                 <w:sz w:val="20"/>
                 <w:szCs w:val="20"/>
               </w:rPr>
@@ -10003,7 +9985,7 @@
             </w:r>
             <w:r>
               <w:rPr>
-                <w:rFonts w:ascii="AR PL UKai CN" w:hAnsi="AR PL UKai CN" w:eastAsia="AR PL UKai CN" w:cs="AR PL UKai CN"/>
+                <w:rFonts w:ascii="AR PL UKai CN" w:hAnsi="AR PL UKai CN" w:cs="AR PL UKai CN"/>
                 <w:sz w:val="20"/>
                 <w:szCs w:val="20"/>
               </w:rPr>
@@ -10051,7 +10033,7 @@
             </w:r>
             <w:r>
               <w:rPr>
-                <w:rFonts w:ascii="AR PL UKai CN" w:hAnsi="AR PL UKai CN" w:eastAsia="AR PL UKai CN" w:cs="AR PL UKai CN"/>
+                <w:rFonts w:ascii="AR PL UKai CN" w:hAnsi="AR PL UKai CN" w:cs="AR PL UKai CN"/>
                 <w:sz w:val="20"/>
                 <w:szCs w:val="20"/>
               </w:rPr>
@@ -10104,7 +10086,7 @@
             </w:r>
             <w:r>
               <w:rPr>
-                <w:rFonts w:ascii="AR PL UKai CN" w:hAnsi="AR PL UKai CN" w:eastAsia="AR PL UKai CN" w:cs="AR PL UKai CN"/>
+                <w:rFonts w:ascii="AR PL UKai CN" w:hAnsi="AR PL UKai CN" w:cs="AR PL UKai CN"/>
                 <w:sz w:val="20"/>
                 <w:szCs w:val="20"/>
               </w:rPr>
@@ -10152,7 +10134,7 @@
             </w:r>
             <w:r>
               <w:rPr>
-                <w:rFonts w:ascii="AR PL UKai CN" w:hAnsi="AR PL UKai CN" w:eastAsia="AR PL UKai CN" w:cs="AR PL UKai CN"/>
+                <w:rFonts w:ascii="AR PL UKai CN" w:hAnsi="AR PL UKai CN" w:cs="AR PL UKai CN"/>
                 <w:sz w:val="20"/>
                 <w:szCs w:val="20"/>
               </w:rPr>
@@ -10200,7 +10182,7 @@
             </w:r>
             <w:r>
               <w:rPr>
-                <w:rFonts w:ascii="AR PL UKai CN" w:hAnsi="AR PL UKai CN" w:eastAsia="AR PL UKai CN" w:cs="AR PL UKai CN"/>
+                <w:rFonts w:ascii="AR PL UKai CN" w:hAnsi="AR PL UKai CN" w:cs="AR PL UKai CN"/>
                 <w:sz w:val="20"/>
                 <w:szCs w:val="20"/>
               </w:rPr>
@@ -10248,7 +10230,7 @@
             </w:r>
             <w:r>
               <w:rPr>
-                <w:rFonts w:ascii="AR PL UKai CN" w:hAnsi="AR PL UKai CN" w:eastAsia="AR PL UKai CN" w:cs="AR PL UKai CN"/>
+                <w:rFonts w:ascii="AR PL UKai CN" w:hAnsi="AR PL UKai CN" w:cs="AR PL UKai CN"/>
                 <w:sz w:val="20"/>
                 <w:szCs w:val="20"/>
               </w:rPr>
@@ -10296,7 +10278,7 @@
             </w:r>
             <w:r>
               <w:rPr>
-                <w:rFonts w:ascii="AR PL UKai CN" w:hAnsi="AR PL UKai CN" w:eastAsia="AR PL UKai CN" w:cs="AR PL UKai CN"/>
+                <w:rFonts w:ascii="AR PL UKai CN" w:hAnsi="AR PL UKai CN" w:cs="AR PL UKai CN"/>
                 <w:sz w:val="20"/>
                 <w:szCs w:val="20"/>
               </w:rPr>
@@ -10349,7 +10331,7 @@
             </w:r>
             <w:r>
               <w:rPr>
-                <w:rFonts w:ascii="AR PL UKai CN" w:hAnsi="AR PL UKai CN" w:eastAsia="AR PL UKai CN" w:cs="AR PL UKai CN"/>
+                <w:rFonts w:ascii="AR PL UKai CN" w:hAnsi="AR PL UKai CN" w:cs="AR PL UKai CN"/>
                 <w:sz w:val="20"/>
                 <w:szCs w:val="20"/>
               </w:rPr>
@@ -10397,7 +10379,7 @@
             </w:r>
             <w:r>
               <w:rPr>
-                <w:rFonts w:ascii="AR PL UKai CN" w:hAnsi="AR PL UKai CN" w:eastAsia="AR PL UKai CN" w:cs="AR PL UKai CN"/>
+                <w:rFonts w:ascii="AR PL UKai CN" w:hAnsi="AR PL UKai CN" w:cs="AR PL UKai CN"/>
                 <w:sz w:val="20"/>
                 <w:szCs w:val="20"/>
               </w:rPr>
@@ -10445,7 +10427,7 @@
             </w:r>
             <w:r>
               <w:rPr>
-                <w:rFonts w:ascii="AR PL UKai CN" w:hAnsi="AR PL UKai CN" w:eastAsia="AR PL UKai CN" w:cs="AR PL UKai CN"/>
+                <w:rFonts w:ascii="AR PL UKai CN" w:hAnsi="AR PL UKai CN" w:cs="AR PL UKai CN"/>
                 <w:sz w:val="20"/>
                 <w:szCs w:val="20"/>
               </w:rPr>
@@ -10493,7 +10475,7 @@
             </w:r>
             <w:r>
               <w:rPr>
-                <w:rFonts w:ascii="AR PL UKai CN" w:hAnsi="AR PL UKai CN" w:eastAsia="AR PL UKai CN" w:cs="AR PL UKai CN"/>
+                <w:rFonts w:ascii="AR PL UKai CN" w:hAnsi="AR PL UKai CN" w:cs="AR PL UKai CN"/>
                 <w:sz w:val="20"/>
                 <w:szCs w:val="20"/>
               </w:rPr>
@@ -10541,7 +10523,7 @@
             </w:r>
             <w:r>
               <w:rPr>
-                <w:rFonts w:ascii="AR PL UKai CN" w:hAnsi="AR PL UKai CN" w:eastAsia="AR PL UKai CN" w:cs="AR PL UKai CN"/>
+                <w:rFonts w:ascii="AR PL UKai CN" w:hAnsi="AR PL UKai CN" w:cs="AR PL UKai CN"/>
                 <w:sz w:val="20"/>
                 <w:szCs w:val="20"/>
               </w:rPr>
@@ -10574,7 +10556,7 @@
       </w:r>
       <w:r>
         <w:rPr>
-          <w:rFonts w:ascii="AR PL UKai CN" w:hAnsi="AR PL UKai CN" w:eastAsia="AR PL UKai CN" w:cs="AR PL UKai CN"/>
+          <w:rFonts w:ascii="AR PL UKai CN" w:hAnsi="AR PL UKai CN" w:cs="AR PL UKai CN"/>
         </w:rPr>
       </w:r>
       <w:r>
@@ -10609,7 +10591,7 @@
       </w:r>
       <w:r>
         <w:rPr>
-          <w:rFonts w:ascii="AR PL UKai CN" w:hAnsi="AR PL UKai CN" w:eastAsia="AR PL UKai CN" w:cs="AR PL UKai CN"/>
+          <w:rFonts w:ascii="AR PL UKai CN" w:hAnsi="AR PL UKai CN" w:cs="AR PL UKai CN"/>
           <w:b/>
           <w:bCs/>
           <w:sz w:val="28"/>
@@ -10647,10 +10629,1125 @@
       </w:r>
       <w:r>
         <w:rPr>
+          <w:rFonts w:ascii="AR PL UKai CN" w:hAnsi="AR PL UKai CN" w:cs="AR PL UKai CN"/>
+          <w:b/>
+          <w:bCs/>
+        </w:rPr>
+      </w:r>
+      <w:r>
+        <w:rPr>
+          <w:rFonts w:ascii="AR PL UKai CN" w:hAnsi="AR PL UKai CN" w:cs="AR PL UKai CN"/>
+          <w:b/>
+          <w:bCs/>
+        </w:rPr>
+      </w:r>
+    </w:p>
+    <w:p>
+      <w:pPr>
+        <w:pBdr/>
+        <w:spacing/>
+        <w:ind/>
+        <w:rPr>
+          <w:rFonts w:ascii="AR PL UKai CN" w:hAnsi="AR PL UKai CN" w:cs="AR PL UKai CN"/>
+        </w:rPr>
+      </w:pPr>
+      <w:r>
+        <w:rPr>
+          <w:rFonts w:ascii="AR PL UKai CN" w:hAnsi="AR PL UKai CN" w:eastAsia="AR PL UKai CN" w:cs="AR PL UKai CN"/>
+        </w:rPr>
+        <w:t xml:space="preserve">车载需求：将故障码、车速、故障时间结构体以二进制存入 eMMC，断电不丢失，上电读取恢复</w:t>
+      </w:r>
+      <w:r>
+        <w:rPr>
+          <w:rFonts w:ascii="AR PL UKai CN" w:hAnsi="AR PL UKai CN" w:cs="AR PL UKai CN"/>
+        </w:rPr>
+      </w:r>
+      <w:r>
+        <w:rPr>
+          <w:rFonts w:ascii="AR PL UKai CN" w:hAnsi="AR PL UKai CN" w:cs="AR PL UKai CN"/>
+        </w:rPr>
+      </w:r>
+    </w:p>
+    <w:p>
+      <w:pPr>
+        <w:pBdr/>
+        <w:spacing/>
+        <w:ind/>
+        <w:rPr>
+          <w:rFonts w:ascii="AR PL UKai CN" w:hAnsi="AR PL UKai CN" w:cs="AR PL UKai CN"/>
+        </w:rPr>
+      </w:pPr>
+      <w:r>
+        <w:rPr>
+          <w:rFonts w:ascii="AR PL UKai CN" w:hAnsi="AR PL UKai CN" w:eastAsia="AR PL UKai CN" w:cs="AR PL UKai CN"/>
+        </w:rPr>
+      </w:r>
+      <w:r>
+        <w:rPr>
+          <w:rFonts w:ascii="AR PL UKai CN" w:hAnsi="AR PL UKai CN" w:cs="AR PL UKai CN"/>
+        </w:rPr>
+      </w:r>
+      <w:r>
+        <w:rPr>
+          <w:rFonts w:ascii="AR PL UKai CN" w:hAnsi="AR PL UKai CN" w:cs="AR PL UKai CN"/>
+        </w:rPr>
+      </w:r>
+    </w:p>
+    <w:p>
+      <w:pPr>
+        <w:pBdr/>
+        <w:spacing/>
+        <w:ind/>
+        <w:rPr>
+          <w:rFonts w:ascii="AR PL UKai CN" w:hAnsi="AR PL UKai CN" w:cs="AR PL UKai CN"/>
+        </w:rPr>
+      </w:pPr>
+      <w:r>
+        <w:rPr>
+          <w:rFonts w:ascii="AR PL UKai CN" w:hAnsi="AR PL UKai CN" w:eastAsia="AR PL UKai CN" w:cs="AR PL UKai CN"/>
+        </w:rPr>
+        <w:t xml:space="preserve">#include &lt;stdio.h&gt;</w:t>
+      </w:r>
+      <w:r>
+        <w:rPr>
+          <w:rFonts w:ascii="AR PL UKai CN" w:hAnsi="AR PL UKai CN" w:cs="AR PL UKai CN"/>
+        </w:rPr>
+      </w:r>
+      <w:r>
+        <w:rPr>
+          <w:rFonts w:ascii="AR PL UKai CN" w:hAnsi="AR PL UKai CN" w:cs="AR PL UKai CN"/>
+        </w:rPr>
+      </w:r>
+    </w:p>
+    <w:p>
+      <w:pPr>
+        <w:pBdr/>
+        <w:spacing/>
+        <w:ind/>
+        <w:rPr>
+          <w:rFonts w:ascii="AR PL UKai CN" w:hAnsi="AR PL UKai CN" w:cs="AR PL UKai CN"/>
+        </w:rPr>
+      </w:pPr>
+      <w:r>
+        <w:rPr>
+          <w:rFonts w:ascii="AR PL UKai CN" w:hAnsi="AR PL UKai CN" w:eastAsia="AR PL UKai CN" w:cs="AR PL UKai CN"/>
+        </w:rPr>
+        <w:t xml:space="preserve">#include &lt;stdint.h&gt;</w:t>
+      </w:r>
+      <w:r>
+        <w:rPr>
+          <w:rFonts w:ascii="AR PL UKai CN" w:hAnsi="AR PL UKai CN" w:cs="AR PL UKai CN"/>
+        </w:rPr>
+      </w:r>
+      <w:r>
+        <w:rPr>
+          <w:rFonts w:ascii="AR PL UKai CN" w:hAnsi="AR PL UKai CN" w:cs="AR PL UKai CN"/>
+        </w:rPr>
+      </w:r>
+    </w:p>
+    <w:p>
+      <w:pPr>
+        <w:pBdr/>
+        <w:spacing/>
+        <w:ind/>
+        <w:rPr>
+          <w:rFonts w:ascii="AR PL UKai CN" w:hAnsi="AR PL UKai CN" w:cs="AR PL UKai CN"/>
+        </w:rPr>
+      </w:pPr>
+      <w:r>
+        <w:rPr>
+          <w:rFonts w:ascii="AR PL UKai CN" w:hAnsi="AR PL UKai CN" w:eastAsia="AR PL UKai CN" w:cs="AR PL UKai CN"/>
+        </w:rPr>
+      </w:r>
+      <w:r>
+        <w:rPr>
+          <w:rFonts w:ascii="AR PL UKai CN" w:hAnsi="AR PL UKai CN" w:cs="AR PL UKai CN"/>
+        </w:rPr>
+      </w:r>
+      <w:r>
+        <w:rPr>
+          <w:rFonts w:ascii="AR PL UKai CN" w:hAnsi="AR PL UKai CN" w:cs="AR PL UKai CN"/>
+        </w:rPr>
+      </w:r>
+    </w:p>
+    <w:p>
+      <w:pPr>
+        <w:pBdr/>
+        <w:spacing/>
+        <w:ind/>
+        <w:rPr>
+          <w:rFonts w:ascii="AR PL UKai CN" w:hAnsi="AR PL UKai CN" w:cs="AR PL UKai CN"/>
+        </w:rPr>
+      </w:pPr>
+      <w:r>
+        <w:rPr>
+          <w:rFonts w:ascii="AR PL UKai CN" w:hAnsi="AR PL UKai CN" w:eastAsia="AR PL UKai CN" w:cs="AR PL UKai CN"/>
+        </w:rPr>
+        <w:t xml:space="preserve">// 车载故障信息结构体</w:t>
+      </w:r>
+      <w:r>
+        <w:rPr>
+          <w:rFonts w:ascii="AR PL UKai CN" w:hAnsi="AR PL UKai CN" w:cs="AR PL UKai CN"/>
+        </w:rPr>
+      </w:r>
+      <w:r>
+        <w:rPr>
+          <w:rFonts w:ascii="AR PL UKai CN" w:hAnsi="AR PL UKai CN" w:cs="AR PL UKai CN"/>
+        </w:rPr>
+      </w:r>
+    </w:p>
+    <w:p>
+      <w:pPr>
+        <w:pBdr/>
+        <w:spacing/>
+        <w:ind/>
+        <w:rPr>
+          <w:rFonts w:ascii="AR PL UKai CN" w:hAnsi="AR PL UKai CN" w:cs="AR PL UKai CN"/>
+        </w:rPr>
+      </w:pPr>
+      <w:r>
+        <w:rPr>
+          <w:rFonts w:ascii="AR PL UKai CN" w:hAnsi="AR PL UKai CN" w:eastAsia="AR PL UKai CN" w:cs="AR PL UKai CN"/>
+        </w:rPr>
+        <w:t xml:space="preserve">typedef struct {</w:t>
+      </w:r>
+      <w:r>
+        <w:rPr>
+          <w:rFonts w:ascii="AR PL UKai CN" w:hAnsi="AR PL UKai CN" w:cs="AR PL UKai CN"/>
+        </w:rPr>
+      </w:r>
+      <w:r>
+        <w:rPr>
+          <w:rFonts w:ascii="AR PL UKai CN" w:hAnsi="AR PL UKai CN" w:cs="AR PL UKai CN"/>
+        </w:rPr>
+      </w:r>
+    </w:p>
+    <w:p>
+      <w:pPr>
+        <w:pBdr/>
+        <w:spacing/>
+        <w:ind/>
+        <w:rPr>
+          <w:rFonts w:ascii="AR PL UKai CN" w:hAnsi="AR PL UKai CN" w:cs="AR PL UKai CN"/>
+        </w:rPr>
+      </w:pPr>
+      <w:r>
+        <w:rPr>
+          <w:rFonts w:ascii="AR PL UKai CN" w:hAnsi="AR PL UKai CN" w:eastAsia="AR PL UKai CN" w:cs="AR PL UKai CN"/>
+        </w:rPr>
+        <w:t xml:space="preserve">    uint16_t speed;    // 车速</w:t>
+      </w:r>
+      <w:r>
+        <w:rPr>
+          <w:rFonts w:ascii="AR PL UKai CN" w:hAnsi="AR PL UKai CN" w:cs="AR PL UKai CN"/>
+        </w:rPr>
+      </w:r>
+      <w:r>
+        <w:rPr>
+          <w:rFonts w:ascii="AR PL UKai CN" w:hAnsi="AR PL UKai CN" w:cs="AR PL UKai CN"/>
+        </w:rPr>
+      </w:r>
+    </w:p>
+    <w:p>
+      <w:pPr>
+        <w:pBdr/>
+        <w:spacing/>
+        <w:ind/>
+        <w:rPr>
+          <w:rFonts w:ascii="AR PL UKai CN" w:hAnsi="AR PL UKai CN" w:cs="AR PL UKai CN"/>
+        </w:rPr>
+      </w:pPr>
+      <w:r>
+        <w:rPr>
+          <w:rFonts w:ascii="AR PL UKai CN" w:hAnsi="AR PL UKai CN" w:eastAsia="AR PL UKai CN" w:cs="AR PL UKai CN"/>
+        </w:rPr>
+        <w:t xml:space="preserve">    uint8_t err_code;  // 故障码</w:t>
+      </w:r>
+      <w:r>
+        <w:rPr>
+          <w:rFonts w:ascii="AR PL UKai CN" w:hAnsi="AR PL UKai CN" w:cs="AR PL UKai CN"/>
+        </w:rPr>
+      </w:r>
+      <w:r>
+        <w:rPr>
+          <w:rFonts w:ascii="AR PL UKai CN" w:hAnsi="AR PL UKai CN" w:cs="AR PL UKai CN"/>
+        </w:rPr>
+      </w:r>
+    </w:p>
+    <w:p>
+      <w:pPr>
+        <w:pBdr/>
+        <w:spacing/>
+        <w:ind/>
+        <w:rPr>
+          <w:rFonts w:ascii="AR PL UKai CN" w:hAnsi="AR PL UKai CN" w:cs="AR PL UKai CN"/>
+        </w:rPr>
+      </w:pPr>
+      <w:r>
+        <w:rPr>
+          <w:rFonts w:ascii="AR PL UKai CN" w:hAnsi="AR PL UKai CN" w:eastAsia="AR PL UKai CN" w:cs="AR PL UKai CN"/>
+        </w:rPr>
+        <w:t xml:space="preserve">    uint32_t time_stamp;// 故障时间戳</w:t>
+      </w:r>
+      <w:r>
+        <w:rPr>
+          <w:rFonts w:ascii="AR PL UKai CN" w:hAnsi="AR PL UKai CN" w:cs="AR PL UKai CN"/>
+        </w:rPr>
+      </w:r>
+      <w:r>
+        <w:rPr>
+          <w:rFonts w:ascii="AR PL UKai CN" w:hAnsi="AR PL UKai CN" w:cs="AR PL UKai CN"/>
+        </w:rPr>
+      </w:r>
+    </w:p>
+    <w:p>
+      <w:pPr>
+        <w:pBdr/>
+        <w:spacing/>
+        <w:ind/>
+        <w:rPr>
+          <w:rFonts w:ascii="AR PL UKai CN" w:hAnsi="AR PL UKai CN" w:cs="AR PL UKai CN"/>
+        </w:rPr>
+      </w:pPr>
+      <w:r>
+        <w:rPr>
+          <w:rFonts w:ascii="AR PL UKai CN" w:hAnsi="AR PL UKai CN" w:eastAsia="AR PL UKai CN" w:cs="AR PL UKai CN"/>
+        </w:rPr>
+        <w:t xml:space="preserve">}CarErrInfo;</w:t>
+      </w:r>
+      <w:r>
+        <w:rPr>
+          <w:rFonts w:ascii="AR PL UKai CN" w:hAnsi="AR PL UKai CN" w:cs="AR PL UKai CN"/>
+        </w:rPr>
+      </w:r>
+      <w:r>
+        <w:rPr>
+          <w:rFonts w:ascii="AR PL UKai CN" w:hAnsi="AR PL UKai CN" w:cs="AR PL UKai CN"/>
+        </w:rPr>
+      </w:r>
+    </w:p>
+    <w:p>
+      <w:pPr>
+        <w:pBdr/>
+        <w:spacing/>
+        <w:ind/>
+        <w:rPr>
+          <w:rFonts w:ascii="AR PL UKai CN" w:hAnsi="AR PL UKai CN" w:cs="AR PL UKai CN"/>
+        </w:rPr>
+      </w:pPr>
+      <w:r>
+        <w:rPr>
+          <w:rFonts w:ascii="AR PL UKai CN" w:hAnsi="AR PL UKai CN" w:eastAsia="AR PL UKai CN" w:cs="AR PL UKai CN"/>
+        </w:rPr>
+      </w:r>
+      <w:r>
+        <w:rPr>
+          <w:rFonts w:ascii="AR PL UKai CN" w:hAnsi="AR PL UKai CN" w:cs="AR PL UKai CN"/>
+        </w:rPr>
+      </w:r>
+      <w:r>
+        <w:rPr>
+          <w:rFonts w:ascii="AR PL UKai CN" w:hAnsi="AR PL UKai CN" w:cs="AR PL UKai CN"/>
+        </w:rPr>
+      </w:r>
+    </w:p>
+    <w:p>
+      <w:pPr>
+        <w:pBdr/>
+        <w:spacing/>
+        <w:ind/>
+        <w:rPr>
+          <w:rFonts w:ascii="AR PL UKai CN" w:hAnsi="AR PL UKai CN" w:cs="AR PL UKai CN"/>
+        </w:rPr>
+      </w:pPr>
+      <w:r>
+        <w:rPr>
+          <w:rFonts w:ascii="AR PL UKai CN" w:hAnsi="AR PL UKai CN" w:eastAsia="AR PL UKai CN" w:cs="AR PL UKai CN"/>
+        </w:rPr>
+        <w:t xml:space="preserve">int main(void)</w:t>
+      </w:r>
+      <w:r>
+        <w:rPr>
+          <w:rFonts w:ascii="AR PL UKai CN" w:hAnsi="AR PL UKai CN" w:cs="AR PL UKai CN"/>
+        </w:rPr>
+      </w:r>
+      <w:r>
+        <w:rPr>
+          <w:rFonts w:ascii="AR PL UKai CN" w:hAnsi="AR PL UKai CN" w:cs="AR PL UKai CN"/>
+        </w:rPr>
+      </w:r>
+    </w:p>
+    <w:p>
+      <w:pPr>
+        <w:pBdr/>
+        <w:spacing/>
+        <w:ind/>
+        <w:rPr>
+          <w:rFonts w:ascii="AR PL UKai CN" w:hAnsi="AR PL UKai CN" w:cs="AR PL UKai CN"/>
+        </w:rPr>
+      </w:pPr>
+      <w:r>
+        <w:rPr>
+          <w:rFonts w:ascii="AR PL UKai CN" w:hAnsi="AR PL UKai CN" w:eastAsia="AR PL UKai CN" w:cs="AR PL UKai CN"/>
+        </w:rPr>
+        <w:t xml:space="preserve">{</w:t>
+      </w:r>
+      <w:r>
+        <w:rPr>
+          <w:rFonts w:ascii="AR PL UKai CN" w:hAnsi="AR PL UKai CN" w:cs="AR PL UKai CN"/>
+        </w:rPr>
+      </w:r>
+      <w:r>
+        <w:rPr>
+          <w:rFonts w:ascii="AR PL UKai CN" w:hAnsi="AR PL UKai CN" w:cs="AR PL UKai CN"/>
+        </w:rPr>
+      </w:r>
+    </w:p>
+    <w:p>
+      <w:pPr>
+        <w:pBdr/>
+        <w:spacing/>
+        <w:ind/>
+        <w:rPr>
+          <w:rFonts w:ascii="AR PL UKai CN" w:hAnsi="AR PL UKai CN" w:cs="AR PL UKai CN"/>
+        </w:rPr>
+      </w:pPr>
+      <w:r>
+        <w:rPr>
+          <w:rFonts w:ascii="AR PL UKai CN" w:hAnsi="AR PL UKai CN" w:eastAsia="AR PL UKai CN" w:cs="AR PL UKai CN"/>
+        </w:rPr>
+        <w:t xml:space="preserve">    // 待存储故障数据</w:t>
+      </w:r>
+      <w:r>
+        <w:rPr>
+          <w:rFonts w:ascii="AR PL UKai CN" w:hAnsi="AR PL UKai CN" w:cs="AR PL UKai CN"/>
+        </w:rPr>
+      </w:r>
+      <w:r>
+        <w:rPr>
+          <w:rFonts w:ascii="AR PL UKai CN" w:hAnsi="AR PL UKai CN" w:cs="AR PL UKai CN"/>
+        </w:rPr>
+      </w:r>
+    </w:p>
+    <w:p>
+      <w:pPr>
+        <w:pBdr/>
+        <w:spacing/>
+        <w:ind/>
+        <w:rPr>
+          <w:rFonts w:ascii="AR PL UKai CN" w:hAnsi="AR PL UKai CN" w:cs="AR PL UKai CN"/>
+        </w:rPr>
+      </w:pPr>
+      <w:r>
+        <w:rPr>
+          <w:rFonts w:ascii="AR PL UKai CN" w:hAnsi="AR PL UKai CN" w:eastAsia="AR PL UKai CN" w:cs="AR PL UKai CN"/>
+        </w:rPr>
+        <w:t xml:space="preserve">    CarErrInfo err_write = {95, 0x02, 17688000};</w:t>
+      </w:r>
+      <w:r>
+        <w:rPr>
+          <w:rFonts w:ascii="AR PL UKai CN" w:hAnsi="AR PL UKai CN" w:cs="AR PL UKai CN"/>
+        </w:rPr>
+      </w:r>
+      <w:r>
+        <w:rPr>
+          <w:rFonts w:ascii="AR PL UKai CN" w:hAnsi="AR PL UKai CN" w:cs="AR PL UKai CN"/>
+        </w:rPr>
+      </w:r>
+    </w:p>
+    <w:p>
+      <w:pPr>
+        <w:pBdr/>
+        <w:spacing/>
+        <w:ind/>
+        <w:rPr>
+          <w:rFonts w:ascii="AR PL UKai CN" w:hAnsi="AR PL UKai CN" w:cs="AR PL UKai CN"/>
+        </w:rPr>
+      </w:pPr>
+      <w:r>
+        <w:rPr>
+          <w:rFonts w:ascii="AR PL UKai CN" w:hAnsi="AR PL UKai CN" w:eastAsia="AR PL UKai CN" w:cs="AR PL UKai CN"/>
+        </w:rPr>
+        <w:t xml:space="preserve">    CarErrInfo err_read = {0};</w:t>
+      </w:r>
+      <w:r>
+        <w:rPr>
+          <w:rFonts w:ascii="AR PL UKai CN" w:hAnsi="AR PL UKai CN" w:cs="AR PL UKai CN"/>
+        </w:rPr>
+      </w:r>
+      <w:r>
+        <w:rPr>
+          <w:rFonts w:ascii="AR PL UKai CN" w:hAnsi="AR PL UKai CN" w:cs="AR PL UKai CN"/>
+        </w:rPr>
+      </w:r>
+    </w:p>
+    <w:p>
+      <w:pPr>
+        <w:pBdr/>
+        <w:spacing/>
+        <w:ind/>
+        <w:rPr>
+          <w:rFonts w:ascii="AR PL UKai CN" w:hAnsi="AR PL UKai CN" w:cs="AR PL UKai CN"/>
+        </w:rPr>
+      </w:pPr>
+      <w:r>
+        <w:rPr>
+          <w:rFonts w:ascii="AR PL UKai CN" w:hAnsi="AR PL UKai CN" w:eastAsia="AR PL UKai CN" w:cs="AR PL UKai CN"/>
+        </w:rPr>
+        <w:t xml:space="preserve">    FILE *fp = NULL;</w:t>
+      </w:r>
+      <w:r>
+        <w:rPr>
+          <w:rFonts w:ascii="AR PL UKai CN" w:hAnsi="AR PL UKai CN" w:cs="AR PL UKai CN"/>
+        </w:rPr>
+      </w:r>
+      <w:r>
+        <w:rPr>
+          <w:rFonts w:ascii="AR PL UKai CN" w:hAnsi="AR PL UKai CN" w:cs="AR PL UKai CN"/>
+        </w:rPr>
+      </w:r>
+    </w:p>
+    <w:p>
+      <w:pPr>
+        <w:pBdr/>
+        <w:spacing/>
+        <w:ind/>
+        <w:rPr>
+          <w:rFonts w:ascii="AR PL UKai CN" w:hAnsi="AR PL UKai CN" w:cs="AR PL UKai CN"/>
+        </w:rPr>
+      </w:pPr>
+      <w:r>
+        <w:rPr>
+          <w:rFonts w:ascii="AR PL UKai CN" w:hAnsi="AR PL UKai CN" w:eastAsia="AR PL UKai CN" w:cs="AR PL UKai CN"/>
+        </w:rPr>
+      </w:r>
+      <w:r>
+        <w:rPr>
+          <w:rFonts w:ascii="AR PL UKai CN" w:hAnsi="AR PL UKai CN" w:cs="AR PL UKai CN"/>
+        </w:rPr>
+      </w:r>
+      <w:r>
+        <w:rPr>
+          <w:rFonts w:ascii="AR PL UKai CN" w:hAnsi="AR PL UKai CN" w:cs="AR PL UKai CN"/>
+        </w:rPr>
+      </w:r>
+    </w:p>
+    <w:p>
+      <w:pPr>
+        <w:pBdr/>
+        <w:spacing/>
+        <w:ind/>
+        <w:rPr>
+          <w:rFonts w:ascii="AR PL UKai CN" w:hAnsi="AR PL UKai CN" w:cs="AR PL UKai CN"/>
+        </w:rPr>
+      </w:pPr>
+      <w:r>
+        <w:rPr>
+          <w:rFonts w:ascii="AR PL UKai CN" w:hAnsi="AR PL UKai CN" w:eastAsia="AR PL UKai CN" w:cs="AR PL UKai CN"/>
+        </w:rPr>
+        <w:t xml:space="preserve">    // 1. 二进制模式打开，写入故障数据</w:t>
+      </w:r>
+      <w:r>
+        <w:rPr>
+          <w:rFonts w:ascii="AR PL UKai CN" w:hAnsi="AR PL UKai CN" w:cs="AR PL UKai CN"/>
+        </w:rPr>
+      </w:r>
+      <w:r>
+        <w:rPr>
+          <w:rFonts w:ascii="AR PL UKai CN" w:hAnsi="AR PL UKai CN" w:cs="AR PL UKai CN"/>
+        </w:rPr>
+      </w:r>
+    </w:p>
+    <w:p>
+      <w:pPr>
+        <w:pBdr/>
+        <w:spacing/>
+        <w:ind/>
+        <w:rPr>
+          <w:rFonts w:ascii="AR PL UKai CN" w:hAnsi="AR PL UKai CN" w:cs="AR PL UKai CN"/>
+        </w:rPr>
+      </w:pPr>
+      <w:r>
+        <w:rPr>
+          <w:rFonts w:ascii="AR PL UKai CN" w:hAnsi="AR PL UKai CN" w:eastAsia="AR PL UKai CN" w:cs="AR PL UKai CN"/>
+        </w:rPr>
+        <w:t xml:space="preserve">    fp = fopen("/mnt/emmc/car_err.bin", "wb");</w:t>
+      </w:r>
+      <w:r>
+        <w:rPr>
+          <w:rFonts w:ascii="AR PL UKai CN" w:hAnsi="AR PL UKai CN" w:cs="AR PL UKai CN"/>
+        </w:rPr>
+      </w:r>
+      <w:r>
+        <w:rPr>
+          <w:rFonts w:ascii="AR PL UKai CN" w:hAnsi="AR PL UKai CN" w:cs="AR PL UKai CN"/>
+        </w:rPr>
+      </w:r>
+    </w:p>
+    <w:p>
+      <w:pPr>
+        <w:pBdr/>
+        <w:spacing/>
+        <w:ind/>
+        <w:rPr>
+          <w:rFonts w:ascii="AR PL UKai CN" w:hAnsi="AR PL UKai CN" w:cs="AR PL UKai CN"/>
+        </w:rPr>
+      </w:pPr>
+      <w:r>
+        <w:rPr>
+          <w:rFonts w:ascii="AR PL UKai CN" w:hAnsi="AR PL UKai CN" w:eastAsia="AR PL UKai CN" w:cs="AR PL UKai CN"/>
+        </w:rPr>
+        <w:t xml:space="preserve">    if(fp == NULL)</w:t>
+      </w:r>
+      <w:r>
+        <w:rPr>
+          <w:rFonts w:ascii="AR PL UKai CN" w:hAnsi="AR PL UKai CN" w:cs="AR PL UKai CN"/>
+        </w:rPr>
+      </w:r>
+      <w:r>
+        <w:rPr>
+          <w:rFonts w:ascii="AR PL UKai CN" w:hAnsi="AR PL UKai CN" w:cs="AR PL UKai CN"/>
+        </w:rPr>
+      </w:r>
+    </w:p>
+    <w:p>
+      <w:pPr>
+        <w:pBdr/>
+        <w:spacing/>
+        <w:ind/>
+        <w:rPr>
+          <w:rFonts w:ascii="AR PL UKai CN" w:hAnsi="AR PL UKai CN" w:cs="AR PL UKai CN"/>
+        </w:rPr>
+      </w:pPr>
+      <w:r>
+        <w:rPr>
+          <w:rFonts w:ascii="AR PL UKai CN" w:hAnsi="AR PL UKai CN" w:eastAsia="AR PL UKai CN" w:cs="AR PL UKai CN"/>
+        </w:rPr>
+        <w:t xml:space="preserve">    {</w:t>
+      </w:r>
+      <w:r>
+        <w:rPr>
+          <w:rFonts w:ascii="AR PL UKai CN" w:hAnsi="AR PL UKai CN" w:cs="AR PL UKai CN"/>
+        </w:rPr>
+      </w:r>
+      <w:r>
+        <w:rPr>
+          <w:rFonts w:ascii="AR PL UKai CN" w:hAnsi="AR PL UKai CN" w:cs="AR PL UKai CN"/>
+        </w:rPr>
+      </w:r>
+    </w:p>
+    <w:p>
+      <w:pPr>
+        <w:pBdr/>
+        <w:spacing/>
+        <w:ind/>
+        <w:rPr>
+          <w:rFonts w:ascii="AR PL UKai CN" w:hAnsi="AR PL UKai CN" w:cs="AR PL UKai CN"/>
+        </w:rPr>
+      </w:pPr>
+      <w:r>
+        <w:rPr>
+          <w:rFonts w:ascii="AR PL UKai CN" w:hAnsi="AR PL UKai CN" w:eastAsia="AR PL UKai CN" w:cs="AR PL UKai CN"/>
+        </w:rPr>
+        <w:t xml:space="preserve">        printf("文件打开失败\n");</w:t>
+      </w:r>
+      <w:r>
+        <w:rPr>
+          <w:rFonts w:ascii="AR PL UKai CN" w:hAnsi="AR PL UKai CN" w:cs="AR PL UKai CN"/>
+        </w:rPr>
+      </w:r>
+      <w:r>
+        <w:rPr>
+          <w:rFonts w:ascii="AR PL UKai CN" w:hAnsi="AR PL UKai CN" w:cs="AR PL UKai CN"/>
+        </w:rPr>
+      </w:r>
+    </w:p>
+    <w:p>
+      <w:pPr>
+        <w:pBdr/>
+        <w:spacing/>
+        <w:ind/>
+        <w:rPr>
+          <w:rFonts w:ascii="AR PL UKai CN" w:hAnsi="AR PL UKai CN" w:cs="AR PL UKai CN"/>
+        </w:rPr>
+      </w:pPr>
+      <w:r>
+        <w:rPr>
+          <w:rFonts w:ascii="AR PL UKai CN" w:hAnsi="AR PL UKai CN" w:eastAsia="AR PL UKai CN" w:cs="AR PL UKai CN"/>
+        </w:rPr>
+        <w:t xml:space="preserve">        return -1;</w:t>
+      </w:r>
+      <w:r>
+        <w:rPr>
+          <w:rFonts w:ascii="AR PL UKai CN" w:hAnsi="AR PL UKai CN" w:cs="AR PL UKai CN"/>
+        </w:rPr>
+      </w:r>
+      <w:r>
+        <w:rPr>
+          <w:rFonts w:ascii="AR PL UKai CN" w:hAnsi="AR PL UKai CN" w:cs="AR PL UKai CN"/>
+        </w:rPr>
+      </w:r>
+    </w:p>
+    <w:p>
+      <w:pPr>
+        <w:pBdr/>
+        <w:spacing/>
+        <w:ind/>
+        <w:rPr>
+          <w:rFonts w:ascii="AR PL UKai CN" w:hAnsi="AR PL UKai CN" w:cs="AR PL UKai CN"/>
+        </w:rPr>
+      </w:pPr>
+      <w:r>
+        <w:rPr>
+          <w:rFonts w:ascii="AR PL UKai CN" w:hAnsi="AR PL UKai CN" w:eastAsia="AR PL UKai CN" w:cs="AR PL UKai CN"/>
+        </w:rPr>
+        <w:t xml:space="preserve">    }</w:t>
+      </w:r>
+      <w:r>
+        <w:rPr>
+          <w:rFonts w:ascii="AR PL UKai CN" w:hAnsi="AR PL UKai CN" w:cs="AR PL UKai CN"/>
+        </w:rPr>
+      </w:r>
+      <w:r>
+        <w:rPr>
+          <w:rFonts w:ascii="AR PL UKai CN" w:hAnsi="AR PL UKai CN" w:cs="AR PL UKai CN"/>
+        </w:rPr>
+      </w:r>
+    </w:p>
+    <w:p>
+      <w:pPr>
+        <w:pBdr/>
+        <w:spacing/>
+        <w:ind/>
+        <w:rPr>
+          <w:rFonts w:ascii="AR PL UKai CN" w:hAnsi="AR PL UKai CN" w:cs="AR PL UKai CN"/>
+        </w:rPr>
+      </w:pPr>
+      <w:r>
+        <w:rPr>
+          <w:rFonts w:ascii="AR PL UKai CN" w:hAnsi="AR PL UKai CN" w:eastAsia="AR PL UKai CN" w:cs="AR PL UKai CN"/>
+        </w:rPr>
+        <w:t xml:space="preserve">    // 整块写入结构体二进制</w:t>
+      </w:r>
+      <w:r>
+        <w:rPr>
+          <w:rFonts w:ascii="AR PL UKai CN" w:hAnsi="AR PL UKai CN" w:cs="AR PL UKai CN"/>
+        </w:rPr>
+      </w:r>
+      <w:r>
+        <w:rPr>
+          <w:rFonts w:ascii="AR PL UKai CN" w:hAnsi="AR PL UKai CN" w:cs="AR PL UKai CN"/>
+        </w:rPr>
+      </w:r>
+    </w:p>
+    <w:p>
+      <w:pPr>
+        <w:pBdr/>
+        <w:spacing/>
+        <w:ind/>
+        <w:rPr>
+          <w:rFonts w:ascii="AR PL UKai CN" w:hAnsi="AR PL UKai CN" w:cs="AR PL UKai CN"/>
+        </w:rPr>
+      </w:pPr>
+      <w:r>
+        <w:rPr>
+          <w:rFonts w:ascii="AR PL UKai CN" w:hAnsi="AR PL UKai CN" w:eastAsia="AR PL UKai CN" w:cs="AR PL UKai CN"/>
+        </w:rPr>
+        <w:t xml:space="preserve">    fwrite(</w:t>
+      </w:r>
+      <w:r>
+        <w:rPr>
+          <w:rFonts w:ascii="AR PL UKai CN" w:hAnsi="AR PL UKai CN" w:eastAsia="AR PL UKai CN" w:cs="AR PL UKai CN"/>
+          <w:color w:val="ff0000"/>
+        </w:rPr>
+        <w:t xml:space="preserve">&amp;err_write,</w:t>
+      </w:r>
+      <w:r>
+        <w:rPr>
+          <w:rFonts w:ascii="AR PL UKai CN" w:hAnsi="AR PL UKai CN" w:eastAsia="AR PL UKai CN" w:cs="AR PL UKai CN"/>
+        </w:rPr>
+        <w:t xml:space="preserve"> sizeof(CarErrInfo), 1, fp);</w:t>
+      </w:r>
+      <w:r>
+        <w:rPr>
+          <w:rFonts w:ascii="AR PL UKai CN" w:hAnsi="AR PL UKai CN" w:cs="AR PL UKai CN"/>
+        </w:rPr>
+      </w:r>
+      <w:r>
+        <w:rPr>
+          <w:rFonts w:ascii="AR PL UKai CN" w:hAnsi="AR PL UKai CN" w:cs="AR PL UKai CN"/>
+        </w:rPr>
+      </w:r>
+    </w:p>
+    <w:p>
+      <w:pPr>
+        <w:pBdr/>
+        <w:spacing/>
+        <w:ind/>
+        <w:rPr>
+          <w:rFonts w:ascii="AR PL UKai CN" w:hAnsi="AR PL UKai CN" w:cs="AR PL UKai CN"/>
+        </w:rPr>
+      </w:pPr>
+      <w:r>
+        <w:rPr>
+          <w:rFonts w:ascii="AR PL UKai CN" w:hAnsi="AR PL UKai CN" w:eastAsia="AR PL UKai CN" w:cs="AR PL UKai CN"/>
+        </w:rPr>
+        <w:t xml:space="preserve">    fclose(fp);</w:t>
+      </w:r>
+      <w:r>
+        <w:rPr>
+          <w:rFonts w:ascii="AR PL UKai CN" w:hAnsi="AR PL UKai CN" w:cs="AR PL UKai CN"/>
+        </w:rPr>
+      </w:r>
+      <w:r>
+        <w:rPr>
+          <w:rFonts w:ascii="AR PL UKai CN" w:hAnsi="AR PL UKai CN" w:cs="AR PL UKai CN"/>
+        </w:rPr>
+      </w:r>
+    </w:p>
+    <w:p>
+      <w:pPr>
+        <w:pBdr/>
+        <w:spacing/>
+        <w:ind/>
+        <w:rPr>
+          <w:rFonts w:ascii="AR PL UKai CN" w:hAnsi="AR PL UKai CN" w:cs="AR PL UKai CN"/>
+        </w:rPr>
+      </w:pPr>
+      <w:r>
+        <w:rPr>
+          <w:rFonts w:ascii="AR PL UKai CN" w:hAnsi="AR PL UKai CN" w:eastAsia="AR PL UKai CN" w:cs="AR PL UKai CN"/>
+        </w:rPr>
+      </w:r>
+      <w:r>
+        <w:rPr>
+          <w:rFonts w:ascii="AR PL UKai CN" w:hAnsi="AR PL UKai CN" w:cs="AR PL UKai CN"/>
+        </w:rPr>
+      </w:r>
+      <w:r>
+        <w:rPr>
+          <w:rFonts w:ascii="AR PL UKai CN" w:hAnsi="AR PL UKai CN" w:cs="AR PL UKai CN"/>
+        </w:rPr>
+      </w:r>
+    </w:p>
+    <w:p>
+      <w:pPr>
+        <w:pBdr/>
+        <w:spacing/>
+        <w:ind/>
+        <w:rPr>
+          <w:rFonts w:ascii="AR PL UKai CN" w:hAnsi="AR PL UKai CN" w:cs="AR PL UKai CN"/>
+        </w:rPr>
+      </w:pPr>
+      <w:r>
+        <w:rPr>
+          <w:rFonts w:ascii="AR PL UKai CN" w:hAnsi="AR PL UKai CN" w:eastAsia="AR PL UKai CN" w:cs="AR PL UKai CN"/>
+        </w:rPr>
+        <w:t xml:space="preserve">    // 2. 二进制只读打开，读取故障数据</w:t>
+      </w:r>
+      <w:r>
+        <w:rPr>
+          <w:rFonts w:ascii="AR PL UKai CN" w:hAnsi="AR PL UKai CN" w:cs="AR PL UKai CN"/>
+        </w:rPr>
+      </w:r>
+      <w:r>
+        <w:rPr>
+          <w:rFonts w:ascii="AR PL UKai CN" w:hAnsi="AR PL UKai CN" w:cs="AR PL UKai CN"/>
+        </w:rPr>
+      </w:r>
+    </w:p>
+    <w:p>
+      <w:pPr>
+        <w:pBdr/>
+        <w:spacing/>
+        <w:ind/>
+        <w:rPr>
+          <w:rFonts w:ascii="AR PL UKai CN" w:hAnsi="AR PL UKai CN" w:cs="AR PL UKai CN"/>
+        </w:rPr>
+      </w:pPr>
+      <w:r>
+        <w:rPr>
+          <w:rFonts w:ascii="AR PL UKai CN" w:hAnsi="AR PL UKai CN" w:eastAsia="AR PL UKai CN" w:cs="AR PL UKai CN"/>
+        </w:rPr>
+        <w:t xml:space="preserve">    fp = fopen("/mnt/emmc/car_err.bin", "rb");</w:t>
+      </w:r>
+      <w:r>
+        <w:rPr>
+          <w:rFonts w:ascii="AR PL UKai CN" w:hAnsi="AR PL UKai CN" w:cs="AR PL UKai CN"/>
+        </w:rPr>
+      </w:r>
+      <w:r>
+        <w:rPr>
+          <w:rFonts w:ascii="AR PL UKai CN" w:hAnsi="AR PL UKai CN" w:cs="AR PL UKai CN"/>
+        </w:rPr>
+      </w:r>
+    </w:p>
+    <w:p>
+      <w:pPr>
+        <w:pBdr/>
+        <w:spacing/>
+        <w:ind/>
+        <w:rPr>
+          <w:rFonts w:ascii="AR PL UKai CN" w:hAnsi="AR PL UKai CN" w:cs="AR PL UKai CN"/>
+        </w:rPr>
+      </w:pPr>
+      <w:r>
+        <w:rPr>
+          <w:rFonts w:ascii="AR PL UKai CN" w:hAnsi="AR PL UKai CN" w:eastAsia="AR PL UKai CN" w:cs="AR PL UKai CN"/>
+        </w:rPr>
+        <w:t xml:space="preserve">    fread(</w:t>
+      </w:r>
+      <w:r>
+        <w:rPr>
+          <w:rFonts w:ascii="AR PL UKai CN" w:hAnsi="AR PL UKai CN" w:eastAsia="AR PL UKai CN" w:cs="AR PL UKai CN"/>
+          <w:color w:val="ff0000"/>
+        </w:rPr>
+        <w:t xml:space="preserve">&amp;err_read</w:t>
+      </w:r>
+      <w:r>
+        <w:rPr>
+          <w:rFonts w:ascii="AR PL UKai CN" w:hAnsi="AR PL UKai CN" w:eastAsia="AR PL UKai CN" w:cs="AR PL UKai CN"/>
+        </w:rPr>
+        <w:t xml:space="preserve">, sizeof(CarErrInfo), 1, fp);</w:t>
+      </w:r>
+      <w:r>
+        <w:rPr>
+          <w:rFonts w:ascii="AR PL UKai CN" w:hAnsi="AR PL UKai CN" w:cs="AR PL UKai CN"/>
+        </w:rPr>
+      </w:r>
+      <w:r>
+        <w:rPr>
+          <w:rFonts w:ascii="AR PL UKai CN" w:hAnsi="AR PL UKai CN" w:cs="AR PL UKai CN"/>
+        </w:rPr>
+      </w:r>
+    </w:p>
+    <w:p>
+      <w:pPr>
+        <w:pBdr/>
+        <w:spacing/>
+        <w:ind/>
+        <w:rPr>
+          <w:rFonts w:ascii="AR PL UKai CN" w:hAnsi="AR PL UKai CN" w:cs="AR PL UKai CN"/>
+        </w:rPr>
+      </w:pPr>
+      <w:r>
+        <w:rPr>
+          <w:rFonts w:ascii="AR PL UKai CN" w:hAnsi="AR PL UKai CN" w:eastAsia="AR PL UKai CN" w:cs="AR PL UKai CN"/>
+        </w:rPr>
+        <w:t xml:space="preserve">    fclose(fp);</w:t>
+      </w:r>
+      <w:r>
+        <w:rPr>
+          <w:rFonts w:ascii="AR PL UKai CN" w:hAnsi="AR PL UKai CN" w:cs="AR PL UKai CN"/>
+        </w:rPr>
+      </w:r>
+      <w:r>
+        <w:rPr>
+          <w:rFonts w:ascii="AR PL UKai CN" w:hAnsi="AR PL UKai CN" w:cs="AR PL UKai CN"/>
+        </w:rPr>
+      </w:r>
+    </w:p>
+    <w:p>
+      <w:pPr>
+        <w:pBdr/>
+        <w:spacing/>
+        <w:ind/>
+        <w:rPr>
+          <w:rFonts w:ascii="AR PL UKai CN" w:hAnsi="AR PL UKai CN" w:cs="AR PL UKai CN"/>
+        </w:rPr>
+      </w:pPr>
+      <w:r>
+        <w:rPr>
+          <w:rFonts w:ascii="AR PL UKai CN" w:hAnsi="AR PL UKai CN" w:eastAsia="AR PL UKai CN" w:cs="AR PL UKai CN"/>
+        </w:rPr>
+      </w:r>
+      <w:r>
+        <w:rPr>
+          <w:rFonts w:ascii="AR PL UKai CN" w:hAnsi="AR PL UKai CN" w:cs="AR PL UKai CN"/>
+        </w:rPr>
+      </w:r>
+      <w:r>
+        <w:rPr>
+          <w:rFonts w:ascii="AR PL UKai CN" w:hAnsi="AR PL UKai CN" w:cs="AR PL UKai CN"/>
+        </w:rPr>
+      </w:r>
+    </w:p>
+    <w:p>
+      <w:pPr>
+        <w:pBdr/>
+        <w:spacing/>
+        <w:ind/>
+        <w:rPr>
+          <w:rFonts w:ascii="AR PL UKai CN" w:hAnsi="AR PL UKai CN" w:cs="AR PL UKai CN"/>
+        </w:rPr>
+      </w:pPr>
+      <w:r>
+        <w:rPr>
+          <w:rFonts w:ascii="AR PL UKai CN" w:hAnsi="AR PL UKai CN" w:eastAsia="AR PL UKai CN" w:cs="AR PL UKai CN"/>
+        </w:rPr>
+        <w:t xml:space="preserve">    printf("读取故障车速：%d，故障码：0x%02X\n", err_read.speed, err_read.err_code);</w:t>
+      </w:r>
+      <w:r>
+        <w:rPr>
+          <w:rFonts w:ascii="AR PL UKai CN" w:hAnsi="AR PL UKai CN" w:cs="AR PL UKai CN"/>
+        </w:rPr>
+      </w:r>
+      <w:r>
+        <w:rPr>
+          <w:rFonts w:ascii="AR PL UKai CN" w:hAnsi="AR PL UKai CN" w:cs="AR PL UKai CN"/>
+        </w:rPr>
+      </w:r>
+    </w:p>
+    <w:p>
+      <w:pPr>
+        <w:pBdr/>
+        <w:spacing/>
+        <w:ind/>
+        <w:rPr>
+          <w:rFonts w:ascii="AR PL UKai CN" w:hAnsi="AR PL UKai CN" w:cs="AR PL UKai CN"/>
+        </w:rPr>
+      </w:pPr>
+      <w:r>
+        <w:rPr>
+          <w:rFonts w:ascii="AR PL UKai CN" w:hAnsi="AR PL UKai CN" w:eastAsia="AR PL UKai CN" w:cs="AR PL UKai CN"/>
+        </w:rPr>
+        <w:t xml:space="preserve">    return 0;</w:t>
+      </w:r>
+      <w:r>
+        <w:rPr>
+          <w:rFonts w:ascii="AR PL UKai CN" w:hAnsi="AR PL UKai CN" w:cs="AR PL UKai CN"/>
+        </w:rPr>
+      </w:r>
+      <w:r>
+        <w:rPr>
+          <w:rFonts w:ascii="AR PL UKai CN" w:hAnsi="AR PL UKai CN" w:cs="AR PL UKai CN"/>
+        </w:rPr>
+      </w:r>
+    </w:p>
+    <w:p>
+      <w:pPr>
+        <w:pBdr/>
+        <w:spacing/>
+        <w:ind/>
+        <w:rPr>
+          <w:rFonts w:ascii="AR PL UKai CN" w:hAnsi="AR PL UKai CN" w:cs="AR PL UKai CN"/>
+        </w:rPr>
+      </w:pPr>
+      <w:r>
+        <w:rPr>
+          <w:rFonts w:ascii="AR PL UKai CN" w:hAnsi="AR PL UKai CN" w:eastAsia="AR PL UKai CN" w:cs="AR PL UKai CN"/>
+        </w:rPr>
+        <w:t xml:space="preserve">}</w:t>
+      </w:r>
+      <w:r>
+        <w:rPr>
+          <w:rFonts w:ascii="AR PL UKai CN" w:hAnsi="AR PL UKai CN" w:cs="AR PL UKai CN"/>
+        </w:rPr>
+      </w:r>
+      <w:r>
+        <w:rPr>
+          <w:rFonts w:ascii="AR PL UKai CN" w:hAnsi="AR PL UKai CN" w:cs="AR PL UKai CN"/>
+        </w:rPr>
+      </w:r>
+    </w:p>
+    <w:p>
+      <w:pPr>
+        <w:pBdr/>
+        <w:spacing/>
+        <w:ind/>
+        <w:rPr>
+          <w:rFonts w:ascii="AR PL UKai CN" w:hAnsi="AR PL UKai CN" w:cs="AR PL UKai CN"/>
+        </w:rPr>
+      </w:pPr>
+      <w:r>
+        <w:rPr>
+          <w:rFonts w:ascii="AR PL UKai CN" w:hAnsi="AR PL UKai CN" w:eastAsia="AR PL UKai CN" w:cs="AR PL UKai CN"/>
+        </w:rPr>
+      </w:r>
+      <w:r>
+        <w:rPr>
+          <w:rFonts w:ascii="AR PL UKai CN" w:hAnsi="AR PL UKai CN" w:cs="AR PL UKai CN"/>
+        </w:rPr>
+      </w:r>
+      <w:r>
+        <w:rPr>
+          <w:rFonts w:ascii="AR PL UKai CN" w:hAnsi="AR PL UKai CN" w:cs="AR PL UKai CN"/>
+        </w:rPr>
+      </w:r>
+    </w:p>
+    <w:p>
+      <w:pPr>
+        <w:pBdr/>
+        <w:spacing/>
+        <w:ind/>
+        <w:rPr>
+          <w:rFonts w:ascii="AR PL UKai CN" w:hAnsi="AR PL UKai CN" w:eastAsia="AR PL UKai CN" w:cs="AR PL UKai CN"/>
+          <w:highlight w:val="none"/>
+        </w:rPr>
+      </w:pPr>
+      <w:r>
+        <w:rPr>
+          <w:rFonts w:ascii="AR PL UKai CN" w:hAnsi="AR PL UKai CN" w:eastAsia="AR PL UKai CN" w:cs="AR PL UKai CN"/>
+        </w:rPr>
+        <w:t xml:space="preserve">说明：使用wb/rb二进制模式，完整保存结构体内存原始字节，无字符转换，车载参数存储标准方案。</w:t>
+      </w:r>
+      <w:r>
+        <w:rPr>
+          <w:rFonts w:ascii="AR PL UKai CN" w:hAnsi="AR PL UKai CN" w:eastAsia="AR PL UKai CN" w:cs="AR PL UKai CN"/>
+          <w:highlight w:val="none"/>
+        </w:rPr>
+      </w:r>
+      <w:r>
+        <w:rPr>
+          <w:rFonts w:ascii="AR PL UKai CN" w:hAnsi="AR PL UKai CN" w:eastAsia="AR PL UKai CN" w:cs="AR PL UKai CN"/>
+          <w:highlight w:val="none"/>
+        </w:rPr>
+      </w:r>
+    </w:p>
+    <w:p>
+      <w:pPr>
+        <w:pBdr/>
+        <w:spacing/>
+        <w:ind/>
+        <w:rPr>
+          <w:rFonts w:ascii="AR PL UKai CN" w:hAnsi="AR PL UKai CN" w:cs="AR PL UKai CN"/>
+        </w:rPr>
+      </w:pPr>
+      <w:r>
+        <w:rPr>
+          <w:rFonts w:ascii="AR PL UKai CN" w:hAnsi="AR PL UKai CN" w:eastAsia="AR PL UKai CN" w:cs="AR PL UKai CN"/>
+          <w:highlight w:val="none"/>
+        </w:rPr>
+      </w:r>
+      <w:r>
+        <w:rPr>
+          <w:rFonts w:ascii="AR PL UKai CN" w:hAnsi="AR PL UKai CN" w:cs="AR PL UKai CN"/>
+        </w:rPr>
+      </w:r>
+      <w:r>
+        <w:rPr>
+          <w:rFonts w:ascii="AR PL UKai CN" w:hAnsi="AR PL UKai CN" w:cs="AR PL UKai CN"/>
+        </w:rPr>
+      </w:r>
+    </w:p>
+    <w:p>
+      <w:pPr>
+        <w:pBdr/>
+        <w:spacing/>
+        <w:ind/>
+        <w:rPr>
+          <w:rFonts w:ascii="AR PL UKai CN" w:hAnsi="AR PL UKai CN" w:cs="AR PL UKai CN"/>
+          <w:b/>
+          <w:bCs/>
+        </w:rPr>
+      </w:pPr>
+      <w:r>
+        <w:rPr>
           <w:rFonts w:ascii="AR PL UKai CN" w:hAnsi="AR PL UKai CN" w:eastAsia="AR PL UKai CN" w:cs="AR PL UKai CN"/>
           <w:b/>
           <w:bCs/>
         </w:rPr>
+        <w:t xml:space="preserve">场景 2：文本模式读写车辆配置 txt（fgets/fputs）</w:t>
       </w:r>
       <w:r>
         <w:rPr>
@@ -10659,6 +11756,13 @@
           <w:bCs/>
         </w:rPr>
       </w:r>
+      <w:r>
+        <w:rPr>
+          <w:rFonts w:ascii="AR PL UKai CN" w:hAnsi="AR PL UKai CN" w:cs="AR PL UKai CN"/>
+          <w:b/>
+          <w:bCs/>
+        </w:rPr>
+      </w:r>
     </w:p>
     <w:p>
       <w:pPr>
@@ -10673,11 +11777,11 @@
         <w:rPr>
           <w:rFonts w:ascii="AR PL UKai CN" w:hAnsi="AR PL UKai CN" w:eastAsia="AR PL UKai CN" w:cs="AR PL UKai CN"/>
         </w:rPr>
-        <w:t xml:space="preserve">车载需求：将故障码、车速、故障时间结构体以二进制存入 eMMC，断电不丢失，上电读取恢复</w:t>
-      </w:r>
-      <w:r>
-        <w:rPr>
-          <w:rFonts w:ascii="AR PL UKai CN" w:hAnsi="AR PL UKai CN" w:eastAsia="AR PL UKai CN" w:cs="AR PL UKai CN"/>
+        <w:t xml:space="preserve">读取空调、灯光默认配置文本日志</w:t>
+      </w:r>
+      <w:r>
+        <w:rPr>
+          <w:rFonts w:ascii="AR PL UKai CN" w:hAnsi="AR PL UKai CN" w:cs="AR PL UKai CN"/>
         </w:rPr>
       </w:r>
       <w:r>
@@ -10702,7 +11806,7 @@
       </w:r>
       <w:r>
         <w:rPr>
-          <w:rFonts w:ascii="AR PL UKai CN" w:hAnsi="AR PL UKai CN" w:eastAsia="AR PL UKai CN" w:cs="AR PL UKai CN"/>
+          <w:rFonts w:ascii="AR PL UKai CN" w:hAnsi="AR PL UKai CN" w:cs="AR PL UKai CN"/>
         </w:rPr>
       </w:r>
       <w:r>
@@ -10724,11 +11828,11 @@
         <w:rPr>
           <w:rFonts w:ascii="AR PL UKai CN" w:hAnsi="AR PL UKai CN" w:eastAsia="AR PL UKai CN" w:cs="AR PL UKai CN"/>
         </w:rPr>
-        <w:t xml:space="preserve">#include &lt;stdio.h&gt;</w:t>
-      </w:r>
-      <w:r>
-        <w:rPr>
-          <w:rFonts w:ascii="AR PL UKai CN" w:hAnsi="AR PL UKai CN" w:eastAsia="AR PL UKai CN" w:cs="AR PL UKai CN"/>
+        <w:t xml:space="preserve">FILE *fp = fopen("/mnt/emmc/car_cfg.txt", "a+");</w:t>
+      </w:r>
+      <w:r>
+        <w:rPr>
+          <w:rFonts w:ascii="AR PL UKai CN" w:hAnsi="AR PL UKai CN" w:cs="AR PL UKai CN"/>
         </w:rPr>
       </w:r>
       <w:r>
@@ -10750,11 +11854,11 @@
         <w:rPr>
           <w:rFonts w:ascii="AR PL UKai CN" w:hAnsi="AR PL UKai CN" w:eastAsia="AR PL UKai CN" w:cs="AR PL UKai CN"/>
         </w:rPr>
-        <w:t xml:space="preserve">#include &lt;stdint.h&gt;</w:t>
-      </w:r>
-      <w:r>
-        <w:rPr>
-          <w:rFonts w:ascii="AR PL UKai CN" w:hAnsi="AR PL UKai CN" w:eastAsia="AR PL UKai CN" w:cs="AR PL UKai CN"/>
+        <w:t xml:space="preserve">char buf[64] = {0};</w:t>
+      </w:r>
+      <w:r>
+        <w:rPr>
+          <w:rFonts w:ascii="AR PL UKai CN" w:hAnsi="AR PL UKai CN" w:cs="AR PL UKai CN"/>
         </w:rPr>
       </w:r>
       <w:r>
@@ -10776,10 +11880,11 @@
         <w:rPr>
           <w:rFonts w:ascii="AR PL UKai CN" w:hAnsi="AR PL UKai CN" w:eastAsia="AR PL UKai CN" w:cs="AR PL UKai CN"/>
         </w:rPr>
-      </w:r>
-      <w:r>
-        <w:rPr>
-          <w:rFonts w:ascii="AR PL UKai CN" w:hAnsi="AR PL UKai CN" w:eastAsia="AR PL UKai CN" w:cs="AR PL UKai CN"/>
+        <w:t xml:space="preserve">// 写入配置字符串</w:t>
+      </w:r>
+      <w:r>
+        <w:rPr>
+          <w:rFonts w:ascii="AR PL UKai CN" w:hAnsi="AR PL UKai CN" w:cs="AR PL UKai CN"/>
         </w:rPr>
       </w:r>
       <w:r>
@@ -10801,11 +11906,11 @@
         <w:rPr>
           <w:rFonts w:ascii="AR PL UKai CN" w:hAnsi="AR PL UKai CN" w:eastAsia="AR PL UKai CN" w:cs="AR PL UKai CN"/>
         </w:rPr>
-        <w:t xml:space="preserve">// 车载故障信息结构体</w:t>
-      </w:r>
-      <w:r>
-        <w:rPr>
-          <w:rFonts w:ascii="AR PL UKai CN" w:hAnsi="AR PL UKai CN" w:eastAsia="AR PL UKai CN" w:cs="AR PL UKai CN"/>
+        <w:t xml:space="preserve">fputs("air_temp:26\n", fp);</w:t>
+      </w:r>
+      <w:r>
+        <w:rPr>
+          <w:rFonts w:ascii="AR PL UKai CN" w:hAnsi="AR PL UKai CN" w:cs="AR PL UKai CN"/>
         </w:rPr>
       </w:r>
       <w:r>
@@ -10827,11 +11932,11 @@
         <w:rPr>
           <w:rFonts w:ascii="AR PL UKai CN" w:hAnsi="AR PL UKai CN" w:eastAsia="AR PL UKai CN" w:cs="AR PL UKai CN"/>
         </w:rPr>
-        <w:t xml:space="preserve">typedef struct {</w:t>
-      </w:r>
-      <w:r>
-        <w:rPr>
-          <w:rFonts w:ascii="AR PL UKai CN" w:hAnsi="AR PL UKai CN" w:eastAsia="AR PL UKai CN" w:cs="AR PL UKai CN"/>
+        <w:t xml:space="preserve">fputs("light_mode:auto\n", fp);</w:t>
+      </w:r>
+      <w:r>
+        <w:rPr>
+          <w:rFonts w:ascii="AR PL UKai CN" w:hAnsi="AR PL UKai CN" w:cs="AR PL UKai CN"/>
         </w:rPr>
       </w:r>
       <w:r>
@@ -10853,11 +11958,11 @@
         <w:rPr>
           <w:rFonts w:ascii="AR PL UKai CN" w:hAnsi="AR PL UKai CN" w:eastAsia="AR PL UKai CN" w:cs="AR PL UKai CN"/>
         </w:rPr>
-        <w:t xml:space="preserve">    uint16_t speed;    // 车速</w:t>
-      </w:r>
-      <w:r>
-        <w:rPr>
-          <w:rFonts w:ascii="AR PL UKai CN" w:hAnsi="AR PL UKai CN" w:eastAsia="AR PL UKai CN" w:cs="AR PL UKai CN"/>
+        <w:t xml:space="preserve">rewind(fp); // 指针回到开头</w:t>
+      </w:r>
+      <w:r>
+        <w:rPr>
+          <w:rFonts w:ascii="AR PL UKai CN" w:hAnsi="AR PL UKai CN" w:cs="AR PL UKai CN"/>
         </w:rPr>
       </w:r>
       <w:r>
@@ -10879,11 +11984,11 @@
         <w:rPr>
           <w:rFonts w:ascii="AR PL UKai CN" w:hAnsi="AR PL UKai CN" w:eastAsia="AR PL UKai CN" w:cs="AR PL UKai CN"/>
         </w:rPr>
-        <w:t xml:space="preserve">    uint8_t err_code;  // 故障码</w:t>
-      </w:r>
-      <w:r>
-        <w:rPr>
-          <w:rFonts w:ascii="AR PL UKai CN" w:hAnsi="AR PL UKai CN" w:eastAsia="AR PL UKai CN" w:cs="AR PL UKai CN"/>
+        <w:t xml:space="preserve">// 逐行读取配置</w:t>
+      </w:r>
+      <w:r>
+        <w:rPr>
+          <w:rFonts w:ascii="AR PL UKai CN" w:hAnsi="AR PL UKai CN" w:cs="AR PL UKai CN"/>
         </w:rPr>
       </w:r>
       <w:r>
@@ -10905,11 +12010,11 @@
         <w:rPr>
           <w:rFonts w:ascii="AR PL UKai CN" w:hAnsi="AR PL UKai CN" w:eastAsia="AR PL UKai CN" w:cs="AR PL UKai CN"/>
         </w:rPr>
-        <w:t xml:space="preserve">    uint32_t time_stamp;// 故障时间戳</w:t>
-      </w:r>
-      <w:r>
-        <w:rPr>
-          <w:rFonts w:ascii="AR PL UKai CN" w:hAnsi="AR PL UKai CN" w:eastAsia="AR PL UKai CN" w:cs="AR PL UKai CN"/>
+        <w:t xml:space="preserve">fgets(buf, sizeof(buf), fp);</w:t>
+      </w:r>
+      <w:r>
+        <w:rPr>
+          <w:rFonts w:ascii="AR PL UKai CN" w:hAnsi="AR PL UKai CN" w:cs="AR PL UKai CN"/>
         </w:rPr>
       </w:r>
       <w:r>
@@ -10931,11 +12036,11 @@
         <w:rPr>
           <w:rFonts w:ascii="AR PL UKai CN" w:hAnsi="AR PL UKai CN" w:eastAsia="AR PL UKai CN" w:cs="AR PL UKai CN"/>
         </w:rPr>
-        <w:t xml:space="preserve">}CarErrInfo;</w:t>
-      </w:r>
-      <w:r>
-        <w:rPr>
-          <w:rFonts w:ascii="AR PL UKai CN" w:hAnsi="AR PL UKai CN" w:eastAsia="AR PL UKai CN" w:cs="AR PL UKai CN"/>
+        <w:t xml:space="preserve">printf("配置行：%s", buf);</w:t>
+      </w:r>
+      <w:r>
+        <w:rPr>
+          <w:rFonts w:ascii="AR PL UKai CN" w:hAnsi="AR PL UKai CN" w:cs="AR PL UKai CN"/>
         </w:rPr>
       </w:r>
       <w:r>
@@ -10957,10 +12062,11 @@
         <w:rPr>
           <w:rFonts w:ascii="AR PL UKai CN" w:hAnsi="AR PL UKai CN" w:eastAsia="AR PL UKai CN" w:cs="AR PL UKai CN"/>
         </w:rPr>
-      </w:r>
-      <w:r>
-        <w:rPr>
-          <w:rFonts w:ascii="AR PL UKai CN" w:hAnsi="AR PL UKai CN" w:eastAsia="AR PL UKai CN" w:cs="AR PL UKai CN"/>
+        <w:t xml:space="preserve">fclose(fp);</w:t>
+      </w:r>
+      <w:r>
+        <w:rPr>
+          <w:rFonts w:ascii="AR PL UKai CN" w:hAnsi="AR PL UKai CN" w:cs="AR PL UKai CN"/>
         </w:rPr>
       </w:r>
       <w:r>
@@ -10982,764 +12088,10 @@
         <w:rPr>
           <w:rFonts w:ascii="AR PL UKai CN" w:hAnsi="AR PL UKai CN" w:eastAsia="AR PL UKai CN" w:cs="AR PL UKai CN"/>
         </w:rPr>
-        <w:t xml:space="preserve">int main(void)</w:t>
-      </w:r>
-      <w:r>
-        <w:rPr>
-          <w:rFonts w:ascii="AR PL UKai CN" w:hAnsi="AR PL UKai CN" w:eastAsia="AR PL UKai CN" w:cs="AR PL UKai CN"/>
-        </w:rPr>
-      </w:r>
-      <w:r>
-        <w:rPr>
-          <w:rFonts w:ascii="AR PL UKai CN" w:hAnsi="AR PL UKai CN" w:cs="AR PL UKai CN"/>
-        </w:rPr>
-      </w:r>
-    </w:p>
-    <w:p>
-      <w:pPr>
-        <w:pBdr/>
-        <w:spacing/>
-        <w:ind/>
-        <w:rPr>
-          <w:rFonts w:ascii="AR PL UKai CN" w:hAnsi="AR PL UKai CN" w:cs="AR PL UKai CN"/>
-        </w:rPr>
-      </w:pPr>
-      <w:r>
-        <w:rPr>
-          <w:rFonts w:ascii="AR PL UKai CN" w:hAnsi="AR PL UKai CN" w:eastAsia="AR PL UKai CN" w:cs="AR PL UKai CN"/>
-        </w:rPr>
-        <w:t xml:space="preserve">{</w:t>
-      </w:r>
-      <w:r>
-        <w:rPr>
-          <w:rFonts w:ascii="AR PL UKai CN" w:hAnsi="AR PL UKai CN" w:eastAsia="AR PL UKai CN" w:cs="AR PL UKai CN"/>
-        </w:rPr>
-      </w:r>
-      <w:r>
-        <w:rPr>
-          <w:rFonts w:ascii="AR PL UKai CN" w:hAnsi="AR PL UKai CN" w:cs="AR PL UKai CN"/>
-        </w:rPr>
-      </w:r>
-    </w:p>
-    <w:p>
-      <w:pPr>
-        <w:pBdr/>
-        <w:spacing/>
-        <w:ind/>
-        <w:rPr>
-          <w:rFonts w:ascii="AR PL UKai CN" w:hAnsi="AR PL UKai CN" w:cs="AR PL UKai CN"/>
-        </w:rPr>
-      </w:pPr>
-      <w:r>
-        <w:rPr>
-          <w:rFonts w:ascii="AR PL UKai CN" w:hAnsi="AR PL UKai CN" w:eastAsia="AR PL UKai CN" w:cs="AR PL UKai CN"/>
-        </w:rPr>
-        <w:t xml:space="preserve">    // 待存储故障数据</w:t>
-      </w:r>
-      <w:r>
-        <w:rPr>
-          <w:rFonts w:ascii="AR PL UKai CN" w:hAnsi="AR PL UKai CN" w:eastAsia="AR PL UKai CN" w:cs="AR PL UKai CN"/>
-        </w:rPr>
-      </w:r>
-      <w:r>
-        <w:rPr>
-          <w:rFonts w:ascii="AR PL UKai CN" w:hAnsi="AR PL UKai CN" w:cs="AR PL UKai CN"/>
-        </w:rPr>
-      </w:r>
-    </w:p>
-    <w:p>
-      <w:pPr>
-        <w:pBdr/>
-        <w:spacing/>
-        <w:ind/>
-        <w:rPr>
-          <w:rFonts w:ascii="AR PL UKai CN" w:hAnsi="AR PL UKai CN" w:cs="AR PL UKai CN"/>
-        </w:rPr>
-      </w:pPr>
-      <w:r>
-        <w:rPr>
-          <w:rFonts w:ascii="AR PL UKai CN" w:hAnsi="AR PL UKai CN" w:eastAsia="AR PL UKai CN" w:cs="AR PL UKai CN"/>
-        </w:rPr>
-        <w:t xml:space="preserve">    CarErrInfo err_write = {95, 0x02, 17688000};</w:t>
-      </w:r>
-      <w:r>
-        <w:rPr>
-          <w:rFonts w:ascii="AR PL UKai CN" w:hAnsi="AR PL UKai CN" w:eastAsia="AR PL UKai CN" w:cs="AR PL UKai CN"/>
-        </w:rPr>
-      </w:r>
-      <w:r>
-        <w:rPr>
-          <w:rFonts w:ascii="AR PL UKai CN" w:hAnsi="AR PL UKai CN" w:cs="AR PL UKai CN"/>
-        </w:rPr>
-      </w:r>
-    </w:p>
-    <w:p>
-      <w:pPr>
-        <w:pBdr/>
-        <w:spacing/>
-        <w:ind/>
-        <w:rPr>
-          <w:rFonts w:ascii="AR PL UKai CN" w:hAnsi="AR PL UKai CN" w:cs="AR PL UKai CN"/>
-        </w:rPr>
-      </w:pPr>
-      <w:r>
-        <w:rPr>
-          <w:rFonts w:ascii="AR PL UKai CN" w:hAnsi="AR PL UKai CN" w:eastAsia="AR PL UKai CN" w:cs="AR PL UKai CN"/>
-        </w:rPr>
-        <w:t xml:space="preserve">    CarErrInfo err_read = {0};</w:t>
-      </w:r>
-      <w:r>
-        <w:rPr>
-          <w:rFonts w:ascii="AR PL UKai CN" w:hAnsi="AR PL UKai CN" w:eastAsia="AR PL UKai CN" w:cs="AR PL UKai CN"/>
-        </w:rPr>
-      </w:r>
-      <w:r>
-        <w:rPr>
-          <w:rFonts w:ascii="AR PL UKai CN" w:hAnsi="AR PL UKai CN" w:cs="AR PL UKai CN"/>
-        </w:rPr>
-      </w:r>
-    </w:p>
-    <w:p>
-      <w:pPr>
-        <w:pBdr/>
-        <w:spacing/>
-        <w:ind/>
-        <w:rPr>
-          <w:rFonts w:ascii="AR PL UKai CN" w:hAnsi="AR PL UKai CN" w:cs="AR PL UKai CN"/>
-        </w:rPr>
-      </w:pPr>
-      <w:r>
-        <w:rPr>
-          <w:rFonts w:ascii="AR PL UKai CN" w:hAnsi="AR PL UKai CN" w:eastAsia="AR PL UKai CN" w:cs="AR PL UKai CN"/>
-        </w:rPr>
-        <w:t xml:space="preserve">    FILE *fp = NULL;</w:t>
-      </w:r>
-      <w:r>
-        <w:rPr>
-          <w:rFonts w:ascii="AR PL UKai CN" w:hAnsi="AR PL UKai CN" w:eastAsia="AR PL UKai CN" w:cs="AR PL UKai CN"/>
-        </w:rPr>
-      </w:r>
-      <w:r>
-        <w:rPr>
-          <w:rFonts w:ascii="AR PL UKai CN" w:hAnsi="AR PL UKai CN" w:cs="AR PL UKai CN"/>
-        </w:rPr>
-      </w:r>
-    </w:p>
-    <w:p>
-      <w:pPr>
-        <w:pBdr/>
-        <w:spacing/>
-        <w:ind/>
-        <w:rPr>
-          <w:rFonts w:ascii="AR PL UKai CN" w:hAnsi="AR PL UKai CN" w:cs="AR PL UKai CN"/>
-        </w:rPr>
-      </w:pPr>
-      <w:r>
-        <w:rPr>
-          <w:rFonts w:ascii="AR PL UKai CN" w:hAnsi="AR PL UKai CN" w:eastAsia="AR PL UKai CN" w:cs="AR PL UKai CN"/>
-        </w:rPr>
-      </w:r>
-      <w:r>
-        <w:rPr>
-          <w:rFonts w:ascii="AR PL UKai CN" w:hAnsi="AR PL UKai CN" w:eastAsia="AR PL UKai CN" w:cs="AR PL UKai CN"/>
-        </w:rPr>
-      </w:r>
-      <w:r>
-        <w:rPr>
-          <w:rFonts w:ascii="AR PL UKai CN" w:hAnsi="AR PL UKai CN" w:cs="AR PL UKai CN"/>
-        </w:rPr>
-      </w:r>
-    </w:p>
-    <w:p>
-      <w:pPr>
-        <w:pBdr/>
-        <w:spacing/>
-        <w:ind/>
-        <w:rPr>
-          <w:rFonts w:ascii="AR PL UKai CN" w:hAnsi="AR PL UKai CN" w:cs="AR PL UKai CN"/>
-        </w:rPr>
-      </w:pPr>
-      <w:r>
-        <w:rPr>
-          <w:rFonts w:ascii="AR PL UKai CN" w:hAnsi="AR PL UKai CN" w:eastAsia="AR PL UKai CN" w:cs="AR PL UKai CN"/>
-        </w:rPr>
-        <w:t xml:space="preserve">    // 1. 二进制模式打开，写入故障数据</w:t>
-      </w:r>
-      <w:r>
-        <w:rPr>
-          <w:rFonts w:ascii="AR PL UKai CN" w:hAnsi="AR PL UKai CN" w:eastAsia="AR PL UKai CN" w:cs="AR PL UKai CN"/>
-        </w:rPr>
-      </w:r>
-      <w:r>
-        <w:rPr>
-          <w:rFonts w:ascii="AR PL UKai CN" w:hAnsi="AR PL UKai CN" w:cs="AR PL UKai CN"/>
-        </w:rPr>
-      </w:r>
-    </w:p>
-    <w:p>
-      <w:pPr>
-        <w:pBdr/>
-        <w:spacing/>
-        <w:ind/>
-        <w:rPr>
-          <w:rFonts w:ascii="AR PL UKai CN" w:hAnsi="AR PL UKai CN" w:cs="AR PL UKai CN"/>
-        </w:rPr>
-      </w:pPr>
-      <w:r>
-        <w:rPr>
-          <w:rFonts w:ascii="AR PL UKai CN" w:hAnsi="AR PL UKai CN" w:eastAsia="AR PL UKai CN" w:cs="AR PL UKai CN"/>
-        </w:rPr>
-        <w:t xml:space="preserve">    fp = fopen("/mnt/emmc/car_err.bin", "wb");</w:t>
-      </w:r>
-      <w:r>
-        <w:rPr>
-          <w:rFonts w:ascii="AR PL UKai CN" w:hAnsi="AR PL UKai CN" w:eastAsia="AR PL UKai CN" w:cs="AR PL UKai CN"/>
-        </w:rPr>
-      </w:r>
-      <w:r>
-        <w:rPr>
-          <w:rFonts w:ascii="AR PL UKai CN" w:hAnsi="AR PL UKai CN" w:cs="AR PL UKai CN"/>
-        </w:rPr>
-      </w:r>
-    </w:p>
-    <w:p>
-      <w:pPr>
-        <w:pBdr/>
-        <w:spacing/>
-        <w:ind/>
-        <w:rPr>
-          <w:rFonts w:ascii="AR PL UKai CN" w:hAnsi="AR PL UKai CN" w:cs="AR PL UKai CN"/>
-        </w:rPr>
-      </w:pPr>
-      <w:r>
-        <w:rPr>
-          <w:rFonts w:ascii="AR PL UKai CN" w:hAnsi="AR PL UKai CN" w:eastAsia="AR PL UKai CN" w:cs="AR PL UKai CN"/>
-        </w:rPr>
-        <w:t xml:space="preserve">    if(fp == NULL)</w:t>
-      </w:r>
-      <w:r>
-        <w:rPr>
-          <w:rFonts w:ascii="AR PL UKai CN" w:hAnsi="AR PL UKai CN" w:eastAsia="AR PL UKai CN" w:cs="AR PL UKai CN"/>
-        </w:rPr>
-      </w:r>
-      <w:r>
-        <w:rPr>
-          <w:rFonts w:ascii="AR PL UKai CN" w:hAnsi="AR PL UKai CN" w:cs="AR PL UKai CN"/>
-        </w:rPr>
-      </w:r>
-    </w:p>
-    <w:p>
-      <w:pPr>
-        <w:pBdr/>
-        <w:spacing/>
-        <w:ind/>
-        <w:rPr>
-          <w:rFonts w:ascii="AR PL UKai CN" w:hAnsi="AR PL UKai CN" w:cs="AR PL UKai CN"/>
-        </w:rPr>
-      </w:pPr>
-      <w:r>
-        <w:rPr>
-          <w:rFonts w:ascii="AR PL UKai CN" w:hAnsi="AR PL UKai CN" w:eastAsia="AR PL UKai CN" w:cs="AR PL UKai CN"/>
-        </w:rPr>
-        <w:t xml:space="preserve">    {</w:t>
-      </w:r>
-      <w:r>
-        <w:rPr>
-          <w:rFonts w:ascii="AR PL UKai CN" w:hAnsi="AR PL UKai CN" w:eastAsia="AR PL UKai CN" w:cs="AR PL UKai CN"/>
-        </w:rPr>
-      </w:r>
-      <w:r>
-        <w:rPr>
-          <w:rFonts w:ascii="AR PL UKai CN" w:hAnsi="AR PL UKai CN" w:cs="AR PL UKai CN"/>
-        </w:rPr>
-      </w:r>
-    </w:p>
-    <w:p>
-      <w:pPr>
-        <w:pBdr/>
-        <w:spacing/>
-        <w:ind/>
-        <w:rPr>
-          <w:rFonts w:ascii="AR PL UKai CN" w:hAnsi="AR PL UKai CN" w:cs="AR PL UKai CN"/>
-        </w:rPr>
-      </w:pPr>
-      <w:r>
-        <w:rPr>
-          <w:rFonts w:ascii="AR PL UKai CN" w:hAnsi="AR PL UKai CN" w:eastAsia="AR PL UKai CN" w:cs="AR PL UKai CN"/>
-        </w:rPr>
-        <w:t xml:space="preserve">        printf("文件打开失败\n");</w:t>
-      </w:r>
-      <w:r>
-        <w:rPr>
-          <w:rFonts w:ascii="AR PL UKai CN" w:hAnsi="AR PL UKai CN" w:eastAsia="AR PL UKai CN" w:cs="AR PL UKai CN"/>
-        </w:rPr>
-      </w:r>
-      <w:r>
-        <w:rPr>
-          <w:rFonts w:ascii="AR PL UKai CN" w:hAnsi="AR PL UKai CN" w:cs="AR PL UKai CN"/>
-        </w:rPr>
-      </w:r>
-    </w:p>
-    <w:p>
-      <w:pPr>
-        <w:pBdr/>
-        <w:spacing/>
-        <w:ind/>
-        <w:rPr>
-          <w:rFonts w:ascii="AR PL UKai CN" w:hAnsi="AR PL UKai CN" w:cs="AR PL UKai CN"/>
-        </w:rPr>
-      </w:pPr>
-      <w:r>
-        <w:rPr>
-          <w:rFonts w:ascii="AR PL UKai CN" w:hAnsi="AR PL UKai CN" w:eastAsia="AR PL UKai CN" w:cs="AR PL UKai CN"/>
-        </w:rPr>
-        <w:t xml:space="preserve">        return -1;</w:t>
-      </w:r>
-      <w:r>
-        <w:rPr>
-          <w:rFonts w:ascii="AR PL UKai CN" w:hAnsi="AR PL UKai CN" w:eastAsia="AR PL UKai CN" w:cs="AR PL UKai CN"/>
-        </w:rPr>
-      </w:r>
-      <w:r>
-        <w:rPr>
-          <w:rFonts w:ascii="AR PL UKai CN" w:hAnsi="AR PL UKai CN" w:cs="AR PL UKai CN"/>
-        </w:rPr>
-      </w:r>
-    </w:p>
-    <w:p>
-      <w:pPr>
-        <w:pBdr/>
-        <w:spacing/>
-        <w:ind/>
-        <w:rPr>
-          <w:rFonts w:ascii="AR PL UKai CN" w:hAnsi="AR PL UKai CN" w:cs="AR PL UKai CN"/>
-        </w:rPr>
-      </w:pPr>
-      <w:r>
-        <w:rPr>
-          <w:rFonts w:ascii="AR PL UKai CN" w:hAnsi="AR PL UKai CN" w:eastAsia="AR PL UKai CN" w:cs="AR PL UKai CN"/>
-        </w:rPr>
-        <w:t xml:space="preserve">    }</w:t>
-      </w:r>
-      <w:r>
-        <w:rPr>
-          <w:rFonts w:ascii="AR PL UKai CN" w:hAnsi="AR PL UKai CN" w:eastAsia="AR PL UKai CN" w:cs="AR PL UKai CN"/>
-        </w:rPr>
-      </w:r>
-      <w:r>
-        <w:rPr>
-          <w:rFonts w:ascii="AR PL UKai CN" w:hAnsi="AR PL UKai CN" w:cs="AR PL UKai CN"/>
-        </w:rPr>
-      </w:r>
-    </w:p>
-    <w:p>
-      <w:pPr>
-        <w:pBdr/>
-        <w:spacing/>
-        <w:ind/>
-        <w:rPr>
-          <w:rFonts w:ascii="AR PL UKai CN" w:hAnsi="AR PL UKai CN" w:cs="AR PL UKai CN"/>
-        </w:rPr>
-      </w:pPr>
-      <w:r>
-        <w:rPr>
-          <w:rFonts w:ascii="AR PL UKai CN" w:hAnsi="AR PL UKai CN" w:eastAsia="AR PL UKai CN" w:cs="AR PL UKai CN"/>
-        </w:rPr>
-        <w:t xml:space="preserve">    // 整块写入结构体二进制</w:t>
-      </w:r>
-      <w:r>
-        <w:rPr>
-          <w:rFonts w:ascii="AR PL UKai CN" w:hAnsi="AR PL UKai CN" w:eastAsia="AR PL UKai CN" w:cs="AR PL UKai CN"/>
-        </w:rPr>
-      </w:r>
-      <w:r>
-        <w:rPr>
-          <w:rFonts w:ascii="AR PL UKai CN" w:hAnsi="AR PL UKai CN" w:cs="AR PL UKai CN"/>
-        </w:rPr>
-      </w:r>
-    </w:p>
-    <w:p>
-      <w:pPr>
-        <w:pBdr/>
-        <w:spacing/>
-        <w:ind/>
-        <w:rPr>
-          <w:rFonts w:ascii="AR PL UKai CN" w:hAnsi="AR PL UKai CN" w:cs="AR PL UKai CN"/>
-        </w:rPr>
-      </w:pPr>
-      <w:r>
-        <w:rPr>
-          <w:rFonts w:ascii="AR PL UKai CN" w:hAnsi="AR PL UKai CN" w:eastAsia="AR PL UKai CN" w:cs="AR PL UKai CN"/>
-        </w:rPr>
-        <w:t xml:space="preserve">    fwrite(</w:t>
-      </w:r>
-      <w:r>
-        <w:rPr>
-          <w:rFonts w:ascii="AR PL UKai CN" w:hAnsi="AR PL UKai CN" w:eastAsia="AR PL UKai CN" w:cs="AR PL UKai CN"/>
-          <w:color w:val="ff0000"/>
-        </w:rPr>
-        <w:t xml:space="preserve">&amp;err_write,</w:t>
-      </w:r>
-      <w:r>
-        <w:rPr>
-          <w:rFonts w:ascii="AR PL UKai CN" w:hAnsi="AR PL UKai CN" w:eastAsia="AR PL UKai CN" w:cs="AR PL UKai CN"/>
-        </w:rPr>
-        <w:t xml:space="preserve"> sizeof(CarErrInfo), 1, fp);</w:t>
-      </w:r>
-      <w:r>
-        <w:rPr>
-          <w:rFonts w:ascii="AR PL UKai CN" w:hAnsi="AR PL UKai CN" w:eastAsia="AR PL UKai CN" w:cs="AR PL UKai CN"/>
-        </w:rPr>
-      </w:r>
-      <w:r>
-        <w:rPr>
-          <w:rFonts w:ascii="AR PL UKai CN" w:hAnsi="AR PL UKai CN" w:cs="AR PL UKai CN"/>
-        </w:rPr>
-      </w:r>
-    </w:p>
-    <w:p>
-      <w:pPr>
-        <w:pBdr/>
-        <w:spacing/>
-        <w:ind/>
-        <w:rPr>
-          <w:rFonts w:ascii="AR PL UKai CN" w:hAnsi="AR PL UKai CN" w:cs="AR PL UKai CN"/>
-        </w:rPr>
-      </w:pPr>
-      <w:r>
-        <w:rPr>
-          <w:rFonts w:ascii="AR PL UKai CN" w:hAnsi="AR PL UKai CN" w:eastAsia="AR PL UKai CN" w:cs="AR PL UKai CN"/>
-        </w:rPr>
-        <w:t xml:space="preserve">    fclose(fp);</w:t>
-      </w:r>
-      <w:r>
-        <w:rPr>
-          <w:rFonts w:ascii="AR PL UKai CN" w:hAnsi="AR PL UKai CN" w:eastAsia="AR PL UKai CN" w:cs="AR PL UKai CN"/>
-        </w:rPr>
-      </w:r>
-      <w:r>
-        <w:rPr>
-          <w:rFonts w:ascii="AR PL UKai CN" w:hAnsi="AR PL UKai CN" w:cs="AR PL UKai CN"/>
-        </w:rPr>
-      </w:r>
-    </w:p>
-    <w:p>
-      <w:pPr>
-        <w:pBdr/>
-        <w:spacing/>
-        <w:ind/>
-        <w:rPr>
-          <w:rFonts w:ascii="AR PL UKai CN" w:hAnsi="AR PL UKai CN" w:cs="AR PL UKai CN"/>
-        </w:rPr>
-      </w:pPr>
-      <w:r>
-        <w:rPr>
-          <w:rFonts w:ascii="AR PL UKai CN" w:hAnsi="AR PL UKai CN" w:eastAsia="AR PL UKai CN" w:cs="AR PL UKai CN"/>
-        </w:rPr>
-      </w:r>
-      <w:r>
-        <w:rPr>
-          <w:rFonts w:ascii="AR PL UKai CN" w:hAnsi="AR PL UKai CN" w:eastAsia="AR PL UKai CN" w:cs="AR PL UKai CN"/>
-        </w:rPr>
-      </w:r>
-      <w:r>
-        <w:rPr>
-          <w:rFonts w:ascii="AR PL UKai CN" w:hAnsi="AR PL UKai CN" w:cs="AR PL UKai CN"/>
-        </w:rPr>
-      </w:r>
-    </w:p>
-    <w:p>
-      <w:pPr>
-        <w:pBdr/>
-        <w:spacing/>
-        <w:ind/>
-        <w:rPr>
-          <w:rFonts w:ascii="AR PL UKai CN" w:hAnsi="AR PL UKai CN" w:cs="AR PL UKai CN"/>
-        </w:rPr>
-      </w:pPr>
-      <w:r>
-        <w:rPr>
-          <w:rFonts w:ascii="AR PL UKai CN" w:hAnsi="AR PL UKai CN" w:eastAsia="AR PL UKai CN" w:cs="AR PL UKai CN"/>
-        </w:rPr>
-        <w:t xml:space="preserve">    // 2. 二进制只读打开，读取故障数据</w:t>
-      </w:r>
-      <w:r>
-        <w:rPr>
-          <w:rFonts w:ascii="AR PL UKai CN" w:hAnsi="AR PL UKai CN" w:eastAsia="AR PL UKai CN" w:cs="AR PL UKai CN"/>
-        </w:rPr>
-      </w:r>
-      <w:r>
-        <w:rPr>
-          <w:rFonts w:ascii="AR PL UKai CN" w:hAnsi="AR PL UKai CN" w:cs="AR PL UKai CN"/>
-        </w:rPr>
-      </w:r>
-    </w:p>
-    <w:p>
-      <w:pPr>
-        <w:pBdr/>
-        <w:spacing/>
-        <w:ind/>
-        <w:rPr>
-          <w:rFonts w:ascii="AR PL UKai CN" w:hAnsi="AR PL UKai CN" w:cs="AR PL UKai CN"/>
-        </w:rPr>
-      </w:pPr>
-      <w:r>
-        <w:rPr>
-          <w:rFonts w:ascii="AR PL UKai CN" w:hAnsi="AR PL UKai CN" w:eastAsia="AR PL UKai CN" w:cs="AR PL UKai CN"/>
-        </w:rPr>
-        <w:t xml:space="preserve">    fp = fopen("/mnt/emmc/car_err.bin", "rb");</w:t>
-      </w:r>
-      <w:r>
-        <w:rPr>
-          <w:rFonts w:ascii="AR PL UKai CN" w:hAnsi="AR PL UKai CN" w:eastAsia="AR PL UKai CN" w:cs="AR PL UKai CN"/>
-        </w:rPr>
-      </w:r>
-      <w:r>
-        <w:rPr>
-          <w:rFonts w:ascii="AR PL UKai CN" w:hAnsi="AR PL UKai CN" w:cs="AR PL UKai CN"/>
-        </w:rPr>
-      </w:r>
-    </w:p>
-    <w:p>
-      <w:pPr>
-        <w:pBdr/>
-        <w:spacing/>
-        <w:ind/>
-        <w:rPr>
-          <w:rFonts w:ascii="AR PL UKai CN" w:hAnsi="AR PL UKai CN" w:cs="AR PL UKai CN"/>
-        </w:rPr>
-      </w:pPr>
-      <w:r>
-        <w:rPr>
-          <w:rFonts w:ascii="AR PL UKai CN" w:hAnsi="AR PL UKai CN" w:eastAsia="AR PL UKai CN" w:cs="AR PL UKai CN"/>
-        </w:rPr>
-        <w:t xml:space="preserve">    fread(</w:t>
-      </w:r>
-      <w:r>
-        <w:rPr>
-          <w:rFonts w:ascii="AR PL UKai CN" w:hAnsi="AR PL UKai CN" w:eastAsia="AR PL UKai CN" w:cs="AR PL UKai CN"/>
-          <w:color w:val="ff0000"/>
-        </w:rPr>
-        <w:t xml:space="preserve">&amp;err_read</w:t>
-      </w:r>
-      <w:r>
-        <w:rPr>
-          <w:rFonts w:ascii="AR PL UKai CN" w:hAnsi="AR PL UKai CN" w:eastAsia="AR PL UKai CN" w:cs="AR PL UKai CN"/>
-        </w:rPr>
-        <w:t xml:space="preserve">, sizeof(CarErrInfo), 1, fp);</w:t>
-      </w:r>
-      <w:r>
-        <w:rPr>
-          <w:rFonts w:ascii="AR PL UKai CN" w:hAnsi="AR PL UKai CN" w:eastAsia="AR PL UKai CN" w:cs="AR PL UKai CN"/>
-        </w:rPr>
-      </w:r>
-      <w:r>
-        <w:rPr>
-          <w:rFonts w:ascii="AR PL UKai CN" w:hAnsi="AR PL UKai CN" w:cs="AR PL UKai CN"/>
-        </w:rPr>
-      </w:r>
-    </w:p>
-    <w:p>
-      <w:pPr>
-        <w:pBdr/>
-        <w:spacing/>
-        <w:ind/>
-        <w:rPr>
-          <w:rFonts w:ascii="AR PL UKai CN" w:hAnsi="AR PL UKai CN" w:cs="AR PL UKai CN"/>
-        </w:rPr>
-      </w:pPr>
-      <w:r>
-        <w:rPr>
-          <w:rFonts w:ascii="AR PL UKai CN" w:hAnsi="AR PL UKai CN" w:eastAsia="AR PL UKai CN" w:cs="AR PL UKai CN"/>
-        </w:rPr>
-        <w:t xml:space="preserve">    fclose(fp);</w:t>
-      </w:r>
-      <w:r>
-        <w:rPr>
-          <w:rFonts w:ascii="AR PL UKai CN" w:hAnsi="AR PL UKai CN" w:eastAsia="AR PL UKai CN" w:cs="AR PL UKai CN"/>
-        </w:rPr>
-      </w:r>
-      <w:r>
-        <w:rPr>
-          <w:rFonts w:ascii="AR PL UKai CN" w:hAnsi="AR PL UKai CN" w:cs="AR PL UKai CN"/>
-        </w:rPr>
-      </w:r>
-    </w:p>
-    <w:p>
-      <w:pPr>
-        <w:pBdr/>
-        <w:spacing/>
-        <w:ind/>
-        <w:rPr>
-          <w:rFonts w:ascii="AR PL UKai CN" w:hAnsi="AR PL UKai CN" w:cs="AR PL UKai CN"/>
-        </w:rPr>
-      </w:pPr>
-      <w:r>
-        <w:rPr>
-          <w:rFonts w:ascii="AR PL UKai CN" w:hAnsi="AR PL UKai CN" w:eastAsia="AR PL UKai CN" w:cs="AR PL UKai CN"/>
-        </w:rPr>
-      </w:r>
-      <w:r>
-        <w:rPr>
-          <w:rFonts w:ascii="AR PL UKai CN" w:hAnsi="AR PL UKai CN" w:eastAsia="AR PL UKai CN" w:cs="AR PL UKai CN"/>
-        </w:rPr>
-      </w:r>
-      <w:r>
-        <w:rPr>
-          <w:rFonts w:ascii="AR PL UKai CN" w:hAnsi="AR PL UKai CN" w:cs="AR PL UKai CN"/>
-        </w:rPr>
-      </w:r>
-    </w:p>
-    <w:p>
-      <w:pPr>
-        <w:pBdr/>
-        <w:spacing/>
-        <w:ind/>
-        <w:rPr>
-          <w:rFonts w:ascii="AR PL UKai CN" w:hAnsi="AR PL UKai CN" w:cs="AR PL UKai CN"/>
-        </w:rPr>
-      </w:pPr>
-      <w:r>
-        <w:rPr>
-          <w:rFonts w:ascii="AR PL UKai CN" w:hAnsi="AR PL UKai CN" w:eastAsia="AR PL UKai CN" w:cs="AR PL UKai CN"/>
-        </w:rPr>
-        <w:t xml:space="preserve">    printf("读取故障车速：%d，故障码：0x%02X\n", err_read.speed, err_read.err_code);</w:t>
-      </w:r>
-      <w:r>
-        <w:rPr>
-          <w:rFonts w:ascii="AR PL UKai CN" w:hAnsi="AR PL UKai CN" w:eastAsia="AR PL UKai CN" w:cs="AR PL UKai CN"/>
-        </w:rPr>
-      </w:r>
-      <w:r>
-        <w:rPr>
-          <w:rFonts w:ascii="AR PL UKai CN" w:hAnsi="AR PL UKai CN" w:cs="AR PL UKai CN"/>
-        </w:rPr>
-      </w:r>
-    </w:p>
-    <w:p>
-      <w:pPr>
-        <w:pBdr/>
-        <w:spacing/>
-        <w:ind/>
-        <w:rPr>
-          <w:rFonts w:ascii="AR PL UKai CN" w:hAnsi="AR PL UKai CN" w:cs="AR PL UKai CN"/>
-        </w:rPr>
-      </w:pPr>
-      <w:r>
-        <w:rPr>
-          <w:rFonts w:ascii="AR PL UKai CN" w:hAnsi="AR PL UKai CN" w:eastAsia="AR PL UKai CN" w:cs="AR PL UKai CN"/>
-        </w:rPr>
-        <w:t xml:space="preserve">    return 0;</w:t>
-      </w:r>
-      <w:r>
-        <w:rPr>
-          <w:rFonts w:ascii="AR PL UKai CN" w:hAnsi="AR PL UKai CN" w:eastAsia="AR PL UKai CN" w:cs="AR PL UKai CN"/>
-        </w:rPr>
-      </w:r>
-      <w:r>
-        <w:rPr>
-          <w:rFonts w:ascii="AR PL UKai CN" w:hAnsi="AR PL UKai CN" w:cs="AR PL UKai CN"/>
-        </w:rPr>
-      </w:r>
-    </w:p>
-    <w:p>
-      <w:pPr>
-        <w:pBdr/>
-        <w:spacing/>
-        <w:ind/>
-        <w:rPr>
-          <w:rFonts w:ascii="AR PL UKai CN" w:hAnsi="AR PL UKai CN" w:cs="AR PL UKai CN"/>
-        </w:rPr>
-      </w:pPr>
-      <w:r>
-        <w:rPr>
-          <w:rFonts w:ascii="AR PL UKai CN" w:hAnsi="AR PL UKai CN" w:eastAsia="AR PL UKai CN" w:cs="AR PL UKai CN"/>
-        </w:rPr>
-        <w:t xml:space="preserve">}</w:t>
-      </w:r>
-      <w:r>
-        <w:rPr>
-          <w:rFonts w:ascii="AR PL UKai CN" w:hAnsi="AR PL UKai CN" w:eastAsia="AR PL UKai CN" w:cs="AR PL UKai CN"/>
-        </w:rPr>
-      </w:r>
-      <w:r>
-        <w:rPr>
-          <w:rFonts w:ascii="AR PL UKai CN" w:hAnsi="AR PL UKai CN" w:cs="AR PL UKai CN"/>
-        </w:rPr>
-      </w:r>
-    </w:p>
-    <w:p>
-      <w:pPr>
-        <w:pBdr/>
-        <w:spacing/>
-        <w:ind/>
-        <w:rPr>
-          <w:rFonts w:ascii="AR PL UKai CN" w:hAnsi="AR PL UKai CN" w:cs="AR PL UKai CN"/>
-        </w:rPr>
-      </w:pPr>
-      <w:r>
-        <w:rPr>
-          <w:rFonts w:ascii="AR PL UKai CN" w:hAnsi="AR PL UKai CN" w:eastAsia="AR PL UKai CN" w:cs="AR PL UKai CN"/>
-        </w:rPr>
-      </w:r>
-      <w:r>
-        <w:rPr>
-          <w:rFonts w:ascii="AR PL UKai CN" w:hAnsi="AR PL UKai CN" w:eastAsia="AR PL UKai CN" w:cs="AR PL UKai CN"/>
-        </w:rPr>
-      </w:r>
-      <w:r>
-        <w:rPr>
-          <w:rFonts w:ascii="AR PL UKai CN" w:hAnsi="AR PL UKai CN" w:cs="AR PL UKai CN"/>
-        </w:rPr>
-      </w:r>
-    </w:p>
-    <w:p>
-      <w:pPr>
-        <w:pBdr/>
-        <w:spacing/>
-        <w:ind/>
-        <w:rPr>
-          <w:rFonts w:ascii="AR PL UKai CN" w:hAnsi="AR PL UKai CN" w:eastAsia="AR PL UKai CN" w:cs="AR PL UKai CN"/>
-          <w:highlight w:val="none"/>
-        </w:rPr>
-      </w:pPr>
-      <w:r>
-        <w:rPr>
-          <w:rFonts w:ascii="AR PL UKai CN" w:hAnsi="AR PL UKai CN" w:eastAsia="AR PL UKai CN" w:cs="AR PL UKai CN"/>
-        </w:rPr>
-        <w:t xml:space="preserve">说明：使用wb/rb二进制模式，完整保存结构体内存原始字节，无字符转换，车载参数存储标准方案。</w:t>
-      </w:r>
-      <w:r>
-        <w:rPr>
-          <w:rFonts w:ascii="AR PL UKai CN" w:hAnsi="AR PL UKai CN" w:cs="AR PL UKai CN"/>
-        </w:rPr>
-      </w:r>
-      <w:r>
-        <w:rPr>
-          <w:rFonts w:ascii="AR PL UKai CN" w:hAnsi="AR PL UKai CN" w:eastAsia="AR PL UKai CN" w:cs="AR PL UKai CN"/>
-          <w:highlight w:val="none"/>
-        </w:rPr>
-      </w:r>
-    </w:p>
-    <w:p>
-      <w:pPr>
-        <w:pBdr/>
-        <w:spacing/>
-        <w:ind/>
-        <w:rPr>
-          <w:rFonts w:ascii="AR PL UKai CN" w:hAnsi="AR PL UKai CN" w:cs="AR PL UKai CN"/>
-        </w:rPr>
-      </w:pPr>
-      <w:r>
-        <w:rPr>
-          <w:rFonts w:ascii="AR PL UKai CN" w:hAnsi="AR PL UKai CN" w:eastAsia="AR PL UKai CN" w:cs="AR PL UKai CN"/>
-          <w:highlight w:val="none"/>
-        </w:rPr>
-      </w:r>
-      <w:r>
-        <w:rPr>
-          <w:rFonts w:ascii="AR PL UKai CN" w:hAnsi="AR PL UKai CN" w:eastAsia="AR PL UKai CN" w:cs="AR PL UKai CN"/>
-          <w:highlight w:val="none"/>
+      </w:r>
+      <w:r>
+        <w:rPr>
+          <w:rFonts w:ascii="AR PL UKai CN" w:hAnsi="AR PL UKai CN" w:cs="AR PL UKai CN"/>
         </w:rPr>
       </w:r>
       <w:r>
@@ -11765,14 +12117,355 @@
           <w:b/>
           <w:bCs/>
         </w:rPr>
-        <w:t xml:space="preserve">场景 2：文本模式读写车辆配置 txt（fgets/fputs）</w:t>
-      </w:r>
+        <w:t xml:space="preserve">场景 3：fseek 随机读写案例 —— 循环覆盖单条故障记录</w:t>
+      </w:r>
+      <w:r>
+        <w:rPr>
+          <w:rFonts w:ascii="AR PL UKai CN" w:hAnsi="AR PL UKai CN" w:cs="AR PL UKai CN"/>
+          <w:b/>
+          <w:bCs/>
+        </w:rPr>
+      </w:r>
+      <w:r>
+        <w:rPr>
+          <w:rFonts w:ascii="AR PL UKai CN" w:hAnsi="AR PL UKai CN" w:cs="AR PL UKai CN"/>
+          <w:b/>
+          <w:bCs/>
+        </w:rPr>
+      </w:r>
+    </w:p>
+    <w:p>
+      <w:pPr>
+        <w:pBdr/>
+        <w:spacing/>
+        <w:ind/>
+        <w:rPr>
+          <w:rFonts w:ascii="AR PL UKai CN" w:hAnsi="AR PL UKai CN" w:cs="AR PL UKai CN"/>
+          <w:color w:val="00b050"/>
+        </w:rPr>
+      </w:pPr>
+      <w:r>
+        <w:rPr>
+          <w:rFonts w:ascii="AR PL UKai CN" w:hAnsi="AR PL UKai CN" w:eastAsia="AR PL UKai CN" w:cs="AR PL UKai CN"/>
+          <w:color w:val="00b050"/>
+        </w:rPr>
+        <w:t xml:space="preserve">需求：故障文件固定存储 10 条记录，新故障覆盖第 0 条，使用 fseek 跳转偏移</w:t>
+      </w:r>
+      <w:r>
+        <w:rPr>
+          <w:rFonts w:ascii="AR PL UKai CN" w:hAnsi="AR PL UKai CN" w:cs="AR PL UKai CN"/>
+          <w:color w:val="00b050"/>
+        </w:rPr>
+      </w:r>
+      <w:r>
+        <w:rPr>
+          <w:rFonts w:ascii="AR PL UKai CN" w:hAnsi="AR PL UKai CN" w:cs="AR PL UKai CN"/>
+          <w:color w:val="00b050"/>
+        </w:rPr>
+      </w:r>
+    </w:p>
+    <w:p>
+      <w:pPr>
+        <w:pBdr/>
+        <w:spacing/>
+        <w:ind/>
+        <w:rPr>
+          <w:rFonts w:ascii="AR PL UKai CN" w:hAnsi="AR PL UKai CN" w:cs="AR PL UKai CN"/>
+        </w:rPr>
+      </w:pPr>
+      <w:r>
+        <w:rPr>
+          <w:rFonts w:ascii="AR PL UKai CN" w:hAnsi="AR PL UKai CN" w:eastAsia="AR PL UKai CN" w:cs="AR PL UKai CN"/>
+        </w:rPr>
+      </w:r>
+      <w:r>
+        <w:rPr>
+          <w:rFonts w:ascii="AR PL UKai CN" w:hAnsi="AR PL UKai CN" w:cs="AR PL UKai CN"/>
+        </w:rPr>
+      </w:r>
+      <w:r>
+        <w:rPr>
+          <w:rFonts w:ascii="AR PL UKai CN" w:hAnsi="AR PL UKai CN" w:cs="AR PL UKai CN"/>
+        </w:rPr>
+      </w:r>
+    </w:p>
+    <w:p>
+      <w:pPr>
+        <w:pBdr/>
+        <w:spacing/>
+        <w:ind/>
+        <w:rPr>
+          <w:rFonts w:ascii="AR PL UKai CN" w:hAnsi="AR PL UKai CN" w:cs="AR PL UKai CN"/>
+        </w:rPr>
+      </w:pPr>
+      <w:r>
+        <w:rPr>
+          <w:rFonts w:ascii="AR PL UKai CN" w:hAnsi="AR PL UKai CN" w:eastAsia="AR PL UKai CN" w:cs="AR PL UKai CN"/>
+        </w:rPr>
+        <w:t xml:space="preserve">FILE *fp = fopen("/mnt/emmc/err_list.bin", "rb+");</w:t>
+      </w:r>
+      <w:r>
+        <w:rPr>
+          <w:rFonts w:ascii="AR PL UKai CN" w:hAnsi="AR PL UKai CN" w:cs="AR PL UKai CN"/>
+        </w:rPr>
+      </w:r>
+      <w:r>
+        <w:rPr>
+          <w:rFonts w:ascii="AR PL UKai CN" w:hAnsi="AR PL UKai CN" w:cs="AR PL UKai CN"/>
+        </w:rPr>
+      </w:r>
+    </w:p>
+    <w:p>
+      <w:pPr>
+        <w:pBdr/>
+        <w:spacing/>
+        <w:ind/>
+        <w:rPr>
+          <w:rFonts w:ascii="AR PL UKai CN" w:hAnsi="AR PL UKai CN" w:cs="AR PL UKai CN"/>
+        </w:rPr>
+      </w:pPr>
+      <w:r>
+        <w:rPr>
+          <w:rFonts w:ascii="AR PL UKai CN" w:hAnsi="AR PL UKai CN" w:eastAsia="AR PL UKai CN" w:cs="AR PL UKai CN"/>
+        </w:rPr>
+        <w:t xml:space="preserve">CarErrInfo new_err = {125, 0x01, 17688999};</w:t>
+      </w:r>
+      <w:r>
+        <w:rPr>
+          <w:rFonts w:ascii="AR PL UKai CN" w:hAnsi="AR PL UKai CN" w:cs="AR PL UKai CN"/>
+        </w:rPr>
+      </w:r>
+      <w:r>
+        <w:rPr>
+          <w:rFonts w:ascii="AR PL UKai CN" w:hAnsi="AR PL UKai CN" w:cs="AR PL UKai CN"/>
+        </w:rPr>
+      </w:r>
+    </w:p>
+    <w:p>
+      <w:pPr>
+        <w:pBdr/>
+        <w:spacing/>
+        <w:ind/>
+        <w:rPr>
+          <w:rFonts w:ascii="AR PL UKai CN" w:hAnsi="AR PL UKai CN" w:cs="AR PL UKai CN"/>
+        </w:rPr>
+      </w:pPr>
+      <w:r>
+        <w:rPr>
+          <w:rFonts w:ascii="AR PL UKai CN" w:hAnsi="AR PL UKai CN" w:eastAsia="AR PL UKai CN" w:cs="AR PL UKai CN"/>
+        </w:rPr>
+        <w:t xml:space="preserve">// 跳转到文件起始位置，覆盖第一条故障</w:t>
+      </w:r>
+      <w:r>
+        <w:rPr>
+          <w:rFonts w:ascii="AR PL UKai CN" w:hAnsi="AR PL UKai CN" w:cs="AR PL UKai CN"/>
+        </w:rPr>
+      </w:r>
+      <w:r>
+        <w:rPr>
+          <w:rFonts w:ascii="AR PL UKai CN" w:hAnsi="AR PL UKai CN" w:cs="AR PL UKai CN"/>
+        </w:rPr>
+      </w:r>
+    </w:p>
+    <w:p>
+      <w:pPr>
+        <w:pBdr/>
+        <w:spacing/>
+        <w:ind/>
+        <w:rPr>
+          <w:rFonts w:ascii="AR PL UKai CN" w:hAnsi="AR PL UKai CN" w:cs="AR PL UKai CN"/>
+        </w:rPr>
+      </w:pPr>
+      <w:r>
+        <w:rPr>
+          <w:rFonts w:ascii="AR PL UKai CN" w:hAnsi="AR PL UKai CN" w:eastAsia="AR PL UKai CN" w:cs="AR PL UKai CN"/>
+        </w:rPr>
+        <w:t xml:space="preserve">fseek(fp, 0, SEEK_SET);</w:t>
+      </w:r>
+      <w:r>
+        <w:rPr>
+          <w:rFonts w:ascii="AR PL UKai CN" w:hAnsi="AR PL UKai CN" w:cs="AR PL UKai CN"/>
+        </w:rPr>
+      </w:r>
+      <w:r>
+        <w:rPr>
+          <w:rFonts w:ascii="AR PL UKai CN" w:hAnsi="AR PL UKai CN" w:cs="AR PL UKai CN"/>
+        </w:rPr>
+      </w:r>
+    </w:p>
+    <w:p>
+      <w:pPr>
+        <w:pBdr/>
+        <w:spacing/>
+        <w:ind/>
+        <w:rPr>
+          <w:rFonts w:ascii="AR PL UKai CN" w:hAnsi="AR PL UKai CN" w:cs="AR PL UKai CN"/>
+        </w:rPr>
+      </w:pPr>
+      <w:r>
+        <w:rPr>
+          <w:rFonts w:ascii="AR PL UKai CN" w:hAnsi="AR PL UKai CN" w:eastAsia="AR PL UKai CN" w:cs="AR PL UKai CN"/>
+        </w:rPr>
+        <w:t xml:space="preserve">fwrite(&amp;new_err, sizeof(CarErrInfo), 1, fp);</w:t>
+      </w:r>
+      <w:r>
+        <w:rPr>
+          <w:rFonts w:ascii="AR PL UKai CN" w:hAnsi="AR PL UKai CN" w:cs="AR PL UKai CN"/>
+        </w:rPr>
+      </w:r>
+      <w:r>
+        <w:rPr>
+          <w:rFonts w:ascii="AR PL UKai CN" w:hAnsi="AR PL UKai CN" w:cs="AR PL UKai CN"/>
+        </w:rPr>
+      </w:r>
+    </w:p>
+    <w:p>
+      <w:pPr>
+        <w:pBdr/>
+        <w:spacing/>
+        <w:ind/>
+        <w:rPr>
+          <w:rFonts w:ascii="AR PL UKai CN" w:hAnsi="AR PL UKai CN" w:cs="AR PL UKai CN"/>
+        </w:rPr>
+      </w:pPr>
+      <w:r>
+        <w:rPr>
+          <w:rFonts w:ascii="AR PL UKai CN" w:hAnsi="AR PL UKai CN" w:eastAsia="AR PL UKai CN" w:cs="AR PL UKai CN"/>
+        </w:rPr>
+        <w:t xml:space="preserve">// 跳转到末尾追加新记录</w:t>
+      </w:r>
+      <w:r>
+        <w:rPr>
+          <w:rFonts w:ascii="AR PL UKai CN" w:hAnsi="AR PL UKai CN" w:cs="AR PL UKai CN"/>
+        </w:rPr>
+      </w:r>
+      <w:r>
+        <w:rPr>
+          <w:rFonts w:ascii="AR PL UKai CN" w:hAnsi="AR PL UKai CN" w:cs="AR PL UKai CN"/>
+        </w:rPr>
+      </w:r>
+    </w:p>
+    <w:p>
+      <w:pPr>
+        <w:pBdr/>
+        <w:spacing/>
+        <w:ind/>
+        <w:rPr>
+          <w:rFonts w:ascii="AR PL UKai CN" w:hAnsi="AR PL UKai CN" w:cs="AR PL UKai CN"/>
+        </w:rPr>
+      </w:pPr>
+      <w:r>
+        <w:rPr>
+          <w:rFonts w:ascii="AR PL UKai CN" w:hAnsi="AR PL UKai CN" w:eastAsia="AR PL UKai CN" w:cs="AR PL UKai CN"/>
+        </w:rPr>
+        <w:t xml:space="preserve">fseek(fp, 0, SEEK_END);</w:t>
+      </w:r>
+      <w:r>
+        <w:rPr>
+          <w:rFonts w:ascii="AR PL UKai CN" w:hAnsi="AR PL UKai CN" w:cs="AR PL UKai CN"/>
+        </w:rPr>
+      </w:r>
+      <w:r>
+        <w:rPr>
+          <w:rFonts w:ascii="AR PL UKai CN" w:hAnsi="AR PL UKai CN" w:cs="AR PL UKai CN"/>
+        </w:rPr>
+      </w:r>
+    </w:p>
+    <w:p>
+      <w:pPr>
+        <w:pBdr/>
+        <w:spacing/>
+        <w:ind/>
+        <w:rPr>
+          <w:rFonts w:ascii="AR PL UKai CN" w:hAnsi="AR PL UKai CN" w:cs="AR PL UKai CN"/>
+        </w:rPr>
+      </w:pPr>
+      <w:r>
+        <w:rPr>
+          <w:rFonts w:ascii="AR PL UKai CN" w:hAnsi="AR PL UKai CN" w:eastAsia="AR PL UKai CN" w:cs="AR PL UKai CN"/>
+        </w:rPr>
+        <w:t xml:space="preserve">fwrite(&amp;new_err, sizeof(CarErrInfo), 1, fp);</w:t>
+      </w:r>
+      <w:r>
+        <w:rPr>
+          <w:rFonts w:ascii="AR PL UKai CN" w:hAnsi="AR PL UKai CN" w:cs="AR PL UKai CN"/>
+        </w:rPr>
+      </w:r>
+      <w:r>
+        <w:rPr>
+          <w:rFonts w:ascii="AR PL UKai CN" w:hAnsi="AR PL UKai CN" w:cs="AR PL UKai CN"/>
+        </w:rPr>
+      </w:r>
+    </w:p>
+    <w:p>
+      <w:pPr>
+        <w:pBdr/>
+        <w:spacing/>
+        <w:ind/>
+        <w:rPr>
+          <w:rFonts w:ascii="AR PL UKai CN" w:hAnsi="AR PL UKai CN" w:cs="AR PL UKai CN"/>
+        </w:rPr>
+      </w:pPr>
+      <w:r>
+        <w:rPr>
+          <w:rFonts w:ascii="AR PL UKai CN" w:hAnsi="AR PL UKai CN" w:eastAsia="AR PL UKai CN" w:cs="AR PL UKai CN"/>
+        </w:rPr>
+        <w:t xml:space="preserve">fclose(fp);</w:t>
+      </w:r>
+      <w:r>
+        <w:rPr>
+          <w:rFonts w:ascii="AR PL UKai CN" w:hAnsi="AR PL UKai CN" w:cs="AR PL UKai CN"/>
+        </w:rPr>
+      </w:r>
+      <w:r>
+        <w:rPr>
+          <w:rFonts w:ascii="AR PL UKai CN" w:hAnsi="AR PL UKai CN" w:cs="AR PL UKai CN"/>
+        </w:rPr>
+      </w:r>
+    </w:p>
+    <w:p>
+      <w:pPr>
+        <w:pBdr/>
+        <w:spacing/>
+        <w:ind/>
+        <w:rPr>
+          <w:rFonts w:ascii="AR PL UKai CN" w:hAnsi="AR PL UKai CN" w:cs="AR PL UKai CN"/>
+        </w:rPr>
+      </w:pPr>
+      <w:r>
+        <w:rPr>
+          <w:rFonts w:ascii="AR PL UKai CN" w:hAnsi="AR PL UKai CN" w:eastAsia="AR PL UKai CN" w:cs="AR PL UKai CN"/>
+        </w:rPr>
+      </w:r>
+      <w:r>
+        <w:rPr>
+          <w:rFonts w:ascii="AR PL UKai CN" w:hAnsi="AR PL UKai CN" w:cs="AR PL UKai CN"/>
+        </w:rPr>
+      </w:r>
+      <w:r>
+        <w:rPr>
+          <w:rFonts w:ascii="AR PL UKai CN" w:hAnsi="AR PL UKai CN" w:cs="AR PL UKai CN"/>
+        </w:rPr>
+      </w:r>
+    </w:p>
+    <w:p>
+      <w:pPr>
+        <w:pBdr/>
+        <w:spacing/>
+        <w:ind/>
+        <w:rPr>
+          <w:rFonts w:ascii="AR PL UKai CN" w:hAnsi="AR PL UKai CN" w:cs="AR PL UKai CN"/>
+          <w:b/>
+          <w:bCs/>
+        </w:rPr>
+      </w:pPr>
       <w:r>
         <w:rPr>
           <w:rFonts w:ascii="AR PL UKai CN" w:hAnsi="AR PL UKai CN" w:eastAsia="AR PL UKai CN" w:cs="AR PL UKai CN"/>
           <w:b/>
           <w:bCs/>
         </w:rPr>
+        <w:t xml:space="preserve">四、随机读写 fseek 车载使用场景总结</w:t>
       </w:r>
       <w:r>
         <w:rPr>
@@ -11781,6 +12474,13 @@
           <w:bCs/>
         </w:rPr>
       </w:r>
+      <w:r>
+        <w:rPr>
+          <w:rFonts w:ascii="AR PL UKai CN" w:hAnsi="AR PL UKai CN" w:cs="AR PL UKai CN"/>
+          <w:b/>
+          <w:bCs/>
+        </w:rPr>
+      </w:r>
     </w:p>
     <w:p>
       <w:pPr>
@@ -11795,11 +12495,10 @@
         <w:rPr>
           <w:rFonts w:ascii="AR PL UKai CN" w:hAnsi="AR PL UKai CN" w:eastAsia="AR PL UKai CN" w:cs="AR PL UKai CN"/>
         </w:rPr>
-        <w:t xml:space="preserve">读取空调、灯光默认配置文本日志</w:t>
-      </w:r>
-      <w:r>
-        <w:rPr>
-          <w:rFonts w:ascii="AR PL UKai CN" w:hAnsi="AR PL UKai CN" w:eastAsia="AR PL UKai CN" w:cs="AR PL UKai CN"/>
+      </w:r>
+      <w:r>
+        <w:rPr>
+          <w:rFonts w:ascii="AR PL UKai CN" w:hAnsi="AR PL UKai CN" w:cs="AR PL UKai CN"/>
         </w:rPr>
       </w:r>
       <w:r>
@@ -11821,10 +12520,11 @@
         <w:rPr>
           <w:rFonts w:ascii="AR PL UKai CN" w:hAnsi="AR PL UKai CN" w:eastAsia="AR PL UKai CN" w:cs="AR PL UKai CN"/>
         </w:rPr>
-      </w:r>
-      <w:r>
-        <w:rPr>
-          <w:rFonts w:ascii="AR PL UKai CN" w:hAnsi="AR PL UKai CN" w:eastAsia="AR PL UKai CN" w:cs="AR PL UKai CN"/>
+        <w:t xml:space="preserve">    固件 OTA 升级：固件 bin 文件头部存储校验信息，用 fseek 跳过头部，直接读取程序分区；</w:t>
+      </w:r>
+      <w:r>
+        <w:rPr>
+          <w:rFonts w:ascii="AR PL UKai CN" w:hAnsi="AR PL UKai CN" w:cs="AR PL UKai CN"/>
         </w:rPr>
       </w:r>
       <w:r>
@@ -11846,11 +12546,11 @@
         <w:rPr>
           <w:rFonts w:ascii="AR PL UKai CN" w:hAnsi="AR PL UKai CN" w:eastAsia="AR PL UKai CN" w:cs="AR PL UKai CN"/>
         </w:rPr>
-        <w:t xml:space="preserve">FILE *fp = fopen("/mnt/emmc/car_cfg.txt", "a+");</w:t>
-      </w:r>
-      <w:r>
-        <w:rPr>
-          <w:rFonts w:ascii="AR PL UKai CN" w:hAnsi="AR PL UKai CN" w:eastAsia="AR PL UKai CN" w:cs="AR PL UKai CN"/>
+        <w:t xml:space="preserve">    循环故障日志存储：固定条数日志，通过偏移跳转覆盖旧记录，不删除整个文件；</w:t>
+      </w:r>
+      <w:r>
+        <w:rPr>
+          <w:rFonts w:ascii="AR PL UKai CN" w:hAnsi="AR PL UKai CN" w:cs="AR PL UKai CN"/>
         </w:rPr>
       </w:r>
       <w:r>
@@ -11872,11 +12572,11 @@
         <w:rPr>
           <w:rFonts w:ascii="AR PL UKai CN" w:hAnsi="AR PL UKai CN" w:eastAsia="AR PL UKai CN" w:cs="AR PL UKai CN"/>
         </w:rPr>
-        <w:t xml:space="preserve">char buf[64] = {0};</w:t>
-      </w:r>
-      <w:r>
-        <w:rPr>
-          <w:rFonts w:ascii="AR PL UKai CN" w:hAnsi="AR PL UKai CN" w:eastAsia="AR PL UKai CN" w:cs="AR PL UKai CN"/>
+        <w:t xml:space="preserve">    索引式参数文件：多条整车标定参数按结构体均匀排布，通过偏移直接读取指定编号参数，无需顺序遍历；</w:t>
+      </w:r>
+      <w:r>
+        <w:rPr>
+          <w:rFonts w:ascii="AR PL UKai CN" w:hAnsi="AR PL UKai CN" w:cs="AR PL UKai CN"/>
         </w:rPr>
       </w:r>
       <w:r>
@@ -11898,11 +12598,11 @@
         <w:rPr>
           <w:rFonts w:ascii="AR PL UKai CN" w:hAnsi="AR PL UKai CN" w:eastAsia="AR PL UKai CN" w:cs="AR PL UKai CN"/>
         </w:rPr>
-        <w:t xml:space="preserve">// 写入配置字符串</w:t>
-      </w:r>
-      <w:r>
-        <w:rPr>
-          <w:rFonts w:ascii="AR PL UKai CN" w:hAnsi="AR PL UKai CN" w:eastAsia="AR PL UKai CN" w:cs="AR PL UKai CN"/>
+        <w:t xml:space="preserve">    大文件分段解析：行车记录仪超大视频 / 报文日志，跳转到指定时间节点读取片段；</w:t>
+      </w:r>
+      <w:r>
+        <w:rPr>
+          <w:rFonts w:ascii="AR PL UKai CN" w:hAnsi="AR PL UKai CN" w:cs="AR PL UKai CN"/>
         </w:rPr>
       </w:r>
       <w:r>
@@ -11924,11 +12624,11 @@
         <w:rPr>
           <w:rFonts w:ascii="AR PL UKai CN" w:hAnsi="AR PL UKai CN" w:eastAsia="AR PL UKai CN" w:cs="AR PL UKai CN"/>
         </w:rPr>
-        <w:t xml:space="preserve">fputs("air_temp:26\n", fp);</w:t>
-      </w:r>
-      <w:r>
-        <w:rPr>
-          <w:rFonts w:ascii="AR PL UKai CN" w:hAnsi="AR PL UKai CN" w:eastAsia="AR PL UKai CN" w:cs="AR PL UKai CN"/>
+        <w:t xml:space="preserve">    断点续写日志：每次写日志前fseek(fp,0,SEEK_END)，直接在文件末尾追加数据。</w:t>
+      </w:r>
+      <w:r>
+        <w:rPr>
+          <w:rFonts w:ascii="AR PL UKai CN" w:hAnsi="AR PL UKai CN" w:cs="AR PL UKai CN"/>
         </w:rPr>
       </w:r>
       <w:r>
@@ -11950,166 +12650,10 @@
         <w:rPr>
           <w:rFonts w:ascii="AR PL UKai CN" w:hAnsi="AR PL UKai CN" w:eastAsia="AR PL UKai CN" w:cs="AR PL UKai CN"/>
         </w:rPr>
-        <w:t xml:space="preserve">fputs("light_mode:auto\n", fp);</w:t>
-      </w:r>
-      <w:r>
-        <w:rPr>
-          <w:rFonts w:ascii="AR PL UKai CN" w:hAnsi="AR PL UKai CN" w:eastAsia="AR PL UKai CN" w:cs="AR PL UKai CN"/>
-        </w:rPr>
-      </w:r>
-      <w:r>
-        <w:rPr>
-          <w:rFonts w:ascii="AR PL UKai CN" w:hAnsi="AR PL UKai CN" w:cs="AR PL UKai CN"/>
-        </w:rPr>
-      </w:r>
-    </w:p>
-    <w:p>
-      <w:pPr>
-        <w:pBdr/>
-        <w:spacing/>
-        <w:ind/>
-        <w:rPr>
-          <w:rFonts w:ascii="AR PL UKai CN" w:hAnsi="AR PL UKai CN" w:cs="AR PL UKai CN"/>
-        </w:rPr>
-      </w:pPr>
-      <w:r>
-        <w:rPr>
-          <w:rFonts w:ascii="AR PL UKai CN" w:hAnsi="AR PL UKai CN" w:eastAsia="AR PL UKai CN" w:cs="AR PL UKai CN"/>
-        </w:rPr>
-        <w:t xml:space="preserve">rewind(fp); // 指针回到开头</w:t>
-      </w:r>
-      <w:r>
-        <w:rPr>
-          <w:rFonts w:ascii="AR PL UKai CN" w:hAnsi="AR PL UKai CN" w:eastAsia="AR PL UKai CN" w:cs="AR PL UKai CN"/>
-        </w:rPr>
-      </w:r>
-      <w:r>
-        <w:rPr>
-          <w:rFonts w:ascii="AR PL UKai CN" w:hAnsi="AR PL UKai CN" w:cs="AR PL UKai CN"/>
-        </w:rPr>
-      </w:r>
-    </w:p>
-    <w:p>
-      <w:pPr>
-        <w:pBdr/>
-        <w:spacing/>
-        <w:ind/>
-        <w:rPr>
-          <w:rFonts w:ascii="AR PL UKai CN" w:hAnsi="AR PL UKai CN" w:cs="AR PL UKai CN"/>
-        </w:rPr>
-      </w:pPr>
-      <w:r>
-        <w:rPr>
-          <w:rFonts w:ascii="AR PL UKai CN" w:hAnsi="AR PL UKai CN" w:eastAsia="AR PL UKai CN" w:cs="AR PL UKai CN"/>
-        </w:rPr>
-        <w:t xml:space="preserve">// 逐行读取配置</w:t>
-      </w:r>
-      <w:r>
-        <w:rPr>
-          <w:rFonts w:ascii="AR PL UKai CN" w:hAnsi="AR PL UKai CN" w:eastAsia="AR PL UKai CN" w:cs="AR PL UKai CN"/>
-        </w:rPr>
-      </w:r>
-      <w:r>
-        <w:rPr>
-          <w:rFonts w:ascii="AR PL UKai CN" w:hAnsi="AR PL UKai CN" w:cs="AR PL UKai CN"/>
-        </w:rPr>
-      </w:r>
-    </w:p>
-    <w:p>
-      <w:pPr>
-        <w:pBdr/>
-        <w:spacing/>
-        <w:ind/>
-        <w:rPr>
-          <w:rFonts w:ascii="AR PL UKai CN" w:hAnsi="AR PL UKai CN" w:cs="AR PL UKai CN"/>
-        </w:rPr>
-      </w:pPr>
-      <w:r>
-        <w:rPr>
-          <w:rFonts w:ascii="AR PL UKai CN" w:hAnsi="AR PL UKai CN" w:eastAsia="AR PL UKai CN" w:cs="AR PL UKai CN"/>
-        </w:rPr>
-        <w:t xml:space="preserve">fgets(buf, sizeof(buf), fp);</w:t>
-      </w:r>
-      <w:r>
-        <w:rPr>
-          <w:rFonts w:ascii="AR PL UKai CN" w:hAnsi="AR PL UKai CN" w:eastAsia="AR PL UKai CN" w:cs="AR PL UKai CN"/>
-        </w:rPr>
-      </w:r>
-      <w:r>
-        <w:rPr>
-          <w:rFonts w:ascii="AR PL UKai CN" w:hAnsi="AR PL UKai CN" w:cs="AR PL UKai CN"/>
-        </w:rPr>
-      </w:r>
-    </w:p>
-    <w:p>
-      <w:pPr>
-        <w:pBdr/>
-        <w:spacing/>
-        <w:ind/>
-        <w:rPr>
-          <w:rFonts w:ascii="AR PL UKai CN" w:hAnsi="AR PL UKai CN" w:cs="AR PL UKai CN"/>
-        </w:rPr>
-      </w:pPr>
-      <w:r>
-        <w:rPr>
-          <w:rFonts w:ascii="AR PL UKai CN" w:hAnsi="AR PL UKai CN" w:eastAsia="AR PL UKai CN" w:cs="AR PL UKai CN"/>
-        </w:rPr>
-        <w:t xml:space="preserve">printf("配置行：%s", buf);</w:t>
-      </w:r>
-      <w:r>
-        <w:rPr>
-          <w:rFonts w:ascii="AR PL UKai CN" w:hAnsi="AR PL UKai CN" w:eastAsia="AR PL UKai CN" w:cs="AR PL UKai CN"/>
-        </w:rPr>
-      </w:r>
-      <w:r>
-        <w:rPr>
-          <w:rFonts w:ascii="AR PL UKai CN" w:hAnsi="AR PL UKai CN" w:cs="AR PL UKai CN"/>
-        </w:rPr>
-      </w:r>
-    </w:p>
-    <w:p>
-      <w:pPr>
-        <w:pBdr/>
-        <w:spacing/>
-        <w:ind/>
-        <w:rPr>
-          <w:rFonts w:ascii="AR PL UKai CN" w:hAnsi="AR PL UKai CN" w:cs="AR PL UKai CN"/>
-        </w:rPr>
-      </w:pPr>
-      <w:r>
-        <w:rPr>
-          <w:rFonts w:ascii="AR PL UKai CN" w:hAnsi="AR PL UKai CN" w:eastAsia="AR PL UKai CN" w:cs="AR PL UKai CN"/>
-        </w:rPr>
-        <w:t xml:space="preserve">fclose(fp);</w:t>
-      </w:r>
-      <w:r>
-        <w:rPr>
-          <w:rFonts w:ascii="AR PL UKai CN" w:hAnsi="AR PL UKai CN" w:eastAsia="AR PL UKai CN" w:cs="AR PL UKai CN"/>
-        </w:rPr>
-      </w:r>
-      <w:r>
-        <w:rPr>
-          <w:rFonts w:ascii="AR PL UKai CN" w:hAnsi="AR PL UKai CN" w:cs="AR PL UKai CN"/>
-        </w:rPr>
-      </w:r>
-    </w:p>
-    <w:p>
-      <w:pPr>
-        <w:pBdr/>
-        <w:spacing/>
-        <w:ind/>
-        <w:rPr>
-          <w:rFonts w:ascii="AR PL UKai CN" w:hAnsi="AR PL UKai CN" w:cs="AR PL UKai CN"/>
-        </w:rPr>
-      </w:pPr>
-      <w:r>
-        <w:rPr>
-          <w:rFonts w:ascii="AR PL UKai CN" w:hAnsi="AR PL UKai CN" w:eastAsia="AR PL UKai CN" w:cs="AR PL UKai CN"/>
-        </w:rPr>
-      </w:r>
-      <w:r>
-        <w:rPr>
-          <w:rFonts w:ascii="AR PL UKai CN" w:hAnsi="AR PL UKai CN" w:eastAsia="AR PL UKai CN" w:cs="AR PL UKai CN"/>
+      </w:r>
+      <w:r>
+        <w:rPr>
+          <w:rFonts w:ascii="AR PL UKai CN" w:hAnsi="AR PL UKai CN" w:cs="AR PL UKai CN"/>
         </w:rPr>
       </w:r>
       <w:r>
@@ -12135,11 +12679,11 @@
           <w:b/>
           <w:bCs/>
         </w:rPr>
-        <w:t xml:space="preserve">场景 3：fseek 随机读写案例 —— 循环覆盖单条故障记录</w:t>
-      </w:r>
-      <w:r>
-        <w:rPr>
-          <w:rFonts w:ascii="AR PL UKai CN" w:hAnsi="AR PL UKai CN" w:eastAsia="AR PL UKai CN" w:cs="AR PL UKai CN"/>
+        <w:t xml:space="preserve">五、车载开发文件操作规范总结</w:t>
+      </w:r>
+      <w:r>
+        <w:rPr>
+          <w:rFonts w:ascii="AR PL UKai CN" w:hAnsi="AR PL UKai CN" w:cs="AR PL UKai CN"/>
           <w:b/>
           <w:bCs/>
         </w:rPr>
@@ -12159,26 +12703,21 @@
         <w:ind/>
         <w:rPr>
           <w:rFonts w:ascii="AR PL UKai CN" w:hAnsi="AR PL UKai CN" w:cs="AR PL UKai CN"/>
-          <w:color w:val="00b050"/>
         </w:rPr>
       </w:pPr>
       <w:r>
         <w:rPr>
           <w:rFonts w:ascii="AR PL UKai CN" w:hAnsi="AR PL UKai CN" w:eastAsia="AR PL UKai CN" w:cs="AR PL UKai CN"/>
-          <w:color w:val="00b050"/>
-        </w:rPr>
-        <w:t xml:space="preserve">需求：故障文件固定存储 10 条记录，新故障覆盖第 0 条，使用 fseek 跳转偏移</w:t>
-      </w:r>
-      <w:r>
-        <w:rPr>
-          <w:rFonts w:ascii="AR PL UKai CN" w:hAnsi="AR PL UKai CN" w:eastAsia="AR PL UKai CN" w:cs="AR PL UKai CN"/>
-          <w:color w:val="00b050"/>
-        </w:rPr>
-      </w:r>
-      <w:r>
-        <w:rPr>
-          <w:rFonts w:ascii="AR PL UKai CN" w:hAnsi="AR PL UKai CN" w:cs="AR PL UKai CN"/>
-          <w:color w:val="00b050"/>
+        </w:rPr>
+      </w:r>
+      <w:r>
+        <w:rPr>
+          <w:rFonts w:ascii="AR PL UKai CN" w:hAnsi="AR PL UKai CN" w:cs="AR PL UKai CN"/>
+        </w:rPr>
+      </w:r>
+      <w:r>
+        <w:rPr>
+          <w:rFonts w:ascii="AR PL UKai CN" w:hAnsi="AR PL UKai CN" w:cs="AR PL UKai CN"/>
         </w:rPr>
       </w:r>
     </w:p>
@@ -12195,10 +12734,11 @@
         <w:rPr>
           <w:rFonts w:ascii="AR PL UKai CN" w:hAnsi="AR PL UKai CN" w:eastAsia="AR PL UKai CN" w:cs="AR PL UKai CN"/>
         </w:rPr>
-      </w:r>
-      <w:r>
-        <w:rPr>
-          <w:rFonts w:ascii="AR PL UKai CN" w:hAnsi="AR PL UKai CN" w:eastAsia="AR PL UKai CN" w:cs="AR PL UKai CN"/>
+        <w:t xml:space="preserve">    结构体、CAN 报文、标定、固件镜像强制使用二进制 rb/wb 模式 fread/fwrite；</w:t>
+      </w:r>
+      <w:r>
+        <w:rPr>
+          <w:rFonts w:ascii="AR PL UKai CN" w:hAnsi="AR PL UKai CN" w:cs="AR PL UKai CN"/>
         </w:rPr>
       </w:r>
       <w:r>
@@ -12220,11 +12760,11 @@
         <w:rPr>
           <w:rFonts w:ascii="AR PL UKai CN" w:hAnsi="AR PL UKai CN" w:eastAsia="AR PL UKai CN" w:cs="AR PL UKai CN"/>
         </w:rPr>
-        <w:t xml:space="preserve">FILE *fp = fopen("/mnt/emmc/err_list.bin", "rb+");</w:t>
-      </w:r>
-      <w:r>
-        <w:rPr>
-          <w:rFonts w:ascii="AR PL UKai CN" w:hAnsi="AR PL UKai CN" w:eastAsia="AR PL UKai CN" w:cs="AR PL UKai CN"/>
+        <w:t xml:space="preserve">    日志、配置 txt 文本使用 fputs/fgets 单字符 / 行读写；</w:t>
+      </w:r>
+      <w:r>
+        <w:rPr>
+          <w:rFonts w:ascii="AR PL UKai CN" w:hAnsi="AR PL UKai CN" w:cs="AR PL UKai CN"/>
         </w:rPr>
       </w:r>
       <w:r>
@@ -12246,11 +12786,11 @@
         <w:rPr>
           <w:rFonts w:ascii="AR PL UKai CN" w:hAnsi="AR PL UKai CN" w:eastAsia="AR PL UKai CN" w:cs="AR PL UKai CN"/>
         </w:rPr>
-        <w:t xml:space="preserve">CarErrInfo new_err = {125, 0x01, 17688999};</w:t>
-      </w:r>
-      <w:r>
-        <w:rPr>
-          <w:rFonts w:ascii="AR PL UKai CN" w:hAnsi="AR PL UKai CN" w:eastAsia="AR PL UKai CN" w:cs="AR PL UKai CN"/>
+        <w:t xml:space="preserve">    单字符读取优先 fgetc/fputc，规避 getc/putc 宏求值 BUG；</w:t>
+      </w:r>
+      <w:r>
+        <w:rPr>
+          <w:rFonts w:ascii="AR PL UKai CN" w:hAnsi="AR PL UKai CN" w:cs="AR PL UKai CN"/>
         </w:rPr>
       </w:r>
       <w:r>
@@ -12272,11 +12812,11 @@
         <w:rPr>
           <w:rFonts w:ascii="AR PL UKai CN" w:hAnsi="AR PL UKai CN" w:eastAsia="AR PL UKai CN" w:cs="AR PL UKai CN"/>
         </w:rPr>
-        <w:t xml:space="preserve">// 跳转到文件起始位置，覆盖第一条故障</w:t>
-      </w:r>
-      <w:r>
-        <w:rPr>
-          <w:rFonts w:ascii="AR PL UKai CN" w:hAnsi="AR PL UKai CN" w:eastAsia="AR PL UKai CN" w:cs="AR PL UKai CN"/>
+        <w:t xml:space="preserve">    所有打开的 FILE * 必须判断非空，操作结束执行 fclose；</w:t>
+      </w:r>
+      <w:r>
+        <w:rPr>
+          <w:rFonts w:ascii="AR PL UKai CN" w:hAnsi="AR PL UKai CN" w:cs="AR PL UKai CN"/>
         </w:rPr>
       </w:r>
       <w:r>
@@ -12298,11 +12838,11 @@
         <w:rPr>
           <w:rFonts w:ascii="AR PL UKai CN" w:hAnsi="AR PL UKai CN" w:eastAsia="AR PL UKai CN" w:cs="AR PL UKai CN"/>
         </w:rPr>
-        <w:t xml:space="preserve">fseek(fp, 0, SEEK_SET);</w:t>
-      </w:r>
-      <w:r>
-        <w:rPr>
-          <w:rFonts w:ascii="AR PL UKai CN" w:hAnsi="AR PL UKai CN" w:eastAsia="AR PL UKai CN" w:cs="AR PL UKai CN"/>
+        <w:t xml:space="preserve">    大批量存储、分段读取场景搭配 fseek 实现随机读写，提升程序运行效率；</w:t>
+      </w:r>
+      <w:r>
+        <w:rPr>
+          <w:rFonts w:ascii="AR PL UKai CN" w:hAnsi="AR PL UKai CN" w:cs="AR PL UKai CN"/>
         </w:rPr>
       </w:r>
       <w:r>
@@ -12324,569 +12864,11 @@
         <w:rPr>
           <w:rFonts w:ascii="AR PL UKai CN" w:hAnsi="AR PL UKai CN" w:eastAsia="AR PL UKai CN" w:cs="AR PL UKai CN"/>
         </w:rPr>
-        <w:t xml:space="preserve">fwrite(&amp;new_err, sizeof(CarErrInfo), 1, fp);</w:t>
-      </w:r>
-      <w:r>
-        <w:rPr>
-          <w:rFonts w:ascii="AR PL UKai CN" w:hAnsi="AR PL UKai CN" w:eastAsia="AR PL UKai CN" w:cs="AR PL UKai CN"/>
-        </w:rPr>
-      </w:r>
-      <w:r>
-        <w:rPr>
-          <w:rFonts w:ascii="AR PL UKai CN" w:hAnsi="AR PL UKai CN" w:cs="AR PL UKai CN"/>
-        </w:rPr>
-      </w:r>
-    </w:p>
-    <w:p>
-      <w:pPr>
-        <w:pBdr/>
-        <w:spacing/>
-        <w:ind/>
-        <w:rPr>
-          <w:rFonts w:ascii="AR PL UKai CN" w:hAnsi="AR PL UKai CN" w:cs="AR PL UKai CN"/>
-        </w:rPr>
-      </w:pPr>
-      <w:r>
-        <w:rPr>
-          <w:rFonts w:ascii="AR PL UKai CN" w:hAnsi="AR PL UKai CN" w:eastAsia="AR PL UKai CN" w:cs="AR PL UKai CN"/>
-        </w:rPr>
-        <w:t xml:space="preserve">// 跳转到末尾追加新记录</w:t>
-      </w:r>
-      <w:r>
-        <w:rPr>
-          <w:rFonts w:ascii="AR PL UKai CN" w:hAnsi="AR PL UKai CN" w:eastAsia="AR PL UKai CN" w:cs="AR PL UKai CN"/>
-        </w:rPr>
-      </w:r>
-      <w:r>
-        <w:rPr>
-          <w:rFonts w:ascii="AR PL UKai CN" w:hAnsi="AR PL UKai CN" w:cs="AR PL UKai CN"/>
-        </w:rPr>
-      </w:r>
-    </w:p>
-    <w:p>
-      <w:pPr>
-        <w:pBdr/>
-        <w:spacing/>
-        <w:ind/>
-        <w:rPr>
-          <w:rFonts w:ascii="AR PL UKai CN" w:hAnsi="AR PL UKai CN" w:cs="AR PL UKai CN"/>
-        </w:rPr>
-      </w:pPr>
-      <w:r>
-        <w:rPr>
-          <w:rFonts w:ascii="AR PL UKai CN" w:hAnsi="AR PL UKai CN" w:eastAsia="AR PL UKai CN" w:cs="AR PL UKai CN"/>
-        </w:rPr>
-        <w:t xml:space="preserve">fseek(fp, 0, SEEK_END);</w:t>
-      </w:r>
-      <w:r>
-        <w:rPr>
-          <w:rFonts w:ascii="AR PL UKai CN" w:hAnsi="AR PL UKai CN" w:eastAsia="AR PL UKai CN" w:cs="AR PL UKai CN"/>
-        </w:rPr>
-      </w:r>
-      <w:r>
-        <w:rPr>
-          <w:rFonts w:ascii="AR PL UKai CN" w:hAnsi="AR PL UKai CN" w:cs="AR PL UKai CN"/>
-        </w:rPr>
-      </w:r>
-    </w:p>
-    <w:p>
-      <w:pPr>
-        <w:pBdr/>
-        <w:spacing/>
-        <w:ind/>
-        <w:rPr>
-          <w:rFonts w:ascii="AR PL UKai CN" w:hAnsi="AR PL UKai CN" w:cs="AR PL UKai CN"/>
-        </w:rPr>
-      </w:pPr>
-      <w:r>
-        <w:rPr>
-          <w:rFonts w:ascii="AR PL UKai CN" w:hAnsi="AR PL UKai CN" w:eastAsia="AR PL UKai CN" w:cs="AR PL UKai CN"/>
-        </w:rPr>
-        <w:t xml:space="preserve">fwrite(&amp;new_err, sizeof(CarErrInfo), 1, fp);</w:t>
-      </w:r>
-      <w:r>
-        <w:rPr>
-          <w:rFonts w:ascii="AR PL UKai CN" w:hAnsi="AR PL UKai CN" w:eastAsia="AR PL UKai CN" w:cs="AR PL UKai CN"/>
-        </w:rPr>
-      </w:r>
-      <w:r>
-        <w:rPr>
-          <w:rFonts w:ascii="AR PL UKai CN" w:hAnsi="AR PL UKai CN" w:cs="AR PL UKai CN"/>
-        </w:rPr>
-      </w:r>
-    </w:p>
-    <w:p>
-      <w:pPr>
-        <w:pBdr/>
-        <w:spacing/>
-        <w:ind/>
-        <w:rPr>
-          <w:rFonts w:ascii="AR PL UKai CN" w:hAnsi="AR PL UKai CN" w:cs="AR PL UKai CN"/>
-        </w:rPr>
-      </w:pPr>
-      <w:r>
-        <w:rPr>
-          <w:rFonts w:ascii="AR PL UKai CN" w:hAnsi="AR PL UKai CN" w:eastAsia="AR PL UKai CN" w:cs="AR PL UKai CN"/>
-        </w:rPr>
-        <w:t xml:space="preserve">fclose(fp);</w:t>
-      </w:r>
-      <w:r>
-        <w:rPr>
-          <w:rFonts w:ascii="AR PL UKai CN" w:hAnsi="AR PL UKai CN" w:eastAsia="AR PL UKai CN" w:cs="AR PL UKai CN"/>
-        </w:rPr>
-      </w:r>
-      <w:r>
-        <w:rPr>
-          <w:rFonts w:ascii="AR PL UKai CN" w:hAnsi="AR PL UKai CN" w:cs="AR PL UKai CN"/>
-        </w:rPr>
-      </w:r>
-    </w:p>
-    <w:p>
-      <w:pPr>
-        <w:pBdr/>
-        <w:spacing/>
-        <w:ind/>
-        <w:rPr>
-          <w:rFonts w:ascii="AR PL UKai CN" w:hAnsi="AR PL UKai CN" w:cs="AR PL UKai CN"/>
-        </w:rPr>
-      </w:pPr>
-      <w:r>
-        <w:rPr>
-          <w:rFonts w:ascii="AR PL UKai CN" w:hAnsi="AR PL UKai CN" w:eastAsia="AR PL UKai CN" w:cs="AR PL UKai CN"/>
-        </w:rPr>
-      </w:r>
-      <w:r>
-        <w:rPr>
-          <w:rFonts w:ascii="AR PL UKai CN" w:hAnsi="AR PL UKai CN" w:eastAsia="AR PL UKai CN" w:cs="AR PL UKai CN"/>
-        </w:rPr>
-      </w:r>
-      <w:r>
-        <w:rPr>
-          <w:rFonts w:ascii="AR PL UKai CN" w:hAnsi="AR PL UKai CN" w:cs="AR PL UKai CN"/>
-        </w:rPr>
-      </w:r>
-    </w:p>
-    <w:p>
-      <w:pPr>
-        <w:pBdr/>
-        <w:spacing/>
-        <w:ind/>
-        <w:rPr>
-          <w:rFonts w:ascii="AR PL UKai CN" w:hAnsi="AR PL UKai CN" w:cs="AR PL UKai CN"/>
-          <w:b/>
-          <w:bCs/>
-        </w:rPr>
-      </w:pPr>
-      <w:r>
-        <w:rPr>
-          <w:rFonts w:ascii="AR PL UKai CN" w:hAnsi="AR PL UKai CN" w:eastAsia="AR PL UKai CN" w:cs="AR PL UKai CN"/>
-          <w:b/>
-          <w:bCs/>
-        </w:rPr>
-        <w:t xml:space="preserve">四、随机读写 fseek 车载使用场景总结</w:t>
-      </w:r>
-      <w:r>
-        <w:rPr>
-          <w:rFonts w:ascii="AR PL UKai CN" w:hAnsi="AR PL UKai CN" w:eastAsia="AR PL UKai CN" w:cs="AR PL UKai CN"/>
-          <w:b/>
-          <w:bCs/>
-        </w:rPr>
-      </w:r>
-      <w:r>
-        <w:rPr>
-          <w:rFonts w:ascii="AR PL UKai CN" w:hAnsi="AR PL UKai CN" w:cs="AR PL UKai CN"/>
-          <w:b/>
-          <w:bCs/>
-        </w:rPr>
-      </w:r>
-    </w:p>
-    <w:p>
-      <w:pPr>
-        <w:pBdr/>
-        <w:spacing/>
-        <w:ind/>
-        <w:rPr>
-          <w:rFonts w:ascii="AR PL UKai CN" w:hAnsi="AR PL UKai CN" w:cs="AR PL UKai CN"/>
-        </w:rPr>
-      </w:pPr>
-      <w:r>
-        <w:rPr>
-          <w:rFonts w:ascii="AR PL UKai CN" w:hAnsi="AR PL UKai CN" w:eastAsia="AR PL UKai CN" w:cs="AR PL UKai CN"/>
-        </w:rPr>
-      </w:r>
-      <w:r>
-        <w:rPr>
-          <w:rFonts w:ascii="AR PL UKai CN" w:hAnsi="AR PL UKai CN" w:eastAsia="AR PL UKai CN" w:cs="AR PL UKai CN"/>
-        </w:rPr>
-      </w:r>
-      <w:r>
-        <w:rPr>
-          <w:rFonts w:ascii="AR PL UKai CN" w:hAnsi="AR PL UKai CN" w:cs="AR PL UKai CN"/>
-        </w:rPr>
-      </w:r>
-    </w:p>
-    <w:p>
-      <w:pPr>
-        <w:pBdr/>
-        <w:spacing/>
-        <w:ind/>
-        <w:rPr>
-          <w:rFonts w:ascii="AR PL UKai CN" w:hAnsi="AR PL UKai CN" w:cs="AR PL UKai CN"/>
-        </w:rPr>
-      </w:pPr>
-      <w:r>
-        <w:rPr>
-          <w:rFonts w:ascii="AR PL UKai CN" w:hAnsi="AR PL UKai CN" w:eastAsia="AR PL UKai CN" w:cs="AR PL UKai CN"/>
-        </w:rPr>
-        <w:t xml:space="preserve">    固件 OTA 升级：固件 bin 文件头部存储校验信息，用 fseek 跳过头部，直接读取程序分区；</w:t>
-      </w:r>
-      <w:r>
-        <w:rPr>
-          <w:rFonts w:ascii="AR PL UKai CN" w:hAnsi="AR PL UKai CN" w:eastAsia="AR PL UKai CN" w:cs="AR PL UKai CN"/>
-        </w:rPr>
-      </w:r>
-      <w:r>
-        <w:rPr>
-          <w:rFonts w:ascii="AR PL UKai CN" w:hAnsi="AR PL UKai CN" w:cs="AR PL UKai CN"/>
-        </w:rPr>
-      </w:r>
-    </w:p>
-    <w:p>
-      <w:pPr>
-        <w:pBdr/>
-        <w:spacing/>
-        <w:ind/>
-        <w:rPr>
-          <w:rFonts w:ascii="AR PL UKai CN" w:hAnsi="AR PL UKai CN" w:cs="AR PL UKai CN"/>
-        </w:rPr>
-      </w:pPr>
-      <w:r>
-        <w:rPr>
-          <w:rFonts w:ascii="AR PL UKai CN" w:hAnsi="AR PL UKai CN" w:eastAsia="AR PL UKai CN" w:cs="AR PL UKai CN"/>
-        </w:rPr>
-        <w:t xml:space="preserve">    循环故障日志存储：固定条数日志，通过偏移跳转覆盖旧记录，不删除整个文件；</w:t>
-      </w:r>
-      <w:r>
-        <w:rPr>
-          <w:rFonts w:ascii="AR PL UKai CN" w:hAnsi="AR PL UKai CN" w:eastAsia="AR PL UKai CN" w:cs="AR PL UKai CN"/>
-        </w:rPr>
-      </w:r>
-      <w:r>
-        <w:rPr>
-          <w:rFonts w:ascii="AR PL UKai CN" w:hAnsi="AR PL UKai CN" w:cs="AR PL UKai CN"/>
-        </w:rPr>
-      </w:r>
-    </w:p>
-    <w:p>
-      <w:pPr>
-        <w:pBdr/>
-        <w:spacing/>
-        <w:ind/>
-        <w:rPr>
-          <w:rFonts w:ascii="AR PL UKai CN" w:hAnsi="AR PL UKai CN" w:cs="AR PL UKai CN"/>
-        </w:rPr>
-      </w:pPr>
-      <w:r>
-        <w:rPr>
-          <w:rFonts w:ascii="AR PL UKai CN" w:hAnsi="AR PL UKai CN" w:eastAsia="AR PL UKai CN" w:cs="AR PL UKai CN"/>
-        </w:rPr>
-        <w:t xml:space="preserve">    索引式参数文件：多条整车标定参数按结构体均匀排布，通过偏移直接读取指定编号参数，无需顺序遍历；</w:t>
-      </w:r>
-      <w:r>
-        <w:rPr>
-          <w:rFonts w:ascii="AR PL UKai CN" w:hAnsi="AR PL UKai CN" w:eastAsia="AR PL UKai CN" w:cs="AR PL UKai CN"/>
-        </w:rPr>
-      </w:r>
-      <w:r>
-        <w:rPr>
-          <w:rFonts w:ascii="AR PL UKai CN" w:hAnsi="AR PL UKai CN" w:cs="AR PL UKai CN"/>
-        </w:rPr>
-      </w:r>
-    </w:p>
-    <w:p>
-      <w:pPr>
-        <w:pBdr/>
-        <w:spacing/>
-        <w:ind/>
-        <w:rPr>
-          <w:rFonts w:ascii="AR PL UKai CN" w:hAnsi="AR PL UKai CN" w:cs="AR PL UKai CN"/>
-        </w:rPr>
-      </w:pPr>
-      <w:r>
-        <w:rPr>
-          <w:rFonts w:ascii="AR PL UKai CN" w:hAnsi="AR PL UKai CN" w:eastAsia="AR PL UKai CN" w:cs="AR PL UKai CN"/>
-        </w:rPr>
-        <w:t xml:space="preserve">    大文件分段解析：行车记录仪超大视频 / 报文日志，跳转到指定时间节点读取片段；</w:t>
-      </w:r>
-      <w:r>
-        <w:rPr>
-          <w:rFonts w:ascii="AR PL UKai CN" w:hAnsi="AR PL UKai CN" w:eastAsia="AR PL UKai CN" w:cs="AR PL UKai CN"/>
-        </w:rPr>
-      </w:r>
-      <w:r>
-        <w:rPr>
-          <w:rFonts w:ascii="AR PL UKai CN" w:hAnsi="AR PL UKai CN" w:cs="AR PL UKai CN"/>
-        </w:rPr>
-      </w:r>
-    </w:p>
-    <w:p>
-      <w:pPr>
-        <w:pBdr/>
-        <w:spacing/>
-        <w:ind/>
-        <w:rPr>
-          <w:rFonts w:ascii="AR PL UKai CN" w:hAnsi="AR PL UKai CN" w:cs="AR PL UKai CN"/>
-        </w:rPr>
-      </w:pPr>
-      <w:r>
-        <w:rPr>
-          <w:rFonts w:ascii="AR PL UKai CN" w:hAnsi="AR PL UKai CN" w:eastAsia="AR PL UKai CN" w:cs="AR PL UKai CN"/>
-        </w:rPr>
-        <w:t xml:space="preserve">    断点续写日志：每次写日志前fseek(fp,0,SEEK_END)，直接在文件末尾追加数据。</w:t>
-      </w:r>
-      <w:r>
-        <w:rPr>
-          <w:rFonts w:ascii="AR PL UKai CN" w:hAnsi="AR PL UKai CN" w:eastAsia="AR PL UKai CN" w:cs="AR PL UKai CN"/>
-        </w:rPr>
-      </w:r>
-      <w:r>
-        <w:rPr>
-          <w:rFonts w:ascii="AR PL UKai CN" w:hAnsi="AR PL UKai CN" w:cs="AR PL UKai CN"/>
-        </w:rPr>
-      </w:r>
-    </w:p>
-    <w:p>
-      <w:pPr>
-        <w:pBdr/>
-        <w:spacing/>
-        <w:ind/>
-        <w:rPr>
-          <w:rFonts w:ascii="AR PL UKai CN" w:hAnsi="AR PL UKai CN" w:cs="AR PL UKai CN"/>
-        </w:rPr>
-      </w:pPr>
-      <w:r>
-        <w:rPr>
-          <w:rFonts w:ascii="AR PL UKai CN" w:hAnsi="AR PL UKai CN" w:eastAsia="AR PL UKai CN" w:cs="AR PL UKai CN"/>
-        </w:rPr>
-      </w:r>
-      <w:r>
-        <w:rPr>
-          <w:rFonts w:ascii="AR PL UKai CN" w:hAnsi="AR PL UKai CN" w:eastAsia="AR PL UKai CN" w:cs="AR PL UKai CN"/>
-        </w:rPr>
-      </w:r>
-      <w:r>
-        <w:rPr>
-          <w:rFonts w:ascii="AR PL UKai CN" w:hAnsi="AR PL UKai CN" w:cs="AR PL UKai CN"/>
-        </w:rPr>
-      </w:r>
-    </w:p>
-    <w:p>
-      <w:pPr>
-        <w:pBdr/>
-        <w:spacing/>
-        <w:ind/>
-        <w:rPr>
-          <w:rFonts w:ascii="AR PL UKai CN" w:hAnsi="AR PL UKai CN" w:cs="AR PL UKai CN"/>
-          <w:b/>
-          <w:bCs/>
-        </w:rPr>
-      </w:pPr>
-      <w:r>
-        <w:rPr>
-          <w:rFonts w:ascii="AR PL UKai CN" w:hAnsi="AR PL UKai CN" w:eastAsia="AR PL UKai CN" w:cs="AR PL UKai CN"/>
-          <w:b/>
-          <w:bCs/>
-        </w:rPr>
-        <w:t xml:space="preserve">五、车载开发文件操作规范总结</w:t>
-      </w:r>
-      <w:r>
-        <w:rPr>
-          <w:rFonts w:ascii="AR PL UKai CN" w:hAnsi="AR PL UKai CN" w:eastAsia="AR PL UKai CN" w:cs="AR PL UKai CN"/>
-          <w:b/>
-          <w:bCs/>
-        </w:rPr>
-      </w:r>
-      <w:r>
-        <w:rPr>
-          <w:rFonts w:ascii="AR PL UKai CN" w:hAnsi="AR PL UKai CN" w:cs="AR PL UKai CN"/>
-          <w:b/>
-          <w:bCs/>
-        </w:rPr>
-      </w:r>
-    </w:p>
-    <w:p>
-      <w:pPr>
-        <w:pBdr/>
-        <w:spacing/>
-        <w:ind/>
-        <w:rPr>
-          <w:rFonts w:ascii="AR PL UKai CN" w:hAnsi="AR PL UKai CN" w:cs="AR PL UKai CN"/>
-        </w:rPr>
-      </w:pPr>
-      <w:r>
-        <w:rPr>
-          <w:rFonts w:ascii="AR PL UKai CN" w:hAnsi="AR PL UKai CN" w:eastAsia="AR PL UKai CN" w:cs="AR PL UKai CN"/>
-        </w:rPr>
-      </w:r>
-      <w:r>
-        <w:rPr>
-          <w:rFonts w:ascii="AR PL UKai CN" w:hAnsi="AR PL UKai CN" w:eastAsia="AR PL UKai CN" w:cs="AR PL UKai CN"/>
-        </w:rPr>
-      </w:r>
-      <w:r>
-        <w:rPr>
-          <w:rFonts w:ascii="AR PL UKai CN" w:hAnsi="AR PL UKai CN" w:cs="AR PL UKai CN"/>
-        </w:rPr>
-      </w:r>
-    </w:p>
-    <w:p>
-      <w:pPr>
-        <w:pBdr/>
-        <w:spacing/>
-        <w:ind/>
-        <w:rPr>
-          <w:rFonts w:ascii="AR PL UKai CN" w:hAnsi="AR PL UKai CN" w:cs="AR PL UKai CN"/>
-        </w:rPr>
-      </w:pPr>
-      <w:r>
-        <w:rPr>
-          <w:rFonts w:ascii="AR PL UKai CN" w:hAnsi="AR PL UKai CN" w:eastAsia="AR PL UKai CN" w:cs="AR PL UKai CN"/>
-        </w:rPr>
-        <w:t xml:space="preserve">    结构体、CAN 报文、标定、固件镜像强制使用二进制 rb/wb 模式 fread/fwrite；</w:t>
-      </w:r>
-      <w:r>
-        <w:rPr>
-          <w:rFonts w:ascii="AR PL UKai CN" w:hAnsi="AR PL UKai CN" w:eastAsia="AR PL UKai CN" w:cs="AR PL UKai CN"/>
-        </w:rPr>
-      </w:r>
-      <w:r>
-        <w:rPr>
-          <w:rFonts w:ascii="AR PL UKai CN" w:hAnsi="AR PL UKai CN" w:cs="AR PL UKai CN"/>
-        </w:rPr>
-      </w:r>
-    </w:p>
-    <w:p>
-      <w:pPr>
-        <w:pBdr/>
-        <w:spacing/>
-        <w:ind/>
-        <w:rPr>
-          <w:rFonts w:ascii="AR PL UKai CN" w:hAnsi="AR PL UKai CN" w:cs="AR PL UKai CN"/>
-        </w:rPr>
-      </w:pPr>
-      <w:r>
-        <w:rPr>
-          <w:rFonts w:ascii="AR PL UKai CN" w:hAnsi="AR PL UKai CN" w:eastAsia="AR PL UKai CN" w:cs="AR PL UKai CN"/>
-        </w:rPr>
-        <w:t xml:space="preserve">    日志、配置 txt 文本使用 fputs/fgets 单字符 / 行读写；</w:t>
-      </w:r>
-      <w:r>
-        <w:rPr>
-          <w:rFonts w:ascii="AR PL UKai CN" w:hAnsi="AR PL UKai CN" w:eastAsia="AR PL UKai CN" w:cs="AR PL UKai CN"/>
-        </w:rPr>
-      </w:r>
-      <w:r>
-        <w:rPr>
-          <w:rFonts w:ascii="AR PL UKai CN" w:hAnsi="AR PL UKai CN" w:cs="AR PL UKai CN"/>
-        </w:rPr>
-      </w:r>
-    </w:p>
-    <w:p>
-      <w:pPr>
-        <w:pBdr/>
-        <w:spacing/>
-        <w:ind/>
-        <w:rPr>
-          <w:rFonts w:ascii="AR PL UKai CN" w:hAnsi="AR PL UKai CN" w:cs="AR PL UKai CN"/>
-        </w:rPr>
-      </w:pPr>
-      <w:r>
-        <w:rPr>
-          <w:rFonts w:ascii="AR PL UKai CN" w:hAnsi="AR PL UKai CN" w:eastAsia="AR PL UKai CN" w:cs="AR PL UKai CN"/>
-        </w:rPr>
-        <w:t xml:space="preserve">    单字符读取优先 fgetc/fputc，规避 getc/putc 宏求值 BUG；</w:t>
-      </w:r>
-      <w:r>
-        <w:rPr>
-          <w:rFonts w:ascii="AR PL UKai CN" w:hAnsi="AR PL UKai CN" w:eastAsia="AR PL UKai CN" w:cs="AR PL UKai CN"/>
-        </w:rPr>
-      </w:r>
-      <w:r>
-        <w:rPr>
-          <w:rFonts w:ascii="AR PL UKai CN" w:hAnsi="AR PL UKai CN" w:cs="AR PL UKai CN"/>
-        </w:rPr>
-      </w:r>
-    </w:p>
-    <w:p>
-      <w:pPr>
-        <w:pBdr/>
-        <w:spacing/>
-        <w:ind/>
-        <w:rPr>
-          <w:rFonts w:ascii="AR PL UKai CN" w:hAnsi="AR PL UKai CN" w:cs="AR PL UKai CN"/>
-        </w:rPr>
-      </w:pPr>
-      <w:r>
-        <w:rPr>
-          <w:rFonts w:ascii="AR PL UKai CN" w:hAnsi="AR PL UKai CN" w:eastAsia="AR PL UKai CN" w:cs="AR PL UKai CN"/>
-        </w:rPr>
-        <w:t xml:space="preserve">    所有打开的 FILE * 必须判断非空，操作结束执行 fclose；</w:t>
-      </w:r>
-      <w:r>
-        <w:rPr>
-          <w:rFonts w:ascii="AR PL UKai CN" w:hAnsi="AR PL UKai CN" w:eastAsia="AR PL UKai CN" w:cs="AR PL UKai CN"/>
-        </w:rPr>
-      </w:r>
-      <w:r>
-        <w:rPr>
-          <w:rFonts w:ascii="AR PL UKai CN" w:hAnsi="AR PL UKai CN" w:cs="AR PL UKai CN"/>
-        </w:rPr>
-      </w:r>
-    </w:p>
-    <w:p>
-      <w:pPr>
-        <w:pBdr/>
-        <w:spacing/>
-        <w:ind/>
-        <w:rPr>
-          <w:rFonts w:ascii="AR PL UKai CN" w:hAnsi="AR PL UKai CN" w:cs="AR PL UKai CN"/>
-        </w:rPr>
-      </w:pPr>
-      <w:r>
-        <w:rPr>
-          <w:rFonts w:ascii="AR PL UKai CN" w:hAnsi="AR PL UKai CN" w:eastAsia="AR PL UKai CN" w:cs="AR PL UKai CN"/>
-        </w:rPr>
-        <w:t xml:space="preserve">    大批量存储、分段读取场景搭配 fseek 实现随机读写，提升程序运行效率；</w:t>
-      </w:r>
-      <w:r>
-        <w:rPr>
-          <w:rFonts w:ascii="AR PL UKai CN" w:hAnsi="AR PL UKai CN" w:eastAsia="AR PL UKai CN" w:cs="AR PL UKai CN"/>
-        </w:rPr>
-      </w:r>
-      <w:r>
-        <w:rPr>
-          <w:rFonts w:ascii="AR PL UKai CN" w:hAnsi="AR PL UKai CN" w:cs="AR PL UKai CN"/>
-        </w:rPr>
-      </w:r>
-    </w:p>
-    <w:p>
-      <w:pPr>
-        <w:pBdr/>
-        <w:spacing/>
-        <w:ind/>
-        <w:rPr>
-          <w:rFonts w:ascii="AR PL UKai CN" w:hAnsi="AR PL UKai CN" w:cs="AR PL UKai CN"/>
-        </w:rPr>
-      </w:pPr>
-      <w:r>
-        <w:rPr>
-          <w:rFonts w:ascii="AR PL UKai CN" w:hAnsi="AR PL UKai CN" w:eastAsia="AR PL UKai CN" w:cs="AR PL UKai CN"/>
-        </w:rPr>
         <w:t xml:space="preserve">    Linux 车载一切外设皆文件，文件 IO 接口是操作 eMMC、SD 卡、串口日志的基础。</w:t>
       </w:r>
       <w:r>
         <w:rPr>
-          <w:rFonts w:ascii="AR PL UKai CN" w:hAnsi="AR PL UKai CN" w:eastAsia="AR PL UKai CN" w:cs="AR PL UKai CN"/>
+          <w:rFonts w:ascii="AR PL UKai CN" w:hAnsi="AR PL UKai CN" w:cs="AR PL UKai CN"/>
         </w:rPr>
       </w:r>
       <w:r>
